--- a/docs/files/f22_文雪_山东大学_管培通用方向.docx
+++ b/docs/files/f22_文雪_山东大学_管培通用方向.docx
@@ -9,6 +9,7 @@
           <w:rFonts w:hint="default"/>
           <w:vanish/>
         </w:rPr>
+        <w:spacing w:line="240" w:lineRule="auto" w:before="0" w:after="0"/>
       </w:pPr>
     </w:p>
     <w:tbl>
@@ -53,7 +54,7 @@
           </w:tcPr>
           <w:p>
             <w:pPr>
-              <w:spacing w:line="505" w:lineRule="atLeast"/>
+              <w:spacing w:line="240" w:lineRule="auto" w:before="0" w:after="0"/>
               <w:rPr>
                 <w:rFonts w:ascii="宋体" w:eastAsia="宋体" w:hAnsi="宋体"/>
                 <w:b/>
@@ -94,6 +95,7 @@
               <w:rPr>
                 <w:rFonts w:hint="default"/>
               </w:rPr>
+              <w:spacing w:line="240" w:lineRule="auto" w:before="0" w:after="0"/>
             </w:pPr>
             <w:r>
               <w:rPr>
@@ -132,102 +134,6 @@
           <w:trHeight w:val="430"/>
           <w:jc w:val="center"/>
         </w:trPr>
-        <w:tc>
-          <w:tcPr>
-            <w:tcW w:w="3673" w:type="dxa"/>
-            <w:tcBorders>
-              <w:top w:val="nil"/>
-              <w:left w:val="nil"/>
-              <w:bottom w:val="nil"/>
-              <w:right w:val="nil"/>
-            </w:tcBorders>
-            <w:tcMar>
-              <w:top w:w="0" w:type="dxa"/>
-              <w:left w:w="227" w:type="dxa"/>
-              <w:bottom w:w="0" w:type="dxa"/>
-              <w:right w:w="85" w:type="dxa"/>
-            </w:tcMar>
-            <w:vAlign w:val="center"/>
-          </w:tcPr>
-          <w:p>
-            <w:pPr>
-              <w:spacing w:line="315" w:lineRule="atLeast"/>
-              <w:rPr>
-                <w:rFonts w:hint="default"/>
-                <w:sz w:val="21"/>
-              </w:rPr>
-            </w:pPr>
-            <w:r>
-              <w:rPr>
-                <w:b/>
-                <w:bCs/>
-                <w:sz w:val="21"/>
-              </w:rPr>
-              <w:t>电话：</w:t>
-            </w:r>
-            <w:r>
-              <w:rPr>
-                <w:rFonts w:ascii="Times New Roman" w:hAnsi="Times New Roman" w:hint="default"/>
-                <w:sz w:val="21"/>
-              </w:rPr>
-              <w:t>18658249341</w:t>
-            </w:r>
-          </w:p>
-        </w:tc>
-        <w:tc>
-          <w:tcPr>
-            <w:tcW w:w="5868" w:type="dxa"/>
-            <w:tcBorders>
-              <w:top w:val="nil"/>
-              <w:left w:val="nil"/>
-              <w:bottom w:val="nil"/>
-              <w:right w:val="nil"/>
-            </w:tcBorders>
-            <w:tcMar>
-              <w:top w:w="0" w:type="dxa"/>
-              <w:left w:w="85" w:type="dxa"/>
-              <w:bottom w:w="0" w:type="dxa"/>
-              <w:right w:w="85" w:type="dxa"/>
-            </w:tcMar>
-            <w:vAlign w:val="center"/>
-          </w:tcPr>
-          <w:p>
-            <w:pPr>
-              <w:spacing w:line="315" w:lineRule="atLeast"/>
-              <w:rPr>
-                <w:sz w:val="21"/>
-              </w:rPr>
-            </w:pPr>
-            <w:r>
-              <w:rPr>
-                <w:b/>
-                <w:bCs/>
-                <w:sz w:val="21"/>
-              </w:rPr>
-              <w:t>邮箱：</w:t>
-            </w:r>
-            <w:r>
-              <w:rPr>
-                <w:rFonts w:ascii="Times New Roman" w:hAnsi="Times New Roman" w:hint="default"/>
-                <w:sz w:val="21"/>
-              </w:rPr>
-              <w:t>2631217547@qq.com</w:t>
-            </w:r>
-          </w:p>
-        </w:tc>
-        <w:tc>
-          <w:tcPr>
-            <w:tcW w:w="1203" w:type="dxa"/>
-            <w:shd w:val="clear" w:color="auto" w:fill="FFFFFF"/>
-          </w:tcPr>
-          <w:p>
-            <w:pPr>
-              <w:rPr>
-                <w:sz w:val="21"/>
-              </w:rPr>
-            </w:pPr>
-          </w:p>
-        </w:tc>
       </w:tr>
       <w:tr>
         <w:trPr>
@@ -254,7 +160,7 @@
           </w:tcPr>
           <w:p>
             <w:pPr>
-              <w:spacing w:line="315" w:lineRule="atLeast"/>
+              <w:spacing w:line="240" w:lineRule="auto" w:before="0" w:after="0"/>
               <w:rPr>
                 <w:b/>
                 <w:bCs/>
@@ -272,7 +178,7 @@
             </w:r>
             <w:r>
               <w:rPr>
-                <w:rFonts w:ascii="Times New Roman" w:eastAsia="宋体" w:hAnsi="Times New Roman" w:cs="宋体"/>
+                <w:rFonts w:ascii="宋体" w:eastAsia="宋体" w:hAnsi="宋体" w:cs="宋体"/>
                 <w:b/>
                 <w:bCs/>
                 <w:sz w:val="21"/>
@@ -282,6 +188,8 @@
             <w:r>
               <w:rPr>
                 <w:rFonts w:ascii="宋体" w:eastAsia="宋体" w:hAnsi="宋体" w:cs="宋体"/>
+                <w:b/>
+                <w:bCs/>
                 <w:sz w:val="21"/>
               </w:rPr>
               <w:t xml:space="preserve">管理培训生</w:t>
@@ -296,6 +204,8 @@
             <w:r>
               <w:rPr>
                 <w:rFonts w:ascii="宋体" w:eastAsia="宋体" w:hAnsi="宋体" w:cs="宋体"/>
+                <w:b/>
+                <w:bCs/>
                 <w:sz w:val="21"/>
               </w:rPr>
               <w:t xml:space="preserve">运营管培</w:t>
@@ -310,6 +220,8 @@
             <w:r>
               <w:rPr>
                 <w:rFonts w:ascii="宋体" w:eastAsia="宋体" w:hAnsi="宋体" w:cs="宋体"/>
+                <w:b/>
+                <w:bCs/>
                 <w:sz w:val="21"/>
               </w:rPr>
               <w:t xml:space="preserve">供应链管培</w:t>
@@ -326,6 +238,7 @@
               <w:rPr>
                 <w:sz w:val="21"/>
               </w:rPr>
+              <w:spacing w:line="240" w:lineRule="auto" w:before="0" w:after="0"/>
             </w:pPr>
           </w:p>
         </w:tc>
@@ -354,7 +267,7 @@
           </w:tcPr>
           <w:p>
             <w:pPr>
-              <w:spacing w:line="315" w:lineRule="atLeast"/>
+              <w:spacing w:line="240" w:lineRule="auto" w:before="0" w:after="0"/>
               <w:rPr>
                 <w:b/>
                 <w:bCs/>
@@ -373,6 +286,8 @@
             <w:r>
               <w:rPr>
                 <w:rFonts w:ascii="宋体" w:eastAsia="宋体" w:hAnsi="宋体" w:cs="宋体"/>
+                <w:b/>
+                <w:bCs/>
                 <w:sz w:val="21"/>
               </w:rPr>
               <w:t xml:space="preserve">快速学习：供应链管理专业背景，能快速掌握新业务与新工具，独立完成</w:t>
@@ -387,6 +302,8 @@
             <w:r>
               <w:rPr>
                 <w:rFonts w:ascii="宋体" w:eastAsia="宋体" w:hAnsi="宋体" w:cs="宋体"/>
+                <w:b/>
+                <w:bCs/>
                 <w:sz w:val="21"/>
               </w:rPr>
               <w:t xml:space="preserve">个从问题定义到成果交付的研究项目；执行落地：</w:t>
@@ -401,6 +318,8 @@
             <w:r>
               <w:rPr>
                 <w:rFonts w:ascii="宋体" w:eastAsia="宋体" w:hAnsi="宋体" w:cs="宋体"/>
+                <w:b/>
+                <w:bCs/>
                 <w:sz w:val="21"/>
               </w:rPr>
               <w:t xml:space="preserve">个月项目助理经验，统筹</w:t>
@@ -415,6 +334,8 @@
             <w:r>
               <w:rPr>
                 <w:rFonts w:ascii="宋体" w:eastAsia="宋体" w:hAnsi="宋体" w:cs="宋体"/>
+                <w:b/>
+                <w:bCs/>
                 <w:sz w:val="21"/>
               </w:rPr>
               <w:t xml:space="preserve">份申报材料并建立三级校验机制，实现零差错提交，细节把控能力强；数据思维：掌握</w:t>
@@ -429,6 +350,8 @@
             <w:r>
               <w:rPr>
                 <w:rFonts w:ascii="宋体" w:eastAsia="宋体" w:hAnsi="宋体" w:cs="宋体"/>
+                <w:b/>
+                <w:bCs/>
                 <w:sz w:val="21"/>
               </w:rPr>
               <w:t xml:space="preserve">，习惯用数据发现问题、支撑决策，处理过</w:t>
@@ -443,6 +366,8 @@
             <w:r>
               <w:rPr>
                 <w:rFonts w:ascii="宋体" w:eastAsia="宋体" w:hAnsi="宋体" w:cs="宋体"/>
+                <w:b/>
+                <w:bCs/>
                 <w:sz w:val="21"/>
               </w:rPr>
               <w:t xml:space="preserve">万</w:t>
@@ -457,6 +382,8 @@
             <w:r>
               <w:rPr>
                 <w:rFonts w:ascii="宋体" w:eastAsia="宋体" w:hAnsi="宋体" w:cs="宋体"/>
+                <w:b/>
+                <w:bCs/>
                 <w:sz w:val="21"/>
               </w:rPr>
               <w:t xml:space="preserve">条业务数据；沟通协作：有跨部门对接、门店团队协作经验，性格专注较真，愿意为不擅长的事投入时间</w:t>
@@ -471,6 +398,7 @@
           <w:vanish/>
           <w:sz w:val="2"/>
         </w:rPr>
+        <w:spacing w:line="240" w:lineRule="auto" w:before="0" w:after="0"/>
       </w:pPr>
     </w:p>
     <w:tbl>
@@ -512,7 +440,7 @@
           </w:tcPr>
           <w:p>
             <w:pPr>
-              <w:spacing w:line="275" w:lineRule="atLeast"/>
+              <w:spacing w:line="240" w:lineRule="auto" w:before="0" w:after="0"/>
             </w:pPr>
             <w:r>
               <w:rPr>
@@ -583,7 +511,7 @@
                 </w:tcPr>
                 <w:p>
                   <w:pPr>
-                    <w:spacing w:line="315" w:lineRule="atLeast"/>
+                    <w:spacing w:line="240" w:lineRule="auto" w:before="0" w:after="0"/>
                     <w:jc w:val="center"/>
                     <w:rPr>
                       <w:sz w:val="21"/>
@@ -610,7 +538,7 @@
                 </w:tcPr>
                 <w:p>
                   <w:pPr>
-                    <w:spacing w:line="315" w:lineRule="atLeast"/>
+                    <w:spacing w:line="240" w:lineRule="auto" w:before="0" w:after="0"/>
                     <w:rPr>
                       <w:b/>
                       <w:bCs/>
@@ -647,7 +575,7 @@
                 </w:tcPr>
                 <w:p>
                   <w:pPr>
-                    <w:spacing w:line="315" w:lineRule="atLeast"/>
+                    <w:spacing w:line="240" w:lineRule="auto" w:before="0" w:after="0"/>
                     <w:rPr>
                       <w:b/>
                       <w:bCs/>
@@ -722,7 +650,7 @@
                 </w:tcPr>
                 <w:p>
                   <w:pPr>
-                    <w:spacing w:line="315" w:lineRule="atLeast"/>
+                    <w:spacing w:line="240" w:lineRule="auto" w:before="0" w:after="0"/>
                     <w:rPr>
                       <w:rFonts w:ascii="Times New Roman" w:eastAsia="等线" w:hAnsi="Times New Roman" w:hint="default"/>
                       <w:b/>
@@ -745,7 +673,7 @@
           </w:tbl>
           <w:p>
             <w:pPr>
-              <w:spacing w:line="275" w:lineRule="atLeast"/>
+              <w:spacing w:line="240" w:lineRule="auto" w:before="0" w:after="0"/>
               <w:rPr>
                 <w:b/>
                 <w:bCs/>
@@ -760,6 +688,7 @@
         <w:rPr>
           <w:vanish/>
         </w:rPr>
+        <w:spacing w:line="240" w:lineRule="auto" w:before="0" w:after="0"/>
       </w:pPr>
     </w:p>
     <w:p>
@@ -768,6 +697,7 @@
           <w:vanish/>
           <w:sz w:val="21"/>
         </w:rPr>
+        <w:spacing w:line="240" w:lineRule="auto" w:before="0" w:after="0"/>
       </w:pPr>
     </w:p>
     <w:tbl>
@@ -809,7 +739,7 @@
           </w:tcPr>
           <w:p>
             <w:pPr>
-              <w:spacing w:line="210" w:lineRule="atLeast"/>
+              <w:spacing w:line="240" w:lineRule="auto" w:before="0" w:after="0"/>
               <w:rPr>
                 <w:sz w:val="21"/>
               </w:rPr>
@@ -839,7 +769,7 @@
                 <w:ilvl w:val="0"/>
                 <w:numId w:val="2"/>
               </w:numPr>
-              <w:spacing w:line="315" w:lineRule="atLeast"/>
+              <w:spacing w:line="240" w:lineRule="auto" w:before="0" w:after="0"/>
               <w:ind w:left="442" w:hanging="442"/>
               <w:rPr>
                 <w:sz w:val="21"/>
@@ -857,6 +787,8 @@
             <w:r>
               <w:rPr>
                 <w:rFonts w:ascii="宋体" w:eastAsia="宋体" w:hAnsi="宋体" w:cs="宋体"/>
+                <w:b/>
+                <w:bCs/>
                 <w:sz w:val="21"/>
               </w:rPr>
               <w:t xml:space="preserve">供应链管理、采购管理、物流管理、统计学、</w:t>
@@ -871,6 +803,8 @@
             <w:r>
               <w:rPr>
                 <w:rFonts w:ascii="宋体" w:eastAsia="宋体" w:hAnsi="宋体" w:cs="宋体"/>
+                <w:b/>
+                <w:bCs/>
                 <w:sz w:val="21"/>
               </w:rPr>
               <w:t xml:space="preserve">程序设计、</w:t>
@@ -885,6 +819,8 @@
             <w:r>
               <w:rPr>
                 <w:rFonts w:ascii="宋体" w:eastAsia="宋体" w:hAnsi="宋体" w:cs="宋体"/>
+                <w:b/>
+                <w:bCs/>
                 <w:sz w:val="21"/>
               </w:rPr>
               <w:t xml:space="preserve">供应链管理综合实验</w:t>
@@ -915,7 +851,7 @@
           </w:tcPr>
           <w:p>
             <w:pPr>
-              <w:spacing w:line="210" w:lineRule="atLeast"/>
+              <w:spacing w:line="240" w:lineRule="auto" w:before="0" w:after="0"/>
               <w:rPr>
                 <w:sz w:val="21"/>
               </w:rPr>
@@ -945,7 +881,7 @@
                 <w:ilvl w:val="0"/>
                 <w:numId w:val="2"/>
               </w:numPr>
-              <w:spacing w:line="315" w:lineRule="atLeast"/>
+              <w:spacing w:line="240" w:lineRule="auto" w:before="0" w:after="0"/>
               <w:rPr>
                 <w:sz w:val="21"/>
               </w:rPr>
@@ -962,6 +898,8 @@
             <w:r>
               <w:rPr>
                 <w:rFonts w:ascii="宋体" w:eastAsia="宋体" w:hAnsi="宋体" w:cs="宋体"/>
+                <w:b/>
+                <w:bCs/>
                 <w:sz w:val="21"/>
               </w:rPr>
               <w:t xml:space="preserve">山东大学</w:t>
@@ -976,6 +914,8 @@
             <w:r>
               <w:rPr>
                 <w:rFonts w:ascii="宋体" w:eastAsia="宋体" w:hAnsi="宋体" w:cs="宋体"/>
+                <w:b/>
+                <w:bCs/>
                 <w:sz w:val="21"/>
               </w:rPr>
               <w:t xml:space="preserve">—</w:t>
@@ -990,6 +930,8 @@
             <w:r>
               <w:rPr>
                 <w:rFonts w:ascii="宋体" w:eastAsia="宋体" w:hAnsi="宋体" w:cs="宋体"/>
+                <w:b/>
+                <w:bCs/>
                 <w:sz w:val="21"/>
               </w:rPr>
               <w:t xml:space="preserve">年暑期社会实践专项优秀等级</w:t>
@@ -1004,6 +946,7 @@
           <w:vanish/>
           <w:sz w:val="21"/>
         </w:rPr>
+        <w:spacing w:line="240" w:lineRule="auto" w:before="0" w:after="0"/>
       </w:pPr>
     </w:p>
     <w:p>
@@ -1012,6 +955,7 @@
           <w:vanish/>
           <w:sz w:val="2"/>
         </w:rPr>
+        <w:spacing w:line="240" w:lineRule="auto" w:before="0" w:after="0"/>
       </w:pPr>
     </w:p>
     <w:p>
@@ -1019,6 +963,7 @@
         <w:rPr>
           <w:vanish/>
         </w:rPr>
+        <w:spacing w:line="240" w:lineRule="auto" w:before="0" w:after="0"/>
       </w:pPr>
     </w:p>
     <w:p>
@@ -1027,6 +972,7 @@
           <w:vanish/>
           <w:sz w:val="21"/>
         </w:rPr>
+        <w:spacing w:line="240" w:lineRule="auto" w:before="0" w:after="0"/>
       </w:pPr>
     </w:p>
     <w:p>
@@ -1035,6 +981,7 @@
           <w:vanish/>
           <w:sz w:val="21"/>
         </w:rPr>
+        <w:spacing w:line="240" w:lineRule="auto" w:before="0" w:after="0"/>
       </w:pPr>
     </w:p>
     <w:p>
@@ -1043,6 +990,7 @@
           <w:vanish/>
           <w:sz w:val="2"/>
         </w:rPr>
+        <w:spacing w:line="240" w:lineRule="auto" w:before="0" w:after="0"/>
       </w:pPr>
     </w:p>
     <w:tbl>
@@ -1096,7 +1044,7 @@
           </w:tcPr>
           <w:p>
             <w:pPr>
-              <w:spacing w:line="275" w:lineRule="atLeast"/>
+              <w:spacing w:line="240" w:lineRule="auto" w:before="0" w:after="0"/>
               <w:rPr>
                 <w:rFonts w:ascii="Times New Roman" w:hAnsi="Times New Roman"/>
                 <w:b/>
@@ -1147,7 +1095,7 @@
           </w:tcPr>
           <w:p>
             <w:pPr>
-              <w:spacing w:line="315" w:lineRule="atLeast"/>
+              <w:spacing w:line="240" w:lineRule="auto" w:before="0" w:after="0"/>
               <w:rPr>
                 <w:rFonts w:ascii="Times New Roman" w:hAnsi="Times New Roman"/>
                 <w:sz w:val="21"/>
@@ -1175,7 +1123,7 @@
           </w:tcPr>
           <w:p>
             <w:pPr>
-              <w:spacing w:line="315" w:lineRule="atLeast"/>
+              <w:spacing w:line="240" w:lineRule="auto" w:before="0" w:after="0"/>
               <w:rPr>
                 <w:rFonts w:ascii="Times New Roman" w:hAnsi="Times New Roman"/>
                 <w:sz w:val="21"/>
@@ -1206,7 +1154,7 @@
           </w:tcPr>
           <w:p>
             <w:pPr>
-              <w:spacing w:line="315" w:lineRule="atLeast"/>
+              <w:spacing w:line="240" w:lineRule="auto" w:before="0" w:after="0"/>
               <w:rPr>
                 <w:rFonts w:ascii="Times New Roman" w:eastAsia="等线" w:hAnsi="Times New Roman"/>
                 <w:b/>
@@ -1238,7 +1186,7 @@
           </w:tcPr>
           <w:p>
             <w:pPr>
-              <w:spacing w:line="315" w:lineRule="atLeast"/>
+              <w:spacing w:line="240" w:lineRule="auto" w:before="0" w:after="0"/>
               <w:rPr>
                 <w:rFonts w:ascii="Times New Roman" w:eastAsia="等线" w:hAnsi="Times New Roman" w:hint="default"/>
                 <w:b/>
@@ -1248,7 +1196,7 @@
             </w:pPr>
             <w:r>
               <w:rPr>
-                <w:rFonts w:ascii="Times New Roman" w:eastAsia="宋体" w:hAnsi="Times New Roman" w:cs="宋体"/>
+                <w:rFonts w:ascii="宋体" w:eastAsia="宋体" w:hAnsi="宋体" w:cs="宋体"/>
                 <w:b/>
                 <w:bCs/>
                 <w:sz w:val="21"/>
@@ -1283,7 +1231,7 @@
           </w:tcPr>
           <w:p>
             <w:pPr>
-              <w:spacing w:line="315" w:lineRule="atLeast"/>
+              <w:spacing w:line="240" w:lineRule="auto" w:before="0" w:after="0"/>
               <w:rPr>
                 <w:rFonts w:ascii="Times New Roman" w:hAnsi="Times New Roman"/>
                 <w:sz w:val="21"/>
@@ -1315,7 +1263,7 @@
                 <w:ilvl w:val="0"/>
                 <w:numId w:val="9"/>
               </w:numPr>
-              <w:spacing w:line="315" w:lineRule="atLeast"/>
+              <w:spacing w:line="240" w:lineRule="auto" w:before="0" w:after="0"/>
               <w:rPr>
                 <w:rFonts w:ascii="Times New Roman" w:eastAsia="宋体" w:hAnsi="Times New Roman" w:cs="宋体" w:hint="default"/>
                 <w:sz w:val="21"/>
@@ -1324,6 +1272,8 @@
             <w:r>
               <w:rPr>
                 <w:rFonts w:ascii="宋体" w:eastAsia="宋体" w:hAnsi="宋体" w:cs="宋体"/>
+                <w:b/>
+                <w:bCs/>
                 <w:sz w:val="21"/>
               </w:rPr>
               <w:t xml:space="preserve">针对社区团购末端配送效率低、老年群体服务覆盖不足的问题，独立完成调研、建模、方案设计与验证全流程</w:t>
@@ -1335,7 +1285,7 @@
                 <w:ilvl w:val="0"/>
                 <w:numId w:val="9"/>
               </w:numPr>
-              <w:spacing w:line="315" w:lineRule="atLeast"/>
+              <w:spacing w:line="240" w:lineRule="auto" w:before="0" w:after="0"/>
               <w:rPr>
                 <w:rFonts w:ascii="Times New Roman" w:eastAsia="宋体" w:hAnsi="Times New Roman" w:cs="宋体" w:hint="default"/>
                 <w:sz w:val="21"/>
@@ -1344,6 +1294,8 @@
             <w:r>
               <w:rPr>
                 <w:rFonts w:ascii="宋体" w:eastAsia="宋体" w:hAnsi="宋体" w:cs="宋体"/>
+                <w:b/>
+                <w:bCs/>
                 <w:sz w:val="21"/>
               </w:rPr>
               <w:t xml:space="preserve">基于</w:t>
@@ -1358,6 +1310,8 @@
             <w:r>
               <w:rPr>
                 <w:rFonts w:ascii="宋体" w:eastAsia="宋体" w:hAnsi="宋体" w:cs="宋体"/>
+                <w:b/>
+                <w:bCs/>
                 <w:sz w:val="21"/>
               </w:rPr>
               <w:t xml:space="preserve">个候选点位、日均</w:t>
@@ -1372,6 +1326,8 @@
             <w:r>
               <w:rPr>
                 <w:rFonts w:ascii="宋体" w:eastAsia="宋体" w:hAnsi="宋体" w:cs="宋体"/>
+                <w:b/>
+                <w:bCs/>
                 <w:sz w:val="21"/>
               </w:rPr>
               <w:t xml:space="preserve">单真实数据，设计“</w:t>
@@ -1386,6 +1342,8 @@
             <w:r>
               <w:rPr>
                 <w:rFonts w:ascii="宋体" w:eastAsia="宋体" w:hAnsi="宋体" w:cs="宋体"/>
+                <w:b/>
+                <w:bCs/>
                 <w:sz w:val="21"/>
               </w:rPr>
               <w:t xml:space="preserve">核心点</w:t>
@@ -1400,6 +1358,8 @@
             <w:r>
               <w:rPr>
                 <w:rFonts w:ascii="宋体" w:eastAsia="宋体" w:hAnsi="宋体" w:cs="宋体"/>
+                <w:b/>
+                <w:bCs/>
                 <w:sz w:val="21"/>
               </w:rPr>
               <w:t xml:space="preserve">动态临时点”弹性布局方案，模型测算可降低运营成本</w:t>
@@ -1414,6 +1374,8 @@
             <w:r>
               <w:rPr>
                 <w:rFonts w:ascii="宋体" w:eastAsia="宋体" w:hAnsi="宋体" w:cs="宋体"/>
+                <w:b/>
+                <w:bCs/>
                 <w:sz w:val="21"/>
               </w:rPr>
               <w:t xml:space="preserve">、提升老年服务覆盖率至</w:t>
@@ -1428,6 +1390,8 @@
             <w:r>
               <w:rPr>
                 <w:rFonts w:ascii="宋体" w:eastAsia="宋体" w:hAnsi="宋体" w:cs="宋体"/>
+                <w:b/>
+                <w:bCs/>
                 <w:sz w:val="21"/>
               </w:rPr>
               <w:t xml:space="preserve">、缩短配送时长</w:t>
@@ -1446,7 +1410,7 @@
                 <w:ilvl w:val="0"/>
                 <w:numId w:val="9"/>
               </w:numPr>
-              <w:spacing w:line="315" w:lineRule="atLeast"/>
+              <w:spacing w:line="240" w:lineRule="auto" w:before="0" w:after="0"/>
               <w:rPr>
                 <w:rFonts w:ascii="Times New Roman" w:eastAsia="宋体" w:hAnsi="Times New Roman" w:cs="宋体" w:hint="default"/>
                 <w:sz w:val="21"/>
@@ -1455,6 +1419,8 @@
             <w:r>
               <w:rPr>
                 <w:rFonts w:ascii="宋体" w:eastAsia="宋体" w:hAnsi="宋体" w:cs="宋体"/>
+                <w:b/>
+                <w:bCs/>
                 <w:sz w:val="21"/>
               </w:rPr>
               <w:t xml:space="preserve">输出完整研究报告，具备问题分析、方案设计与结果验证的闭环能力</w:t>
@@ -1487,7 +1453,7 @@
           </w:tcPr>
           <w:p>
             <w:pPr>
-              <w:spacing w:line="315" w:lineRule="atLeast"/>
+              <w:spacing w:line="240" w:lineRule="auto" w:before="0" w:after="0"/>
               <w:rPr>
                 <w:rFonts w:ascii="Times New Roman" w:hAnsi="Times New Roman"/>
                 <w:sz w:val="21"/>
@@ -1515,7 +1481,7 @@
           </w:tcPr>
           <w:p>
             <w:pPr>
-              <w:spacing w:line="315" w:lineRule="atLeast"/>
+              <w:spacing w:line="240" w:lineRule="auto" w:before="0" w:after="0"/>
               <w:rPr>
                 <w:rFonts w:ascii="Times New Roman" w:hAnsi="Times New Roman"/>
                 <w:sz w:val="21"/>
@@ -1546,7 +1512,7 @@
           </w:tcPr>
           <w:p>
             <w:pPr>
-              <w:spacing w:line="315" w:lineRule="atLeast"/>
+              <w:spacing w:line="240" w:lineRule="auto" w:before="0" w:after="0"/>
               <w:rPr>
                 <w:rFonts w:ascii="Times New Roman" w:eastAsia="等线" w:hAnsi="Times New Roman"/>
                 <w:b/>
@@ -1578,7 +1544,7 @@
           </w:tcPr>
           <w:p>
             <w:pPr>
-              <w:spacing w:line="315" w:lineRule="atLeast"/>
+              <w:spacing w:line="240" w:lineRule="auto" w:before="0" w:after="0"/>
               <w:rPr>
                 <w:rFonts w:ascii="Times New Roman" w:eastAsia="等线" w:hAnsi="Times New Roman" w:hint="default"/>
                 <w:b/>
@@ -1588,7 +1554,7 @@
             </w:pPr>
             <w:r>
               <w:rPr>
-                <w:rFonts w:ascii="Times New Roman" w:eastAsia="宋体" w:hAnsi="Times New Roman" w:cs="宋体"/>
+                <w:rFonts w:ascii="宋体" w:eastAsia="宋体" w:hAnsi="宋体" w:cs="宋体"/>
                 <w:b/>
                 <w:bCs/>
                 <w:sz w:val="21"/>
@@ -1623,7 +1589,7 @@
           </w:tcPr>
           <w:p>
             <w:pPr>
-              <w:spacing w:line="315" w:lineRule="atLeast"/>
+              <w:spacing w:line="240" w:lineRule="auto" w:before="0" w:after="0"/>
               <w:rPr>
                 <w:rFonts w:ascii="Times New Roman" w:hAnsi="Times New Roman"/>
                 <w:sz w:val="21"/>
@@ -1655,7 +1621,7 @@
                 <w:ilvl w:val="0"/>
                 <w:numId w:val="9"/>
               </w:numPr>
-              <w:spacing w:line="315" w:lineRule="atLeast"/>
+              <w:spacing w:line="240" w:lineRule="auto" w:before="0" w:after="0"/>
               <w:rPr>
                 <w:rFonts w:ascii="Times New Roman" w:eastAsia="宋体" w:hAnsi="Times New Roman" w:cs="宋体" w:hint="default"/>
                 <w:sz w:val="21"/>
@@ -1664,6 +1630,8 @@
             <w:r>
               <w:rPr>
                 <w:rFonts w:ascii="宋体" w:eastAsia="宋体" w:hAnsi="宋体" w:cs="宋体"/>
+                <w:b/>
+                <w:bCs/>
                 <w:sz w:val="21"/>
               </w:rPr>
               <w:t xml:space="preserve">设计</w:t>
@@ -1678,6 +1646,8 @@
             <w:r>
               <w:rPr>
                 <w:rFonts w:ascii="宋体" w:eastAsia="宋体" w:hAnsi="宋体" w:cs="宋体"/>
+                <w:b/>
+                <w:bCs/>
                 <w:sz w:val="21"/>
               </w:rPr>
               <w:t xml:space="preserve">点李克特量表问卷并发放，回收</w:t>
@@ -1692,6 +1662,8 @@
             <w:r>
               <w:rPr>
                 <w:rFonts w:ascii="宋体" w:eastAsia="宋体" w:hAnsi="宋体" w:cs="宋体"/>
+                <w:b/>
+                <w:bCs/>
                 <w:sz w:val="21"/>
               </w:rPr>
               <w:t xml:space="preserve">份有效样本，用</w:t>
@@ -1706,6 +1678,8 @@
             <w:r>
               <w:rPr>
                 <w:rFonts w:ascii="宋体" w:eastAsia="宋体" w:hAnsi="宋体" w:cs="宋体"/>
+                <w:b/>
+                <w:bCs/>
                 <w:sz w:val="21"/>
               </w:rPr>
               <w:t xml:space="preserve">和</w:t>
@@ -1720,6 +1694,8 @@
             <w:r>
               <w:rPr>
                 <w:rFonts w:ascii="宋体" w:eastAsia="宋体" w:hAnsi="宋体" w:cs="宋体"/>
+                <w:b/>
+                <w:bCs/>
                 <w:sz w:val="21"/>
               </w:rPr>
               <w:t xml:space="preserve">完成数据清洗与统计分析</w:t>
@@ -1731,7 +1707,7 @@
                 <w:ilvl w:val="0"/>
                 <w:numId w:val="9"/>
               </w:numPr>
-              <w:spacing w:line="315" w:lineRule="atLeast"/>
+              <w:spacing w:line="240" w:lineRule="auto" w:before="0" w:after="0"/>
               <w:rPr>
                 <w:rFonts w:ascii="Times New Roman" w:eastAsia="宋体" w:hAnsi="Times New Roman" w:cs="宋体" w:hint="default"/>
                 <w:sz w:val="21"/>
@@ -1740,6 +1716,8 @@
             <w:r>
               <w:rPr>
                 <w:rFonts w:ascii="宋体" w:eastAsia="宋体" w:hAnsi="宋体" w:cs="宋体"/>
+                <w:b/>
+                <w:bCs/>
                 <w:sz w:val="21"/>
               </w:rPr>
               <w:t xml:space="preserve">识别出交互性、个性化、自主性为影响用户体验的核心因素，验证用户智能体验的关键中介作用，输出研究结论与优化建议</w:t>
@@ -1772,7 +1750,7 @@
           </w:tcPr>
           <w:p>
             <w:pPr>
-              <w:spacing w:line="315" w:lineRule="atLeast"/>
+              <w:spacing w:line="240" w:lineRule="auto" w:before="0" w:after="0"/>
               <w:rPr>
                 <w:rFonts w:ascii="Times New Roman" w:hAnsi="Times New Roman"/>
                 <w:sz w:val="21"/>
@@ -1800,7 +1778,7 @@
           </w:tcPr>
           <w:p>
             <w:pPr>
-              <w:spacing w:line="315" w:lineRule="atLeast"/>
+              <w:spacing w:line="240" w:lineRule="auto" w:before="0" w:after="0"/>
               <w:rPr>
                 <w:rFonts w:ascii="Times New Roman" w:hAnsi="Times New Roman"/>
                 <w:sz w:val="21"/>
@@ -1831,7 +1809,7 @@
           </w:tcPr>
           <w:p>
             <w:pPr>
-              <w:spacing w:line="315" w:lineRule="atLeast"/>
+              <w:spacing w:line="240" w:lineRule="auto" w:before="0" w:after="0"/>
               <w:rPr>
                 <w:rFonts w:ascii="Times New Roman" w:eastAsia="等线" w:hAnsi="Times New Roman"/>
                 <w:b/>
@@ -1863,7 +1841,7 @@
           </w:tcPr>
           <w:p>
             <w:pPr>
-              <w:spacing w:line="315" w:lineRule="atLeast"/>
+              <w:spacing w:line="240" w:lineRule="auto" w:before="0" w:after="0"/>
               <w:rPr>
                 <w:rFonts w:ascii="Times New Roman" w:eastAsia="等线" w:hAnsi="Times New Roman" w:hint="default"/>
                 <w:b/>
@@ -1873,7 +1851,7 @@
             </w:pPr>
             <w:r>
               <w:rPr>
-                <w:rFonts w:ascii="Times New Roman" w:eastAsia="宋体" w:hAnsi="Times New Roman" w:cs="宋体"/>
+                <w:rFonts w:ascii="宋体" w:eastAsia="宋体" w:hAnsi="宋体" w:cs="宋体"/>
                 <w:b/>
                 <w:bCs/>
                 <w:sz w:val="21"/>
@@ -1908,7 +1886,7 @@
           </w:tcPr>
           <w:p>
             <w:pPr>
-              <w:spacing w:line="315" w:lineRule="atLeast"/>
+              <w:spacing w:line="240" w:lineRule="auto" w:before="0" w:after="0"/>
               <w:rPr>
                 <w:rFonts w:ascii="Times New Roman" w:hAnsi="Times New Roman"/>
                 <w:sz w:val="21"/>
@@ -1940,7 +1918,7 @@
                 <w:ilvl w:val="0"/>
                 <w:numId w:val="9"/>
               </w:numPr>
-              <w:spacing w:line="315" w:lineRule="atLeast"/>
+              <w:spacing w:line="240" w:lineRule="auto" w:before="0" w:after="0"/>
               <w:rPr>
                 <w:rFonts w:ascii="Times New Roman" w:eastAsia="宋体" w:hAnsi="Times New Roman" w:cs="宋体" w:hint="default"/>
                 <w:sz w:val="21"/>
@@ -1949,6 +1927,8 @@
             <w:r>
               <w:rPr>
                 <w:rFonts w:ascii="宋体" w:eastAsia="宋体" w:hAnsi="宋体" w:cs="宋体"/>
+                <w:b/>
+                <w:bCs/>
                 <w:sz w:val="21"/>
               </w:rPr>
               <w:t xml:space="preserve">基于</w:t>
@@ -1963,6 +1943,8 @@
             <w:r>
               <w:rPr>
                 <w:rFonts w:ascii="宋体" w:eastAsia="宋体" w:hAnsi="宋体" w:cs="宋体"/>
+                <w:b/>
+                <w:bCs/>
                 <w:sz w:val="21"/>
               </w:rPr>
               <w:t xml:space="preserve">条真实营销数据，用</w:t>
@@ -1977,6 +1959,8 @@
             <w:r>
               <w:rPr>
                 <w:rFonts w:ascii="宋体" w:eastAsia="宋体" w:hAnsi="宋体" w:cs="宋体"/>
+                <w:b/>
+                <w:bCs/>
                 <w:sz w:val="21"/>
               </w:rPr>
               <w:t xml:space="preserve">完成数据清洗与多维度分层统计，绘制帕累托图、相关性热力图、转化瀑布图</w:t>
@@ -1988,7 +1972,7 @@
                 <w:ilvl w:val="0"/>
                 <w:numId w:val="9"/>
               </w:numPr>
-              <w:spacing w:line="315" w:lineRule="atLeast"/>
+              <w:spacing w:line="240" w:lineRule="auto" w:before="0" w:after="0"/>
               <w:rPr>
                 <w:rFonts w:ascii="Times New Roman" w:eastAsia="宋体" w:hAnsi="Times New Roman" w:cs="宋体" w:hint="default"/>
                 <w:sz w:val="21"/>
@@ -1997,6 +1981,8 @@
             <w:r>
               <w:rPr>
                 <w:rFonts w:ascii="宋体" w:eastAsia="宋体" w:hAnsi="宋体" w:cs="宋体"/>
+                <w:b/>
+                <w:bCs/>
                 <w:sz w:val="21"/>
               </w:rPr>
               <w:t xml:space="preserve">通过多维度统计呈现客户群体响应差异，定位营销流失关键环节，独立交付分析报告，具备数据处理与问题洞察能力</w:t>
@@ -2029,7 +2015,7 @@
           </w:tcPr>
           <w:p>
             <w:pPr>
-              <w:spacing w:line="315" w:lineRule="atLeast"/>
+              <w:spacing w:line="240" w:lineRule="auto" w:before="0" w:after="0"/>
               <w:rPr>
                 <w:rFonts w:ascii="Times New Roman" w:hAnsi="Times New Roman"/>
                 <w:sz w:val="21"/>
@@ -2057,7 +2043,7 @@
           </w:tcPr>
           <w:p>
             <w:pPr>
-              <w:spacing w:line="315" w:lineRule="atLeast"/>
+              <w:spacing w:line="240" w:lineRule="auto" w:before="0" w:after="0"/>
               <w:rPr>
                 <w:rFonts w:ascii="Times New Roman" w:hAnsi="Times New Roman"/>
                 <w:sz w:val="21"/>
@@ -2065,7 +2051,7 @@
             </w:pPr>
             <w:r>
               <w:rPr>
-                <w:rFonts w:ascii="Times New Roman" w:eastAsia="宋体" w:hAnsi="Times New Roman" w:cs="宋体"/>
+                <w:rFonts w:ascii="宋体" w:eastAsia="宋体" w:hAnsi="宋体" w:cs="宋体"/>
                 <w:b/>
                 <w:bCs/>
                 <w:sz w:val="21"/>
@@ -2097,7 +2083,7 @@
           </w:tcPr>
           <w:p>
             <w:pPr>
-              <w:spacing w:line="315" w:lineRule="atLeast"/>
+              <w:spacing w:line="240" w:lineRule="auto" w:before="0" w:after="0"/>
               <w:rPr>
                 <w:rFonts w:ascii="Times New Roman" w:eastAsia="等线" w:hAnsi="Times New Roman"/>
                 <w:b/>
@@ -2129,7 +2115,7 @@
           </w:tcPr>
           <w:p>
             <w:pPr>
-              <w:spacing w:line="315" w:lineRule="atLeast"/>
+              <w:spacing w:line="240" w:lineRule="auto" w:before="0" w:after="0"/>
               <w:rPr>
                 <w:rFonts w:ascii="Times New Roman" w:eastAsia="等线" w:hAnsi="Times New Roman" w:hint="default"/>
                 <w:b/>
@@ -2139,7 +2125,7 @@
             </w:pPr>
             <w:r>
               <w:rPr>
-                <w:rFonts w:ascii="Times New Roman" w:eastAsia="宋体" w:hAnsi="Times New Roman" w:cs="宋体"/>
+                <w:rFonts w:ascii="宋体" w:eastAsia="宋体" w:hAnsi="宋体" w:cs="宋体"/>
                 <w:b/>
                 <w:bCs/>
                 <w:sz w:val="21"/>
@@ -2174,7 +2160,7 @@
           </w:tcPr>
           <w:p>
             <w:pPr>
-              <w:spacing w:line="315" w:lineRule="atLeast"/>
+              <w:spacing w:line="240" w:lineRule="auto" w:before="0" w:after="0"/>
               <w:rPr>
                 <w:rFonts w:ascii="Times New Roman" w:hAnsi="Times New Roman"/>
                 <w:sz w:val="21"/>
@@ -2206,7 +2192,7 @@
                 <w:ilvl w:val="0"/>
                 <w:numId w:val="9"/>
               </w:numPr>
-              <w:spacing w:line="315" w:lineRule="atLeast"/>
+              <w:spacing w:line="240" w:lineRule="auto" w:before="0" w:after="0"/>
               <w:rPr>
                 <w:rFonts w:ascii="Times New Roman" w:eastAsia="宋体" w:hAnsi="Times New Roman" w:cs="宋体" w:hint="default"/>
                 <w:sz w:val="21"/>
@@ -2215,6 +2201,8 @@
             <w:r>
               <w:rPr>
                 <w:rFonts w:ascii="宋体" w:eastAsia="宋体" w:hAnsi="宋体" w:cs="宋体"/>
+                <w:b/>
+                <w:bCs/>
                 <w:sz w:val="21"/>
               </w:rPr>
               <w:t xml:space="preserve">以账套主管角色使用用友</w:t>
@@ -2229,9 +2217,521 @@
             <w:r>
               <w:rPr>
                 <w:rFonts w:ascii="宋体" w:eastAsia="宋体" w:hAnsi="宋体" w:cs="宋体"/>
+                <w:b/>
+                <w:bCs/>
                 <w:sz w:val="21"/>
               </w:rPr>
               <w:t xml:space="preserve">，以模拟贸易企业为对象，独立完成采购→入库→销售→出库→调拨→盘点→核算→凭证全流程操作，理解企业核心业务模块的运转逻辑与单据联动</w:t>
+            </w:r>
+          </w:p>
+        </w:tc>
+      </w:tr>
+      <w:tr>
+        <w:trPr>
+          <w:gridAfter w:val="2"/>
+          <w:wAfter w:w="880" w:type="dxa"/>
+          <w:jc w:val="center"/>
+        </w:trPr>
+        <w:tc>
+          <w:tcPr>
+            <w:tcW w:w="695" w:type="dxa"/>
+            <w:tcBorders>
+              <w:top w:val="nil"/>
+              <w:left w:val="nil"/>
+              <w:bottom w:val="nil"/>
+              <w:right w:val="nil"/>
+            </w:tcBorders>
+            <w:tcMar>
+              <w:top w:w="0" w:type="dxa"/>
+              <w:left w:w="113" w:type="dxa"/>
+              <w:bottom w:w="0" w:type="dxa"/>
+              <w:right w:w="85" w:type="dxa"/>
+            </w:tcMar>
+            <w:vAlign w:val="center"/>
+          </w:tcPr>
+          <w:p>
+            <w:pPr>
+              <w:spacing w:line="240" w:lineRule="auto" w:before="0" w:after="0"/>
+              <w:rPr>
+                <w:rFonts w:ascii="Times New Roman" w:hAnsi="Times New Roman"/>
+                <w:sz w:val="21"/>
+              </w:rPr>
+            </w:pPr>
+          </w:p>
+        </w:tc>
+        <w:tc>
+          <w:tcPr>
+            <w:tcW w:w="4600" w:type="dxa"/>
+            <w:gridSpan w:val="4"/>
+            <w:tcBorders>
+              <w:top w:val="nil"/>
+              <w:left w:val="nil"/>
+              <w:bottom w:val="nil"/>
+              <w:right w:val="nil"/>
+            </w:tcBorders>
+            <w:tcMar>
+              <w:top w:w="0" w:type="dxa"/>
+              <w:left w:w="85" w:type="dxa"/>
+              <w:bottom w:w="0" w:type="dxa"/>
+              <w:right w:w="85" w:type="dxa"/>
+            </w:tcMar>
+            <w:vAlign w:val="center"/>
+          </w:tcPr>
+          <w:p>
+            <w:pPr>
+              <w:spacing w:line="240" w:lineRule="auto" w:before="0" w:after="0"/>
+              <w:rPr>
+                <w:rFonts w:ascii="Times New Roman" w:hAnsi="Times New Roman"/>
+                <w:sz w:val="21"/>
+              </w:rPr>
+            </w:pPr>
+            <w:r>
+              <w:rPr>
+                <w:rFonts w:ascii="宋体" w:eastAsia="宋体" w:hAnsi="宋体" w:cs="宋体"/>
+                <w:b/>
+                <w:bCs/>
+                <w:sz w:val="21"/>
+              </w:rPr>
+              <w:t xml:space="preserve">ERP</w:t>
+            </w:r>
+            <w:r>
+              <w:rPr>
+                <w:rFonts w:ascii="宋体" w:eastAsia="宋体" w:hAnsi="宋体" w:cs="宋体"/>
+                <w:b/>
+                <w:bCs/>
+                <w:sz w:val="21"/>
+              </w:rPr>
+              <w:t xml:space="preserve">供应链全流程模拟操作</w:t>
+            </w:r>
+          </w:p>
+        </w:tc>
+        <w:tc>
+          <w:tcPr>
+            <w:tcW w:w="2693" w:type="dxa"/>
+            <w:gridSpan w:val="2"/>
+            <w:tcBorders>
+              <w:top w:val="nil"/>
+              <w:left w:val="nil"/>
+              <w:bottom w:val="nil"/>
+              <w:right w:val="nil"/>
+            </w:tcBorders>
+            <w:vAlign w:val="center"/>
+          </w:tcPr>
+          <w:p>
+            <w:pPr>
+              <w:spacing w:line="240" w:lineRule="auto" w:before="0" w:after="0"/>
+              <w:rPr>
+                <w:rFonts w:ascii="Times New Roman" w:eastAsia="等线" w:hAnsi="Times New Roman"/>
+                <w:b/>
+                <w:bCs/>
+                <w:sz w:val="21"/>
+              </w:rPr>
+            </w:pPr>
+            <w:r>
+              <w:rPr>
+                <w:rFonts w:ascii="宋体" w:eastAsia="宋体" w:hAnsi="宋体" w:cs="宋体"/>
+                <w:b/>
+                <w:bCs/>
+                <w:sz w:val="21"/>
+              </w:rPr>
+              <w:t xml:space="preserve">课程实验・账套主管</w:t>
+            </w:r>
+          </w:p>
+        </w:tc>
+        <w:tc>
+          <w:tcPr>
+            <w:tcW w:w="2755" w:type="dxa"/>
+            <w:tcBorders>
+              <w:top w:val="nil"/>
+              <w:left w:val="nil"/>
+              <w:bottom w:val="nil"/>
+              <w:right w:val="nil"/>
+            </w:tcBorders>
+            <w:vAlign w:val="center"/>
+          </w:tcPr>
+          <w:p>
+            <w:pPr>
+              <w:spacing w:line="240" w:lineRule="auto" w:before="0" w:after="0"/>
+              <w:rPr>
+                <w:rFonts w:ascii="Times New Roman" w:eastAsia="等线" w:hAnsi="Times New Roman" w:hint="default"/>
+                <w:b/>
+                <w:bCs/>
+                <w:sz w:val="21"/>
+              </w:rPr>
+            </w:pPr>
+            <w:r>
+              <w:rPr>
+                <w:rFonts w:ascii="宋体" w:eastAsia="宋体" w:hAnsi="宋体" w:cs="宋体"/>
+                <w:b/>
+                <w:bCs/>
+                <w:sz w:val="21"/>
+              </w:rPr>
+              <w:t xml:space="preserve">2025.03-2025.07</w:t>
+            </w:r>
+          </w:p>
+        </w:tc>
+      </w:tr>
+      <w:tr>
+        <w:trPr>
+          <w:gridAfter w:val="2"/>
+          <w:wAfter w:w="880" w:type="dxa"/>
+          <w:jc w:val="center"/>
+        </w:trPr>
+        <w:tc>
+          <w:tcPr>
+            <w:tcW w:w="695" w:type="dxa"/>
+            <w:tcBorders>
+              <w:top w:val="nil"/>
+              <w:left w:val="nil"/>
+              <w:bottom w:val="nil"/>
+              <w:right w:val="nil"/>
+            </w:tcBorders>
+            <w:tcMar>
+              <w:top w:w="0" w:type="dxa"/>
+              <w:left w:w="113" w:type="dxa"/>
+              <w:bottom w:w="0" w:type="dxa"/>
+              <w:right w:w="85" w:type="dxa"/>
+            </w:tcMar>
+            <w:vAlign w:val="center"/>
+          </w:tcPr>
+          <w:p>
+            <w:pPr>
+              <w:spacing w:line="240" w:lineRule="auto" w:before="0" w:after="0"/>
+              <w:rPr>
+                <w:rFonts w:ascii="Times New Roman" w:hAnsi="Times New Roman"/>
+                <w:sz w:val="21"/>
+              </w:rPr>
+            </w:pPr>
+          </w:p>
+        </w:tc>
+        <w:tc>
+          <w:tcPr>
+            <w:tcW w:w="10048" w:type="dxa"/>
+            <w:gridSpan w:val="7"/>
+            <w:tcBorders>
+              <w:top w:val="nil"/>
+              <w:left w:val="nil"/>
+              <w:bottom w:val="nil"/>
+              <w:right w:val="nil"/>
+            </w:tcBorders>
+            <w:tcMar>
+              <w:top w:w="0" w:type="dxa"/>
+              <w:left w:w="85" w:type="dxa"/>
+              <w:bottom w:w="0" w:type="dxa"/>
+              <w:right w:w="85" w:type="dxa"/>
+            </w:tcMar>
+            <w:vAlign w:val="center"/>
+          </w:tcPr>
+          <w:p>
+            <w:pPr>
+              <w:numPr>
+                <w:ilvl w:val="0"/>
+                <w:numId w:val="9"/>
+              </w:numPr>
+              <w:spacing w:line="240" w:lineRule="auto" w:before="0" w:after="0"/>
+              <w:rPr>
+                <w:rFonts w:ascii="Times New Roman" w:eastAsia="宋体" w:hAnsi="Times New Roman" w:cs="宋体" w:hint="default"/>
+                <w:sz w:val="21"/>
+              </w:rPr>
+            </w:pPr>
+            <w:r>
+              <w:rPr>
+                <w:rFonts w:ascii="Times New Roman" w:eastAsia="宋体" w:hAnsi="Times New Roman" w:cs="宋体"/>
+                <w:b/>
+                <w:bCs/>
+                <w:sz w:val="21"/>
+              </w:rPr>
+              <w:t xml:space="preserve">以账套主管角色，以模拟箱包贸易企业为对象，独立完成采购订单→到货入库→销售订单→发货出库→库存调拨→盘点→存货核算→收付款凭证全流程实操</w:t>
+            </w:r>
+          </w:p>
+          <w:p>
+            <w:pPr>
+              <w:numPr>
+                <w:ilvl w:val="0"/>
+                <w:numId w:val="9"/>
+              </w:numPr>
+              <w:spacing w:line="240" w:lineRule="auto" w:before="0" w:after="0"/>
+              <w:rPr>
+                <w:rFonts w:ascii="Times New Roman" w:eastAsia="宋体" w:hAnsi="Times New Roman" w:cs="宋体" w:hint="default"/>
+                <w:sz w:val="21"/>
+              </w:rPr>
+            </w:pPr>
+            <w:r>
+              <w:rPr>
+                <w:rFonts w:ascii="Times New Roman" w:eastAsia="宋体" w:hAnsi="Times New Roman" w:cs="宋体"/>
+                <w:b/>
+                <w:bCs/>
+                <w:sz w:val="21"/>
+              </w:rPr>
+              <w:t xml:space="preserve">梳理采购、销售、库存等模块间的数据流转与单据关联逻辑，理解</w:t>
+            </w:r>
+            <w:r>
+              <w:rPr>
+                <w:rFonts w:ascii="Times New Roman" w:hAnsi="Times New Roman" w:hint="default"/>
+                <w:sz w:val="21"/>
+              </w:rPr>
+              <w:t xml:space="preserve">ERP</w:t>
+            </w:r>
+            <w:r>
+              <w:rPr>
+                <w:rFonts w:ascii="Times New Roman" w:eastAsia="宋体" w:hAnsi="Times New Roman" w:cs="宋体"/>
+                <w:b/>
+                <w:bCs/>
+                <w:sz w:val="21"/>
+              </w:rPr>
+              <w:t xml:space="preserve">系统供应链业务标准化运作机制</w:t>
+            </w:r>
+          </w:p>
+        </w:tc>
+      </w:tr>
+      <w:tr>
+        <w:trPr>
+          <w:gridAfter w:val="2"/>
+          <w:wAfter w:w="880" w:type="dxa"/>
+          <w:jc w:val="center"/>
+        </w:trPr>
+        <w:tc>
+          <w:tcPr>
+            <w:tcW w:w="695" w:type="dxa"/>
+            <w:tcBorders>
+              <w:top w:val="nil"/>
+              <w:left w:val="nil"/>
+              <w:bottom w:val="nil"/>
+              <w:right w:val="nil"/>
+            </w:tcBorders>
+            <w:tcMar>
+              <w:top w:w="0" w:type="dxa"/>
+              <w:left w:w="113" w:type="dxa"/>
+              <w:bottom w:w="0" w:type="dxa"/>
+              <w:right w:w="85" w:type="dxa"/>
+            </w:tcMar>
+            <w:vAlign w:val="center"/>
+          </w:tcPr>
+          <w:p>
+            <w:pPr>
+              <w:spacing w:line="240" w:lineRule="auto" w:before="0" w:after="0"/>
+              <w:rPr>
+                <w:rFonts w:ascii="Times New Roman" w:hAnsi="Times New Roman"/>
+                <w:sz w:val="21"/>
+              </w:rPr>
+            </w:pPr>
+          </w:p>
+        </w:tc>
+        <w:tc>
+          <w:tcPr>
+            <w:tcW w:w="4600" w:type="dxa"/>
+            <w:gridSpan w:val="4"/>
+            <w:tcBorders>
+              <w:top w:val="nil"/>
+              <w:left w:val="nil"/>
+              <w:bottom w:val="nil"/>
+              <w:right w:val="nil"/>
+            </w:tcBorders>
+            <w:tcMar>
+              <w:top w:w="0" w:type="dxa"/>
+              <w:left w:w="85" w:type="dxa"/>
+              <w:bottom w:w="0" w:type="dxa"/>
+              <w:right w:w="85" w:type="dxa"/>
+            </w:tcMar>
+            <w:vAlign w:val="center"/>
+          </w:tcPr>
+          <w:p>
+            <w:pPr>
+              <w:spacing w:line="240" w:lineRule="auto" w:before="0" w:after="0"/>
+              <w:rPr>
+                <w:rFonts w:ascii="Times New Roman" w:hAnsi="Times New Roman"/>
+                <w:sz w:val="21"/>
+              </w:rPr>
+            </w:pPr>
+            <w:r>
+              <w:rPr>
+                <w:rFonts w:ascii="Times New Roman" w:eastAsia="宋体" w:hAnsi="Times New Roman" w:cs="宋体"/>
+                <w:b/>
+                <w:bCs/>
+                <w:sz w:val="21"/>
+              </w:rPr>
+              <w:t xml:space="preserve">ERP</w:t>
+            </w:r>
+            <w:r>
+              <w:rPr>
+                <w:rFonts w:ascii="宋体" w:eastAsia="宋体" w:hAnsi="宋体" w:cs="宋体"/>
+                <w:b/>
+                <w:bCs/>
+                <w:sz w:val="21"/>
+              </w:rPr>
+              <w:t xml:space="preserve">供应链全流程模拟操作</w:t>
+            </w:r>
+          </w:p>
+        </w:tc>
+        <w:tc>
+          <w:tcPr>
+            <w:tcW w:w="2693" w:type="dxa"/>
+            <w:gridSpan w:val="2"/>
+            <w:tcBorders>
+              <w:top w:val="nil"/>
+              <w:left w:val="nil"/>
+              <w:bottom w:val="nil"/>
+              <w:right w:val="nil"/>
+            </w:tcBorders>
+            <w:vAlign w:val="center"/>
+          </w:tcPr>
+          <w:p>
+            <w:pPr>
+              <w:spacing w:line="240" w:lineRule="auto" w:before="0" w:after="0"/>
+              <w:rPr>
+                <w:rFonts w:ascii="Times New Roman" w:eastAsia="等线" w:hAnsi="Times New Roman"/>
+                <w:b/>
+                <w:bCs/>
+                <w:sz w:val="21"/>
+              </w:rPr>
+            </w:pPr>
+            <w:r>
+              <w:rPr>
+                <w:rFonts w:ascii="宋体" w:eastAsia="宋体" w:hAnsi="宋体" w:cs="宋体"/>
+                <w:b/>
+                <w:bCs/>
+                <w:sz w:val="21"/>
+              </w:rPr>
+              <w:t xml:space="preserve">课程实验・账套主管</w:t>
+            </w:r>
+          </w:p>
+        </w:tc>
+        <w:tc>
+          <w:tcPr>
+            <w:tcW w:w="2755" w:type="dxa"/>
+            <w:tcBorders>
+              <w:top w:val="nil"/>
+              <w:left w:val="nil"/>
+              <w:bottom w:val="nil"/>
+              <w:right w:val="nil"/>
+            </w:tcBorders>
+            <w:vAlign w:val="center"/>
+          </w:tcPr>
+          <w:p>
+            <w:pPr>
+              <w:spacing w:line="240" w:lineRule="auto" w:before="0" w:after="0"/>
+              <w:rPr>
+                <w:rFonts w:ascii="Times New Roman" w:eastAsia="等线" w:hAnsi="Times New Roman" w:hint="default"/>
+                <w:b/>
+                <w:bCs/>
+                <w:sz w:val="21"/>
+              </w:rPr>
+            </w:pPr>
+            <w:r>
+              <w:rPr>
+                <w:rFonts w:ascii="Times New Roman" w:eastAsia="宋体" w:hAnsi="Times New Roman" w:cs="宋体"/>
+                <w:b/>
+                <w:bCs/>
+                <w:sz w:val="21"/>
+              </w:rPr>
+              <w:t xml:space="preserve">2025.03-2025.07</w:t>
+            </w:r>
+          </w:p>
+        </w:tc>
+      </w:tr>
+      <w:tr>
+        <w:trPr>
+          <w:gridAfter w:val="2"/>
+          <w:wAfter w:w="880" w:type="dxa"/>
+          <w:jc w:val="center"/>
+        </w:trPr>
+        <w:tc>
+          <w:tcPr>
+            <w:tcW w:w="695" w:type="dxa"/>
+            <w:tcBorders>
+              <w:top w:val="nil"/>
+              <w:left w:val="nil"/>
+              <w:bottom w:val="nil"/>
+              <w:right w:val="nil"/>
+            </w:tcBorders>
+            <w:tcMar>
+              <w:top w:w="0" w:type="dxa"/>
+              <w:left w:w="113" w:type="dxa"/>
+              <w:bottom w:w="0" w:type="dxa"/>
+              <w:right w:w="85" w:type="dxa"/>
+            </w:tcMar>
+            <w:vAlign w:val="center"/>
+          </w:tcPr>
+          <w:p>
+            <w:pPr>
+              <w:spacing w:line="240" w:lineRule="auto" w:before="0" w:after="0"/>
+              <w:rPr>
+                <w:rFonts w:ascii="Times New Roman" w:hAnsi="Times New Roman"/>
+                <w:sz w:val="21"/>
+              </w:rPr>
+            </w:pPr>
+          </w:p>
+        </w:tc>
+        <w:tc>
+          <w:tcPr>
+            <w:tcW w:w="10048" w:type="dxa"/>
+            <w:gridSpan w:val="7"/>
+            <w:tcBorders>
+              <w:top w:val="nil"/>
+              <w:left w:val="nil"/>
+              <w:bottom w:val="nil"/>
+              <w:right w:val="nil"/>
+            </w:tcBorders>
+            <w:tcMar>
+              <w:top w:w="0" w:type="dxa"/>
+              <w:left w:w="85" w:type="dxa"/>
+              <w:bottom w:w="0" w:type="dxa"/>
+              <w:right w:w="85" w:type="dxa"/>
+            </w:tcMar>
+            <w:vAlign w:val="center"/>
+          </w:tcPr>
+          <w:p>
+            <w:pPr>
+              <w:numPr>
+                <w:ilvl w:val="0"/>
+                <w:numId w:val="9"/>
+              </w:numPr>
+              <w:spacing w:line="240" w:lineRule="auto" w:before="0" w:after="0"/>
+              <w:rPr>
+                <w:rFonts w:ascii="Times New Roman" w:eastAsia="宋体" w:hAnsi="Times New Roman" w:cs="宋体" w:hint="default"/>
+                <w:sz w:val="21"/>
+              </w:rPr>
+            </w:pPr>
+            <w:r>
+              <w:rPr>
+                <w:rFonts w:ascii="宋体" w:eastAsia="宋体" w:hAnsi="宋体" w:cs="宋体"/>
+                <w:sz w:val="21"/>
+              </w:rPr>
+              <w:t xml:space="preserve">以账套主管角色，以模拟箱包贸易企业为对象，独立完成采购订单→到货入库→销售订单→发货出库→库存调拨→盘点→存货核算→收付款凭证全流程实操</w:t>
+            </w:r>
+          </w:p>
+          <w:p>
+            <w:pPr>
+              <w:numPr>
+                <w:ilvl w:val="0"/>
+                <w:numId w:val="9"/>
+              </w:numPr>
+              <w:spacing w:line="240" w:lineRule="auto" w:before="0" w:after="0"/>
+              <w:rPr>
+                <w:rFonts w:ascii="Times New Roman" w:eastAsia="宋体" w:hAnsi="Times New Roman" w:cs="宋体" w:hint="default"/>
+                <w:sz w:val="21"/>
+              </w:rPr>
+            </w:pPr>
+            <w:r>
+              <w:rPr>
+                <w:rFonts w:ascii="宋体" w:eastAsia="宋体" w:hAnsi="宋体" w:cs="宋体"/>
+                <w:sz w:val="21"/>
+              </w:rPr>
+              <w:t xml:space="preserve">梳理采购、销售、库存等模块间的数据流转与单据关联逻辑，理解</w:t>
+            </w:r>
+            <w:r>
+              <w:rPr>
+                <w:rFonts w:ascii="Times New Roman" w:hAnsi="Times New Roman" w:hint="default"/>
+                <w:sz w:val="21"/>
+              </w:rPr>
+              <w:t xml:space="preserve">ERP</w:t>
+            </w:r>
+            <w:r>
+              <w:rPr>
+                <w:rFonts w:ascii="宋体" w:eastAsia="宋体" w:hAnsi="宋体" w:cs="宋体"/>
+                <w:sz w:val="21"/>
+              </w:rPr>
+              <w:t xml:space="preserve">系统供应链业务标准化运作机制</w:t>
             </w:r>
           </w:p>
         </w:tc>
@@ -2263,7 +2763,7 @@
           </w:tcPr>
           <w:p>
             <w:pPr>
-              <w:spacing w:line="275" w:lineRule="atLeast"/>
+              <w:spacing w:line="240" w:lineRule="auto" w:before="0" w:after="0"/>
             </w:pPr>
             <w:r>
               <w:rPr>
@@ -2280,6 +2780,7 @@
         <w:rPr>
           <w:vanish/>
         </w:rPr>
+        <w:spacing w:line="240" w:lineRule="auto" w:before="0" w:after="0"/>
       </w:pPr>
     </w:p>
     <w:p>
@@ -2288,6 +2789,7 @@
           <w:vanish/>
           <w:sz w:val="21"/>
         </w:rPr>
+        <w:spacing w:line="240" w:lineRule="auto" w:before="0" w:after="0"/>
       </w:pPr>
     </w:p>
     <w:tbl>
@@ -2331,7 +2833,7 @@
           </w:tcPr>
           <w:p>
             <w:pPr>
-              <w:spacing w:line="315" w:lineRule="atLeast"/>
+              <w:spacing w:line="240" w:lineRule="auto" w:before="0" w:after="0"/>
               <w:rPr>
                 <w:sz w:val="21"/>
               </w:rPr>
@@ -2357,7 +2859,7 @@
           </w:tcPr>
           <w:p>
             <w:pPr>
-              <w:spacing w:line="315" w:lineRule="atLeast"/>
+              <w:spacing w:line="240" w:lineRule="auto" w:before="0" w:after="0"/>
               <w:rPr>
                 <w:b/>
                 <w:bCs/>
@@ -2388,7 +2890,7 @@
           </w:tcPr>
           <w:p>
             <w:pPr>
-              <w:spacing w:line="315" w:lineRule="atLeast"/>
+              <w:spacing w:line="240" w:lineRule="auto" w:before="0" w:after="0"/>
               <w:rPr>
                 <w:b/>
                 <w:bCs/>
@@ -2419,7 +2921,7 @@
           </w:tcPr>
           <w:p>
             <w:pPr>
-              <w:spacing w:line="315" w:lineRule="atLeast"/>
+              <w:spacing w:line="240" w:lineRule="auto" w:before="0" w:after="0"/>
               <w:rPr>
                 <w:rFonts w:ascii="Times New Roman" w:eastAsia="等线" w:hAnsi="Times New Roman" w:hint="default"/>
                 <w:b/>
@@ -2429,7 +2931,7 @@
             </w:pPr>
             <w:r>
               <w:rPr>
-                <w:rFonts w:ascii="Times New Roman" w:eastAsia="宋体" w:hAnsi="Times New Roman" w:cs="宋体"/>
+                <w:rFonts w:ascii="宋体" w:eastAsia="宋体" w:hAnsi="宋体" w:cs="宋体"/>
                 <w:b/>
                 <w:bCs/>
                 <w:sz w:val="21"/>
@@ -2462,7 +2964,7 @@
           </w:tcPr>
           <w:p>
             <w:pPr>
-              <w:spacing w:line="315" w:lineRule="atLeast"/>
+              <w:spacing w:line="240" w:lineRule="auto" w:before="0" w:after="0"/>
               <w:rPr>
                 <w:rFonts w:ascii="Times New Roman" w:hAnsi="Times New Roman"/>
                 <w:sz w:val="21"/>
@@ -2494,7 +2996,7 @@
                 <w:ilvl w:val="0"/>
                 <w:numId w:val="6"/>
               </w:numPr>
-              <w:spacing w:line="315" w:lineRule="atLeast"/>
+              <w:spacing w:line="240" w:lineRule="auto" w:before="0" w:after="0"/>
               <w:rPr>
                 <w:rFonts w:ascii="Times New Roman" w:eastAsia="宋体" w:hAnsi="Times New Roman" w:cs="宋体" w:hint="default"/>
                 <w:sz w:val="21"/>
@@ -2503,6 +3005,8 @@
             <w:r>
               <w:rPr>
                 <w:rFonts w:ascii="宋体" w:eastAsia="宋体" w:hAnsi="宋体" w:cs="宋体"/>
+                <w:b/>
+                <w:bCs/>
                 <w:sz w:val="21"/>
               </w:rPr>
               <w:t xml:space="preserve">统筹</w:t>
@@ -2517,6 +3021,8 @@
             <w:r>
               <w:rPr>
                 <w:rFonts w:ascii="宋体" w:eastAsia="宋体" w:hAnsi="宋体" w:cs="宋体"/>
+                <w:b/>
+                <w:bCs/>
                 <w:sz w:val="21"/>
               </w:rPr>
               <w:t xml:space="preserve">份学员申报材料的收集、核对与提交全流程，用</w:t>
@@ -2531,6 +3037,8 @@
             <w:r>
               <w:rPr>
                 <w:rFonts w:ascii="宋体" w:eastAsia="宋体" w:hAnsi="宋体" w:cs="宋体"/>
+                <w:b/>
+                <w:bCs/>
                 <w:sz w:val="21"/>
               </w:rPr>
               <w:t xml:space="preserve">搭建分类电子台账，建立“录入</w:t>
@@ -2545,6 +3053,8 @@
             <w:r>
               <w:rPr>
                 <w:rFonts w:ascii="宋体" w:eastAsia="宋体" w:hAnsi="宋体" w:cs="宋体"/>
+                <w:b/>
+                <w:bCs/>
                 <w:sz w:val="21"/>
               </w:rPr>
               <w:t xml:space="preserve">核对</w:t>
@@ -2559,6 +3069,8 @@
             <w:r>
               <w:rPr>
                 <w:rFonts w:ascii="宋体" w:eastAsia="宋体" w:hAnsi="宋体" w:cs="宋体"/>
+                <w:b/>
+                <w:bCs/>
                 <w:sz w:val="21"/>
               </w:rPr>
               <w:t xml:space="preserve">提交”三级校验机制，实现零差错交付</w:t>
@@ -2570,7 +3082,7 @@
                 <w:ilvl w:val="0"/>
                 <w:numId w:val="6"/>
               </w:numPr>
-              <w:spacing w:line="315" w:lineRule="atLeast"/>
+              <w:spacing w:line="240" w:lineRule="auto" w:before="0" w:after="0"/>
               <w:rPr>
                 <w:rFonts w:ascii="Times New Roman" w:eastAsia="宋体" w:hAnsi="Times New Roman" w:cs="宋体" w:hint="default"/>
                 <w:sz w:val="21"/>
@@ -2579,6 +3091,8 @@
             <w:r>
               <w:rPr>
                 <w:rFonts w:ascii="宋体" w:eastAsia="宋体" w:hAnsi="宋体" w:cs="宋体"/>
+                <w:b/>
+                <w:bCs/>
                 <w:sz w:val="21"/>
               </w:rPr>
               <w:t xml:space="preserve">对接各部门同步项目推进进度，按月汇总执行数据形成工作小结，梳理并标准化资料审核与报批流程</w:t>
@@ -2590,7 +3104,7 @@
                 <w:ilvl w:val="0"/>
                 <w:numId w:val="6"/>
               </w:numPr>
-              <w:spacing w:line="315" w:lineRule="atLeast"/>
+              <w:spacing w:line="240" w:lineRule="auto" w:before="0" w:after="0"/>
               <w:rPr>
                 <w:rFonts w:ascii="Times New Roman" w:eastAsia="宋体" w:hAnsi="Times New Roman" w:cs="宋体" w:hint="default"/>
                 <w:sz w:val="21"/>
@@ -2599,6 +3113,8 @@
             <w:r>
               <w:rPr>
                 <w:rFonts w:ascii="宋体" w:eastAsia="宋体" w:hAnsi="宋体" w:cs="宋体"/>
+                <w:b/>
+                <w:bCs/>
                 <w:sz w:val="21"/>
               </w:rPr>
               <w:t xml:space="preserve">建立可检索的文档归档体系，统一收纳各类申报单据并分类存档，提升团队协作与材料调取效率</w:t>
@@ -2629,7 +3145,7 @@
           </w:tcPr>
           <w:p>
             <w:pPr>
-              <w:spacing w:line="315" w:lineRule="atLeast"/>
+              <w:spacing w:line="240" w:lineRule="auto" w:before="0" w:after="0"/>
               <w:rPr>
                 <w:sz w:val="21"/>
               </w:rPr>
@@ -2655,7 +3171,7 @@
           </w:tcPr>
           <w:p>
             <w:pPr>
-              <w:spacing w:line="315" w:lineRule="atLeast"/>
+              <w:spacing w:line="240" w:lineRule="auto" w:before="0" w:after="0"/>
               <w:rPr>
                 <w:b/>
                 <w:bCs/>
@@ -2686,7 +3202,7 @@
           </w:tcPr>
           <w:p>
             <w:pPr>
-              <w:spacing w:line="315" w:lineRule="atLeast"/>
+              <w:spacing w:line="240" w:lineRule="auto" w:before="0" w:after="0"/>
               <w:rPr>
                 <w:b/>
                 <w:bCs/>
@@ -2717,7 +3233,7 @@
           </w:tcPr>
           <w:p>
             <w:pPr>
-              <w:spacing w:line="315" w:lineRule="atLeast"/>
+              <w:spacing w:line="240" w:lineRule="auto" w:before="0" w:after="0"/>
               <w:rPr>
                 <w:rFonts w:ascii="Times New Roman" w:eastAsia="等线" w:hAnsi="Times New Roman" w:hint="default"/>
                 <w:b/>
@@ -2727,7 +3243,7 @@
             </w:pPr>
             <w:r>
               <w:rPr>
-                <w:rFonts w:ascii="Times New Roman" w:eastAsia="宋体" w:hAnsi="Times New Roman" w:cs="宋体"/>
+                <w:rFonts w:ascii="宋体" w:eastAsia="宋体" w:hAnsi="宋体" w:cs="宋体"/>
                 <w:b/>
                 <w:bCs/>
                 <w:sz w:val="21"/>
@@ -2760,7 +3276,7 @@
           </w:tcPr>
           <w:p>
             <w:pPr>
-              <w:spacing w:line="315" w:lineRule="atLeast"/>
+              <w:spacing w:line="240" w:lineRule="auto" w:before="0" w:after="0"/>
               <w:rPr>
                 <w:rFonts w:ascii="Times New Roman" w:hAnsi="Times New Roman"/>
                 <w:sz w:val="21"/>
@@ -2792,7 +3308,7 @@
                 <w:ilvl w:val="0"/>
                 <w:numId w:val="6"/>
               </w:numPr>
-              <w:spacing w:line="315" w:lineRule="atLeast"/>
+              <w:spacing w:line="240" w:lineRule="auto" w:before="0" w:after="0"/>
               <w:rPr>
                 <w:rFonts w:ascii="Times New Roman" w:eastAsia="宋体" w:hAnsi="Times New Roman" w:cs="宋体" w:hint="default"/>
                 <w:sz w:val="21"/>
@@ -2801,6 +3317,8 @@
             <w:r>
               <w:rPr>
                 <w:rFonts w:ascii="宋体" w:eastAsia="宋体" w:hAnsi="宋体" w:cs="宋体"/>
+                <w:b/>
+                <w:bCs/>
                 <w:sz w:val="21"/>
               </w:rPr>
               <w:t xml:space="preserve">负责门店数十种原辅料的日常盘点与效期管理，核对交接班出入库单据，保持库存账实一致</w:t>
@@ -2812,7 +3330,7 @@
                 <w:ilvl w:val="0"/>
                 <w:numId w:val="6"/>
               </w:numPr>
-              <w:spacing w:line="315" w:lineRule="atLeast"/>
+              <w:spacing w:line="240" w:lineRule="auto" w:before="0" w:after="0"/>
               <w:rPr>
                 <w:rFonts w:ascii="Times New Roman" w:eastAsia="宋体" w:hAnsi="Times New Roman" w:cs="宋体" w:hint="default"/>
                 <w:sz w:val="21"/>
@@ -2821,6 +3339,8 @@
             <w:r>
               <w:rPr>
                 <w:rFonts w:ascii="宋体" w:eastAsia="宋体" w:hAnsi="宋体" w:cs="宋体"/>
+                <w:b/>
+                <w:bCs/>
                 <w:sz w:val="21"/>
               </w:rPr>
               <w:t xml:space="preserve">根据销售消耗规律提醒仓库解冻备货，降低物料损耗与缺货风险；按运营标准完成日常出品与客诉处理，具备一线执行与团队协作经验</w:t>
@@ -2836,6 +3356,7 @@
           <w:vanish/>
           <w:sz w:val="21"/>
         </w:rPr>
+        <w:spacing w:line="240" w:lineRule="auto" w:before="0" w:after="0"/>
       </w:pPr>
     </w:p>
     <w:p>
@@ -2845,6 +3366,7 @@
           <w:vanish/>
           <w:sz w:val="21"/>
         </w:rPr>
+        <w:spacing w:line="240" w:lineRule="auto" w:before="0" w:after="0"/>
       </w:pPr>
     </w:p>
     <w:p>
@@ -2854,6 +3376,7 @@
           <w:vanish/>
           <w:sz w:val="21"/>
         </w:rPr>
+        <w:spacing w:line="240" w:lineRule="auto" w:before="0" w:after="0"/>
       </w:pPr>
     </w:p>
     <w:p>
@@ -2863,6 +3386,7 @@
           <w:vanish/>
           <w:sz w:val="2"/>
         </w:rPr>
+        <w:spacing w:line="240" w:lineRule="auto" w:before="0" w:after="0"/>
       </w:pPr>
     </w:p>
     <w:p>
@@ -2871,6 +3395,7 @@
           <w:rFonts w:ascii="Times New Roman" w:hAnsi="Times New Roman"/>
           <w:vanish/>
         </w:rPr>
+        <w:spacing w:line="240" w:lineRule="auto" w:before="0" w:after="0"/>
       </w:pPr>
     </w:p>
     <w:p>
@@ -2880,6 +3405,7 @@
           <w:vanish/>
           <w:sz w:val="21"/>
         </w:rPr>
+        <w:spacing w:line="240" w:lineRule="auto" w:before="0" w:after="0"/>
       </w:pPr>
     </w:p>
     <w:tbl>
@@ -2921,7 +3447,7 @@
           </w:tcPr>
           <w:p>
             <w:pPr>
-              <w:spacing w:before="63" w:after="42" w:line="275" w:lineRule="atLeast"/>
+              <w:spacing w:before="0" w:after="0" w:line="240" w:lineRule="auto"/>
               <w:rPr>
                 <w:rFonts w:ascii="Times New Roman" w:hAnsi="Times New Roman"/>
               </w:rPr>
@@ -2944,6 +3470,7 @@
           <w:rFonts w:ascii="Times New Roman" w:hAnsi="Times New Roman"/>
           <w:vanish/>
         </w:rPr>
+        <w:spacing w:line="240" w:lineRule="auto" w:before="0" w:after="0"/>
       </w:pPr>
     </w:p>
     <w:tbl>
@@ -2986,7 +3513,7 @@
           </w:tcPr>
           <w:p>
             <w:pPr>
-              <w:spacing w:before="63" w:after="21" w:line="210" w:lineRule="atLeast"/>
+              <w:spacing w:before="0" w:after="0" w:line="240" w:lineRule="auto"/>
               <w:rPr>
                 <w:rFonts w:ascii="Times New Roman" w:hAnsi="Times New Roman"/>
                 <w:sz w:val="21"/>
@@ -3013,7 +3540,7 @@
           </w:tcPr>
           <w:p>
             <w:pPr>
-              <w:spacing w:line="315" w:lineRule="atLeast"/>
+              <w:spacing w:line="240" w:lineRule="auto" w:before="0" w:after="0"/>
               <w:rPr>
                 <w:rFonts w:ascii="Times New Roman" w:eastAsia="宋体" w:hAnsi="Times New Roman" w:cs="宋体" w:hint="default"/>
                 <w:b/>
@@ -3040,6 +3567,8 @@
             <w:r>
               <w:rPr>
                 <w:rFonts w:ascii="宋体" w:eastAsia="宋体" w:hAnsi="宋体" w:cs="宋体"/>
+                <w:b/>
+                <w:bCs/>
                 <w:sz w:val="21"/>
               </w:rPr>
               <w:t xml:space="preserve">（数据透视表、</w:t>
@@ -3054,6 +3583,8 @@
             <w:r>
               <w:rPr>
                 <w:rFonts w:ascii="宋体" w:eastAsia="宋体" w:hAnsi="宋体" w:cs="宋体"/>
+                <w:b/>
+                <w:bCs/>
                 <w:sz w:val="21"/>
               </w:rPr>
               <w:t xml:space="preserve">、函数公式、电子台账搭建、图表可视化）、</w:t>
@@ -3068,6 +3599,8 @@
             <w:r>
               <w:rPr>
                 <w:rFonts w:ascii="宋体" w:eastAsia="宋体" w:hAnsi="宋体" w:cs="宋体"/>
+                <w:b/>
+                <w:bCs/>
                 <w:sz w:val="21"/>
               </w:rPr>
               <w:t xml:space="preserve">、</w:t>
@@ -3082,7 +3615,7 @@
           </w:p>
           <w:p>
             <w:pPr>
-              <w:spacing w:line="315" w:lineRule="atLeast"/>
+              <w:spacing w:line="240" w:lineRule="auto" w:before="0" w:after="0"/>
               <w:rPr>
                 <w:rFonts w:ascii="Times New Roman" w:eastAsia="宋体" w:hAnsi="Times New Roman" w:cs="宋体" w:hint="default"/>
                 <w:b/>
@@ -3109,6 +3642,8 @@
             <w:r>
               <w:rPr>
                 <w:rFonts w:ascii="宋体" w:eastAsia="宋体" w:hAnsi="宋体" w:cs="宋体"/>
+                <w:b/>
+                <w:bCs/>
                 <w:sz w:val="21"/>
               </w:rPr>
               <w:t xml:space="preserve">（</w:t>
@@ -3123,6 +3658,8 @@
             <w:r>
               <w:rPr>
                 <w:rFonts w:ascii="宋体" w:eastAsia="宋体" w:hAnsi="宋体" w:cs="宋体"/>
+                <w:b/>
+                <w:bCs/>
                 <w:sz w:val="21"/>
               </w:rPr>
               <w:t xml:space="preserve">数据处理）、</w:t>
@@ -3137,6 +3674,8 @@
             <w:r>
               <w:rPr>
                 <w:rFonts w:ascii="宋体" w:eastAsia="宋体" w:hAnsi="宋体" w:cs="宋体"/>
+                <w:b/>
+                <w:bCs/>
                 <w:sz w:val="21"/>
               </w:rPr>
               <w:t xml:space="preserve">（统计分析）、</w:t>
@@ -3151,6 +3690,8 @@
             <w:r>
               <w:rPr>
                 <w:rFonts w:ascii="宋体" w:eastAsia="宋体" w:hAnsi="宋体" w:cs="宋体"/>
+                <w:b/>
+                <w:bCs/>
                 <w:sz w:val="21"/>
               </w:rPr>
               <w:t xml:space="preserve">（问卷分析），累计处理</w:t>
@@ -3165,6 +3706,8 @@
             <w:r>
               <w:rPr>
                 <w:rFonts w:ascii="宋体" w:eastAsia="宋体" w:hAnsi="宋体" w:cs="宋体"/>
+                <w:b/>
+                <w:bCs/>
                 <w:sz w:val="21"/>
               </w:rPr>
               <w:t xml:space="preserve">万</w:t>
@@ -3179,6 +3722,8 @@
             <w:r>
               <w:rPr>
                 <w:rFonts w:ascii="宋体" w:eastAsia="宋体" w:hAnsi="宋体" w:cs="宋体"/>
+                <w:b/>
+                <w:bCs/>
                 <w:sz w:val="21"/>
               </w:rPr>
               <w:t xml:space="preserve">条业务数据</w:t>
@@ -3186,7 +3731,7 @@
           </w:p>
           <w:p>
             <w:pPr>
-              <w:spacing w:line="315" w:lineRule="atLeast"/>
+              <w:spacing w:line="240" w:lineRule="auto" w:before="0" w:after="0"/>
               <w:rPr>
                 <w:rFonts w:ascii="Times New Roman" w:eastAsia="宋体" w:hAnsi="Times New Roman" w:cs="宋体" w:hint="default"/>
                 <w:b/>
@@ -3206,6 +3751,8 @@
             <w:r>
               <w:rPr>
                 <w:rFonts w:ascii="宋体" w:eastAsia="宋体" w:hAnsi="宋体" w:cs="宋体"/>
+                <w:b/>
+                <w:bCs/>
                 <w:sz w:val="21"/>
               </w:rPr>
               <w:t xml:space="preserve">用友</w:t>
@@ -3220,6 +3767,8 @@
             <w:r>
               <w:rPr>
                 <w:rFonts w:ascii="宋体" w:eastAsia="宋体" w:hAnsi="宋体" w:cs="宋体"/>
+                <w:b/>
+                <w:bCs/>
                 <w:sz w:val="21"/>
               </w:rPr>
               <w:t xml:space="preserve">（采购</w:t>
@@ -3234,6 +3783,8 @@
             <w:r>
               <w:rPr>
                 <w:rFonts w:ascii="宋体" w:eastAsia="宋体" w:hAnsi="宋体" w:cs="宋体"/>
+                <w:b/>
+                <w:bCs/>
                 <w:sz w:val="21"/>
               </w:rPr>
               <w:t xml:space="preserve">销售</w:t>
@@ -3248,6 +3799,8 @@
             <w:r>
               <w:rPr>
                 <w:rFonts w:ascii="宋体" w:eastAsia="宋体" w:hAnsi="宋体" w:cs="宋体"/>
+                <w:b/>
+                <w:bCs/>
                 <w:sz w:val="21"/>
               </w:rPr>
               <w:t xml:space="preserve">库存</w:t>
@@ -3262,6 +3815,8 @@
             <w:r>
               <w:rPr>
                 <w:rFonts w:ascii="宋体" w:eastAsia="宋体" w:hAnsi="宋体" w:cs="宋体"/>
+                <w:b/>
+                <w:bCs/>
                 <w:sz w:val="21"/>
               </w:rPr>
               <w:t xml:space="preserve">存货核算全流程操作，熟悉单据流转与模块联动）</w:t>
@@ -3269,7 +3824,7 @@
           </w:p>
           <w:p>
             <w:pPr>
-              <w:spacing w:line="315" w:lineRule="atLeast"/>
+              <w:spacing w:line="240" w:lineRule="auto" w:before="0" w:after="0"/>
               <w:rPr>
                 <w:rFonts w:ascii="Times New Roman" w:eastAsia="宋体" w:hAnsi="Times New Roman" w:cs="宋体" w:hint="default"/>
                 <w:b/>
@@ -3296,6 +3851,8 @@
             <w:r>
               <w:rPr>
                 <w:rFonts w:ascii="宋体" w:eastAsia="宋体" w:hAnsi="宋体" w:cs="宋体"/>
+                <w:b/>
+                <w:bCs/>
                 <w:sz w:val="21"/>
               </w:rPr>
               <w:t xml:space="preserve">，可阅读英文专业资料</w:t>
@@ -3303,7 +3860,7 @@
           </w:p>
           <w:p>
             <w:pPr>
-              <w:spacing w:line="315" w:lineRule="atLeast"/>
+              <w:spacing w:line="240" w:lineRule="auto" w:before="0" w:after="0"/>
               <w:rPr>
                 <w:rFonts w:ascii="Times New Roman" w:eastAsia="宋体" w:hAnsi="Times New Roman" w:cs="宋体" w:hint="default"/>
                 <w:b/>
@@ -3323,6 +3880,8 @@
             <w:r>
               <w:rPr>
                 <w:rFonts w:ascii="宋体" w:eastAsia="宋体" w:hAnsi="宋体" w:cs="宋体"/>
+                <w:b/>
+                <w:bCs/>
                 <w:sz w:val="21"/>
               </w:rPr>
               <w:t xml:space="preserve">执行力与细节把控、跨部门沟通协作、流程梳理与标准化、文档与台账管理、数据驱动的问题分析</w:t>
@@ -3337,6 +3896,7 @@
           <w:vanish/>
           <w:sz w:val="21"/>
         </w:rPr>
+        <w:spacing w:line="240" w:lineRule="auto" w:before="0" w:after="0"/>
       </w:pPr>
     </w:p>
     <w:sectPr>

--- a/docs/files/f22_文雪_山东大学_管培通用方向.docx
+++ b/docs/files/f22_文雪_山东大学_管培通用方向.docx
@@ -9,7 +9,6 @@
           <w:rFonts w:hint="default"/>
           <w:vanish/>
         </w:rPr>
-        <w:spacing w:line="240" w:lineRule="auto" w:before="0" w:after="0"/>
       </w:pPr>
     </w:p>
     <w:tbl>
@@ -25,8 +24,7 @@
         <w:tblLook w:val="0000" w:firstRow="0" w:lastRow="0" w:firstColumn="0" w:lastColumn="0" w:noHBand="0" w:noVBand="0"/>
       </w:tblPr>
       <w:tblGrid>
-        <w:gridCol w:w="3673"/>
-        <w:gridCol w:w="5868"/>
+        <w:gridCol w:w="9541"/>
         <w:gridCol w:w="1203"/>
       </w:tblGrid>
       <w:tr>
@@ -37,7 +35,6 @@
         <w:tc>
           <w:tcPr>
             <w:tcW w:w="9541" w:type="dxa"/>
-            <w:gridSpan w:val="2"/>
             <w:tcBorders>
               <w:top w:val="nil"/>
               <w:left w:val="nil"/>
@@ -54,7 +51,7 @@
           </w:tcPr>
           <w:p>
             <w:pPr>
-              <w:spacing w:line="240" w:lineRule="auto" w:before="0" w:after="0"/>
+              <w:spacing w:line="505" w:lineRule="atLeast"/>
               <w:rPr>
                 <w:rFonts w:ascii="宋体" w:eastAsia="宋体" w:hAnsi="宋体"/>
                 <w:b/>
@@ -95,13 +92,12 @@
               <w:rPr>
                 <w:rFonts w:hint="default"/>
               </w:rPr>
-              <w:spacing w:line="240" w:lineRule="auto" w:before="0" w:after="0"/>
             </w:pPr>
             <w:r>
               <w:rPr>
                 <w:noProof/>
               </w:rPr>
-              <w:pict w14:anchorId="66D4D0FE">
+              <w:pict w14:anchorId="7207AFA7">
                 <v:shapetype id="_x0000_t75" coordsize="21600,21600" o:spt="75" o:preferrelative="t" path="m@4@5l@4@11@9@11@9@5xe" filled="f" stroked="f">
                   <v:stroke joinstyle="miter"/>
                   <v:formulas>
@@ -134,16 +130,9 @@
           <w:trHeight w:val="430"/>
           <w:jc w:val="center"/>
         </w:trPr>
-      </w:tr>
-      <w:tr>
-        <w:trPr>
-          <w:trHeight w:val="423"/>
-          <w:jc w:val="center"/>
-        </w:trPr>
         <w:tc>
           <w:tcPr>
             <w:tcW w:w="9541" w:type="dxa"/>
-            <w:gridSpan w:val="2"/>
             <w:tcBorders>
               <w:top w:val="nil"/>
               <w:left w:val="nil"/>
@@ -160,71 +149,78 @@
           </w:tcPr>
           <w:p>
             <w:pPr>
-              <w:spacing w:line="240" w:lineRule="auto" w:before="0" w:after="0"/>
-              <w:rPr>
+              <w:spacing w:line="315" w:lineRule="atLeast"/>
+              <w:rPr>
+                <w:rFonts w:eastAsia="等线"/>
+                <w:sz w:val="21"/>
+              </w:rPr>
+            </w:pPr>
+            <w:r>
+              <w:rPr>
+                <w:rFonts w:ascii="Times New Roman" w:hAnsi="Times New Roman" w:hint="default"/>
+                <w:sz w:val="21"/>
+              </w:rPr>
+              <w:t>18658249341</w:t>
+            </w:r>
+            <w:r>
+              <w:rPr>
+                <w:rFonts w:eastAsia="等线"/>
+                <w:sz w:val="21"/>
+              </w:rPr>
+              <w:t xml:space="preserve"> </w:t>
+            </w:r>
+            <w:r>
+              <w:rPr>
+                <w:rFonts w:ascii="宋体" w:eastAsia="宋体" w:hAnsi="宋体"/>
+                <w:sz w:val="21"/>
+              </w:rPr>
+              <w:t xml:space="preserve"> </w:t>
+            </w:r>
+            <w:r>
+              <w:rPr>
+                <w:rFonts w:ascii="宋体" w:eastAsia="宋体" w:hAnsi="宋体"/>
                 <w:b/>
                 <w:bCs/>
                 <w:sz w:val="21"/>
               </w:rPr>
-            </w:pPr>
-            <w:r>
-              <w:rPr>
-                <w:rFonts w:ascii="宋体" w:eastAsia="宋体" w:hAnsi="宋体" w:cs="宋体"/>
+              <w:t>|</w:t>
+            </w:r>
+            <w:r>
+              <w:rPr>
+                <w:rFonts w:eastAsia="等线"/>
+                <w:sz w:val="21"/>
+              </w:rPr>
+              <w:t xml:space="preserve">  </w:t>
+            </w:r>
+            <w:r>
+              <w:rPr>
+                <w:rFonts w:ascii="Times New Roman" w:hAnsi="Times New Roman"/>
+                <w:sz w:val="21"/>
+              </w:rPr>
+              <w:t>2631217547@qq.com</w:t>
+            </w:r>
+            <w:r>
+              <w:rPr>
+                <w:rFonts w:ascii="Times New Roman" w:eastAsia="等线" w:hAnsi="Times New Roman"/>
+                <w:sz w:val="21"/>
+              </w:rPr>
+              <w:t xml:space="preserve">  </w:t>
+            </w:r>
+            <w:r>
+              <w:rPr>
+                <w:rFonts w:ascii="宋体" w:eastAsia="宋体" w:hAnsi="宋体"/>
                 <w:b/>
                 <w:bCs/>
                 <w:sz w:val="21"/>
               </w:rPr>
-              <w:t xml:space="preserve">求职意向：</w:t>
-            </w:r>
-            <w:r>
-              <w:rPr>
-                <w:rFonts w:ascii="宋体" w:eastAsia="宋体" w:hAnsi="宋体" w:cs="宋体"/>
-                <w:b/>
-                <w:bCs/>
-                <w:sz w:val="21"/>
-              </w:rPr>
-              <w:t xml:space="preserve"> </w:t>
-            </w:r>
-            <w:r>
-              <w:rPr>
-                <w:rFonts w:ascii="宋体" w:eastAsia="宋体" w:hAnsi="宋体" w:cs="宋体"/>
-                <w:b/>
-                <w:bCs/>
-                <w:sz w:val="21"/>
-              </w:rPr>
-              <w:t xml:space="preserve">管理培训生</w:t>
-            </w:r>
-            <w:r>
-              <w:rPr>
-                <w:rFonts w:ascii="Times New Roman" w:hAnsi="Times New Roman" w:hint="default"/>
-                <w:sz w:val="21"/>
-              </w:rPr>
-              <w:t xml:space="preserve">/</w:t>
-            </w:r>
-            <w:r>
-              <w:rPr>
-                <w:rFonts w:ascii="宋体" w:eastAsia="宋体" w:hAnsi="宋体" w:cs="宋体"/>
-                <w:b/>
-                <w:bCs/>
-                <w:sz w:val="21"/>
-              </w:rPr>
-              <w:t xml:space="preserve">运营管培</w:t>
-            </w:r>
-            <w:r>
-              <w:rPr>
-                <w:rFonts w:ascii="Times New Roman" w:hAnsi="Times New Roman" w:hint="default"/>
-                <w:sz w:val="21"/>
-              </w:rPr>
-              <w:t xml:space="preserve">/</w:t>
-            </w:r>
-            <w:r>
-              <w:rPr>
-                <w:rFonts w:ascii="宋体" w:eastAsia="宋体" w:hAnsi="宋体" w:cs="宋体"/>
-                <w:b/>
-                <w:bCs/>
-                <w:sz w:val="21"/>
-              </w:rPr>
-              <w:t xml:space="preserve">供应链管培</w:t>
+              <w:t>|</w:t>
+            </w:r>
+            <w:r>
+              <w:rPr>
+                <w:rFonts w:ascii="宋体" w:eastAsia="宋体" w:hAnsi="宋体"/>
+                <w:sz w:val="21"/>
+              </w:rPr>
+              <w:t xml:space="preserve">  济南</w:t>
             </w:r>
           </w:p>
         </w:tc>
@@ -238,7 +234,106 @@
               <w:rPr>
                 <w:sz w:val="21"/>
               </w:rPr>
-              <w:spacing w:line="240" w:lineRule="auto" w:before="0" w:after="0"/>
+            </w:pPr>
+          </w:p>
+        </w:tc>
+      </w:tr>
+      <w:tr>
+        <w:trPr>
+          <w:trHeight w:val="423"/>
+          <w:jc w:val="center"/>
+        </w:trPr>
+        <w:tc>
+          <w:tcPr>
+            <w:tcW w:w="9541" w:type="dxa"/>
+            <w:tcBorders>
+              <w:top w:val="nil"/>
+              <w:left w:val="nil"/>
+              <w:bottom w:val="nil"/>
+              <w:right w:val="nil"/>
+            </w:tcBorders>
+            <w:tcMar>
+              <w:top w:w="0" w:type="dxa"/>
+              <w:left w:w="227" w:type="dxa"/>
+              <w:bottom w:w="0" w:type="dxa"/>
+              <w:right w:w="85" w:type="dxa"/>
+            </w:tcMar>
+            <w:vAlign w:val="center"/>
+          </w:tcPr>
+          <w:p>
+            <w:pPr>
+              <w:spacing w:line="315" w:lineRule="atLeast"/>
+              <w:rPr>
+                <w:b/>
+                <w:bCs/>
+                <w:sz w:val="21"/>
+              </w:rPr>
+            </w:pPr>
+            <w:r>
+              <w:rPr>
+                <w:rFonts w:ascii="宋体" w:eastAsia="宋体" w:hAnsi="宋体" w:cs="宋体"/>
+                <w:b/>
+                <w:bCs/>
+                <w:sz w:val="21"/>
+              </w:rPr>
+              <w:t xml:space="preserve">求职意向：</w:t>
+            </w:r>
+            <w:r>
+              <w:rPr>
+                <w:rFonts w:ascii="Times New Roman" w:eastAsia="宋体" w:hAnsi="Times New Roman" w:cs="宋体"/>
+                <w:b/>
+                <w:bCs/>
+                <w:sz w:val="21"/>
+              </w:rPr>
+              <w:t xml:space="preserve"> </w:t>
+            </w:r>
+            <w:r>
+              <w:rPr>
+                <w:rFonts w:ascii="宋体" w:eastAsia="宋体" w:hAnsi="宋体" w:cs="宋体"/>
+                <w:sz w:val="21"/>
+              </w:rPr>
+              <w:t xml:space="preserve">管理培训生</w:t>
+            </w:r>
+            <w:r>
+              <w:rPr>
+                <w:rFonts w:eastAsia="等线"/>
+                <w:sz w:val="21"/>
+              </w:rPr>
+              <w:t xml:space="preserve">/</w:t>
+            </w:r>
+            <w:r>
+              <w:rPr>
+                <w:rFonts w:ascii="宋体" w:eastAsia="宋体" w:hAnsi="宋体" w:cs="宋体"/>
+                <w:sz w:val="21"/>
+              </w:rPr>
+              <w:t xml:space="preserve">运营管培</w:t>
+            </w:r>
+            <w:r>
+              <w:rPr>
+                <w:rFonts w:eastAsia="等线"/>
+                <w:sz w:val="21"/>
+              </w:rPr>
+              <w:t xml:space="preserve">/</w:t>
+            </w:r>
+            <w:r>
+              <w:rPr>
+                <w:rFonts w:ascii="宋体" w:eastAsia="宋体" w:hAnsi="宋体" w:cs="宋体"/>
+                <w:sz w:val="21"/>
+              </w:rPr>
+              <w:t xml:space="preserve">供应链管培</w:t>
+            </w:r>
+          </w:p>
+        </w:tc>
+        <w:tc>
+          <w:tcPr>
+            <w:tcW w:w="1203" w:type="dxa"/>
+            <w:shd w:val="clear" w:color="auto" w:fill="FFFFFF"/>
+          </w:tcPr>
+          <w:p>
+            <w:pPr>
+              <w:rPr>
+                <w:sz w:val="21"/>
+              </w:rPr>
             </w:pPr>
           </w:p>
         </w:tc>
@@ -251,7 +346,7 @@
         <w:tc>
           <w:tcPr>
             <w:tcW w:w="10744" w:type="dxa"/>
-            <w:gridSpan w:val="3"/>
+            <w:gridSpan w:val="2"/>
             <w:tcBorders>
               <w:top w:val="nil"/>
               <w:left w:val="nil"/>
@@ -267,7 +362,7 @@
           </w:tcPr>
           <w:p>
             <w:pPr>
-              <w:spacing w:line="240" w:lineRule="auto" w:before="0" w:after="0"/>
+              <w:spacing w:line="315" w:lineRule="atLeast"/>
               <w:rPr>
                 <w:b/>
                 <w:bCs/>
@@ -286,15 +381,13 @@
             <w:r>
               <w:rPr>
                 <w:rFonts w:ascii="宋体" w:eastAsia="宋体" w:hAnsi="宋体" w:cs="宋体"/>
-                <w:b/>
-                <w:bCs/>
                 <w:sz w:val="21"/>
               </w:rPr>
               <w:t xml:space="preserve">快速学习：供应链管理专业背景，能快速掌握新业务与新工具，独立完成</w:t>
             </w:r>
             <w:r>
               <w:rPr>
-                <w:rFonts w:ascii="Times New Roman" w:hAnsi="Times New Roman" w:hint="default"/>
+                <w:rFonts w:eastAsia="等线"/>
                 <w:sz w:val="21"/>
               </w:rPr>
               <w:t xml:space="preserve">3</w:t>
@@ -302,15 +395,13 @@
             <w:r>
               <w:rPr>
                 <w:rFonts w:ascii="宋体" w:eastAsia="宋体" w:hAnsi="宋体" w:cs="宋体"/>
-                <w:b/>
-                <w:bCs/>
                 <w:sz w:val="21"/>
               </w:rPr>
               <w:t xml:space="preserve">个从问题定义到成果交付的研究项目；执行落地：</w:t>
             </w:r>
             <w:r>
               <w:rPr>
-                <w:rFonts w:ascii="Times New Roman" w:hAnsi="Times New Roman" w:hint="default"/>
+                <w:rFonts w:eastAsia="等线"/>
                 <w:sz w:val="21"/>
               </w:rPr>
               <w:t xml:space="preserve">3</w:t>
@@ -318,15 +409,13 @@
             <w:r>
               <w:rPr>
                 <w:rFonts w:ascii="宋体" w:eastAsia="宋体" w:hAnsi="宋体" w:cs="宋体"/>
-                <w:b/>
-                <w:bCs/>
                 <w:sz w:val="21"/>
               </w:rPr>
               <w:t xml:space="preserve">个月项目助理经验，统筹</w:t>
             </w:r>
             <w:r>
               <w:rPr>
-                <w:rFonts w:ascii="Times New Roman" w:hAnsi="Times New Roman" w:hint="default"/>
+                <w:rFonts w:eastAsia="等线"/>
                 <w:sz w:val="21"/>
               </w:rPr>
               <w:t xml:space="preserve">200+</w:t>
@@ -334,15 +423,13 @@
             <w:r>
               <w:rPr>
                 <w:rFonts w:ascii="宋体" w:eastAsia="宋体" w:hAnsi="宋体" w:cs="宋体"/>
-                <w:b/>
-                <w:bCs/>
                 <w:sz w:val="21"/>
               </w:rPr>
               <w:t xml:space="preserve">份申报材料并建立三级校验机制，实现零差错提交，细节把控能力强；数据思维：掌握</w:t>
             </w:r>
             <w:r>
               <w:rPr>
-                <w:rFonts w:ascii="Times New Roman" w:hAnsi="Times New Roman" w:hint="default"/>
+                <w:rFonts w:eastAsia="等线"/>
                 <w:sz w:val="21"/>
               </w:rPr>
               <w:t xml:space="preserve">Excel/Python/R/SPSS</w:t>
@@ -350,15 +437,13 @@
             <w:r>
               <w:rPr>
                 <w:rFonts w:ascii="宋体" w:eastAsia="宋体" w:hAnsi="宋体" w:cs="宋体"/>
-                <w:b/>
-                <w:bCs/>
                 <w:sz w:val="21"/>
               </w:rPr>
               <w:t xml:space="preserve">，习惯用数据发现问题、支撑决策，处理过</w:t>
             </w:r>
             <w:r>
               <w:rPr>
-                <w:rFonts w:ascii="Times New Roman" w:hAnsi="Times New Roman" w:hint="default"/>
+                <w:rFonts w:eastAsia="等线"/>
                 <w:sz w:val="21"/>
               </w:rPr>
               <w:t xml:space="preserve">4.5</w:t>
@@ -366,15 +451,13 @@
             <w:r>
               <w:rPr>
                 <w:rFonts w:ascii="宋体" w:eastAsia="宋体" w:hAnsi="宋体" w:cs="宋体"/>
-                <w:b/>
-                <w:bCs/>
                 <w:sz w:val="21"/>
               </w:rPr>
               <w:t xml:space="preserve">万</w:t>
             </w:r>
             <w:r>
               <w:rPr>
-                <w:rFonts w:ascii="Times New Roman" w:hAnsi="Times New Roman" w:hint="default"/>
+                <w:rFonts w:eastAsia="等线"/>
                 <w:sz w:val="21"/>
               </w:rPr>
               <w:t xml:space="preserve">+</w:t>
@@ -382,8 +465,6 @@
             <w:r>
               <w:rPr>
                 <w:rFonts w:ascii="宋体" w:eastAsia="宋体" w:hAnsi="宋体" w:cs="宋体"/>
-                <w:b/>
-                <w:bCs/>
                 <w:sz w:val="21"/>
               </w:rPr>
               <w:t xml:space="preserve">条业务数据；沟通协作：有跨部门对接、门店团队协作经验，性格专注较真，愿意为不擅长的事投入时间</w:t>
@@ -398,7 +479,6 @@
           <w:vanish/>
           <w:sz w:val="2"/>
         </w:rPr>
-        <w:spacing w:line="240" w:lineRule="auto" w:before="0" w:after="0"/>
       </w:pPr>
     </w:p>
     <w:tbl>
@@ -440,7 +520,7 @@
           </w:tcPr>
           <w:p>
             <w:pPr>
-              <w:spacing w:line="240" w:lineRule="auto" w:before="0" w:after="0"/>
+              <w:spacing w:line="275" w:lineRule="atLeast"/>
             </w:pPr>
             <w:r>
               <w:rPr>
@@ -511,7 +591,7 @@
                 </w:tcPr>
                 <w:p>
                   <w:pPr>
-                    <w:spacing w:line="240" w:lineRule="auto" w:before="0" w:after="0"/>
+                    <w:spacing w:line="315" w:lineRule="atLeast"/>
                     <w:jc w:val="center"/>
                     <w:rPr>
                       <w:sz w:val="21"/>
@@ -538,7 +618,7 @@
                 </w:tcPr>
                 <w:p>
                   <w:pPr>
-                    <w:spacing w:line="240" w:lineRule="auto" w:before="0" w:after="0"/>
+                    <w:spacing w:line="315" w:lineRule="atLeast"/>
                     <w:rPr>
                       <w:b/>
                       <w:bCs/>
@@ -575,7 +655,7 @@
                 </w:tcPr>
                 <w:p>
                   <w:pPr>
-                    <w:spacing w:line="240" w:lineRule="auto" w:before="0" w:after="0"/>
+                    <w:spacing w:line="315" w:lineRule="atLeast"/>
                     <w:rPr>
                       <w:b/>
                       <w:bCs/>
@@ -650,7 +730,7 @@
                 </w:tcPr>
                 <w:p>
                   <w:pPr>
-                    <w:spacing w:line="240" w:lineRule="auto" w:before="0" w:after="0"/>
+                    <w:spacing w:line="315" w:lineRule="atLeast"/>
                     <w:rPr>
                       <w:rFonts w:ascii="Times New Roman" w:eastAsia="等线" w:hAnsi="Times New Roman" w:hint="default"/>
                       <w:b/>
@@ -673,7 +753,7 @@
           </w:tbl>
           <w:p>
             <w:pPr>
-              <w:spacing w:line="240" w:lineRule="auto" w:before="0" w:after="0"/>
+              <w:spacing w:line="275" w:lineRule="atLeast"/>
               <w:rPr>
                 <w:b/>
                 <w:bCs/>
@@ -688,7 +768,6 @@
         <w:rPr>
           <w:vanish/>
         </w:rPr>
-        <w:spacing w:line="240" w:lineRule="auto" w:before="0" w:after="0"/>
       </w:pPr>
     </w:p>
     <w:p>
@@ -697,7 +776,6 @@
           <w:vanish/>
           <w:sz w:val="21"/>
         </w:rPr>
-        <w:spacing w:line="240" w:lineRule="auto" w:before="0" w:after="0"/>
       </w:pPr>
     </w:p>
     <w:tbl>
@@ -739,7 +817,7 @@
           </w:tcPr>
           <w:p>
             <w:pPr>
-              <w:spacing w:line="240" w:lineRule="auto" w:before="0" w:after="0"/>
+              <w:spacing w:line="210" w:lineRule="atLeast"/>
               <w:rPr>
                 <w:sz w:val="21"/>
               </w:rPr>
@@ -769,7 +847,7 @@
                 <w:ilvl w:val="0"/>
                 <w:numId w:val="2"/>
               </w:numPr>
-              <w:spacing w:line="240" w:lineRule="auto" w:before="0" w:after="0"/>
+              <w:spacing w:line="315" w:lineRule="atLeast"/>
               <w:ind w:left="442" w:hanging="442"/>
               <w:rPr>
                 <w:sz w:val="21"/>
@@ -787,15 +865,13 @@
             <w:r>
               <w:rPr>
                 <w:rFonts w:ascii="宋体" w:eastAsia="宋体" w:hAnsi="宋体" w:cs="宋体"/>
-                <w:b/>
-                <w:bCs/>
                 <w:sz w:val="21"/>
               </w:rPr>
               <w:t xml:space="preserve">供应链管理、采购管理、物流管理、统计学、</w:t>
             </w:r>
             <w:r>
               <w:rPr>
-                <w:rFonts w:ascii="Times New Roman" w:hAnsi="Times New Roman" w:hint="default"/>
+                <w:rFonts w:eastAsia="等线"/>
                 <w:sz w:val="21"/>
               </w:rPr>
               <w:t xml:space="preserve">Python</w:t>
@@ -803,15 +879,13 @@
             <w:r>
               <w:rPr>
                 <w:rFonts w:ascii="宋体" w:eastAsia="宋体" w:hAnsi="宋体" w:cs="宋体"/>
-                <w:b/>
-                <w:bCs/>
                 <w:sz w:val="21"/>
               </w:rPr>
               <w:t xml:space="preserve">程序设计、</w:t>
             </w:r>
             <w:r>
               <w:rPr>
-                <w:rFonts w:ascii="Times New Roman" w:hAnsi="Times New Roman" w:hint="default"/>
+                <w:rFonts w:eastAsia="等线"/>
                 <w:sz w:val="21"/>
               </w:rPr>
               <w:t xml:space="preserve">ERP</w:t>
@@ -819,8 +893,6 @@
             <w:r>
               <w:rPr>
                 <w:rFonts w:ascii="宋体" w:eastAsia="宋体" w:hAnsi="宋体" w:cs="宋体"/>
-                <w:b/>
-                <w:bCs/>
                 <w:sz w:val="21"/>
               </w:rPr>
               <w:t xml:space="preserve">供应链管理综合实验</w:t>
@@ -851,7 +923,7 @@
           </w:tcPr>
           <w:p>
             <w:pPr>
-              <w:spacing w:line="240" w:lineRule="auto" w:before="0" w:after="0"/>
+              <w:spacing w:line="210" w:lineRule="atLeast"/>
               <w:rPr>
                 <w:sz w:val="21"/>
               </w:rPr>
@@ -881,7 +953,7 @@
                 <w:ilvl w:val="0"/>
                 <w:numId w:val="2"/>
               </w:numPr>
-              <w:spacing w:line="240" w:lineRule="auto" w:before="0" w:after="0"/>
+              <w:spacing w:line="315" w:lineRule="atLeast"/>
               <w:rPr>
                 <w:sz w:val="21"/>
               </w:rPr>
@@ -898,15 +970,13 @@
             <w:r>
               <w:rPr>
                 <w:rFonts w:ascii="宋体" w:eastAsia="宋体" w:hAnsi="宋体" w:cs="宋体"/>
-                <w:b/>
-                <w:bCs/>
                 <w:sz w:val="21"/>
               </w:rPr>
               <w:t xml:space="preserve">山东大学</w:t>
             </w:r>
             <w:r>
               <w:rPr>
-                <w:rFonts w:ascii="Times New Roman" w:hAnsi="Times New Roman" w:hint="default"/>
+                <w:rFonts w:eastAsia="等线"/>
                 <w:sz w:val="21"/>
               </w:rPr>
               <w:t xml:space="preserve">2024</w:t>
@@ -914,15 +984,13 @@
             <w:r>
               <w:rPr>
                 <w:rFonts w:ascii="宋体" w:eastAsia="宋体" w:hAnsi="宋体" w:cs="宋体"/>
-                <w:b/>
-                <w:bCs/>
                 <w:sz w:val="21"/>
               </w:rPr>
               <w:t xml:space="preserve">—</w:t>
             </w:r>
             <w:r>
               <w:rPr>
-                <w:rFonts w:ascii="Times New Roman" w:hAnsi="Times New Roman" w:hint="default"/>
+                <w:rFonts w:eastAsia="等线"/>
                 <w:sz w:val="21"/>
               </w:rPr>
               <w:t xml:space="preserve">2025</w:t>
@@ -930,8 +998,6 @@
             <w:r>
               <w:rPr>
                 <w:rFonts w:ascii="宋体" w:eastAsia="宋体" w:hAnsi="宋体" w:cs="宋体"/>
-                <w:b/>
-                <w:bCs/>
                 <w:sz w:val="21"/>
               </w:rPr>
               <w:t xml:space="preserve">年暑期社会实践专项优秀等级</w:t>
@@ -946,7 +1012,6 @@
           <w:vanish/>
           <w:sz w:val="21"/>
         </w:rPr>
-        <w:spacing w:line="240" w:lineRule="auto" w:before="0" w:after="0"/>
       </w:pPr>
     </w:p>
     <w:p>
@@ -955,7 +1020,6 @@
           <w:vanish/>
           <w:sz w:val="2"/>
         </w:rPr>
-        <w:spacing w:line="240" w:lineRule="auto" w:before="0" w:after="0"/>
       </w:pPr>
     </w:p>
     <w:p>
@@ -963,7 +1027,6 @@
         <w:rPr>
           <w:vanish/>
         </w:rPr>
-        <w:spacing w:line="240" w:lineRule="auto" w:before="0" w:after="0"/>
       </w:pPr>
     </w:p>
     <w:p>
@@ -972,7 +1035,6 @@
           <w:vanish/>
           <w:sz w:val="21"/>
         </w:rPr>
-        <w:spacing w:line="240" w:lineRule="auto" w:before="0" w:after="0"/>
       </w:pPr>
     </w:p>
     <w:p>
@@ -981,7 +1043,6 @@
           <w:vanish/>
           <w:sz w:val="21"/>
         </w:rPr>
-        <w:spacing w:line="240" w:lineRule="auto" w:before="0" w:after="0"/>
       </w:pPr>
     </w:p>
     <w:p>
@@ -990,7 +1051,6 @@
           <w:vanish/>
           <w:sz w:val="2"/>
         </w:rPr>
-        <w:spacing w:line="240" w:lineRule="auto" w:before="0" w:after="0"/>
       </w:pPr>
     </w:p>
     <w:tbl>
@@ -1044,7 +1104,7 @@
           </w:tcPr>
           <w:p>
             <w:pPr>
-              <w:spacing w:line="240" w:lineRule="auto" w:before="0" w:after="0"/>
+              <w:spacing w:line="275" w:lineRule="atLeast"/>
               <w:rPr>
                 <w:rFonts w:ascii="Times New Roman" w:hAnsi="Times New Roman"/>
                 <w:b/>
@@ -1095,7 +1155,7 @@
           </w:tcPr>
           <w:p>
             <w:pPr>
-              <w:spacing w:line="240" w:lineRule="auto" w:before="0" w:after="0"/>
+              <w:spacing w:line="315" w:lineRule="atLeast"/>
               <w:rPr>
                 <w:rFonts w:ascii="Times New Roman" w:hAnsi="Times New Roman"/>
                 <w:sz w:val="21"/>
@@ -1123,7 +1183,7 @@
           </w:tcPr>
           <w:p>
             <w:pPr>
-              <w:spacing w:line="240" w:lineRule="auto" w:before="0" w:after="0"/>
+              <w:spacing w:line="315" w:lineRule="atLeast"/>
               <w:rPr>
                 <w:rFonts w:ascii="Times New Roman" w:hAnsi="Times New Roman"/>
                 <w:sz w:val="21"/>
@@ -1154,7 +1214,7 @@
           </w:tcPr>
           <w:p>
             <w:pPr>
-              <w:spacing w:line="240" w:lineRule="auto" w:before="0" w:after="0"/>
+              <w:spacing w:line="315" w:lineRule="atLeast"/>
               <w:rPr>
                 <w:rFonts w:ascii="Times New Roman" w:eastAsia="等线" w:hAnsi="Times New Roman"/>
                 <w:b/>
@@ -1186,7 +1246,7 @@
           </w:tcPr>
           <w:p>
             <w:pPr>
-              <w:spacing w:line="240" w:lineRule="auto" w:before="0" w:after="0"/>
+              <w:spacing w:line="315" w:lineRule="atLeast"/>
               <w:rPr>
                 <w:rFonts w:ascii="Times New Roman" w:eastAsia="等线" w:hAnsi="Times New Roman" w:hint="default"/>
                 <w:b/>
@@ -1196,7 +1256,7 @@
             </w:pPr>
             <w:r>
               <w:rPr>
-                <w:rFonts w:ascii="宋体" w:eastAsia="宋体" w:hAnsi="宋体" w:cs="宋体"/>
+                <w:rFonts w:ascii="Times New Roman" w:eastAsia="宋体" w:hAnsi="Times New Roman" w:cs="宋体"/>
                 <w:b/>
                 <w:bCs/>
                 <w:sz w:val="21"/>
@@ -1231,7 +1291,7 @@
           </w:tcPr>
           <w:p>
             <w:pPr>
-              <w:spacing w:line="240" w:lineRule="auto" w:before="0" w:after="0"/>
+              <w:spacing w:line="315" w:lineRule="atLeast"/>
               <w:rPr>
                 <w:rFonts w:ascii="Times New Roman" w:hAnsi="Times New Roman"/>
                 <w:sz w:val="21"/>
@@ -1263,7 +1323,7 @@
                 <w:ilvl w:val="0"/>
                 <w:numId w:val="9"/>
               </w:numPr>
-              <w:spacing w:line="240" w:lineRule="auto" w:before="0" w:after="0"/>
+              <w:spacing w:line="315" w:lineRule="atLeast"/>
               <w:rPr>
                 <w:rFonts w:ascii="Times New Roman" w:eastAsia="宋体" w:hAnsi="Times New Roman" w:cs="宋体" w:hint="default"/>
                 <w:sz w:val="21"/>
@@ -1272,8 +1332,6 @@
             <w:r>
               <w:rPr>
                 <w:rFonts w:ascii="宋体" w:eastAsia="宋体" w:hAnsi="宋体" w:cs="宋体"/>
-                <w:b/>
-                <w:bCs/>
                 <w:sz w:val="21"/>
               </w:rPr>
               <w:t xml:space="preserve">针对社区团购末端配送效率低、老年群体服务覆盖不足的问题，独立完成调研、建模、方案设计与验证全流程</w:t>
@@ -1285,7 +1343,7 @@
                 <w:ilvl w:val="0"/>
                 <w:numId w:val="9"/>
               </w:numPr>
-              <w:spacing w:line="240" w:lineRule="auto" w:before="0" w:after="0"/>
+              <w:spacing w:line="315" w:lineRule="atLeast"/>
               <w:rPr>
                 <w:rFonts w:ascii="Times New Roman" w:eastAsia="宋体" w:hAnsi="Times New Roman" w:cs="宋体" w:hint="default"/>
                 <w:sz w:val="21"/>
@@ -1294,15 +1352,13 @@
             <w:r>
               <w:rPr>
                 <w:rFonts w:ascii="宋体" w:eastAsia="宋体" w:hAnsi="宋体" w:cs="宋体"/>
-                <w:b/>
-                <w:bCs/>
                 <w:sz w:val="21"/>
               </w:rPr>
               <w:t xml:space="preserve">基于</w:t>
             </w:r>
             <w:r>
               <w:rPr>
-                <w:rFonts w:ascii="Times New Roman" w:hAnsi="Times New Roman" w:hint="default"/>
+                <w:rFonts w:eastAsia="等线"/>
                 <w:sz w:val="21"/>
               </w:rPr>
               <w:t xml:space="preserve">15</w:t>
@@ -1310,15 +1366,13 @@
             <w:r>
               <w:rPr>
                 <w:rFonts w:ascii="宋体" w:eastAsia="宋体" w:hAnsi="宋体" w:cs="宋体"/>
-                <w:b/>
-                <w:bCs/>
                 <w:sz w:val="21"/>
               </w:rPr>
               <w:t xml:space="preserve">个候选点位、日均</w:t>
             </w:r>
             <w:r>
               <w:rPr>
-                <w:rFonts w:ascii="Times New Roman" w:hAnsi="Times New Roman" w:hint="default"/>
+                <w:rFonts w:eastAsia="等线"/>
                 <w:sz w:val="21"/>
               </w:rPr>
               <w:t xml:space="preserve">345</w:t>
@@ -1326,15 +1380,13 @@
             <w:r>
               <w:rPr>
                 <w:rFonts w:ascii="宋体" w:eastAsia="宋体" w:hAnsi="宋体" w:cs="宋体"/>
-                <w:b/>
-                <w:bCs/>
                 <w:sz w:val="21"/>
               </w:rPr>
               <w:t xml:space="preserve">单真实数据，设计“</w:t>
             </w:r>
             <w:r>
               <w:rPr>
-                <w:rFonts w:ascii="Times New Roman" w:hAnsi="Times New Roman" w:hint="default"/>
+                <w:rFonts w:eastAsia="等线"/>
                 <w:sz w:val="21"/>
               </w:rPr>
               <w:t xml:space="preserve">2</w:t>
@@ -1342,15 +1394,13 @@
             <w:r>
               <w:rPr>
                 <w:rFonts w:ascii="宋体" w:eastAsia="宋体" w:hAnsi="宋体" w:cs="宋体"/>
-                <w:b/>
-                <w:bCs/>
                 <w:sz w:val="21"/>
               </w:rPr>
               <w:t xml:space="preserve">核心点</w:t>
             </w:r>
             <w:r>
               <w:rPr>
-                <w:rFonts w:ascii="Times New Roman" w:hAnsi="Times New Roman" w:hint="default"/>
+                <w:rFonts w:eastAsia="等线"/>
                 <w:sz w:val="21"/>
               </w:rPr>
               <w:t xml:space="preserve">+4</w:t>
@@ -1358,15 +1408,13 @@
             <w:r>
               <w:rPr>
                 <w:rFonts w:ascii="宋体" w:eastAsia="宋体" w:hAnsi="宋体" w:cs="宋体"/>
-                <w:b/>
-                <w:bCs/>
                 <w:sz w:val="21"/>
               </w:rPr>
               <w:t xml:space="preserve">动态临时点”弹性布局方案，模型测算可降低运营成本</w:t>
             </w:r>
             <w:r>
               <w:rPr>
-                <w:rFonts w:ascii="Times New Roman" w:hAnsi="Times New Roman" w:hint="default"/>
+                <w:rFonts w:eastAsia="等线"/>
                 <w:sz w:val="21"/>
               </w:rPr>
               <w:t xml:space="preserve">18.7%</w:t>
@@ -1374,15 +1422,13 @@
             <w:r>
               <w:rPr>
                 <w:rFonts w:ascii="宋体" w:eastAsia="宋体" w:hAnsi="宋体" w:cs="宋体"/>
-                <w:b/>
-                <w:bCs/>
                 <w:sz w:val="21"/>
               </w:rPr>
               <w:t xml:space="preserve">、提升老年服务覆盖率至</w:t>
             </w:r>
             <w:r>
               <w:rPr>
-                <w:rFonts w:ascii="Times New Roman" w:hAnsi="Times New Roman" w:hint="default"/>
+                <w:rFonts w:eastAsia="等线"/>
                 <w:sz w:val="21"/>
               </w:rPr>
               <w:t xml:space="preserve">87.3%</w:t>
@@ -1390,15 +1436,13 @@
             <w:r>
               <w:rPr>
                 <w:rFonts w:ascii="宋体" w:eastAsia="宋体" w:hAnsi="宋体" w:cs="宋体"/>
-                <w:b/>
-                <w:bCs/>
                 <w:sz w:val="21"/>
               </w:rPr>
               <w:t xml:space="preserve">、缩短配送时长</w:t>
             </w:r>
             <w:r>
               <w:rPr>
-                <w:rFonts w:ascii="Times New Roman" w:hAnsi="Times New Roman" w:hint="default"/>
+                <w:rFonts w:eastAsia="等线"/>
                 <w:sz w:val="21"/>
               </w:rPr>
               <w:t xml:space="preserve">22.3%</w:t>
@@ -1410,7 +1454,7 @@
                 <w:ilvl w:val="0"/>
                 <w:numId w:val="9"/>
               </w:numPr>
-              <w:spacing w:line="240" w:lineRule="auto" w:before="0" w:after="0"/>
+              <w:spacing w:line="315" w:lineRule="atLeast"/>
               <w:rPr>
                 <w:rFonts w:ascii="Times New Roman" w:eastAsia="宋体" w:hAnsi="Times New Roman" w:cs="宋体" w:hint="default"/>
                 <w:sz w:val="21"/>
@@ -1419,8 +1463,6 @@
             <w:r>
               <w:rPr>
                 <w:rFonts w:ascii="宋体" w:eastAsia="宋体" w:hAnsi="宋体" w:cs="宋体"/>
-                <w:b/>
-                <w:bCs/>
                 <w:sz w:val="21"/>
               </w:rPr>
               <w:t xml:space="preserve">输出完整研究报告，具备问题分析、方案设计与结果验证的闭环能力</w:t>
@@ -1453,7 +1495,7 @@
           </w:tcPr>
           <w:p>
             <w:pPr>
-              <w:spacing w:line="240" w:lineRule="auto" w:before="0" w:after="0"/>
+              <w:spacing w:line="315" w:lineRule="atLeast"/>
               <w:rPr>
                 <w:rFonts w:ascii="Times New Roman" w:hAnsi="Times New Roman"/>
                 <w:sz w:val="21"/>
@@ -1481,7 +1523,7 @@
           </w:tcPr>
           <w:p>
             <w:pPr>
-              <w:spacing w:line="240" w:lineRule="auto" w:before="0" w:after="0"/>
+              <w:spacing w:line="315" w:lineRule="atLeast"/>
               <w:rPr>
                 <w:rFonts w:ascii="Times New Roman" w:hAnsi="Times New Roman"/>
                 <w:sz w:val="21"/>
@@ -1512,7 +1554,7 @@
           </w:tcPr>
           <w:p>
             <w:pPr>
-              <w:spacing w:line="240" w:lineRule="auto" w:before="0" w:after="0"/>
+              <w:spacing w:line="315" w:lineRule="atLeast"/>
               <w:rPr>
                 <w:rFonts w:ascii="Times New Roman" w:eastAsia="等线" w:hAnsi="Times New Roman"/>
                 <w:b/>
@@ -1544,7 +1586,7 @@
           </w:tcPr>
           <w:p>
             <w:pPr>
-              <w:spacing w:line="240" w:lineRule="auto" w:before="0" w:after="0"/>
+              <w:spacing w:line="315" w:lineRule="atLeast"/>
               <w:rPr>
                 <w:rFonts w:ascii="Times New Roman" w:eastAsia="等线" w:hAnsi="Times New Roman" w:hint="default"/>
                 <w:b/>
@@ -1554,7 +1596,7 @@
             </w:pPr>
             <w:r>
               <w:rPr>
-                <w:rFonts w:ascii="宋体" w:eastAsia="宋体" w:hAnsi="宋体" w:cs="宋体"/>
+                <w:rFonts w:ascii="Times New Roman" w:eastAsia="宋体" w:hAnsi="Times New Roman" w:cs="宋体"/>
                 <w:b/>
                 <w:bCs/>
                 <w:sz w:val="21"/>
@@ -1589,7 +1631,7 @@
           </w:tcPr>
           <w:p>
             <w:pPr>
-              <w:spacing w:line="240" w:lineRule="auto" w:before="0" w:after="0"/>
+              <w:spacing w:line="315" w:lineRule="atLeast"/>
               <w:rPr>
                 <w:rFonts w:ascii="Times New Roman" w:hAnsi="Times New Roman"/>
                 <w:sz w:val="21"/>
@@ -1621,7 +1663,7 @@
                 <w:ilvl w:val="0"/>
                 <w:numId w:val="9"/>
               </w:numPr>
-              <w:spacing w:line="240" w:lineRule="auto" w:before="0" w:after="0"/>
+              <w:spacing w:line="315" w:lineRule="atLeast"/>
               <w:rPr>
                 <w:rFonts w:ascii="Times New Roman" w:eastAsia="宋体" w:hAnsi="Times New Roman" w:cs="宋体" w:hint="default"/>
                 <w:sz w:val="21"/>
@@ -1630,15 +1672,13 @@
             <w:r>
               <w:rPr>
                 <w:rFonts w:ascii="宋体" w:eastAsia="宋体" w:hAnsi="宋体" w:cs="宋体"/>
-                <w:b/>
-                <w:bCs/>
                 <w:sz w:val="21"/>
               </w:rPr>
               <w:t xml:space="preserve">设计</w:t>
             </w:r>
             <w:r>
               <w:rPr>
-                <w:rFonts w:ascii="Times New Roman" w:hAnsi="Times New Roman" w:hint="default"/>
+                <w:rFonts w:eastAsia="等线"/>
                 <w:sz w:val="21"/>
               </w:rPr>
               <w:t xml:space="preserve">7</w:t>
@@ -1646,15 +1686,13 @@
             <w:r>
               <w:rPr>
                 <w:rFonts w:ascii="宋体" w:eastAsia="宋体" w:hAnsi="宋体" w:cs="宋体"/>
-                <w:b/>
-                <w:bCs/>
                 <w:sz w:val="21"/>
               </w:rPr>
               <w:t xml:space="preserve">点李克特量表问卷并发放，回收</w:t>
             </w:r>
             <w:r>
               <w:rPr>
-                <w:rFonts w:ascii="Times New Roman" w:hAnsi="Times New Roman" w:hint="default"/>
+                <w:rFonts w:eastAsia="等线"/>
                 <w:sz w:val="21"/>
               </w:rPr>
               <w:t xml:space="preserve">328</w:t>
@@ -1662,15 +1700,13 @@
             <w:r>
               <w:rPr>
                 <w:rFonts w:ascii="宋体" w:eastAsia="宋体" w:hAnsi="宋体" w:cs="宋体"/>
-                <w:b/>
-                <w:bCs/>
                 <w:sz w:val="21"/>
               </w:rPr>
               <w:t xml:space="preserve">份有效样本，用</w:t>
             </w:r>
             <w:r>
               <w:rPr>
-                <w:rFonts w:ascii="Times New Roman" w:hAnsi="Times New Roman" w:hint="default"/>
+                <w:rFonts w:eastAsia="等线"/>
                 <w:sz w:val="21"/>
               </w:rPr>
               <w:t xml:space="preserve">SPSS</w:t>
@@ -1678,15 +1714,13 @@
             <w:r>
               <w:rPr>
                 <w:rFonts w:ascii="宋体" w:eastAsia="宋体" w:hAnsi="宋体" w:cs="宋体"/>
-                <w:b/>
-                <w:bCs/>
                 <w:sz w:val="21"/>
               </w:rPr>
               <w:t xml:space="preserve">和</w:t>
             </w:r>
             <w:r>
               <w:rPr>
-                <w:rFonts w:ascii="Times New Roman" w:hAnsi="Times New Roman" w:hint="default"/>
+                <w:rFonts w:eastAsia="等线"/>
                 <w:sz w:val="21"/>
               </w:rPr>
               <w:t xml:space="preserve">Python</w:t>
@@ -1694,8 +1728,6 @@
             <w:r>
               <w:rPr>
                 <w:rFonts w:ascii="宋体" w:eastAsia="宋体" w:hAnsi="宋体" w:cs="宋体"/>
-                <w:b/>
-                <w:bCs/>
                 <w:sz w:val="21"/>
               </w:rPr>
               <w:t xml:space="preserve">完成数据清洗与统计分析</w:t>
@@ -1707,7 +1739,7 @@
                 <w:ilvl w:val="0"/>
                 <w:numId w:val="9"/>
               </w:numPr>
-              <w:spacing w:line="240" w:lineRule="auto" w:before="0" w:after="0"/>
+              <w:spacing w:line="315" w:lineRule="atLeast"/>
               <w:rPr>
                 <w:rFonts w:ascii="Times New Roman" w:eastAsia="宋体" w:hAnsi="Times New Roman" w:cs="宋体" w:hint="default"/>
                 <w:sz w:val="21"/>
@@ -1716,8 +1748,6 @@
             <w:r>
               <w:rPr>
                 <w:rFonts w:ascii="宋体" w:eastAsia="宋体" w:hAnsi="宋体" w:cs="宋体"/>
-                <w:b/>
-                <w:bCs/>
                 <w:sz w:val="21"/>
               </w:rPr>
               <w:t xml:space="preserve">识别出交互性、个性化、自主性为影响用户体验的核心因素，验证用户智能体验的关键中介作用，输出研究结论与优化建议</w:t>
@@ -1750,7 +1780,7 @@
           </w:tcPr>
           <w:p>
             <w:pPr>
-              <w:spacing w:line="240" w:lineRule="auto" w:before="0" w:after="0"/>
+              <w:spacing w:line="315" w:lineRule="atLeast"/>
               <w:rPr>
                 <w:rFonts w:ascii="Times New Roman" w:hAnsi="Times New Roman"/>
                 <w:sz w:val="21"/>
@@ -1778,7 +1808,7 @@
           </w:tcPr>
           <w:p>
             <w:pPr>
-              <w:spacing w:line="240" w:lineRule="auto" w:before="0" w:after="0"/>
+              <w:spacing w:line="315" w:lineRule="atLeast"/>
               <w:rPr>
                 <w:rFonts w:ascii="Times New Roman" w:hAnsi="Times New Roman"/>
                 <w:sz w:val="21"/>
@@ -1809,7 +1839,7 @@
           </w:tcPr>
           <w:p>
             <w:pPr>
-              <w:spacing w:line="240" w:lineRule="auto" w:before="0" w:after="0"/>
+              <w:spacing w:line="315" w:lineRule="atLeast"/>
               <w:rPr>
                 <w:rFonts w:ascii="Times New Roman" w:eastAsia="等线" w:hAnsi="Times New Roman"/>
                 <w:b/>
@@ -1841,7 +1871,7 @@
           </w:tcPr>
           <w:p>
             <w:pPr>
-              <w:spacing w:line="240" w:lineRule="auto" w:before="0" w:after="0"/>
+              <w:spacing w:line="315" w:lineRule="atLeast"/>
               <w:rPr>
                 <w:rFonts w:ascii="Times New Roman" w:eastAsia="等线" w:hAnsi="Times New Roman" w:hint="default"/>
                 <w:b/>
@@ -1851,7 +1881,7 @@
             </w:pPr>
             <w:r>
               <w:rPr>
-                <w:rFonts w:ascii="宋体" w:eastAsia="宋体" w:hAnsi="宋体" w:cs="宋体"/>
+                <w:rFonts w:ascii="Times New Roman" w:eastAsia="宋体" w:hAnsi="Times New Roman" w:cs="宋体"/>
                 <w:b/>
                 <w:bCs/>
                 <w:sz w:val="21"/>
@@ -1886,7 +1916,7 @@
           </w:tcPr>
           <w:p>
             <w:pPr>
-              <w:spacing w:line="240" w:lineRule="auto" w:before="0" w:after="0"/>
+              <w:spacing w:line="315" w:lineRule="atLeast"/>
               <w:rPr>
                 <w:rFonts w:ascii="Times New Roman" w:hAnsi="Times New Roman"/>
                 <w:sz w:val="21"/>
@@ -1918,7 +1948,7 @@
                 <w:ilvl w:val="0"/>
                 <w:numId w:val="9"/>
               </w:numPr>
-              <w:spacing w:line="240" w:lineRule="auto" w:before="0" w:after="0"/>
+              <w:spacing w:line="315" w:lineRule="atLeast"/>
               <w:rPr>
                 <w:rFonts w:ascii="Times New Roman" w:eastAsia="宋体" w:hAnsi="Times New Roman" w:cs="宋体" w:hint="default"/>
                 <w:sz w:val="21"/>
@@ -1927,15 +1957,13 @@
             <w:r>
               <w:rPr>
                 <w:rFonts w:ascii="宋体" w:eastAsia="宋体" w:hAnsi="宋体" w:cs="宋体"/>
-                <w:b/>
-                <w:bCs/>
                 <w:sz w:val="21"/>
               </w:rPr>
               <w:t xml:space="preserve">基于</w:t>
             </w:r>
             <w:r>
               <w:rPr>
-                <w:rFonts w:ascii="Times New Roman" w:hAnsi="Times New Roman" w:hint="default"/>
+                <w:rFonts w:eastAsia="等线"/>
                 <w:sz w:val="21"/>
               </w:rPr>
               <w:t xml:space="preserve">45211</w:t>
@@ -1943,15 +1971,13 @@
             <w:r>
               <w:rPr>
                 <w:rFonts w:ascii="宋体" w:eastAsia="宋体" w:hAnsi="宋体" w:cs="宋体"/>
-                <w:b/>
-                <w:bCs/>
                 <w:sz w:val="21"/>
               </w:rPr>
               <w:t xml:space="preserve">条真实营销数据，用</w:t>
             </w:r>
             <w:r>
               <w:rPr>
-                <w:rFonts w:ascii="Times New Roman" w:hAnsi="Times New Roman" w:hint="default"/>
+                <w:rFonts w:eastAsia="等线"/>
                 <w:sz w:val="21"/>
               </w:rPr>
               <w:t xml:space="preserve">R</w:t>
@@ -1959,8 +1985,6 @@
             <w:r>
               <w:rPr>
                 <w:rFonts w:ascii="宋体" w:eastAsia="宋体" w:hAnsi="宋体" w:cs="宋体"/>
-                <w:b/>
-                <w:bCs/>
                 <w:sz w:val="21"/>
               </w:rPr>
               <w:t xml:space="preserve">完成数据清洗与多维度分层统计，绘制帕累托图、相关性热力图、转化瀑布图</w:t>
@@ -1972,7 +1996,7 @@
                 <w:ilvl w:val="0"/>
                 <w:numId w:val="9"/>
               </w:numPr>
-              <w:spacing w:line="240" w:lineRule="auto" w:before="0" w:after="0"/>
+              <w:spacing w:line="315" w:lineRule="atLeast"/>
               <w:rPr>
                 <w:rFonts w:ascii="Times New Roman" w:eastAsia="宋体" w:hAnsi="Times New Roman" w:cs="宋体" w:hint="default"/>
                 <w:sz w:val="21"/>
@@ -1981,757 +2005,9 @@
             <w:r>
               <w:rPr>
                 <w:rFonts w:ascii="宋体" w:eastAsia="宋体" w:hAnsi="宋体" w:cs="宋体"/>
-                <w:b/>
-                <w:bCs/>
                 <w:sz w:val="21"/>
               </w:rPr>
               <w:t xml:space="preserve">通过多维度统计呈现客户群体响应差异，定位营销流失关键环节，独立交付分析报告，具备数据处理与问题洞察能力</w:t>
-            </w:r>
-          </w:p>
-        </w:tc>
-      </w:tr>
-      <w:tr>
-        <w:trPr>
-          <w:gridAfter w:val="2"/>
-          <w:wAfter w:w="880" w:type="dxa"/>
-          <w:jc w:val="center"/>
-        </w:trPr>
-        <w:tc>
-          <w:tcPr>
-            <w:tcW w:w="695" w:type="dxa"/>
-            <w:tcBorders>
-              <w:top w:val="nil"/>
-              <w:left w:val="nil"/>
-              <w:bottom w:val="nil"/>
-              <w:right w:val="nil"/>
-            </w:tcBorders>
-            <w:tcMar>
-              <w:top w:w="0" w:type="dxa"/>
-              <w:left w:w="113" w:type="dxa"/>
-              <w:bottom w:w="0" w:type="dxa"/>
-              <w:right w:w="85" w:type="dxa"/>
-            </w:tcMar>
-            <w:vAlign w:val="center"/>
-          </w:tcPr>
-          <w:p>
-            <w:pPr>
-              <w:spacing w:line="240" w:lineRule="auto" w:before="0" w:after="0"/>
-              <w:rPr>
-                <w:rFonts w:ascii="Times New Roman" w:hAnsi="Times New Roman"/>
-                <w:sz w:val="21"/>
-              </w:rPr>
-            </w:pPr>
-          </w:p>
-        </w:tc>
-        <w:tc>
-          <w:tcPr>
-            <w:tcW w:w="4600" w:type="dxa"/>
-            <w:gridSpan w:val="4"/>
-            <w:tcBorders>
-              <w:top w:val="nil"/>
-              <w:left w:val="nil"/>
-              <w:bottom w:val="nil"/>
-              <w:right w:val="nil"/>
-            </w:tcBorders>
-            <w:tcMar>
-              <w:top w:w="0" w:type="dxa"/>
-              <w:left w:w="85" w:type="dxa"/>
-              <w:bottom w:w="0" w:type="dxa"/>
-              <w:right w:w="85" w:type="dxa"/>
-            </w:tcMar>
-            <w:vAlign w:val="center"/>
-          </w:tcPr>
-          <w:p>
-            <w:pPr>
-              <w:spacing w:line="240" w:lineRule="auto" w:before="0" w:after="0"/>
-              <w:rPr>
-                <w:rFonts w:ascii="Times New Roman" w:hAnsi="Times New Roman"/>
-                <w:sz w:val="21"/>
-              </w:rPr>
-            </w:pPr>
-            <w:r>
-              <w:rPr>
-                <w:rFonts w:ascii="宋体" w:eastAsia="宋体" w:hAnsi="宋体" w:cs="宋体"/>
-                <w:b/>
-                <w:bCs/>
-                <w:sz w:val="21"/>
-              </w:rPr>
-              <w:t xml:space="preserve">ERP</w:t>
-            </w:r>
-            <w:r>
-              <w:rPr>
-                <w:rFonts w:ascii="宋体" w:eastAsia="宋体" w:hAnsi="宋体" w:cs="宋体"/>
-                <w:b/>
-                <w:bCs/>
-                <w:sz w:val="21"/>
-              </w:rPr>
-              <w:t xml:space="preserve">采购与库存全流程模拟操作</w:t>
-            </w:r>
-          </w:p>
-        </w:tc>
-        <w:tc>
-          <w:tcPr>
-            <w:tcW w:w="2693" w:type="dxa"/>
-            <w:gridSpan w:val="2"/>
-            <w:tcBorders>
-              <w:top w:val="nil"/>
-              <w:left w:val="nil"/>
-              <w:bottom w:val="nil"/>
-              <w:right w:val="nil"/>
-            </w:tcBorders>
-            <w:vAlign w:val="center"/>
-          </w:tcPr>
-          <w:p>
-            <w:pPr>
-              <w:spacing w:line="240" w:lineRule="auto" w:before="0" w:after="0"/>
-              <w:rPr>
-                <w:rFonts w:ascii="Times New Roman" w:eastAsia="等线" w:hAnsi="Times New Roman"/>
-                <w:b/>
-                <w:bCs/>
-                <w:sz w:val="21"/>
-              </w:rPr>
-            </w:pPr>
-            <w:r>
-              <w:rPr>
-                <w:rFonts w:ascii="宋体" w:eastAsia="宋体" w:hAnsi="宋体" w:cs="宋体"/>
-                <w:b/>
-                <w:bCs/>
-                <w:sz w:val="21"/>
-              </w:rPr>
-              <w:t xml:space="preserve">课程实验・账套主管</w:t>
-            </w:r>
-          </w:p>
-        </w:tc>
-        <w:tc>
-          <w:tcPr>
-            <w:tcW w:w="2755" w:type="dxa"/>
-            <w:tcBorders>
-              <w:top w:val="nil"/>
-              <w:left w:val="nil"/>
-              <w:bottom w:val="nil"/>
-              <w:right w:val="nil"/>
-            </w:tcBorders>
-            <w:vAlign w:val="center"/>
-          </w:tcPr>
-          <w:p>
-            <w:pPr>
-              <w:spacing w:line="240" w:lineRule="auto" w:before="0" w:after="0"/>
-              <w:rPr>
-                <w:rFonts w:ascii="Times New Roman" w:eastAsia="等线" w:hAnsi="Times New Roman" w:hint="default"/>
-                <w:b/>
-                <w:bCs/>
-                <w:sz w:val="21"/>
-              </w:rPr>
-            </w:pPr>
-            <w:r>
-              <w:rPr>
-                <w:rFonts w:ascii="宋体" w:eastAsia="宋体" w:hAnsi="宋体" w:cs="宋体"/>
-                <w:b/>
-                <w:bCs/>
-                <w:sz w:val="21"/>
-              </w:rPr>
-              <w:t xml:space="preserve">2025.03-2025.07</w:t>
-            </w:r>
-          </w:p>
-        </w:tc>
-      </w:tr>
-      <w:tr>
-        <w:trPr>
-          <w:gridAfter w:val="2"/>
-          <w:wAfter w:w="880" w:type="dxa"/>
-          <w:jc w:val="center"/>
-        </w:trPr>
-        <w:tc>
-          <w:tcPr>
-            <w:tcW w:w="695" w:type="dxa"/>
-            <w:tcBorders>
-              <w:top w:val="nil"/>
-              <w:left w:val="nil"/>
-              <w:bottom w:val="nil"/>
-              <w:right w:val="nil"/>
-            </w:tcBorders>
-            <w:tcMar>
-              <w:top w:w="0" w:type="dxa"/>
-              <w:left w:w="113" w:type="dxa"/>
-              <w:bottom w:w="0" w:type="dxa"/>
-              <w:right w:w="85" w:type="dxa"/>
-            </w:tcMar>
-            <w:vAlign w:val="center"/>
-          </w:tcPr>
-          <w:p>
-            <w:pPr>
-              <w:spacing w:line="240" w:lineRule="auto" w:before="0" w:after="0"/>
-              <w:rPr>
-                <w:rFonts w:ascii="Times New Roman" w:hAnsi="Times New Roman"/>
-                <w:sz w:val="21"/>
-              </w:rPr>
-            </w:pPr>
-          </w:p>
-        </w:tc>
-        <w:tc>
-          <w:tcPr>
-            <w:tcW w:w="10048" w:type="dxa"/>
-            <w:gridSpan w:val="7"/>
-            <w:tcBorders>
-              <w:top w:val="nil"/>
-              <w:left w:val="nil"/>
-              <w:bottom w:val="nil"/>
-              <w:right w:val="nil"/>
-            </w:tcBorders>
-            <w:tcMar>
-              <w:top w:w="0" w:type="dxa"/>
-              <w:left w:w="85" w:type="dxa"/>
-              <w:bottom w:w="0" w:type="dxa"/>
-              <w:right w:w="85" w:type="dxa"/>
-            </w:tcMar>
-            <w:vAlign w:val="center"/>
-          </w:tcPr>
-          <w:p>
-            <w:pPr>
-              <w:numPr>
-                <w:ilvl w:val="0"/>
-                <w:numId w:val="9"/>
-              </w:numPr>
-              <w:spacing w:line="240" w:lineRule="auto" w:before="0" w:after="0"/>
-              <w:rPr>
-                <w:rFonts w:ascii="Times New Roman" w:eastAsia="宋体" w:hAnsi="Times New Roman" w:cs="宋体" w:hint="default"/>
-                <w:sz w:val="21"/>
-              </w:rPr>
-            </w:pPr>
-            <w:r>
-              <w:rPr>
-                <w:rFonts w:ascii="宋体" w:eastAsia="宋体" w:hAnsi="宋体" w:cs="宋体"/>
-                <w:b/>
-                <w:bCs/>
-                <w:sz w:val="21"/>
-              </w:rPr>
-              <w:t xml:space="preserve">以账套主管角色使用用友</w:t>
-            </w:r>
-            <w:r>
-              <w:rPr>
-                <w:rFonts w:ascii="Times New Roman" w:hAnsi="Times New Roman" w:hint="default"/>
-                <w:sz w:val="21"/>
-              </w:rPr>
-              <w:t xml:space="preserve">U8+</w:t>
-            </w:r>
-            <w:r>
-              <w:rPr>
-                <w:rFonts w:ascii="宋体" w:eastAsia="宋体" w:hAnsi="宋体" w:cs="宋体"/>
-                <w:b/>
-                <w:bCs/>
-                <w:sz w:val="21"/>
-              </w:rPr>
-              <w:t xml:space="preserve">，以模拟贸易企业为对象，独立完成采购→入库→销售→出库→调拨→盘点→核算→凭证全流程操作，理解企业核心业务模块的运转逻辑与单据联动</w:t>
-            </w:r>
-          </w:p>
-        </w:tc>
-      </w:tr>
-      <w:tr>
-        <w:trPr>
-          <w:gridAfter w:val="2"/>
-          <w:wAfter w:w="880" w:type="dxa"/>
-          <w:jc w:val="center"/>
-        </w:trPr>
-        <w:tc>
-          <w:tcPr>
-            <w:tcW w:w="695" w:type="dxa"/>
-            <w:tcBorders>
-              <w:top w:val="nil"/>
-              <w:left w:val="nil"/>
-              <w:bottom w:val="nil"/>
-              <w:right w:val="nil"/>
-            </w:tcBorders>
-            <w:tcMar>
-              <w:top w:w="0" w:type="dxa"/>
-              <w:left w:w="113" w:type="dxa"/>
-              <w:bottom w:w="0" w:type="dxa"/>
-              <w:right w:w="85" w:type="dxa"/>
-            </w:tcMar>
-            <w:vAlign w:val="center"/>
-          </w:tcPr>
-          <w:p>
-            <w:pPr>
-              <w:spacing w:line="240" w:lineRule="auto" w:before="0" w:after="0"/>
-              <w:rPr>
-                <w:rFonts w:ascii="Times New Roman" w:hAnsi="Times New Roman"/>
-                <w:sz w:val="21"/>
-              </w:rPr>
-            </w:pPr>
-          </w:p>
-        </w:tc>
-        <w:tc>
-          <w:tcPr>
-            <w:tcW w:w="4600" w:type="dxa"/>
-            <w:gridSpan w:val="4"/>
-            <w:tcBorders>
-              <w:top w:val="nil"/>
-              <w:left w:val="nil"/>
-              <w:bottom w:val="nil"/>
-              <w:right w:val="nil"/>
-            </w:tcBorders>
-            <w:tcMar>
-              <w:top w:w="0" w:type="dxa"/>
-              <w:left w:w="85" w:type="dxa"/>
-              <w:bottom w:w="0" w:type="dxa"/>
-              <w:right w:w="85" w:type="dxa"/>
-            </w:tcMar>
-            <w:vAlign w:val="center"/>
-          </w:tcPr>
-          <w:p>
-            <w:pPr>
-              <w:spacing w:line="240" w:lineRule="auto" w:before="0" w:after="0"/>
-              <w:rPr>
-                <w:rFonts w:ascii="Times New Roman" w:hAnsi="Times New Roman"/>
-                <w:sz w:val="21"/>
-              </w:rPr>
-            </w:pPr>
-            <w:r>
-              <w:rPr>
-                <w:rFonts w:ascii="宋体" w:eastAsia="宋体" w:hAnsi="宋体" w:cs="宋体"/>
-                <w:b/>
-                <w:bCs/>
-                <w:sz w:val="21"/>
-              </w:rPr>
-              <w:t xml:space="preserve">ERP</w:t>
-            </w:r>
-            <w:r>
-              <w:rPr>
-                <w:rFonts w:ascii="宋体" w:eastAsia="宋体" w:hAnsi="宋体" w:cs="宋体"/>
-                <w:b/>
-                <w:bCs/>
-                <w:sz w:val="21"/>
-              </w:rPr>
-              <w:t xml:space="preserve">供应链全流程模拟操作</w:t>
-            </w:r>
-          </w:p>
-        </w:tc>
-        <w:tc>
-          <w:tcPr>
-            <w:tcW w:w="2693" w:type="dxa"/>
-            <w:gridSpan w:val="2"/>
-            <w:tcBorders>
-              <w:top w:val="nil"/>
-              <w:left w:val="nil"/>
-              <w:bottom w:val="nil"/>
-              <w:right w:val="nil"/>
-            </w:tcBorders>
-            <w:vAlign w:val="center"/>
-          </w:tcPr>
-          <w:p>
-            <w:pPr>
-              <w:spacing w:line="240" w:lineRule="auto" w:before="0" w:after="0"/>
-              <w:rPr>
-                <w:rFonts w:ascii="Times New Roman" w:eastAsia="等线" w:hAnsi="Times New Roman"/>
-                <w:b/>
-                <w:bCs/>
-                <w:sz w:val="21"/>
-              </w:rPr>
-            </w:pPr>
-            <w:r>
-              <w:rPr>
-                <w:rFonts w:ascii="宋体" w:eastAsia="宋体" w:hAnsi="宋体" w:cs="宋体"/>
-                <w:b/>
-                <w:bCs/>
-                <w:sz w:val="21"/>
-              </w:rPr>
-              <w:t xml:space="preserve">课程实验・账套主管</w:t>
-            </w:r>
-          </w:p>
-        </w:tc>
-        <w:tc>
-          <w:tcPr>
-            <w:tcW w:w="2755" w:type="dxa"/>
-            <w:tcBorders>
-              <w:top w:val="nil"/>
-              <w:left w:val="nil"/>
-              <w:bottom w:val="nil"/>
-              <w:right w:val="nil"/>
-            </w:tcBorders>
-            <w:vAlign w:val="center"/>
-          </w:tcPr>
-          <w:p>
-            <w:pPr>
-              <w:spacing w:line="240" w:lineRule="auto" w:before="0" w:after="0"/>
-              <w:rPr>
-                <w:rFonts w:ascii="Times New Roman" w:eastAsia="等线" w:hAnsi="Times New Roman" w:hint="default"/>
-                <w:b/>
-                <w:bCs/>
-                <w:sz w:val="21"/>
-              </w:rPr>
-            </w:pPr>
-            <w:r>
-              <w:rPr>
-                <w:rFonts w:ascii="宋体" w:eastAsia="宋体" w:hAnsi="宋体" w:cs="宋体"/>
-                <w:b/>
-                <w:bCs/>
-                <w:sz w:val="21"/>
-              </w:rPr>
-              <w:t xml:space="preserve">2025.03-2025.07</w:t>
-            </w:r>
-          </w:p>
-        </w:tc>
-      </w:tr>
-      <w:tr>
-        <w:trPr>
-          <w:gridAfter w:val="2"/>
-          <w:wAfter w:w="880" w:type="dxa"/>
-          <w:jc w:val="center"/>
-        </w:trPr>
-        <w:tc>
-          <w:tcPr>
-            <w:tcW w:w="695" w:type="dxa"/>
-            <w:tcBorders>
-              <w:top w:val="nil"/>
-              <w:left w:val="nil"/>
-              <w:bottom w:val="nil"/>
-              <w:right w:val="nil"/>
-            </w:tcBorders>
-            <w:tcMar>
-              <w:top w:w="0" w:type="dxa"/>
-              <w:left w:w="113" w:type="dxa"/>
-              <w:bottom w:w="0" w:type="dxa"/>
-              <w:right w:w="85" w:type="dxa"/>
-            </w:tcMar>
-            <w:vAlign w:val="center"/>
-          </w:tcPr>
-          <w:p>
-            <w:pPr>
-              <w:spacing w:line="240" w:lineRule="auto" w:before="0" w:after="0"/>
-              <w:rPr>
-                <w:rFonts w:ascii="Times New Roman" w:hAnsi="Times New Roman"/>
-                <w:sz w:val="21"/>
-              </w:rPr>
-            </w:pPr>
-          </w:p>
-        </w:tc>
-        <w:tc>
-          <w:tcPr>
-            <w:tcW w:w="10048" w:type="dxa"/>
-            <w:gridSpan w:val="7"/>
-            <w:tcBorders>
-              <w:top w:val="nil"/>
-              <w:left w:val="nil"/>
-              <w:bottom w:val="nil"/>
-              <w:right w:val="nil"/>
-            </w:tcBorders>
-            <w:tcMar>
-              <w:top w:w="0" w:type="dxa"/>
-              <w:left w:w="85" w:type="dxa"/>
-              <w:bottom w:w="0" w:type="dxa"/>
-              <w:right w:w="85" w:type="dxa"/>
-            </w:tcMar>
-            <w:vAlign w:val="center"/>
-          </w:tcPr>
-          <w:p>
-            <w:pPr>
-              <w:numPr>
-                <w:ilvl w:val="0"/>
-                <w:numId w:val="9"/>
-              </w:numPr>
-              <w:spacing w:line="240" w:lineRule="auto" w:before="0" w:after="0"/>
-              <w:rPr>
-                <w:rFonts w:ascii="Times New Roman" w:eastAsia="宋体" w:hAnsi="Times New Roman" w:cs="宋体" w:hint="default"/>
-                <w:sz w:val="21"/>
-              </w:rPr>
-            </w:pPr>
-            <w:r>
-              <w:rPr>
-                <w:rFonts w:ascii="Times New Roman" w:eastAsia="宋体" w:hAnsi="Times New Roman" w:cs="宋体"/>
-                <w:b/>
-                <w:bCs/>
-                <w:sz w:val="21"/>
-              </w:rPr>
-              <w:t xml:space="preserve">以账套主管角色，以模拟箱包贸易企业为对象，独立完成采购订单→到货入库→销售订单→发货出库→库存调拨→盘点→存货核算→收付款凭证全流程实操</w:t>
-            </w:r>
-          </w:p>
-          <w:p>
-            <w:pPr>
-              <w:numPr>
-                <w:ilvl w:val="0"/>
-                <w:numId w:val="9"/>
-              </w:numPr>
-              <w:spacing w:line="240" w:lineRule="auto" w:before="0" w:after="0"/>
-              <w:rPr>
-                <w:rFonts w:ascii="Times New Roman" w:eastAsia="宋体" w:hAnsi="Times New Roman" w:cs="宋体" w:hint="default"/>
-                <w:sz w:val="21"/>
-              </w:rPr>
-            </w:pPr>
-            <w:r>
-              <w:rPr>
-                <w:rFonts w:ascii="Times New Roman" w:eastAsia="宋体" w:hAnsi="Times New Roman" w:cs="宋体"/>
-                <w:b/>
-                <w:bCs/>
-                <w:sz w:val="21"/>
-              </w:rPr>
-              <w:t xml:space="preserve">梳理采购、销售、库存等模块间的数据流转与单据关联逻辑，理解</w:t>
-            </w:r>
-            <w:r>
-              <w:rPr>
-                <w:rFonts w:ascii="Times New Roman" w:hAnsi="Times New Roman" w:hint="default"/>
-                <w:sz w:val="21"/>
-              </w:rPr>
-              <w:t xml:space="preserve">ERP</w:t>
-            </w:r>
-            <w:r>
-              <w:rPr>
-                <w:rFonts w:ascii="Times New Roman" w:eastAsia="宋体" w:hAnsi="Times New Roman" w:cs="宋体"/>
-                <w:b/>
-                <w:bCs/>
-                <w:sz w:val="21"/>
-              </w:rPr>
-              <w:t xml:space="preserve">系统供应链业务标准化运作机制</w:t>
-            </w:r>
-          </w:p>
-        </w:tc>
-      </w:tr>
-      <w:tr>
-        <w:trPr>
-          <w:gridAfter w:val="2"/>
-          <w:wAfter w:w="880" w:type="dxa"/>
-          <w:jc w:val="center"/>
-        </w:trPr>
-        <w:tc>
-          <w:tcPr>
-            <w:tcW w:w="695" w:type="dxa"/>
-            <w:tcBorders>
-              <w:top w:val="nil"/>
-              <w:left w:val="nil"/>
-              <w:bottom w:val="nil"/>
-              <w:right w:val="nil"/>
-            </w:tcBorders>
-            <w:tcMar>
-              <w:top w:w="0" w:type="dxa"/>
-              <w:left w:w="113" w:type="dxa"/>
-              <w:bottom w:w="0" w:type="dxa"/>
-              <w:right w:w="85" w:type="dxa"/>
-            </w:tcMar>
-            <w:vAlign w:val="center"/>
-          </w:tcPr>
-          <w:p>
-            <w:pPr>
-              <w:spacing w:line="240" w:lineRule="auto" w:before="0" w:after="0"/>
-              <w:rPr>
-                <w:rFonts w:ascii="Times New Roman" w:hAnsi="Times New Roman"/>
-                <w:sz w:val="21"/>
-              </w:rPr>
-            </w:pPr>
-          </w:p>
-        </w:tc>
-        <w:tc>
-          <w:tcPr>
-            <w:tcW w:w="4600" w:type="dxa"/>
-            <w:gridSpan w:val="4"/>
-            <w:tcBorders>
-              <w:top w:val="nil"/>
-              <w:left w:val="nil"/>
-              <w:bottom w:val="nil"/>
-              <w:right w:val="nil"/>
-            </w:tcBorders>
-            <w:tcMar>
-              <w:top w:w="0" w:type="dxa"/>
-              <w:left w:w="85" w:type="dxa"/>
-              <w:bottom w:w="0" w:type="dxa"/>
-              <w:right w:w="85" w:type="dxa"/>
-            </w:tcMar>
-            <w:vAlign w:val="center"/>
-          </w:tcPr>
-          <w:p>
-            <w:pPr>
-              <w:spacing w:line="240" w:lineRule="auto" w:before="0" w:after="0"/>
-              <w:rPr>
-                <w:rFonts w:ascii="Times New Roman" w:hAnsi="Times New Roman"/>
-                <w:sz w:val="21"/>
-              </w:rPr>
-            </w:pPr>
-            <w:r>
-              <w:rPr>
-                <w:rFonts w:ascii="Times New Roman" w:eastAsia="宋体" w:hAnsi="Times New Roman" w:cs="宋体"/>
-                <w:b/>
-                <w:bCs/>
-                <w:sz w:val="21"/>
-              </w:rPr>
-              <w:t xml:space="preserve">ERP</w:t>
-            </w:r>
-            <w:r>
-              <w:rPr>
-                <w:rFonts w:ascii="宋体" w:eastAsia="宋体" w:hAnsi="宋体" w:cs="宋体"/>
-                <w:b/>
-                <w:bCs/>
-                <w:sz w:val="21"/>
-              </w:rPr>
-              <w:t xml:space="preserve">供应链全流程模拟操作</w:t>
-            </w:r>
-          </w:p>
-        </w:tc>
-        <w:tc>
-          <w:tcPr>
-            <w:tcW w:w="2693" w:type="dxa"/>
-            <w:gridSpan w:val="2"/>
-            <w:tcBorders>
-              <w:top w:val="nil"/>
-              <w:left w:val="nil"/>
-              <w:bottom w:val="nil"/>
-              <w:right w:val="nil"/>
-            </w:tcBorders>
-            <w:vAlign w:val="center"/>
-          </w:tcPr>
-          <w:p>
-            <w:pPr>
-              <w:spacing w:line="240" w:lineRule="auto" w:before="0" w:after="0"/>
-              <w:rPr>
-                <w:rFonts w:ascii="Times New Roman" w:eastAsia="等线" w:hAnsi="Times New Roman"/>
-                <w:b/>
-                <w:bCs/>
-                <w:sz w:val="21"/>
-              </w:rPr>
-            </w:pPr>
-            <w:r>
-              <w:rPr>
-                <w:rFonts w:ascii="宋体" w:eastAsia="宋体" w:hAnsi="宋体" w:cs="宋体"/>
-                <w:b/>
-                <w:bCs/>
-                <w:sz w:val="21"/>
-              </w:rPr>
-              <w:t xml:space="preserve">课程实验・账套主管</w:t>
-            </w:r>
-          </w:p>
-        </w:tc>
-        <w:tc>
-          <w:tcPr>
-            <w:tcW w:w="2755" w:type="dxa"/>
-            <w:tcBorders>
-              <w:top w:val="nil"/>
-              <w:left w:val="nil"/>
-              <w:bottom w:val="nil"/>
-              <w:right w:val="nil"/>
-            </w:tcBorders>
-            <w:vAlign w:val="center"/>
-          </w:tcPr>
-          <w:p>
-            <w:pPr>
-              <w:spacing w:line="240" w:lineRule="auto" w:before="0" w:after="0"/>
-              <w:rPr>
-                <w:rFonts w:ascii="Times New Roman" w:eastAsia="等线" w:hAnsi="Times New Roman" w:hint="default"/>
-                <w:b/>
-                <w:bCs/>
-                <w:sz w:val="21"/>
-              </w:rPr>
-            </w:pPr>
-            <w:r>
-              <w:rPr>
-                <w:rFonts w:ascii="Times New Roman" w:eastAsia="宋体" w:hAnsi="Times New Roman" w:cs="宋体"/>
-                <w:b/>
-                <w:bCs/>
-                <w:sz w:val="21"/>
-              </w:rPr>
-              <w:t xml:space="preserve">2025.03-2025.07</w:t>
-            </w:r>
-          </w:p>
-        </w:tc>
-      </w:tr>
-      <w:tr>
-        <w:trPr>
-          <w:gridAfter w:val="2"/>
-          <w:wAfter w:w="880" w:type="dxa"/>
-          <w:jc w:val="center"/>
-        </w:trPr>
-        <w:tc>
-          <w:tcPr>
-            <w:tcW w:w="695" w:type="dxa"/>
-            <w:tcBorders>
-              <w:top w:val="nil"/>
-              <w:left w:val="nil"/>
-              <w:bottom w:val="nil"/>
-              <w:right w:val="nil"/>
-            </w:tcBorders>
-            <w:tcMar>
-              <w:top w:w="0" w:type="dxa"/>
-              <w:left w:w="113" w:type="dxa"/>
-              <w:bottom w:w="0" w:type="dxa"/>
-              <w:right w:w="85" w:type="dxa"/>
-            </w:tcMar>
-            <w:vAlign w:val="center"/>
-          </w:tcPr>
-          <w:p>
-            <w:pPr>
-              <w:spacing w:line="240" w:lineRule="auto" w:before="0" w:after="0"/>
-              <w:rPr>
-                <w:rFonts w:ascii="Times New Roman" w:hAnsi="Times New Roman"/>
-                <w:sz w:val="21"/>
-              </w:rPr>
-            </w:pPr>
-          </w:p>
-        </w:tc>
-        <w:tc>
-          <w:tcPr>
-            <w:tcW w:w="10048" w:type="dxa"/>
-            <w:gridSpan w:val="7"/>
-            <w:tcBorders>
-              <w:top w:val="nil"/>
-              <w:left w:val="nil"/>
-              <w:bottom w:val="nil"/>
-              <w:right w:val="nil"/>
-            </w:tcBorders>
-            <w:tcMar>
-              <w:top w:w="0" w:type="dxa"/>
-              <w:left w:w="85" w:type="dxa"/>
-              <w:bottom w:w="0" w:type="dxa"/>
-              <w:right w:w="85" w:type="dxa"/>
-            </w:tcMar>
-            <w:vAlign w:val="center"/>
-          </w:tcPr>
-          <w:p>
-            <w:pPr>
-              <w:numPr>
-                <w:ilvl w:val="0"/>
-                <w:numId w:val="9"/>
-              </w:numPr>
-              <w:spacing w:line="240" w:lineRule="auto" w:before="0" w:after="0"/>
-              <w:rPr>
-                <w:rFonts w:ascii="Times New Roman" w:eastAsia="宋体" w:hAnsi="Times New Roman" w:cs="宋体" w:hint="default"/>
-                <w:sz w:val="21"/>
-              </w:rPr>
-            </w:pPr>
-            <w:r>
-              <w:rPr>
-                <w:rFonts w:ascii="宋体" w:eastAsia="宋体" w:hAnsi="宋体" w:cs="宋体"/>
-                <w:sz w:val="21"/>
-              </w:rPr>
-              <w:t xml:space="preserve">以账套主管角色，以模拟箱包贸易企业为对象，独立完成采购订单→到货入库→销售订单→发货出库→库存调拨→盘点→存货核算→收付款凭证全流程实操</w:t>
-            </w:r>
-          </w:p>
-          <w:p>
-            <w:pPr>
-              <w:numPr>
-                <w:ilvl w:val="0"/>
-                <w:numId w:val="9"/>
-              </w:numPr>
-              <w:spacing w:line="240" w:lineRule="auto" w:before="0" w:after="0"/>
-              <w:rPr>
-                <w:rFonts w:ascii="Times New Roman" w:eastAsia="宋体" w:hAnsi="Times New Roman" w:cs="宋体" w:hint="default"/>
-                <w:sz w:val="21"/>
-              </w:rPr>
-            </w:pPr>
-            <w:r>
-              <w:rPr>
-                <w:rFonts w:ascii="宋体" w:eastAsia="宋体" w:hAnsi="宋体" w:cs="宋体"/>
-                <w:sz w:val="21"/>
-              </w:rPr>
-              <w:t xml:space="preserve">梳理采购、销售、库存等模块间的数据流转与单据关联逻辑，理解</w:t>
-            </w:r>
-            <w:r>
-              <w:rPr>
-                <w:rFonts w:ascii="Times New Roman" w:hAnsi="Times New Roman" w:hint="default"/>
-                <w:sz w:val="21"/>
-              </w:rPr>
-              <w:t xml:space="preserve">ERP</w:t>
-            </w:r>
-            <w:r>
-              <w:rPr>
-                <w:rFonts w:ascii="宋体" w:eastAsia="宋体" w:hAnsi="宋体" w:cs="宋体"/>
-                <w:sz w:val="21"/>
-              </w:rPr>
-              <w:t xml:space="preserve">系统供应链业务标准化运作机制</w:t>
             </w:r>
           </w:p>
         </w:tc>
@@ -2763,7 +2039,7 @@
           </w:tcPr>
           <w:p>
             <w:pPr>
-              <w:spacing w:line="240" w:lineRule="auto" w:before="0" w:after="0"/>
+              <w:spacing w:line="275" w:lineRule="atLeast"/>
             </w:pPr>
             <w:r>
               <w:rPr>
@@ -2780,7 +2056,6 @@
         <w:rPr>
           <w:vanish/>
         </w:rPr>
-        <w:spacing w:line="240" w:lineRule="auto" w:before="0" w:after="0"/>
       </w:pPr>
     </w:p>
     <w:p>
@@ -2789,7 +2064,6 @@
           <w:vanish/>
           <w:sz w:val="21"/>
         </w:rPr>
-        <w:spacing w:line="240" w:lineRule="auto" w:before="0" w:after="0"/>
       </w:pPr>
     </w:p>
     <w:tbl>
@@ -2833,7 +2107,7 @@
           </w:tcPr>
           <w:p>
             <w:pPr>
-              <w:spacing w:line="240" w:lineRule="auto" w:before="0" w:after="0"/>
+              <w:spacing w:line="315" w:lineRule="atLeast"/>
               <w:rPr>
                 <w:sz w:val="21"/>
               </w:rPr>
@@ -2859,7 +2133,7 @@
           </w:tcPr>
           <w:p>
             <w:pPr>
-              <w:spacing w:line="240" w:lineRule="auto" w:before="0" w:after="0"/>
+              <w:spacing w:line="315" w:lineRule="atLeast"/>
               <w:rPr>
                 <w:b/>
                 <w:bCs/>
@@ -2890,7 +2164,7 @@
           </w:tcPr>
           <w:p>
             <w:pPr>
-              <w:spacing w:line="240" w:lineRule="auto" w:before="0" w:after="0"/>
+              <w:spacing w:line="315" w:lineRule="atLeast"/>
               <w:rPr>
                 <w:b/>
                 <w:bCs/>
@@ -2921,7 +2195,7 @@
           </w:tcPr>
           <w:p>
             <w:pPr>
-              <w:spacing w:line="240" w:lineRule="auto" w:before="0" w:after="0"/>
+              <w:spacing w:line="315" w:lineRule="atLeast"/>
               <w:rPr>
                 <w:rFonts w:ascii="Times New Roman" w:eastAsia="等线" w:hAnsi="Times New Roman" w:hint="default"/>
                 <w:b/>
@@ -2931,7 +2205,7 @@
             </w:pPr>
             <w:r>
               <w:rPr>
-                <w:rFonts w:ascii="宋体" w:eastAsia="宋体" w:hAnsi="宋体" w:cs="宋体"/>
+                <w:rFonts w:ascii="Times New Roman" w:eastAsia="宋体" w:hAnsi="Times New Roman" w:cs="宋体"/>
                 <w:b/>
                 <w:bCs/>
                 <w:sz w:val="21"/>
@@ -2964,7 +2238,7 @@
           </w:tcPr>
           <w:p>
             <w:pPr>
-              <w:spacing w:line="240" w:lineRule="auto" w:before="0" w:after="0"/>
+              <w:spacing w:line="315" w:lineRule="atLeast"/>
               <w:rPr>
                 <w:rFonts w:ascii="Times New Roman" w:hAnsi="Times New Roman"/>
                 <w:sz w:val="21"/>
@@ -2996,7 +2270,7 @@
                 <w:ilvl w:val="0"/>
                 <w:numId w:val="6"/>
               </w:numPr>
-              <w:spacing w:line="240" w:lineRule="auto" w:before="0" w:after="0"/>
+              <w:spacing w:line="315" w:lineRule="atLeast"/>
               <w:rPr>
                 <w:rFonts w:ascii="Times New Roman" w:eastAsia="宋体" w:hAnsi="Times New Roman" w:cs="宋体" w:hint="default"/>
                 <w:sz w:val="21"/>
@@ -3005,15 +2279,13 @@
             <w:r>
               <w:rPr>
                 <w:rFonts w:ascii="宋体" w:eastAsia="宋体" w:hAnsi="宋体" w:cs="宋体"/>
-                <w:b/>
-                <w:bCs/>
                 <w:sz w:val="21"/>
               </w:rPr>
               <w:t xml:space="preserve">统筹</w:t>
             </w:r>
             <w:r>
               <w:rPr>
-                <w:rFonts w:ascii="Times New Roman" w:hAnsi="Times New Roman" w:hint="default"/>
+                <w:rFonts w:eastAsia="等线"/>
                 <w:sz w:val="21"/>
               </w:rPr>
               <w:t xml:space="preserve">200+</w:t>
@@ -3021,15 +2293,13 @@
             <w:r>
               <w:rPr>
                 <w:rFonts w:ascii="宋体" w:eastAsia="宋体" w:hAnsi="宋体" w:cs="宋体"/>
-                <w:b/>
-                <w:bCs/>
                 <w:sz w:val="21"/>
               </w:rPr>
               <w:t xml:space="preserve">份学员申报材料的收集、核对与提交全流程，用</w:t>
             </w:r>
             <w:r>
               <w:rPr>
-                <w:rFonts w:ascii="Times New Roman" w:hAnsi="Times New Roman" w:hint="default"/>
+                <w:rFonts w:eastAsia="等线"/>
                 <w:sz w:val="21"/>
               </w:rPr>
               <w:t xml:space="preserve">Excel</w:t>
@@ -3037,15 +2307,13 @@
             <w:r>
               <w:rPr>
                 <w:rFonts w:ascii="宋体" w:eastAsia="宋体" w:hAnsi="宋体" w:cs="宋体"/>
-                <w:b/>
-                <w:bCs/>
                 <w:sz w:val="21"/>
               </w:rPr>
               <w:t xml:space="preserve">搭建分类电子台账，建立“录入</w:t>
             </w:r>
             <w:r>
               <w:rPr>
-                <w:rFonts w:ascii="Times New Roman" w:hAnsi="Times New Roman" w:hint="default"/>
+                <w:rFonts w:eastAsia="等线"/>
                 <w:sz w:val="21"/>
               </w:rPr>
               <w:t xml:space="preserve">-</w:t>
@@ -3053,15 +2321,13 @@
             <w:r>
               <w:rPr>
                 <w:rFonts w:ascii="宋体" w:eastAsia="宋体" w:hAnsi="宋体" w:cs="宋体"/>
-                <w:b/>
-                <w:bCs/>
                 <w:sz w:val="21"/>
               </w:rPr>
               <w:t xml:space="preserve">核对</w:t>
             </w:r>
             <w:r>
               <w:rPr>
-                <w:rFonts w:ascii="Times New Roman" w:hAnsi="Times New Roman" w:hint="default"/>
+                <w:rFonts w:eastAsia="等线"/>
                 <w:sz w:val="21"/>
               </w:rPr>
               <w:t xml:space="preserve">-</w:t>
@@ -3069,8 +2335,6 @@
             <w:r>
               <w:rPr>
                 <w:rFonts w:ascii="宋体" w:eastAsia="宋体" w:hAnsi="宋体" w:cs="宋体"/>
-                <w:b/>
-                <w:bCs/>
                 <w:sz w:val="21"/>
               </w:rPr>
               <w:t xml:space="preserve">提交”三级校验机制，实现零差错交付</w:t>
@@ -3082,7 +2346,7 @@
                 <w:ilvl w:val="0"/>
                 <w:numId w:val="6"/>
               </w:numPr>
-              <w:spacing w:line="240" w:lineRule="auto" w:before="0" w:after="0"/>
+              <w:spacing w:line="315" w:lineRule="atLeast"/>
               <w:rPr>
                 <w:rFonts w:ascii="Times New Roman" w:eastAsia="宋体" w:hAnsi="Times New Roman" w:cs="宋体" w:hint="default"/>
                 <w:sz w:val="21"/>
@@ -3091,8 +2355,6 @@
             <w:r>
               <w:rPr>
                 <w:rFonts w:ascii="宋体" w:eastAsia="宋体" w:hAnsi="宋体" w:cs="宋体"/>
-                <w:b/>
-                <w:bCs/>
                 <w:sz w:val="21"/>
               </w:rPr>
               <w:t xml:space="preserve">对接各部门同步项目推进进度，按月汇总执行数据形成工作小结，梳理并标准化资料审核与报批流程</w:t>
@@ -3104,7 +2366,7 @@
                 <w:ilvl w:val="0"/>
                 <w:numId w:val="6"/>
               </w:numPr>
-              <w:spacing w:line="240" w:lineRule="auto" w:before="0" w:after="0"/>
+              <w:spacing w:line="315" w:lineRule="atLeast"/>
               <w:rPr>
                 <w:rFonts w:ascii="Times New Roman" w:eastAsia="宋体" w:hAnsi="Times New Roman" w:cs="宋体" w:hint="default"/>
                 <w:sz w:val="21"/>
@@ -3113,8 +2375,6 @@
             <w:r>
               <w:rPr>
                 <w:rFonts w:ascii="宋体" w:eastAsia="宋体" w:hAnsi="宋体" w:cs="宋体"/>
-                <w:b/>
-                <w:bCs/>
                 <w:sz w:val="21"/>
               </w:rPr>
               <w:t xml:space="preserve">建立可检索的文档归档体系，统一收纳各类申报单据并分类存档，提升团队协作与材料调取效率</w:t>
@@ -3145,7 +2405,7 @@
           </w:tcPr>
           <w:p>
             <w:pPr>
-              <w:spacing w:line="240" w:lineRule="auto" w:before="0" w:after="0"/>
+              <w:spacing w:line="315" w:lineRule="atLeast"/>
               <w:rPr>
                 <w:sz w:val="21"/>
               </w:rPr>
@@ -3171,7 +2431,7 @@
           </w:tcPr>
           <w:p>
             <w:pPr>
-              <w:spacing w:line="240" w:lineRule="auto" w:before="0" w:after="0"/>
+              <w:spacing w:line="315" w:lineRule="atLeast"/>
               <w:rPr>
                 <w:b/>
                 <w:bCs/>
@@ -3202,7 +2462,7 @@
           </w:tcPr>
           <w:p>
             <w:pPr>
-              <w:spacing w:line="240" w:lineRule="auto" w:before="0" w:after="0"/>
+              <w:spacing w:line="315" w:lineRule="atLeast"/>
               <w:rPr>
                 <w:b/>
                 <w:bCs/>
@@ -3233,7 +2493,7 @@
           </w:tcPr>
           <w:p>
             <w:pPr>
-              <w:spacing w:line="240" w:lineRule="auto" w:before="0" w:after="0"/>
+              <w:spacing w:line="315" w:lineRule="atLeast"/>
               <w:rPr>
                 <w:rFonts w:ascii="Times New Roman" w:eastAsia="等线" w:hAnsi="Times New Roman" w:hint="default"/>
                 <w:b/>
@@ -3243,7 +2503,7 @@
             </w:pPr>
             <w:r>
               <w:rPr>
-                <w:rFonts w:ascii="宋体" w:eastAsia="宋体" w:hAnsi="宋体" w:cs="宋体"/>
+                <w:rFonts w:ascii="Times New Roman" w:eastAsia="宋体" w:hAnsi="Times New Roman" w:cs="宋体"/>
                 <w:b/>
                 <w:bCs/>
                 <w:sz w:val="21"/>
@@ -3276,7 +2536,7 @@
           </w:tcPr>
           <w:p>
             <w:pPr>
-              <w:spacing w:line="240" w:lineRule="auto" w:before="0" w:after="0"/>
+              <w:spacing w:line="315" w:lineRule="atLeast"/>
               <w:rPr>
                 <w:rFonts w:ascii="Times New Roman" w:hAnsi="Times New Roman"/>
                 <w:sz w:val="21"/>
@@ -3308,7 +2568,7 @@
                 <w:ilvl w:val="0"/>
                 <w:numId w:val="6"/>
               </w:numPr>
-              <w:spacing w:line="240" w:lineRule="auto" w:before="0" w:after="0"/>
+              <w:spacing w:line="315" w:lineRule="atLeast"/>
               <w:rPr>
                 <w:rFonts w:ascii="Times New Roman" w:eastAsia="宋体" w:hAnsi="Times New Roman" w:cs="宋体" w:hint="default"/>
                 <w:sz w:val="21"/>
@@ -3317,8 +2577,6 @@
             <w:r>
               <w:rPr>
                 <w:rFonts w:ascii="宋体" w:eastAsia="宋体" w:hAnsi="宋体" w:cs="宋体"/>
-                <w:b/>
-                <w:bCs/>
                 <w:sz w:val="21"/>
               </w:rPr>
               <w:t xml:space="preserve">负责门店数十种原辅料的日常盘点与效期管理，核对交接班出入库单据，保持库存账实一致</w:t>
@@ -3330,7 +2588,7 @@
                 <w:ilvl w:val="0"/>
                 <w:numId w:val="6"/>
               </w:numPr>
-              <w:spacing w:line="240" w:lineRule="auto" w:before="0" w:after="0"/>
+              <w:spacing w:line="315" w:lineRule="atLeast"/>
               <w:rPr>
                 <w:rFonts w:ascii="Times New Roman" w:eastAsia="宋体" w:hAnsi="Times New Roman" w:cs="宋体" w:hint="default"/>
                 <w:sz w:val="21"/>
@@ -3339,8 +2597,6 @@
             <w:r>
               <w:rPr>
                 <w:rFonts w:ascii="宋体" w:eastAsia="宋体" w:hAnsi="宋体" w:cs="宋体"/>
-                <w:b/>
-                <w:bCs/>
                 <w:sz w:val="21"/>
               </w:rPr>
               <w:t xml:space="preserve">根据销售消耗规律提醒仓库解冻备货，降低物料损耗与缺货风险；按运营标准完成日常出品与客诉处理，具备一线执行与团队协作经验</w:t>
@@ -3356,7 +2612,6 @@
           <w:vanish/>
           <w:sz w:val="21"/>
         </w:rPr>
-        <w:spacing w:line="240" w:lineRule="auto" w:before="0" w:after="0"/>
       </w:pPr>
     </w:p>
     <w:p>
@@ -3366,7 +2621,6 @@
           <w:vanish/>
           <w:sz w:val="21"/>
         </w:rPr>
-        <w:spacing w:line="240" w:lineRule="auto" w:before="0" w:after="0"/>
       </w:pPr>
     </w:p>
     <w:p>
@@ -3376,7 +2630,6 @@
           <w:vanish/>
           <w:sz w:val="21"/>
         </w:rPr>
-        <w:spacing w:line="240" w:lineRule="auto" w:before="0" w:after="0"/>
       </w:pPr>
     </w:p>
     <w:p>
@@ -3386,7 +2639,6 @@
           <w:vanish/>
           <w:sz w:val="2"/>
         </w:rPr>
-        <w:spacing w:line="240" w:lineRule="auto" w:before="0" w:after="0"/>
       </w:pPr>
     </w:p>
     <w:p>
@@ -3395,7 +2647,6 @@
           <w:rFonts w:ascii="Times New Roman" w:hAnsi="Times New Roman"/>
           <w:vanish/>
         </w:rPr>
-        <w:spacing w:line="240" w:lineRule="auto" w:before="0" w:after="0"/>
       </w:pPr>
     </w:p>
     <w:p>
@@ -3405,7 +2656,6 @@
           <w:vanish/>
           <w:sz w:val="21"/>
         </w:rPr>
-        <w:spacing w:line="240" w:lineRule="auto" w:before="0" w:after="0"/>
       </w:pPr>
     </w:p>
     <w:tbl>
@@ -3447,7 +2697,7 @@
           </w:tcPr>
           <w:p>
             <w:pPr>
-              <w:spacing w:before="0" w:after="0" w:line="240" w:lineRule="auto"/>
+              <w:spacing w:before="63" w:after="42" w:line="275" w:lineRule="atLeast"/>
               <w:rPr>
                 <w:rFonts w:ascii="Times New Roman" w:hAnsi="Times New Roman"/>
               </w:rPr>
@@ -3470,7 +2720,6 @@
           <w:rFonts w:ascii="Times New Roman" w:hAnsi="Times New Roman"/>
           <w:vanish/>
         </w:rPr>
-        <w:spacing w:line="240" w:lineRule="auto" w:before="0" w:after="0"/>
       </w:pPr>
     </w:p>
     <w:tbl>
@@ -3513,7 +2762,7 @@
           </w:tcPr>
           <w:p>
             <w:pPr>
-              <w:spacing w:before="0" w:after="0" w:line="240" w:lineRule="auto"/>
+              <w:spacing w:before="63" w:after="21" w:line="210" w:lineRule="atLeast"/>
               <w:rPr>
                 <w:rFonts w:ascii="Times New Roman" w:hAnsi="Times New Roman"/>
                 <w:sz w:val="21"/>
@@ -3540,7 +2789,7 @@
           </w:tcPr>
           <w:p>
             <w:pPr>
-              <w:spacing w:line="240" w:lineRule="auto" w:before="0" w:after="0"/>
+              <w:spacing w:line="315" w:lineRule="atLeast"/>
               <w:rPr>
                 <w:rFonts w:ascii="Times New Roman" w:eastAsia="宋体" w:hAnsi="Times New Roman" w:cs="宋体" w:hint="default"/>
                 <w:b/>
@@ -3559,7 +2808,7 @@
             </w:r>
             <w:r>
               <w:rPr>
-                <w:rFonts w:ascii="Times New Roman" w:hAnsi="Times New Roman" w:hint="default"/>
+                <w:rFonts w:eastAsia="等线"/>
                 <w:sz w:val="21"/>
               </w:rPr>
               <w:t xml:space="preserve">Excel</w:t>
@@ -3567,15 +2816,13 @@
             <w:r>
               <w:rPr>
                 <w:rFonts w:ascii="宋体" w:eastAsia="宋体" w:hAnsi="宋体" w:cs="宋体"/>
-                <w:b/>
-                <w:bCs/>
                 <w:sz w:val="21"/>
               </w:rPr>
               <w:t xml:space="preserve">（数据透视表、</w:t>
             </w:r>
             <w:r>
               <w:rPr>
-                <w:rFonts w:ascii="Times New Roman" w:hAnsi="Times New Roman" w:hint="default"/>
+                <w:rFonts w:eastAsia="等线"/>
                 <w:sz w:val="21"/>
               </w:rPr>
               <w:t xml:space="preserve">VLOOKUP</w:t>
@@ -3583,15 +2830,13 @@
             <w:r>
               <w:rPr>
                 <w:rFonts w:ascii="宋体" w:eastAsia="宋体" w:hAnsi="宋体" w:cs="宋体"/>
-                <w:b/>
-                <w:bCs/>
                 <w:sz w:val="21"/>
               </w:rPr>
               <w:t xml:space="preserve">、函数公式、电子台账搭建、图表可视化）、</w:t>
             </w:r>
             <w:r>
               <w:rPr>
-                <w:rFonts w:ascii="Times New Roman" w:hAnsi="Times New Roman" w:hint="default"/>
+                <w:rFonts w:eastAsia="等线"/>
                 <w:sz w:val="21"/>
               </w:rPr>
               <w:t xml:space="preserve">Word</w:t>
@@ -3599,15 +2844,13 @@
             <w:r>
               <w:rPr>
                 <w:rFonts w:ascii="宋体" w:eastAsia="宋体" w:hAnsi="宋体" w:cs="宋体"/>
-                <w:b/>
-                <w:bCs/>
                 <w:sz w:val="21"/>
               </w:rPr>
               <w:t xml:space="preserve">、</w:t>
             </w:r>
             <w:r>
               <w:rPr>
-                <w:rFonts w:ascii="Times New Roman" w:hAnsi="Times New Roman" w:hint="default"/>
+                <w:rFonts w:eastAsia="等线"/>
                 <w:sz w:val="21"/>
               </w:rPr>
               <w:t xml:space="preserve">PPT</w:t>
@@ -3615,7 +2858,7 @@
           </w:p>
           <w:p>
             <w:pPr>
-              <w:spacing w:line="240" w:lineRule="auto" w:before="0" w:after="0"/>
+              <w:spacing w:line="315" w:lineRule="atLeast"/>
               <w:rPr>
                 <w:rFonts w:ascii="Times New Roman" w:eastAsia="宋体" w:hAnsi="Times New Roman" w:cs="宋体" w:hint="default"/>
                 <w:b/>
@@ -3634,7 +2877,7 @@
             </w:r>
             <w:r>
               <w:rPr>
-                <w:rFonts w:ascii="Times New Roman" w:hAnsi="Times New Roman" w:hint="default"/>
+                <w:rFonts w:eastAsia="等线"/>
                 <w:sz w:val="21"/>
               </w:rPr>
               <w:t xml:space="preserve">Python</w:t>
@@ -3642,15 +2885,13 @@
             <w:r>
               <w:rPr>
                 <w:rFonts w:ascii="宋体" w:eastAsia="宋体" w:hAnsi="宋体" w:cs="宋体"/>
-                <w:b/>
-                <w:bCs/>
                 <w:sz w:val="21"/>
               </w:rPr>
               <w:t xml:space="preserve">（</w:t>
             </w:r>
             <w:r>
               <w:rPr>
-                <w:rFonts w:ascii="Times New Roman" w:hAnsi="Times New Roman" w:hint="default"/>
+                <w:rFonts w:eastAsia="等线"/>
                 <w:sz w:val="21"/>
               </w:rPr>
               <w:t xml:space="preserve">pandas </w:t>
@@ -3658,15 +2899,13 @@
             <w:r>
               <w:rPr>
                 <w:rFonts w:ascii="宋体" w:eastAsia="宋体" w:hAnsi="宋体" w:cs="宋体"/>
-                <w:b/>
-                <w:bCs/>
                 <w:sz w:val="21"/>
               </w:rPr>
               <w:t xml:space="preserve">数据处理）、</w:t>
             </w:r>
             <w:r>
               <w:rPr>
-                <w:rFonts w:ascii="Times New Roman" w:hAnsi="Times New Roman" w:hint="default"/>
+                <w:rFonts w:eastAsia="等线"/>
                 <w:sz w:val="21"/>
               </w:rPr>
               <w:t xml:space="preserve">R</w:t>
@@ -3674,15 +2913,13 @@
             <w:r>
               <w:rPr>
                 <w:rFonts w:ascii="宋体" w:eastAsia="宋体" w:hAnsi="宋体" w:cs="宋体"/>
-                <w:b/>
-                <w:bCs/>
                 <w:sz w:val="21"/>
               </w:rPr>
               <w:t xml:space="preserve">（统计分析）、</w:t>
             </w:r>
             <w:r>
               <w:rPr>
-                <w:rFonts w:ascii="Times New Roman" w:hAnsi="Times New Roman" w:hint="default"/>
+                <w:rFonts w:eastAsia="等线"/>
                 <w:sz w:val="21"/>
               </w:rPr>
               <w:t xml:space="preserve">SPSS</w:t>
@@ -3690,15 +2927,13 @@
             <w:r>
               <w:rPr>
                 <w:rFonts w:ascii="宋体" w:eastAsia="宋体" w:hAnsi="宋体" w:cs="宋体"/>
-                <w:b/>
-                <w:bCs/>
                 <w:sz w:val="21"/>
               </w:rPr>
               <w:t xml:space="preserve">（问卷分析），累计处理</w:t>
             </w:r>
             <w:r>
               <w:rPr>
-                <w:rFonts w:ascii="Times New Roman" w:hAnsi="Times New Roman" w:hint="default"/>
+                <w:rFonts w:eastAsia="等线"/>
                 <w:sz w:val="21"/>
               </w:rPr>
               <w:t xml:space="preserve">4.5</w:t>
@@ -3706,15 +2941,13 @@
             <w:r>
               <w:rPr>
                 <w:rFonts w:ascii="宋体" w:eastAsia="宋体" w:hAnsi="宋体" w:cs="宋体"/>
-                <w:b/>
-                <w:bCs/>
                 <w:sz w:val="21"/>
               </w:rPr>
               <w:t xml:space="preserve">万</w:t>
             </w:r>
             <w:r>
               <w:rPr>
-                <w:rFonts w:ascii="Times New Roman" w:hAnsi="Times New Roman" w:hint="default"/>
+                <w:rFonts w:eastAsia="等线"/>
                 <w:sz w:val="21"/>
               </w:rPr>
               <w:t xml:space="preserve">+</w:t>
@@ -3722,8 +2955,6 @@
             <w:r>
               <w:rPr>
                 <w:rFonts w:ascii="宋体" w:eastAsia="宋体" w:hAnsi="宋体" w:cs="宋体"/>
-                <w:b/>
-                <w:bCs/>
                 <w:sz w:val="21"/>
               </w:rPr>
               <w:t xml:space="preserve">条业务数据</w:t>
@@ -3731,7 +2962,7 @@
           </w:p>
           <w:p>
             <w:pPr>
-              <w:spacing w:line="240" w:lineRule="auto" w:before="0" w:after="0"/>
+              <w:spacing w:line="315" w:lineRule="atLeast"/>
               <w:rPr>
                 <w:rFonts w:ascii="Times New Roman" w:eastAsia="宋体" w:hAnsi="Times New Roman" w:cs="宋体" w:hint="default"/>
                 <w:b/>
@@ -3751,15 +2982,13 @@
             <w:r>
               <w:rPr>
                 <w:rFonts w:ascii="宋体" w:eastAsia="宋体" w:hAnsi="宋体" w:cs="宋体"/>
-                <w:b/>
-                <w:bCs/>
                 <w:sz w:val="21"/>
               </w:rPr>
               <w:t xml:space="preserve">用友</w:t>
             </w:r>
             <w:r>
               <w:rPr>
-                <w:rFonts w:ascii="Times New Roman" w:hAnsi="Times New Roman" w:hint="default"/>
+                <w:rFonts w:eastAsia="等线"/>
                 <w:sz w:val="21"/>
               </w:rPr>
               <w:t xml:space="preserve">U8+ ERP</w:t>
@@ -3767,15 +2996,13 @@
             <w:r>
               <w:rPr>
                 <w:rFonts w:ascii="宋体" w:eastAsia="宋体" w:hAnsi="宋体" w:cs="宋体"/>
-                <w:b/>
-                <w:bCs/>
                 <w:sz w:val="21"/>
               </w:rPr>
               <w:t xml:space="preserve">（采购</w:t>
             </w:r>
             <w:r>
               <w:rPr>
-                <w:rFonts w:ascii="Times New Roman" w:hAnsi="Times New Roman" w:hint="default"/>
+                <w:rFonts w:eastAsia="等线"/>
                 <w:sz w:val="21"/>
               </w:rPr>
               <w:t xml:space="preserve">/</w:t>
@@ -3783,15 +3010,13 @@
             <w:r>
               <w:rPr>
                 <w:rFonts w:ascii="宋体" w:eastAsia="宋体" w:hAnsi="宋体" w:cs="宋体"/>
-                <w:b/>
-                <w:bCs/>
                 <w:sz w:val="21"/>
               </w:rPr>
               <w:t xml:space="preserve">销售</w:t>
             </w:r>
             <w:r>
               <w:rPr>
-                <w:rFonts w:ascii="Times New Roman" w:hAnsi="Times New Roman" w:hint="default"/>
+                <w:rFonts w:eastAsia="等线"/>
                 <w:sz w:val="21"/>
               </w:rPr>
               <w:t xml:space="preserve">/</w:t>
@@ -3799,15 +3024,13 @@
             <w:r>
               <w:rPr>
                 <w:rFonts w:ascii="宋体" w:eastAsia="宋体" w:hAnsi="宋体" w:cs="宋体"/>
-                <w:b/>
-                <w:bCs/>
                 <w:sz w:val="21"/>
               </w:rPr>
               <w:t xml:space="preserve">库存</w:t>
             </w:r>
             <w:r>
               <w:rPr>
-                <w:rFonts w:ascii="Times New Roman" w:hAnsi="Times New Roman" w:hint="default"/>
+                <w:rFonts w:eastAsia="等线"/>
                 <w:sz w:val="21"/>
               </w:rPr>
               <w:t xml:space="preserve">/</w:t>
@@ -3815,8 +3038,6 @@
             <w:r>
               <w:rPr>
                 <w:rFonts w:ascii="宋体" w:eastAsia="宋体" w:hAnsi="宋体" w:cs="宋体"/>
-                <w:b/>
-                <w:bCs/>
                 <w:sz w:val="21"/>
               </w:rPr>
               <w:t xml:space="preserve">存货核算全流程操作，熟悉单据流转与模块联动）</w:t>
@@ -3824,7 +3045,7 @@
           </w:p>
           <w:p>
             <w:pPr>
-              <w:spacing w:line="240" w:lineRule="auto" w:before="0" w:after="0"/>
+              <w:spacing w:line="315" w:lineRule="atLeast"/>
               <w:rPr>
                 <w:rFonts w:ascii="Times New Roman" w:eastAsia="宋体" w:hAnsi="Times New Roman" w:cs="宋体" w:hint="default"/>
                 <w:b/>
@@ -3843,7 +3064,7 @@
             </w:r>
             <w:r>
               <w:rPr>
-                <w:rFonts w:ascii="Times New Roman" w:hAnsi="Times New Roman" w:hint="default"/>
+                <w:rFonts w:eastAsia="等线"/>
                 <w:sz w:val="21"/>
               </w:rPr>
               <w:t xml:space="preserve">CET-4</w:t>
@@ -3851,8 +3072,6 @@
             <w:r>
               <w:rPr>
                 <w:rFonts w:ascii="宋体" w:eastAsia="宋体" w:hAnsi="宋体" w:cs="宋体"/>
-                <w:b/>
-                <w:bCs/>
                 <w:sz w:val="21"/>
               </w:rPr>
               <w:t xml:space="preserve">，可阅读英文专业资料</w:t>
@@ -3860,7 +3079,7 @@
           </w:p>
           <w:p>
             <w:pPr>
-              <w:spacing w:line="240" w:lineRule="auto" w:before="0" w:after="0"/>
+              <w:spacing w:line="315" w:lineRule="atLeast"/>
               <w:rPr>
                 <w:rFonts w:ascii="Times New Roman" w:eastAsia="宋体" w:hAnsi="Times New Roman" w:cs="宋体" w:hint="default"/>
                 <w:b/>
@@ -3880,8 +3099,6 @@
             <w:r>
               <w:rPr>
                 <w:rFonts w:ascii="宋体" w:eastAsia="宋体" w:hAnsi="宋体" w:cs="宋体"/>
-                <w:b/>
-                <w:bCs/>
                 <w:sz w:val="21"/>
               </w:rPr>
               <w:t xml:space="preserve">执行力与细节把控、跨部门沟通协作、流程梳理与标准化、文档与台账管理、数据驱动的问题分析</w:t>
@@ -3896,7 +3113,6 @@
           <w:vanish/>
           <w:sz w:val="21"/>
         </w:rPr>
-        <w:spacing w:line="240" w:lineRule="auto" w:before="0" w:after="0"/>
       </w:pPr>
     </w:p>
     <w:sectPr>
@@ -5468,43 +4684,43 @@
       </w:rPr>
     </w:lvl>
   </w:abstractNum>
-  <w:num w:numId="1" w16cid:durableId="1211110954">
+  <w:num w:numId="1" w16cid:durableId="45564599">
     <w:abstractNumId w:val="3"/>
   </w:num>
-  <w:num w:numId="2" w16cid:durableId="1998218541">
+  <w:num w:numId="2" w16cid:durableId="453059383">
     <w:abstractNumId w:val="7"/>
   </w:num>
-  <w:num w:numId="3" w16cid:durableId="962229070">
+  <w:num w:numId="3" w16cid:durableId="1083911136">
     <w:abstractNumId w:val="10"/>
   </w:num>
-  <w:num w:numId="4" w16cid:durableId="1218593623">
+  <w:num w:numId="4" w16cid:durableId="1489401990">
     <w:abstractNumId w:val="0"/>
   </w:num>
-  <w:num w:numId="5" w16cid:durableId="494758702">
+  <w:num w:numId="5" w16cid:durableId="52118718">
     <w:abstractNumId w:val="5"/>
   </w:num>
-  <w:num w:numId="6" w16cid:durableId="159974084">
+  <w:num w:numId="6" w16cid:durableId="1965043679">
     <w:abstractNumId w:val="8"/>
   </w:num>
-  <w:num w:numId="7" w16cid:durableId="1119563755">
+  <w:num w:numId="7" w16cid:durableId="855264805">
     <w:abstractNumId w:val="4"/>
   </w:num>
-  <w:num w:numId="8" w16cid:durableId="363284835">
+  <w:num w:numId="8" w16cid:durableId="930704606">
     <w:abstractNumId w:val="2"/>
   </w:num>
-  <w:num w:numId="9" w16cid:durableId="442965038">
+  <w:num w:numId="9" w16cid:durableId="1224945940">
     <w:abstractNumId w:val="11"/>
   </w:num>
-  <w:num w:numId="10" w16cid:durableId="1242376479">
+  <w:num w:numId="10" w16cid:durableId="371344320">
     <w:abstractNumId w:val="9"/>
   </w:num>
-  <w:num w:numId="11" w16cid:durableId="1053963832">
+  <w:num w:numId="11" w16cid:durableId="1810392422">
     <w:abstractNumId w:val="6"/>
   </w:num>
-  <w:num w:numId="12" w16cid:durableId="1338775365">
+  <w:num w:numId="12" w16cid:durableId="1112557520">
     <w:abstractNumId w:val="1"/>
   </w:num>
-  <w:num w:numId="13" w16cid:durableId="2011832182">
+  <w:num w:numId="13" w16cid:durableId="1101874244">
     <w:abstractNumId w:val="5"/>
     <w:lvlOverride w:ilvl="0"/>
     <w:lvlOverride w:ilvl="1"/>
@@ -6077,6 +5293,27 @@
       <w:szCs w:val="24"/>
     </w:rPr>
   </w:style>
+  <w:style w:type="character" w:styleId="a8">
+    <w:name w:val="Hyperlink"/>
+    <w:uiPriority w:val="1"/>
+    <w:unhideWhenUsed/>
+    <w:rsid w:val="008577DB"/>
+    <w:rPr>
+      <w:color w:val="0563C1"/>
+      <w:u w:val="single"/>
+    </w:rPr>
+  </w:style>
+  <w:style w:type="character" w:styleId="a9">
+    <w:name w:val="Unresolved Mention"/>
+    <w:uiPriority w:val="99"/>
+    <w:semiHidden/>
+    <w:unhideWhenUsed/>
+    <w:rsid w:val="008577DB"/>
+    <w:rPr>
+      <w:color w:val="605E5C"/>
+      <w:shd w:val="clear" w:color="auto" w:fill="E1DFDD"/>
+    </w:rPr>
+  </w:style>
 </w:styles>
 </file>
 

--- a/docs/files/f22_文雪_山东大学_管培通用方向.docx
+++ b/docs/files/f22_文雪_山东大学_管培通用方向.docx
@@ -271,7 +271,7 @@
             </w:pPr>
             <w:r>
               <w:rPr>
-                <w:rFonts w:ascii="宋体" w:eastAsia="宋体" w:hAnsi="宋体" w:cs="宋体"/>
+                <w:rFonts w:ascii="Times New Roman" w:eastAsia="宋体" w:hAnsi="Times New Roman" w:cs="宋体"/>
                 <w:b/>
                 <w:bCs/>
                 <w:sz w:val="21"/>
@@ -289,35 +289,35 @@
             </w:r>
             <w:r>
               <w:rPr>
-                <w:rFonts w:ascii="宋体" w:eastAsia="宋体" w:hAnsi="宋体" w:cs="宋体"/>
+                <w:rFonts w:ascii="Times New Roman" w:eastAsia="宋体" w:hAnsi="Times New Roman" w:cs="宋体"/>
                 <w:sz w:val="21"/>
               </w:rPr>
               <w:t xml:space="preserve">管理培训生</w:t>
             </w:r>
             <w:r>
               <w:rPr>
-                <w:rFonts w:eastAsia="等线"/>
+                <w:rFonts w:eastAsia="宋体" w:ascii="Times New Roman" w:hAnsi="Times New Roman"/>
                 <w:sz w:val="21"/>
               </w:rPr>
               <w:t xml:space="preserve">/</w:t>
             </w:r>
             <w:r>
               <w:rPr>
-                <w:rFonts w:ascii="宋体" w:eastAsia="宋体" w:hAnsi="宋体" w:cs="宋体"/>
+                <w:rFonts w:ascii="Times New Roman" w:eastAsia="宋体" w:hAnsi="Times New Roman" w:cs="宋体"/>
                 <w:sz w:val="21"/>
               </w:rPr>
               <w:t xml:space="preserve">运营管培</w:t>
             </w:r>
             <w:r>
               <w:rPr>
-                <w:rFonts w:eastAsia="等线"/>
+                <w:rFonts w:eastAsia="宋体" w:ascii="Times New Roman" w:hAnsi="Times New Roman"/>
                 <w:sz w:val="21"/>
               </w:rPr>
               <w:t xml:space="preserve">/</w:t>
             </w:r>
             <w:r>
               <w:rPr>
-                <w:rFonts w:ascii="宋体" w:eastAsia="宋体" w:hAnsi="宋体" w:cs="宋体"/>
+                <w:rFonts w:ascii="Times New Roman" w:eastAsia="宋体" w:hAnsi="Times New Roman" w:cs="宋体"/>
                 <w:sz w:val="21"/>
               </w:rPr>
               <w:t xml:space="preserve">供应链管培</w:t>
@@ -371,7 +371,7 @@
             </w:pPr>
             <w:r>
               <w:rPr>
-                <w:rFonts w:ascii="宋体" w:eastAsia="宋体" w:hAnsi="宋体" w:cs="宋体"/>
+                <w:rFonts w:ascii="Times New Roman" w:eastAsia="宋体" w:hAnsi="Times New Roman" w:cs="宋体"/>
                 <w:b/>
                 <w:bCs/>
                 <w:sz w:val="21"/>
@@ -380,91 +380,91 @@
             </w:r>
             <w:r>
               <w:rPr>
-                <w:rFonts w:ascii="宋体" w:eastAsia="宋体" w:hAnsi="宋体" w:cs="宋体"/>
+                <w:rFonts w:ascii="Times New Roman" w:eastAsia="宋体" w:hAnsi="Times New Roman" w:cs="宋体"/>
                 <w:sz w:val="21"/>
               </w:rPr>
               <w:t xml:space="preserve">快速学习：供应链管理专业背景，能快速掌握新业务与新工具，独立完成</w:t>
             </w:r>
             <w:r>
               <w:rPr>
-                <w:rFonts w:eastAsia="等线"/>
+                <w:rFonts w:eastAsia="宋体" w:ascii="Times New Roman" w:hAnsi="Times New Roman"/>
                 <w:sz w:val="21"/>
               </w:rPr>
               <w:t xml:space="preserve">3</w:t>
             </w:r>
             <w:r>
               <w:rPr>
-                <w:rFonts w:ascii="宋体" w:eastAsia="宋体" w:hAnsi="宋体" w:cs="宋体"/>
+                <w:rFonts w:ascii="Times New Roman" w:eastAsia="宋体" w:hAnsi="Times New Roman" w:cs="宋体"/>
                 <w:sz w:val="21"/>
               </w:rPr>
               <w:t xml:space="preserve">个从问题定义到成果交付的研究项目；执行落地：</w:t>
             </w:r>
             <w:r>
               <w:rPr>
-                <w:rFonts w:eastAsia="等线"/>
+                <w:rFonts w:eastAsia="宋体" w:ascii="Times New Roman" w:hAnsi="Times New Roman"/>
                 <w:sz w:val="21"/>
               </w:rPr>
               <w:t xml:space="preserve">3</w:t>
             </w:r>
             <w:r>
               <w:rPr>
-                <w:rFonts w:ascii="宋体" w:eastAsia="宋体" w:hAnsi="宋体" w:cs="宋体"/>
+                <w:rFonts w:ascii="Times New Roman" w:eastAsia="宋体" w:hAnsi="Times New Roman" w:cs="宋体"/>
                 <w:sz w:val="21"/>
               </w:rPr>
               <w:t xml:space="preserve">个月项目助理经验，统筹</w:t>
             </w:r>
             <w:r>
               <w:rPr>
-                <w:rFonts w:eastAsia="等线"/>
+                <w:rFonts w:eastAsia="宋体" w:ascii="Times New Roman" w:hAnsi="Times New Roman"/>
                 <w:sz w:val="21"/>
               </w:rPr>
               <w:t xml:space="preserve">200+</w:t>
             </w:r>
             <w:r>
               <w:rPr>
-                <w:rFonts w:ascii="宋体" w:eastAsia="宋体" w:hAnsi="宋体" w:cs="宋体"/>
+                <w:rFonts w:ascii="Times New Roman" w:eastAsia="宋体" w:hAnsi="Times New Roman" w:cs="宋体"/>
                 <w:sz w:val="21"/>
               </w:rPr>
               <w:t xml:space="preserve">份申报材料并建立三级校验机制，实现零差错提交，细节把控能力强；数据思维：掌握</w:t>
             </w:r>
             <w:r>
               <w:rPr>
-                <w:rFonts w:eastAsia="等线"/>
+                <w:rFonts w:eastAsia="宋体" w:ascii="Times New Roman" w:hAnsi="Times New Roman"/>
                 <w:sz w:val="21"/>
               </w:rPr>
               <w:t xml:space="preserve">Excel/Python/R/SPSS</w:t>
             </w:r>
             <w:r>
               <w:rPr>
-                <w:rFonts w:ascii="宋体" w:eastAsia="宋体" w:hAnsi="宋体" w:cs="宋体"/>
+                <w:rFonts w:ascii="Times New Roman" w:eastAsia="宋体" w:hAnsi="Times New Roman" w:cs="宋体"/>
                 <w:sz w:val="21"/>
               </w:rPr>
               <w:t xml:space="preserve">，习惯用数据发现问题、支撑决策，处理过</w:t>
             </w:r>
             <w:r>
               <w:rPr>
-                <w:rFonts w:eastAsia="等线"/>
+                <w:rFonts w:eastAsia="宋体" w:ascii="Times New Roman" w:hAnsi="Times New Roman"/>
                 <w:sz w:val="21"/>
               </w:rPr>
               <w:t xml:space="preserve">4.5</w:t>
             </w:r>
             <w:r>
               <w:rPr>
-                <w:rFonts w:ascii="宋体" w:eastAsia="宋体" w:hAnsi="宋体" w:cs="宋体"/>
+                <w:rFonts w:ascii="Times New Roman" w:eastAsia="宋体" w:hAnsi="Times New Roman" w:cs="宋体"/>
                 <w:sz w:val="21"/>
               </w:rPr>
               <w:t xml:space="preserve">万</w:t>
             </w:r>
             <w:r>
               <w:rPr>
-                <w:rFonts w:eastAsia="等线"/>
+                <w:rFonts w:eastAsia="宋体" w:ascii="Times New Roman" w:hAnsi="Times New Roman"/>
                 <w:sz w:val="21"/>
               </w:rPr>
               <w:t xml:space="preserve">+</w:t>
             </w:r>
             <w:r>
               <w:rPr>
-                <w:rFonts w:ascii="宋体" w:eastAsia="宋体" w:hAnsi="宋体" w:cs="宋体"/>
+                <w:rFonts w:ascii="Times New Roman" w:eastAsia="宋体" w:hAnsi="Times New Roman" w:cs="宋体"/>
                 <w:sz w:val="21"/>
               </w:rPr>
               <w:t xml:space="preserve">条业务数据；沟通协作：有跨部门对接、门店团队协作经验，性格专注较真，愿意为不擅长的事投入时间</w:t>
@@ -855,7 +855,7 @@
             </w:pPr>
             <w:r>
               <w:rPr>
-                <w:rFonts w:ascii="宋体" w:eastAsia="宋体" w:hAnsi="宋体" w:cs="宋体"/>
+                <w:rFonts w:ascii="Times New Roman" w:eastAsia="宋体" w:hAnsi="Times New Roman" w:cs="宋体"/>
                 <w:b/>
                 <w:bCs/>
                 <w:sz w:val="21"/>
@@ -864,35 +864,35 @@
             </w:r>
             <w:r>
               <w:rPr>
-                <w:rFonts w:ascii="宋体" w:eastAsia="宋体" w:hAnsi="宋体" w:cs="宋体"/>
+                <w:rFonts w:ascii="Times New Roman" w:eastAsia="宋体" w:hAnsi="Times New Roman" w:cs="宋体"/>
                 <w:sz w:val="21"/>
               </w:rPr>
               <w:t xml:space="preserve">供应链管理、采购管理、物流管理、统计学、</w:t>
             </w:r>
             <w:r>
               <w:rPr>
-                <w:rFonts w:eastAsia="等线"/>
+                <w:rFonts w:eastAsia="宋体" w:ascii="Times New Roman" w:hAnsi="Times New Roman"/>
                 <w:sz w:val="21"/>
               </w:rPr>
               <w:t xml:space="preserve">Python</w:t>
             </w:r>
             <w:r>
               <w:rPr>
-                <w:rFonts w:ascii="宋体" w:eastAsia="宋体" w:hAnsi="宋体" w:cs="宋体"/>
+                <w:rFonts w:ascii="Times New Roman" w:eastAsia="宋体" w:hAnsi="Times New Roman" w:cs="宋体"/>
                 <w:sz w:val="21"/>
               </w:rPr>
               <w:t xml:space="preserve">程序设计、</w:t>
             </w:r>
             <w:r>
               <w:rPr>
-                <w:rFonts w:eastAsia="等线"/>
+                <w:rFonts w:eastAsia="宋体" w:ascii="Times New Roman" w:hAnsi="Times New Roman"/>
                 <w:sz w:val="21"/>
               </w:rPr>
               <w:t xml:space="preserve">ERP</w:t>
             </w:r>
             <w:r>
               <w:rPr>
-                <w:rFonts w:ascii="宋体" w:eastAsia="宋体" w:hAnsi="宋体" w:cs="宋体"/>
+                <w:rFonts w:ascii="Times New Roman" w:eastAsia="宋体" w:hAnsi="Times New Roman" w:cs="宋体"/>
                 <w:sz w:val="21"/>
               </w:rPr>
               <w:t xml:space="preserve">供应链管理综合实验</w:t>
@@ -960,7 +960,7 @@
             </w:pPr>
             <w:r>
               <w:rPr>
-                <w:rFonts w:ascii="宋体" w:eastAsia="宋体" w:hAnsi="宋体" w:cs="宋体"/>
+                <w:rFonts w:ascii="Times New Roman" w:eastAsia="宋体" w:hAnsi="Times New Roman" w:cs="宋体"/>
                 <w:b/>
                 <w:bCs/>
                 <w:sz w:val="21"/>
@@ -969,35 +969,35 @@
             </w:r>
             <w:r>
               <w:rPr>
-                <w:rFonts w:ascii="宋体" w:eastAsia="宋体" w:hAnsi="宋体" w:cs="宋体"/>
+                <w:rFonts w:ascii="Times New Roman" w:eastAsia="宋体" w:hAnsi="Times New Roman" w:cs="宋体"/>
                 <w:sz w:val="21"/>
               </w:rPr>
               <w:t xml:space="preserve">山东大学</w:t>
             </w:r>
             <w:r>
               <w:rPr>
-                <w:rFonts w:eastAsia="等线"/>
+                <w:rFonts w:eastAsia="宋体" w:ascii="Times New Roman" w:hAnsi="Times New Roman"/>
                 <w:sz w:val="21"/>
               </w:rPr>
               <w:t xml:space="preserve">2024</w:t>
             </w:r>
             <w:r>
               <w:rPr>
-                <w:rFonts w:ascii="宋体" w:eastAsia="宋体" w:hAnsi="宋体" w:cs="宋体"/>
+                <w:rFonts w:ascii="Times New Roman" w:eastAsia="宋体" w:hAnsi="Times New Roman" w:cs="宋体"/>
                 <w:sz w:val="21"/>
               </w:rPr>
               <w:t xml:space="preserve">—</w:t>
             </w:r>
             <w:r>
               <w:rPr>
-                <w:rFonts w:eastAsia="等线"/>
+                <w:rFonts w:eastAsia="宋体" w:ascii="Times New Roman" w:hAnsi="Times New Roman"/>
                 <w:sz w:val="21"/>
               </w:rPr>
               <w:t xml:space="preserve">2025</w:t>
             </w:r>
             <w:r>
               <w:rPr>
-                <w:rFonts w:ascii="宋体" w:eastAsia="宋体" w:hAnsi="宋体" w:cs="宋体"/>
+                <w:rFonts w:ascii="Times New Roman" w:eastAsia="宋体" w:hAnsi="Times New Roman" w:cs="宋体"/>
                 <w:sz w:val="21"/>
               </w:rPr>
               <w:t xml:space="preserve">年暑期社会实践专项优秀等级</w:t>
@@ -1191,7 +1191,7 @@
             </w:pPr>
             <w:r>
               <w:rPr>
-                <w:rFonts w:ascii="宋体" w:eastAsia="宋体" w:hAnsi="宋体" w:cs="宋体"/>
+                <w:rFonts w:ascii="Times New Roman" w:eastAsia="宋体" w:hAnsi="Times New Roman" w:cs="宋体"/>
                 <w:b/>
                 <w:bCs/>
                 <w:sz w:val="21"/>
@@ -1224,7 +1224,7 @@
             </w:pPr>
             <w:r>
               <w:rPr>
-                <w:rFonts w:ascii="宋体" w:eastAsia="宋体" w:hAnsi="宋体" w:cs="宋体"/>
+                <w:rFonts w:ascii="Times New Roman" w:eastAsia="宋体" w:hAnsi="Times New Roman" w:cs="宋体"/>
                 <w:b/>
                 <w:bCs/>
                 <w:sz w:val="21"/>
@@ -1331,141 +1331,66 @@
             </w:pPr>
             <w:r>
               <w:rPr>
-                <w:rFonts w:ascii="宋体" w:eastAsia="宋体" w:hAnsi="宋体" w:cs="宋体"/>
-                <w:sz w:val="21"/>
-              </w:rPr>
-              <w:t xml:space="preserve">针对社区团购末端配送效率低、老年群体服务覆盖不足的问题，独立完成调研、建模、方案设计与验证全流程</w:t>
-            </w:r>
-          </w:p>
-          <w:p>
-            <w:pPr>
-              <w:numPr>
-                <w:ilvl w:val="0"/>
-                <w:numId w:val="9"/>
-              </w:numPr>
-              <w:spacing w:line="315" w:lineRule="atLeast"/>
+                <w:rFonts w:ascii="Times New Roman" w:eastAsia="宋体" w:hAnsi="Times New Roman" w:cs="宋体"/>
+                <w:sz w:val="21"/>
+              </w:rPr>
+              <w:t>针对老龄化小区自提点布局零散、老年覆盖不足痛点，调研</w:t>
+            </w:r>
+            <w:r>
               <w:rPr>
                 <w:rFonts w:ascii="Times New Roman" w:eastAsia="宋体" w:hAnsi="Times New Roman" w:cs="宋体" w:hint="default"/>
                 <w:sz w:val="21"/>
               </w:rPr>
-            </w:pPr>
-            <w:r>
-              <w:rPr>
-                <w:rFonts w:ascii="宋体" w:eastAsia="宋体" w:hAnsi="宋体" w:cs="宋体"/>
-                <w:sz w:val="21"/>
-              </w:rPr>
-              <w:t xml:space="preserve">基于</w:t>
-            </w:r>
-            <w:r>
-              <w:rPr>
-                <w:rFonts w:eastAsia="等线"/>
-                <w:sz w:val="21"/>
-              </w:rPr>
-              <w:t xml:space="preserve">15</w:t>
-            </w:r>
-            <w:r>
-              <w:rPr>
-                <w:rFonts w:ascii="宋体" w:eastAsia="宋体" w:hAnsi="宋体" w:cs="宋体"/>
-                <w:sz w:val="21"/>
-              </w:rPr>
-              <w:t xml:space="preserve">个候选点位、日均</w:t>
-            </w:r>
-            <w:r>
-              <w:rPr>
-                <w:rFonts w:eastAsia="等线"/>
-                <w:sz w:val="21"/>
-              </w:rPr>
-              <w:t xml:space="preserve">345</w:t>
-            </w:r>
-            <w:r>
-              <w:rPr>
-                <w:rFonts w:ascii="宋体" w:eastAsia="宋体" w:hAnsi="宋体" w:cs="宋体"/>
-                <w:sz w:val="21"/>
-              </w:rPr>
-              <w:t xml:space="preserve">单真实数据，设计“</w:t>
-            </w:r>
-            <w:r>
-              <w:rPr>
-                <w:rFonts w:eastAsia="等线"/>
-                <w:sz w:val="21"/>
-              </w:rPr>
-              <w:t xml:space="preserve">2</w:t>
-            </w:r>
-            <w:r>
-              <w:rPr>
-                <w:rFonts w:ascii="宋体" w:eastAsia="宋体" w:hAnsi="宋体" w:cs="宋体"/>
-                <w:sz w:val="21"/>
-              </w:rPr>
-              <w:t xml:space="preserve">核心点</w:t>
-            </w:r>
-            <w:r>
-              <w:rPr>
-                <w:rFonts w:eastAsia="等线"/>
-                <w:sz w:val="21"/>
-              </w:rPr>
-              <w:t xml:space="preserve">+4</w:t>
-            </w:r>
-            <w:r>
-              <w:rPr>
-                <w:rFonts w:ascii="宋体" w:eastAsia="宋体" w:hAnsi="宋体" w:cs="宋体"/>
-                <w:sz w:val="21"/>
-              </w:rPr>
-              <w:t xml:space="preserve">动态临时点”弹性布局方案，模型测算可降低运营成本</w:t>
-            </w:r>
-            <w:r>
-              <w:rPr>
-                <w:rFonts w:eastAsia="等线"/>
-                <w:sz w:val="21"/>
-              </w:rPr>
-              <w:t xml:space="preserve">18.7%</w:t>
-            </w:r>
-            <w:r>
-              <w:rPr>
-                <w:rFonts w:ascii="宋体" w:eastAsia="宋体" w:hAnsi="宋体" w:cs="宋体"/>
-                <w:sz w:val="21"/>
-              </w:rPr>
-              <w:t xml:space="preserve">、提升老年服务覆盖率至</w:t>
-            </w:r>
-            <w:r>
-              <w:rPr>
-                <w:rFonts w:eastAsia="等线"/>
-                <w:sz w:val="21"/>
-              </w:rPr>
-              <w:t xml:space="preserve">87.3%</w:t>
-            </w:r>
-            <w:r>
-              <w:rPr>
-                <w:rFonts w:ascii="宋体" w:eastAsia="宋体" w:hAnsi="宋体" w:cs="宋体"/>
-                <w:sz w:val="21"/>
-              </w:rPr>
-              <w:t xml:space="preserve">、缩短配送时长</w:t>
-            </w:r>
-            <w:r>
-              <w:rPr>
-                <w:rFonts w:eastAsia="等线"/>
-                <w:sz w:val="21"/>
-              </w:rPr>
-              <w:t xml:space="preserve">22.3%</w:t>
-            </w:r>
-          </w:p>
-          <w:p>
-            <w:pPr>
-              <w:numPr>
-                <w:ilvl w:val="0"/>
-                <w:numId w:val="9"/>
-              </w:numPr>
-              <w:spacing w:line="315" w:lineRule="atLeast"/>
+              <w:t>15</w:t>
+            </w:r>
+            <w:r>
+              <w:rPr>
+                <w:rFonts w:ascii="Times New Roman" w:eastAsia="宋体" w:hAnsi="Times New Roman" w:cs="宋体"/>
+                <w:sz w:val="21"/>
+              </w:rPr>
+              <w:t>个候选点、日均</w:t>
+            </w:r>
+            <w:r>
               <w:rPr>
                 <w:rFonts w:ascii="Times New Roman" w:eastAsia="宋体" w:hAnsi="Times New Roman" w:cs="宋体" w:hint="default"/>
                 <w:sz w:val="21"/>
               </w:rPr>
-            </w:pPr>
-            <w:r>
-              <w:rPr>
-                <w:rFonts w:ascii="宋体" w:eastAsia="宋体" w:hAnsi="宋体" w:cs="宋体"/>
-                <w:sz w:val="21"/>
-              </w:rPr>
-              <w:t xml:space="preserve">输出完整研究报告，具备问题分析、方案设计与结果验证的闭环能力</w:t>
+              <w:t>345</w:t>
+            </w:r>
+            <w:r>
+              <w:rPr>
+                <w:rFonts w:ascii="Times New Roman" w:eastAsia="宋体" w:hAnsi="Times New Roman" w:cs="宋体"/>
+                <w:sz w:val="21"/>
+              </w:rPr>
+              <w:t>单真实需求，将年龄分层服务半径、电梯等待时间纳入选址</w:t>
+            </w:r>
+            <w:r>
+              <w:rPr>
+                <w:rFonts w:ascii="Times New Roman" w:eastAsia="宋体" w:hAnsi="Times New Roman" w:cs="宋体" w:hint="default"/>
+                <w:sz w:val="21"/>
+              </w:rPr>
+              <w:t>-</w:t>
+            </w:r>
+            <w:r>
+              <w:rPr>
+                <w:rFonts w:ascii="Times New Roman" w:eastAsia="宋体" w:hAnsi="Times New Roman" w:cs="宋体"/>
+                <w:sz w:val="21"/>
+              </w:rPr>
+              <w:t>路径双层优化模型，用</w:t>
+            </w:r>
+            <w:r>
+              <w:rPr>
+                <w:rFonts w:ascii="Times New Roman" w:eastAsia="宋体" w:hAnsi="Times New Roman" w:cs="宋体" w:hint="default"/>
+                <w:sz w:val="21"/>
+              </w:rPr>
+              <w:t>Python</w:t>
+            </w:r>
+            <w:r>
+              <w:rPr>
+                <w:rFonts w:ascii="Times New Roman" w:eastAsia="宋体" w:hAnsi="Times New Roman" w:cs="宋体"/>
+                <w:sz w:val="21"/>
+              </w:rPr>
+              <w:t>完成求解</w:t>
             </w:r>
           </w:p>
         </w:tc>
@@ -1531,7 +1456,7 @@
             </w:pPr>
             <w:r>
               <w:rPr>
-                <w:rFonts w:ascii="宋体" w:eastAsia="宋体" w:hAnsi="宋体" w:cs="宋体"/>
+                <w:rFonts w:ascii="Times New Roman" w:eastAsia="宋体" w:hAnsi="Times New Roman" w:cs="宋体"/>
                 <w:b/>
                 <w:bCs/>
                 <w:sz w:val="21"/>
@@ -1564,7 +1489,7 @@
             </w:pPr>
             <w:r>
               <w:rPr>
-                <w:rFonts w:ascii="宋体" w:eastAsia="宋体" w:hAnsi="宋体" w:cs="宋体"/>
+                <w:rFonts w:ascii="Times New Roman" w:eastAsia="宋体" w:hAnsi="Times New Roman" w:cs="宋体"/>
                 <w:b/>
                 <w:bCs/>
                 <w:sz w:val="21"/>
@@ -1671,86 +1596,66 @@
             </w:pPr>
             <w:r>
               <w:rPr>
-                <w:rFonts w:ascii="宋体" w:eastAsia="宋体" w:hAnsi="宋体" w:cs="宋体"/>
-                <w:sz w:val="21"/>
-              </w:rPr>
-              <w:t xml:space="preserve">设计</w:t>
-            </w:r>
-            <w:r>
-              <w:rPr>
-                <w:rFonts w:eastAsia="等线"/>
-                <w:sz w:val="21"/>
-              </w:rPr>
-              <w:t xml:space="preserve">7</w:t>
-            </w:r>
-            <w:r>
-              <w:rPr>
-                <w:rFonts w:ascii="宋体" w:eastAsia="宋体" w:hAnsi="宋体" w:cs="宋体"/>
-                <w:sz w:val="21"/>
-              </w:rPr>
-              <w:t xml:space="preserve">点李克特量表问卷并发放，回收</w:t>
-            </w:r>
-            <w:r>
-              <w:rPr>
-                <w:rFonts w:eastAsia="等线"/>
-                <w:sz w:val="21"/>
-              </w:rPr>
-              <w:t xml:space="preserve">328</w:t>
-            </w:r>
-            <w:r>
-              <w:rPr>
-                <w:rFonts w:ascii="宋体" w:eastAsia="宋体" w:hAnsi="宋体" w:cs="宋体"/>
-                <w:sz w:val="21"/>
-              </w:rPr>
-              <w:t xml:space="preserve">份有效样本，用</w:t>
-            </w:r>
-            <w:r>
-              <w:rPr>
-                <w:rFonts w:eastAsia="等线"/>
-                <w:sz w:val="21"/>
-              </w:rPr>
-              <w:t xml:space="preserve">SPSS</w:t>
-            </w:r>
-            <w:r>
-              <w:rPr>
-                <w:rFonts w:ascii="宋体" w:eastAsia="宋体" w:hAnsi="宋体" w:cs="宋体"/>
-                <w:sz w:val="21"/>
-              </w:rPr>
-              <w:t xml:space="preserve">和</w:t>
-            </w:r>
-            <w:r>
-              <w:rPr>
-                <w:rFonts w:eastAsia="等线"/>
-                <w:sz w:val="21"/>
-              </w:rPr>
-              <w:t xml:space="preserve">Python</w:t>
-            </w:r>
-            <w:r>
-              <w:rPr>
-                <w:rFonts w:ascii="宋体" w:eastAsia="宋体" w:hAnsi="宋体" w:cs="宋体"/>
-                <w:sz w:val="21"/>
-              </w:rPr>
-              <w:t xml:space="preserve">完成数据清洗与统计分析</w:t>
-            </w:r>
-          </w:p>
-          <w:p>
-            <w:pPr>
-              <w:numPr>
-                <w:ilvl w:val="0"/>
-                <w:numId w:val="9"/>
-              </w:numPr>
-              <w:spacing w:line="315" w:lineRule="atLeast"/>
+                <w:rFonts w:ascii="Times New Roman" w:eastAsia="宋体" w:hAnsi="Times New Roman" w:cs="宋体"/>
+                <w:sz w:val="21"/>
+              </w:rPr>
+              <w:t>针对老龄化小区自提点布局零散、老年覆盖不足痛点，调研</w:t>
+            </w:r>
+            <w:r>
               <w:rPr>
                 <w:rFonts w:ascii="Times New Roman" w:eastAsia="宋体" w:hAnsi="Times New Roman" w:cs="宋体" w:hint="default"/>
                 <w:sz w:val="21"/>
               </w:rPr>
-            </w:pPr>
-            <w:r>
-              <w:rPr>
-                <w:rFonts w:ascii="宋体" w:eastAsia="宋体" w:hAnsi="宋体" w:cs="宋体"/>
-                <w:sz w:val="21"/>
-              </w:rPr>
-              <w:t xml:space="preserve">识别出交互性、个性化、自主性为影响用户体验的核心因素，验证用户智能体验的关键中介作用，输出研究结论与优化建议</w:t>
+              <w:t>15</w:t>
+            </w:r>
+            <w:r>
+              <w:rPr>
+                <w:rFonts w:ascii="Times New Roman" w:eastAsia="宋体" w:hAnsi="Times New Roman" w:cs="宋体"/>
+                <w:sz w:val="21"/>
+              </w:rPr>
+              <w:t>个候选点、日均</w:t>
+            </w:r>
+            <w:r>
+              <w:rPr>
+                <w:rFonts w:ascii="Times New Roman" w:eastAsia="宋体" w:hAnsi="Times New Roman" w:cs="宋体" w:hint="default"/>
+                <w:sz w:val="21"/>
+              </w:rPr>
+              <w:t>345</w:t>
+            </w:r>
+            <w:r>
+              <w:rPr>
+                <w:rFonts w:ascii="Times New Roman" w:eastAsia="宋体" w:hAnsi="Times New Roman" w:cs="宋体"/>
+                <w:sz w:val="21"/>
+              </w:rPr>
+              <w:t>单真实需求，将年龄分层服务半径、电梯等待时间纳入选址</w:t>
+            </w:r>
+            <w:r>
+              <w:rPr>
+                <w:rFonts w:ascii="Times New Roman" w:eastAsia="宋体" w:hAnsi="Times New Roman" w:cs="宋体" w:hint="default"/>
+                <w:sz w:val="21"/>
+              </w:rPr>
+              <w:t>-</w:t>
+            </w:r>
+            <w:r>
+              <w:rPr>
+                <w:rFonts w:ascii="Times New Roman" w:eastAsia="宋体" w:hAnsi="Times New Roman" w:cs="宋体"/>
+                <w:sz w:val="21"/>
+              </w:rPr>
+              <w:t>路径双层优化模型，用</w:t>
+            </w:r>
+            <w:r>
+              <w:rPr>
+                <w:rFonts w:ascii="Times New Roman" w:eastAsia="宋体" w:hAnsi="Times New Roman" w:cs="宋体" w:hint="default"/>
+                <w:sz w:val="21"/>
+              </w:rPr>
+              <w:t>Python</w:t>
+            </w:r>
+            <w:r>
+              <w:rPr>
+                <w:rFonts w:ascii="Times New Roman" w:eastAsia="宋体" w:hAnsi="Times New Roman" w:cs="宋体"/>
+                <w:sz w:val="21"/>
+              </w:rPr>
+              <w:t>完成求解</w:t>
             </w:r>
           </w:p>
         </w:tc>
@@ -1816,7 +1721,7 @@
             </w:pPr>
             <w:r>
               <w:rPr>
-                <w:rFonts w:ascii="宋体" w:eastAsia="宋体" w:hAnsi="宋体" w:cs="宋体"/>
+                <w:rFonts w:ascii="Times New Roman" w:eastAsia="宋体" w:hAnsi="Times New Roman" w:cs="宋体"/>
                 <w:b/>
                 <w:bCs/>
                 <w:sz w:val="21"/>
@@ -1849,7 +1754,7 @@
             </w:pPr>
             <w:r>
               <w:rPr>
-                <w:rFonts w:ascii="宋体" w:eastAsia="宋体" w:hAnsi="宋体" w:cs="宋体"/>
+                <w:rFonts w:ascii="Times New Roman" w:eastAsia="宋体" w:hAnsi="Times New Roman" w:cs="宋体"/>
                 <w:b/>
                 <w:bCs/>
                 <w:sz w:val="21"/>
@@ -1956,40 +1861,266 @@
             </w:pPr>
             <w:r>
               <w:rPr>
-                <w:rFonts w:ascii="宋体" w:eastAsia="宋体" w:hAnsi="宋体" w:cs="宋体"/>
-                <w:sz w:val="21"/>
-              </w:rPr>
-              <w:t xml:space="preserve">基于</w:t>
-            </w:r>
-            <w:r>
-              <w:rPr>
-                <w:rFonts w:eastAsia="等线"/>
-                <w:sz w:val="21"/>
-              </w:rPr>
-              <w:t xml:space="preserve">45211</w:t>
-            </w:r>
-            <w:r>
-              <w:rPr>
-                <w:rFonts w:ascii="宋体" w:eastAsia="宋体" w:hAnsi="宋体" w:cs="宋体"/>
-                <w:sz w:val="21"/>
-              </w:rPr>
-              <w:t xml:space="preserve">条真实营销数据，用</w:t>
-            </w:r>
-            <w:r>
-              <w:rPr>
-                <w:rFonts w:eastAsia="等线"/>
-                <w:sz w:val="21"/>
-              </w:rPr>
-              <w:t xml:space="preserve">R</w:t>
-            </w:r>
-            <w:r>
-              <w:rPr>
-                <w:rFonts w:ascii="宋体" w:eastAsia="宋体" w:hAnsi="宋体" w:cs="宋体"/>
-                <w:sz w:val="21"/>
-              </w:rPr>
-              <w:t xml:space="preserve">完成数据清洗与多维度分层统计，绘制帕累托图、相关性热力图、转化瀑布图</w:t>
+                <w:rFonts w:ascii="Times New Roman" w:eastAsia="宋体" w:hAnsi="Times New Roman" w:cs="宋体"/>
+                <w:sz w:val="21"/>
+              </w:rPr>
+              <w:t>针对老龄化小区自提点布局零散、老年覆盖不足痛点，调研</w:t>
+            </w:r>
+            <w:r>
+              <w:rPr>
+                <w:rFonts w:ascii="Times New Roman" w:eastAsia="宋体" w:hAnsi="Times New Roman" w:cs="宋体" w:hint="default"/>
+                <w:sz w:val="21"/>
+              </w:rPr>
+              <w:t>15</w:t>
+            </w:r>
+            <w:r>
+              <w:rPr>
+                <w:rFonts w:ascii="Times New Roman" w:eastAsia="宋体" w:hAnsi="Times New Roman" w:cs="宋体"/>
+                <w:sz w:val="21"/>
+              </w:rPr>
+              <w:t>个候选点、日均</w:t>
+            </w:r>
+            <w:r>
+              <w:rPr>
+                <w:rFonts w:ascii="Times New Roman" w:eastAsia="宋体" w:hAnsi="Times New Roman" w:cs="宋体" w:hint="default"/>
+                <w:sz w:val="21"/>
+              </w:rPr>
+              <w:t>345</w:t>
+            </w:r>
+            <w:r>
+              <w:rPr>
+                <w:rFonts w:ascii="Times New Roman" w:eastAsia="宋体" w:hAnsi="Times New Roman" w:cs="宋体"/>
+                <w:sz w:val="21"/>
+              </w:rPr>
+              <w:t>单真实需求，将年龄分层服务半径、电梯等待时间纳入选址</w:t>
+            </w:r>
+            <w:r>
+              <w:rPr>
+                <w:rFonts w:ascii="Times New Roman" w:eastAsia="宋体" w:hAnsi="Times New Roman" w:cs="宋体" w:hint="default"/>
+                <w:sz w:val="21"/>
+              </w:rPr>
+              <w:t>-</w:t>
+            </w:r>
+            <w:r>
+              <w:rPr>
+                <w:rFonts w:ascii="Times New Roman" w:eastAsia="宋体" w:hAnsi="Times New Roman" w:cs="宋体"/>
+                <w:sz w:val="21"/>
+              </w:rPr>
+              <w:t>路径双层优化模型，用</w:t>
+            </w:r>
+            <w:r>
+              <w:rPr>
+                <w:rFonts w:ascii="Times New Roman" w:eastAsia="宋体" w:hAnsi="Times New Roman" w:cs="宋体" w:hint="default"/>
+                <w:sz w:val="21"/>
+              </w:rPr>
+              <w:t>Python</w:t>
+            </w:r>
+            <w:r>
+              <w:rPr>
+                <w:rFonts w:ascii="Times New Roman" w:eastAsia="宋体" w:hAnsi="Times New Roman" w:cs="宋体"/>
+                <w:sz w:val="21"/>
+              </w:rPr>
+              <w:t>完成求解</w:t>
             </w:r>
           </w:p>
+        </w:tc>
+      </w:tr>
+      <w:tr>
+        <w:trPr>
+          <w:gridAfter w:val="2"/>
+          <w:wAfter w:w="880" w:type="dxa"/>
+          <w:jc w:val="center"/>
+        </w:trPr>
+        <w:tc>
+          <w:tcPr>
+            <w:tcW w:w="695" w:type="dxa"/>
+            <w:tcBorders>
+              <w:top w:val="nil"/>
+              <w:left w:val="nil"/>
+              <w:bottom w:val="nil"/>
+              <w:right w:val="nil"/>
+            </w:tcBorders>
+            <w:tcMar>
+              <w:top w:w="0" w:type="dxa"/>
+              <w:left w:w="113" w:type="dxa"/>
+              <w:bottom w:w="0" w:type="dxa"/>
+              <w:right w:w="85" w:type="dxa"/>
+            </w:tcMar>
+            <w:vAlign w:val="center"/>
+          </w:tcPr>
+          <w:p>
+            <w:pPr>
+              <w:spacing w:line="315" w:lineRule="atLeast"/>
+              <w:rPr>
+                <w:rFonts w:ascii="Times New Roman" w:hAnsi="Times New Roman"/>
+                <w:sz w:val="21"/>
+              </w:rPr>
+            </w:pPr>
+          </w:p>
+        </w:tc>
+        <w:tc>
+          <w:tcPr>
+            <w:tcW w:w="4600" w:type="dxa"/>
+            <w:gridSpan w:val="4"/>
+            <w:tcBorders>
+              <w:top w:val="nil"/>
+              <w:left w:val="nil"/>
+              <w:bottom w:val="nil"/>
+              <w:right w:val="nil"/>
+            </w:tcBorders>
+            <w:tcMar>
+              <w:top w:w="0" w:type="dxa"/>
+              <w:left w:w="85" w:type="dxa"/>
+              <w:bottom w:w="0" w:type="dxa"/>
+              <w:right w:w="85" w:type="dxa"/>
+            </w:tcMar>
+            <w:vAlign w:val="center"/>
+          </w:tcPr>
+          <w:p>
+            <w:pPr>
+              <w:spacing w:line="315" w:lineRule="atLeast"/>
+              <w:rPr>
+                <w:rFonts w:ascii="Times New Roman" w:hAnsi="Times New Roman"/>
+                <w:sz w:val="21"/>
+              </w:rPr>
+            </w:pPr>
+            <w:r>
+              <w:rPr>
+                <w:rFonts w:ascii="Times New Roman" w:eastAsia="宋体" w:hAnsi="Times New Roman" w:cs="宋体"/>
+                <w:b/>
+                <w:bCs/>
+                <w:sz w:val="21"/>
+              </w:rPr>
+              <w:t xml:space="preserve">ERP</w:t>
+            </w:r>
+            <w:r>
+              <w:rPr>
+                <w:rFonts w:ascii="Times New Roman" w:eastAsia="宋体" w:hAnsi="Times New Roman" w:cs="宋体"/>
+                <w:b/>
+                <w:bCs/>
+                <w:sz w:val="21"/>
+              </w:rPr>
+              <w:t xml:space="preserve">采购与库存全流程模拟操作</w:t>
+            </w:r>
+          </w:p>
+        </w:tc>
+        <w:tc>
+          <w:tcPr>
+            <w:tcW w:w="2693" w:type="dxa"/>
+            <w:gridSpan w:val="2"/>
+            <w:tcBorders>
+              <w:top w:val="nil"/>
+              <w:left w:val="nil"/>
+              <w:bottom w:val="nil"/>
+              <w:right w:val="nil"/>
+            </w:tcBorders>
+            <w:vAlign w:val="center"/>
+          </w:tcPr>
+          <w:p>
+            <w:pPr>
+              <w:spacing w:line="315" w:lineRule="atLeast"/>
+              <w:rPr>
+                <w:rFonts w:ascii="Times New Roman" w:eastAsia="等线" w:hAnsi="Times New Roman"/>
+                <w:b/>
+                <w:bCs/>
+                <w:sz w:val="21"/>
+              </w:rPr>
+            </w:pPr>
+            <w:r>
+              <w:rPr>
+                <w:rFonts w:ascii="Times New Roman" w:eastAsia="宋体" w:hAnsi="Times New Roman" w:cs="宋体"/>
+                <w:b/>
+                <w:bCs/>
+                <w:sz w:val="21"/>
+              </w:rPr>
+              <w:t xml:space="preserve">课程实验・账套主管</w:t>
+            </w:r>
+          </w:p>
+        </w:tc>
+        <w:tc>
+          <w:tcPr>
+            <w:tcW w:w="2755" w:type="dxa"/>
+            <w:tcBorders>
+              <w:top w:val="nil"/>
+              <w:left w:val="nil"/>
+              <w:bottom w:val="nil"/>
+              <w:right w:val="nil"/>
+            </w:tcBorders>
+            <w:vAlign w:val="center"/>
+          </w:tcPr>
+          <w:p>
+            <w:pPr>
+              <w:spacing w:line="315" w:lineRule="atLeast"/>
+              <w:rPr>
+                <w:rFonts w:ascii="Times New Roman" w:eastAsia="等线" w:hAnsi="Times New Roman" w:hint="default"/>
+                <w:b/>
+                <w:bCs/>
+                <w:sz w:val="21"/>
+              </w:rPr>
+            </w:pPr>
+            <w:r>
+              <w:rPr>
+                <w:rFonts w:ascii="Times New Roman" w:eastAsia="宋体" w:hAnsi="Times New Roman" w:cs="宋体"/>
+                <w:b/>
+                <w:bCs/>
+                <w:sz w:val="21"/>
+              </w:rPr>
+              <w:t xml:space="preserve">2025.03-2025.07</w:t>
+            </w:r>
+          </w:p>
+        </w:tc>
+      </w:tr>
+      <w:tr>
+        <w:trPr>
+          <w:gridAfter w:val="2"/>
+          <w:wAfter w:w="880" w:type="dxa"/>
+          <w:jc w:val="center"/>
+        </w:trPr>
+        <w:tc>
+          <w:tcPr>
+            <w:tcW w:w="695" w:type="dxa"/>
+            <w:tcBorders>
+              <w:top w:val="nil"/>
+              <w:left w:val="nil"/>
+              <w:bottom w:val="nil"/>
+              <w:right w:val="nil"/>
+            </w:tcBorders>
+            <w:tcMar>
+              <w:top w:w="0" w:type="dxa"/>
+              <w:left w:w="113" w:type="dxa"/>
+              <w:bottom w:w="0" w:type="dxa"/>
+              <w:right w:w="85" w:type="dxa"/>
+            </w:tcMar>
+            <w:vAlign w:val="center"/>
+          </w:tcPr>
+          <w:p>
+            <w:pPr>
+              <w:spacing w:line="315" w:lineRule="atLeast"/>
+              <w:rPr>
+                <w:rFonts w:ascii="Times New Roman" w:hAnsi="Times New Roman"/>
+                <w:sz w:val="21"/>
+              </w:rPr>
+            </w:pPr>
+          </w:p>
+        </w:tc>
+        <w:tc>
+          <w:tcPr>
+            <w:tcW w:w="10048" w:type="dxa"/>
+            <w:gridSpan w:val="7"/>
+            <w:tcBorders>
+              <w:top w:val="nil"/>
+              <w:left w:val="nil"/>
+              <w:bottom w:val="nil"/>
+              <w:right w:val="nil"/>
+            </w:tcBorders>
+            <w:tcMar>
+              <w:top w:w="0" w:type="dxa"/>
+              <w:left w:w="85" w:type="dxa"/>
+              <w:bottom w:w="0" w:type="dxa"/>
+              <w:right w:w="85" w:type="dxa"/>
+            </w:tcMar>
+            <w:vAlign w:val="center"/>
+          </w:tcPr>
           <w:p>
             <w:pPr>
               <w:numPr>
@@ -2004,10 +2135,66 @@
             </w:pPr>
             <w:r>
               <w:rPr>
-                <w:rFonts w:ascii="宋体" w:eastAsia="宋体" w:hAnsi="宋体" w:cs="宋体"/>
-                <w:sz w:val="21"/>
-              </w:rPr>
-              <w:t xml:space="preserve">通过多维度统计呈现客户群体响应差异，定位营销流失关键环节，独立交付分析报告，具备数据处理与问题洞察能力</w:t>
+                <w:rFonts w:ascii="Times New Roman" w:eastAsia="宋体" w:hAnsi="Times New Roman" w:cs="宋体"/>
+                <w:sz w:val="21"/>
+              </w:rPr>
+              <w:t>针对老龄化小区自提点布局零散、老年覆盖不足痛点，调研</w:t>
+            </w:r>
+            <w:r>
+              <w:rPr>
+                <w:rFonts w:ascii="Times New Roman" w:eastAsia="宋体" w:hAnsi="Times New Roman" w:cs="宋体" w:hint="default"/>
+                <w:sz w:val="21"/>
+              </w:rPr>
+              <w:t>15</w:t>
+            </w:r>
+            <w:r>
+              <w:rPr>
+                <w:rFonts w:ascii="Times New Roman" w:eastAsia="宋体" w:hAnsi="Times New Roman" w:cs="宋体"/>
+                <w:sz w:val="21"/>
+              </w:rPr>
+              <w:t>个候选点、日均</w:t>
+            </w:r>
+            <w:r>
+              <w:rPr>
+                <w:rFonts w:ascii="Times New Roman" w:eastAsia="宋体" w:hAnsi="Times New Roman" w:cs="宋体" w:hint="default"/>
+                <w:sz w:val="21"/>
+              </w:rPr>
+              <w:t>345</w:t>
+            </w:r>
+            <w:r>
+              <w:rPr>
+                <w:rFonts w:ascii="Times New Roman" w:eastAsia="宋体" w:hAnsi="Times New Roman" w:cs="宋体"/>
+                <w:sz w:val="21"/>
+              </w:rPr>
+              <w:t>单真实需求，将年龄分层服务半径、电梯等待时间纳入选址</w:t>
+            </w:r>
+            <w:r>
+              <w:rPr>
+                <w:rFonts w:ascii="Times New Roman" w:eastAsia="宋体" w:hAnsi="Times New Roman" w:cs="宋体" w:hint="default"/>
+                <w:sz w:val="21"/>
+              </w:rPr>
+              <w:t>-</w:t>
+            </w:r>
+            <w:r>
+              <w:rPr>
+                <w:rFonts w:ascii="Times New Roman" w:eastAsia="宋体" w:hAnsi="Times New Roman" w:cs="宋体"/>
+                <w:sz w:val="21"/>
+              </w:rPr>
+              <w:t>路径双层优化模型，用</w:t>
+            </w:r>
+            <w:r>
+              <w:rPr>
+                <w:rFonts w:ascii="Times New Roman" w:eastAsia="宋体" w:hAnsi="Times New Roman" w:cs="宋体" w:hint="default"/>
+                <w:sz w:val="21"/>
+              </w:rPr>
+              <w:t>Python</w:t>
+            </w:r>
+            <w:r>
+              <w:rPr>
+                <w:rFonts w:ascii="Times New Roman" w:eastAsia="宋体" w:hAnsi="Times New Roman" w:cs="宋体"/>
+                <w:sz w:val="21"/>
+              </w:rPr>
+              <w:t>完成求解</w:t>
             </w:r>
           </w:p>
         </w:tc>
@@ -2142,7 +2329,7 @@
             </w:pPr>
             <w:r>
               <w:rPr>
-                <w:rFonts w:ascii="宋体" w:eastAsia="宋体" w:hAnsi="宋体" w:cs="宋体"/>
+                <w:rFonts w:ascii="Times New Roman" w:eastAsia="宋体" w:hAnsi="Times New Roman" w:cs="宋体"/>
                 <w:b/>
                 <w:bCs/>
                 <w:sz w:val="21"/>
@@ -2173,7 +2360,7 @@
             </w:pPr>
             <w:r>
               <w:rPr>
-                <w:rFonts w:ascii="宋体" w:eastAsia="宋体" w:hAnsi="宋体" w:cs="宋体"/>
+                <w:rFonts w:ascii="Times New Roman" w:eastAsia="宋体" w:hAnsi="Times New Roman" w:cs="宋体"/>
                 <w:b/>
                 <w:bCs/>
                 <w:sz w:val="21"/>
@@ -2278,106 +2465,80 @@
             </w:pPr>
             <w:r>
               <w:rPr>
-                <w:rFonts w:ascii="宋体" w:eastAsia="宋体" w:hAnsi="宋体" w:cs="宋体"/>
-                <w:sz w:val="21"/>
-              </w:rPr>
-              <w:t xml:space="preserve">统筹</w:t>
-            </w:r>
-            <w:r>
-              <w:rPr>
-                <w:rFonts w:eastAsia="等线"/>
-                <w:sz w:val="21"/>
-              </w:rPr>
-              <w:t xml:space="preserve">200+</w:t>
-            </w:r>
-            <w:r>
-              <w:rPr>
-                <w:rFonts w:ascii="宋体" w:eastAsia="宋体" w:hAnsi="宋体" w:cs="宋体"/>
-                <w:sz w:val="21"/>
-              </w:rPr>
-              <w:t xml:space="preserve">份学员申报材料的收集、核对与提交全流程，用</w:t>
-            </w:r>
-            <w:r>
-              <w:rPr>
-                <w:rFonts w:eastAsia="等线"/>
-                <w:sz w:val="21"/>
-              </w:rPr>
-              <w:t xml:space="preserve">Excel</w:t>
-            </w:r>
-            <w:r>
-              <w:rPr>
-                <w:rFonts w:ascii="宋体" w:eastAsia="宋体" w:hAnsi="宋体" w:cs="宋体"/>
-                <w:sz w:val="21"/>
-              </w:rPr>
-              <w:t xml:space="preserve">搭建分类电子台账，建立“录入</w:t>
-            </w:r>
-            <w:r>
-              <w:rPr>
-                <w:rFonts w:eastAsia="等线"/>
-                <w:sz w:val="21"/>
-              </w:rPr>
-              <w:t xml:space="preserve">-</w:t>
-            </w:r>
-            <w:r>
-              <w:rPr>
-                <w:rFonts w:ascii="宋体" w:eastAsia="宋体" w:hAnsi="宋体" w:cs="宋体"/>
-                <w:sz w:val="21"/>
-              </w:rPr>
-              <w:t xml:space="preserve">核对</w:t>
-            </w:r>
-            <w:r>
-              <w:rPr>
-                <w:rFonts w:eastAsia="等线"/>
-                <w:sz w:val="21"/>
-              </w:rPr>
-              <w:t xml:space="preserve">-</w:t>
-            </w:r>
-            <w:r>
-              <w:rPr>
-                <w:rFonts w:ascii="宋体" w:eastAsia="宋体" w:hAnsi="宋体" w:cs="宋体"/>
-                <w:sz w:val="21"/>
-              </w:rPr>
-              <w:t xml:space="preserve">提交”三级校验机制，实现零差错交付</w:t>
-            </w:r>
-          </w:p>
-          <w:p>
-            <w:pPr>
-              <w:numPr>
-                <w:ilvl w:val="0"/>
-                <w:numId w:val="6"/>
-              </w:numPr>
-              <w:spacing w:line="315" w:lineRule="atLeast"/>
+                <w:rFonts w:ascii="Times New Roman" w:eastAsia="宋体" w:hAnsi="Times New Roman" w:cs="宋体"/>
+                <w:sz w:val="21"/>
+              </w:rPr>
+              <w:t>统筹</w:t>
+            </w:r>
+            <w:r>
               <w:rPr>
                 <w:rFonts w:ascii="Times New Roman" w:eastAsia="宋体" w:hAnsi="Times New Roman" w:cs="宋体" w:hint="default"/>
                 <w:sz w:val="21"/>
               </w:rPr>
-            </w:pPr>
-            <w:r>
-              <w:rPr>
-                <w:rFonts w:ascii="宋体" w:eastAsia="宋体" w:hAnsi="宋体" w:cs="宋体"/>
-                <w:sz w:val="21"/>
-              </w:rPr>
-              <w:t xml:space="preserve">对接各部门同步项目推进进度，按月汇总执行数据形成工作小结，梳理并标准化资料审核与报批流程</w:t>
-            </w:r>
-          </w:p>
-          <w:p>
-            <w:pPr>
-              <w:numPr>
-                <w:ilvl w:val="0"/>
-                <w:numId w:val="6"/>
-              </w:numPr>
-              <w:spacing w:line="315" w:lineRule="atLeast"/>
+              <w:t>200+</w:t>
+            </w:r>
+            <w:r>
+              <w:rPr>
+                <w:rFonts w:ascii="Times New Roman" w:eastAsia="宋体" w:hAnsi="Times New Roman" w:cs="宋体"/>
+                <w:sz w:val="21"/>
+              </w:rPr>
+              <w:t>份学生申报材料全流程管理，搭建分类电子台账，建立</w:t>
+            </w:r>
+            <w:r>
+              <w:rPr>
+                <w:rFonts w:ascii="Times New Roman" w:eastAsia="宋体" w:hAnsi="Times New Roman" w:cs="宋体"/>
+                <w:sz w:val="21"/>
+              </w:rPr>
+              <w:t>“</w:t>
+            </w:r>
+            <w:r>
+              <w:rPr>
+                <w:rFonts w:ascii="Times New Roman" w:eastAsia="宋体" w:hAnsi="Times New Roman" w:cs="宋体"/>
+                <w:sz w:val="21"/>
+              </w:rPr>
+              <w:t>录入</w:t>
+            </w:r>
+            <w:r>
               <w:rPr>
                 <w:rFonts w:ascii="Times New Roman" w:eastAsia="宋体" w:hAnsi="Times New Roman" w:cs="宋体" w:hint="default"/>
                 <w:sz w:val="21"/>
               </w:rPr>
-            </w:pPr>
-            <w:r>
-              <w:rPr>
-                <w:rFonts w:ascii="宋体" w:eastAsia="宋体" w:hAnsi="宋体" w:cs="宋体"/>
-                <w:sz w:val="21"/>
-              </w:rPr>
-              <w:t xml:space="preserve">建立可检索的文档归档体系，统一收纳各类申报单据并分类存档，提升团队协作与材料调取效率</w:t>
+              <w:t>-</w:t>
+            </w:r>
+            <w:r>
+              <w:rPr>
+                <w:rFonts w:ascii="Times New Roman" w:eastAsia="宋体" w:hAnsi="Times New Roman" w:cs="宋体"/>
+                <w:sz w:val="21"/>
+              </w:rPr>
+              <w:t>核对</w:t>
+            </w:r>
+            <w:r>
+              <w:rPr>
+                <w:rFonts w:ascii="Times New Roman" w:eastAsia="宋体" w:hAnsi="Times New Roman" w:cs="宋体" w:hint="default"/>
+                <w:sz w:val="21"/>
+              </w:rPr>
+              <w:t>-</w:t>
+            </w:r>
+            <w:r>
+              <w:rPr>
+                <w:rFonts w:ascii="Times New Roman" w:eastAsia="宋体" w:hAnsi="Times New Roman" w:cs="宋体"/>
+                <w:sz w:val="21"/>
+              </w:rPr>
+              <w:t>提交</w:t>
+            </w:r>
+            <w:r>
+              <w:rPr>
+                <w:rFonts w:ascii="Times New Roman" w:eastAsia="宋体" w:hAnsi="Times New Roman" w:cs="宋体"/>
+                <w:sz w:val="21"/>
+              </w:rPr>
+              <w:t>”</w:t>
+            </w:r>
+            <w:r>
+              <w:rPr>
+                <w:rFonts w:ascii="Times New Roman" w:eastAsia="宋体" w:hAnsi="Times New Roman" w:cs="宋体"/>
+                <w:sz w:val="21"/>
+              </w:rPr>
+              <w:t>三级校验机制，实现零差错交付</w:t>
             </w:r>
           </w:p>
         </w:tc>
@@ -2440,7 +2601,7 @@
             </w:pPr>
             <w:r>
               <w:rPr>
-                <w:rFonts w:ascii="宋体" w:eastAsia="宋体" w:hAnsi="宋体" w:cs="宋体"/>
+                <w:rFonts w:ascii="Times New Roman" w:eastAsia="宋体" w:hAnsi="Times New Roman" w:cs="宋体"/>
                 <w:b/>
                 <w:bCs/>
                 <w:sz w:val="21"/>
@@ -2471,7 +2632,7 @@
             </w:pPr>
             <w:r>
               <w:rPr>
-                <w:rFonts w:ascii="宋体" w:eastAsia="宋体" w:hAnsi="宋体" w:cs="宋体"/>
+                <w:rFonts w:ascii="Times New Roman" w:eastAsia="宋体" w:hAnsi="Times New Roman" w:cs="宋体"/>
                 <w:b/>
                 <w:bCs/>
                 <w:sz w:val="21"/>
@@ -2576,30 +2737,80 @@
             </w:pPr>
             <w:r>
               <w:rPr>
-                <w:rFonts w:ascii="宋体" w:eastAsia="宋体" w:hAnsi="宋体" w:cs="宋体"/>
-                <w:sz w:val="21"/>
-              </w:rPr>
-              <w:t xml:space="preserve">负责门店数十种原辅料的日常盘点与效期管理，核对交接班出入库单据，保持库存账实一致</w:t>
-            </w:r>
-          </w:p>
-          <w:p>
-            <w:pPr>
-              <w:numPr>
-                <w:ilvl w:val="0"/>
-                <w:numId w:val="6"/>
-              </w:numPr>
-              <w:spacing w:line="315" w:lineRule="atLeast"/>
+                <w:rFonts w:ascii="Times New Roman" w:eastAsia="宋体" w:hAnsi="Times New Roman" w:cs="宋体"/>
+                <w:sz w:val="21"/>
+              </w:rPr>
+              <w:t>统筹</w:t>
+            </w:r>
+            <w:r>
               <w:rPr>
                 <w:rFonts w:ascii="Times New Roman" w:eastAsia="宋体" w:hAnsi="Times New Roman" w:cs="宋体" w:hint="default"/>
                 <w:sz w:val="21"/>
               </w:rPr>
-            </w:pPr>
-            <w:r>
-              <w:rPr>
-                <w:rFonts w:ascii="宋体" w:eastAsia="宋体" w:hAnsi="宋体" w:cs="宋体"/>
-                <w:sz w:val="21"/>
-              </w:rPr>
-              <w:t xml:space="preserve">根据销售消耗规律提醒仓库解冻备货，降低物料损耗与缺货风险；按运营标准完成日常出品与客诉处理，具备一线执行与团队协作经验</w:t>
+              <w:t>200+</w:t>
+            </w:r>
+            <w:r>
+              <w:rPr>
+                <w:rFonts w:ascii="Times New Roman" w:eastAsia="宋体" w:hAnsi="Times New Roman" w:cs="宋体"/>
+                <w:sz w:val="21"/>
+              </w:rPr>
+              <w:t>份学生申报材料全流程管理，搭建分类电子台账，建立</w:t>
+            </w:r>
+            <w:r>
+              <w:rPr>
+                <w:rFonts w:ascii="Times New Roman" w:eastAsia="宋体" w:hAnsi="Times New Roman" w:cs="宋体"/>
+                <w:sz w:val="21"/>
+              </w:rPr>
+              <w:t>“</w:t>
+            </w:r>
+            <w:r>
+              <w:rPr>
+                <w:rFonts w:ascii="Times New Roman" w:eastAsia="宋体" w:hAnsi="Times New Roman" w:cs="宋体"/>
+                <w:sz w:val="21"/>
+              </w:rPr>
+              <w:t>录入</w:t>
+            </w:r>
+            <w:r>
+              <w:rPr>
+                <w:rFonts w:ascii="Times New Roman" w:eastAsia="宋体" w:hAnsi="Times New Roman" w:cs="宋体" w:hint="default"/>
+                <w:sz w:val="21"/>
+              </w:rPr>
+              <w:t>-</w:t>
+            </w:r>
+            <w:r>
+              <w:rPr>
+                <w:rFonts w:ascii="Times New Roman" w:eastAsia="宋体" w:hAnsi="Times New Roman" w:cs="宋体"/>
+                <w:sz w:val="21"/>
+              </w:rPr>
+              <w:t>核对</w:t>
+            </w:r>
+            <w:r>
+              <w:rPr>
+                <w:rFonts w:ascii="Times New Roman" w:eastAsia="宋体" w:hAnsi="Times New Roman" w:cs="宋体" w:hint="default"/>
+                <w:sz w:val="21"/>
+              </w:rPr>
+              <w:t>-</w:t>
+            </w:r>
+            <w:r>
+              <w:rPr>
+                <w:rFonts w:ascii="Times New Roman" w:eastAsia="宋体" w:hAnsi="Times New Roman" w:cs="宋体"/>
+                <w:sz w:val="21"/>
+              </w:rPr>
+              <w:t>提交</w:t>
+            </w:r>
+            <w:r>
+              <w:rPr>
+                <w:rFonts w:ascii="Times New Roman" w:eastAsia="宋体" w:hAnsi="Times New Roman" w:cs="宋体"/>
+                <w:sz w:val="21"/>
+              </w:rPr>
+              <w:t>”</w:t>
+            </w:r>
+            <w:r>
+              <w:rPr>
+                <w:rFonts w:ascii="Times New Roman" w:eastAsia="宋体" w:hAnsi="Times New Roman" w:cs="宋体"/>
+                <w:sz w:val="21"/>
+              </w:rPr>
+              <w:t>三级校验机制，实现零差错交付</w:t>
             </w:r>
           </w:p>
         </w:tc>
@@ -2704,7 +2915,7 @@
             </w:pPr>
             <w:r>
               <w:rPr>
-                <w:rFonts w:ascii="宋体" w:eastAsia="宋体" w:hAnsi="宋体" w:cs="宋体"/>
+                <w:rFonts w:ascii="Times New Roman" w:eastAsia="宋体" w:hAnsi="Times New Roman" w:cs="宋体"/>
                 <w:b/>
                 <w:bCs/>
               </w:rPr>
@@ -2799,309 +3010,110 @@
             </w:pPr>
             <w:r>
               <w:rPr>
-                <w:rFonts w:ascii="宋体" w:eastAsia="宋体" w:hAnsi="宋体" w:cs="宋体"/>
+                <w:rFonts w:ascii="Times New Roman" w:eastAsia="宋体" w:hAnsi="Times New Roman" w:cs="宋体"/>
                 <w:b/>
                 <w:bCs/>
                 <w:sz w:val="21"/>
               </w:rPr>
-              <w:t xml:space="preserve">办公软件：</w:t>
-            </w:r>
-            <w:r>
-              <w:rPr>
-                <w:rFonts w:eastAsia="等线"/>
-                <w:sz w:val="21"/>
-              </w:rPr>
-              <w:t xml:space="preserve">Excel</w:t>
-            </w:r>
-            <w:r>
-              <w:rPr>
-                <w:rFonts w:ascii="宋体" w:eastAsia="宋体" w:hAnsi="宋体" w:cs="宋体"/>
-                <w:sz w:val="21"/>
-              </w:rPr>
-              <w:t xml:space="preserve">（数据透视表、</w:t>
-            </w:r>
-            <w:r>
-              <w:rPr>
-                <w:rFonts w:eastAsia="等线"/>
-                <w:sz w:val="21"/>
-              </w:rPr>
-              <w:t xml:space="preserve">VLOOKUP</w:t>
-            </w:r>
-            <w:r>
-              <w:rPr>
-                <w:rFonts w:ascii="宋体" w:eastAsia="宋体" w:hAnsi="宋体" w:cs="宋体"/>
-                <w:sz w:val="21"/>
-              </w:rPr>
-              <w:t xml:space="preserve">、函数公式、电子台账搭建、图表可视化）、</w:t>
-            </w:r>
-            <w:r>
-              <w:rPr>
-                <w:rFonts w:eastAsia="等线"/>
-                <w:sz w:val="21"/>
-              </w:rPr>
-              <w:t xml:space="preserve">Word</w:t>
-            </w:r>
-            <w:r>
-              <w:rPr>
-                <w:rFonts w:ascii="宋体" w:eastAsia="宋体" w:hAnsi="宋体" w:cs="宋体"/>
-                <w:sz w:val="21"/>
-              </w:rPr>
-              <w:t xml:space="preserve">、</w:t>
-            </w:r>
-            <w:r>
-              <w:rPr>
-                <w:rFonts w:eastAsia="等线"/>
-                <w:sz w:val="21"/>
-              </w:rPr>
-              <w:t xml:space="preserve">PPT</w:t>
-            </w:r>
-          </w:p>
-          <w:p>
-            <w:pPr>
-              <w:spacing w:line="315" w:lineRule="atLeast"/>
+              <w:t>数据分析与编程：</w:t>
+            </w:r>
+            <w:r>
               <w:rPr>
                 <w:rFonts w:ascii="Times New Roman" w:eastAsia="宋体" w:hAnsi="Times New Roman" w:cs="宋体" w:hint="default"/>
-                <w:b/>
-                <w:bCs/>
-                <w:sz w:val="21"/>
-              </w:rPr>
-            </w:pPr>
-            <w:r>
-              <w:rPr>
-                <w:rFonts w:ascii="宋体" w:eastAsia="宋体" w:hAnsi="宋体" w:cs="宋体"/>
-                <w:b/>
-                <w:bCs/>
-                <w:sz w:val="21"/>
-              </w:rPr>
-              <w:t xml:space="preserve">数据工具：</w:t>
-            </w:r>
-            <w:r>
-              <w:rPr>
-                <w:rFonts w:eastAsia="等线"/>
-                <w:sz w:val="21"/>
-              </w:rPr>
-              <w:t xml:space="preserve">Python</w:t>
-            </w:r>
-            <w:r>
-              <w:rPr>
-                <w:rFonts w:ascii="宋体" w:eastAsia="宋体" w:hAnsi="宋体" w:cs="宋体"/>
-                <w:sz w:val="21"/>
-              </w:rPr>
-              <w:t xml:space="preserve">（</w:t>
-            </w:r>
-            <w:r>
-              <w:rPr>
-                <w:rFonts w:eastAsia="等线"/>
-                <w:sz w:val="21"/>
-              </w:rPr>
-              <w:t xml:space="preserve">pandas </w:t>
-            </w:r>
-            <w:r>
-              <w:rPr>
-                <w:rFonts w:ascii="宋体" w:eastAsia="宋体" w:hAnsi="宋体" w:cs="宋体"/>
-                <w:sz w:val="21"/>
-              </w:rPr>
-              <w:t xml:space="preserve">数据处理）、</w:t>
-            </w:r>
-            <w:r>
-              <w:rPr>
-                <w:rFonts w:eastAsia="等线"/>
-                <w:sz w:val="21"/>
-              </w:rPr>
-              <w:t xml:space="preserve">R</w:t>
-            </w:r>
-            <w:r>
-              <w:rPr>
-                <w:rFonts w:ascii="宋体" w:eastAsia="宋体" w:hAnsi="宋体" w:cs="宋体"/>
-                <w:sz w:val="21"/>
-              </w:rPr>
-              <w:t xml:space="preserve">（统计分析）、</w:t>
-            </w:r>
-            <w:r>
-              <w:rPr>
-                <w:rFonts w:eastAsia="等线"/>
-                <w:sz w:val="21"/>
-              </w:rPr>
-              <w:t xml:space="preserve">SPSS</w:t>
-            </w:r>
-            <w:r>
-              <w:rPr>
-                <w:rFonts w:ascii="宋体" w:eastAsia="宋体" w:hAnsi="宋体" w:cs="宋体"/>
-                <w:sz w:val="21"/>
-              </w:rPr>
-              <w:t xml:space="preserve">（问卷分析），累计处理</w:t>
-            </w:r>
-            <w:r>
-              <w:rPr>
-                <w:rFonts w:eastAsia="等线"/>
-                <w:sz w:val="21"/>
-              </w:rPr>
-              <w:t xml:space="preserve">4.5</w:t>
-            </w:r>
-            <w:r>
-              <w:rPr>
-                <w:rFonts w:ascii="宋体" w:eastAsia="宋体" w:hAnsi="宋体" w:cs="宋体"/>
-                <w:sz w:val="21"/>
-              </w:rPr>
-              <w:t xml:space="preserve">万</w:t>
-            </w:r>
-            <w:r>
-              <w:rPr>
-                <w:rFonts w:eastAsia="等线"/>
-                <w:sz w:val="21"/>
-              </w:rPr>
-              <w:t xml:space="preserve">+</w:t>
-            </w:r>
-            <w:r>
-              <w:rPr>
-                <w:rFonts w:ascii="宋体" w:eastAsia="宋体" w:hAnsi="宋体" w:cs="宋体"/>
-                <w:sz w:val="21"/>
-              </w:rPr>
-              <w:t xml:space="preserve">条业务数据</w:t>
-            </w:r>
-          </w:p>
-          <w:p>
-            <w:pPr>
-              <w:spacing w:line="315" w:lineRule="atLeast"/>
+                <w:sz w:val="21"/>
+              </w:rPr>
+              <w:t>Python</w:t>
+            </w:r>
+            <w:r>
+              <w:rPr>
+                <w:rFonts w:ascii="Times New Roman" w:eastAsia="宋体" w:hAnsi="Times New Roman" w:cs="宋体"/>
+                <w:sz w:val="21"/>
+              </w:rPr>
+              <w:t>、</w:t>
+            </w:r>
+            <w:r>
               <w:rPr>
                 <w:rFonts w:ascii="Times New Roman" w:eastAsia="宋体" w:hAnsi="Times New Roman" w:cs="宋体" w:hint="default"/>
-                <w:b/>
-                <w:bCs/>
-                <w:sz w:val="21"/>
-              </w:rPr>
-            </w:pPr>
-            <w:r>
-              <w:rPr>
-                <w:rFonts w:ascii="宋体" w:eastAsia="宋体" w:hAnsi="宋体" w:cs="宋体"/>
-                <w:b/>
-                <w:bCs/>
-                <w:sz w:val="21"/>
-              </w:rPr>
-              <w:t xml:space="preserve">业务系统：</w:t>
-            </w:r>
-            <w:r>
-              <w:rPr>
-                <w:rFonts w:ascii="宋体" w:eastAsia="宋体" w:hAnsi="宋体" w:cs="宋体"/>
-                <w:sz w:val="21"/>
-              </w:rPr>
-              <w:t xml:space="preserve">用友</w:t>
-            </w:r>
-            <w:r>
-              <w:rPr>
-                <w:rFonts w:eastAsia="等线"/>
-                <w:sz w:val="21"/>
-              </w:rPr>
-              <w:t xml:space="preserve">U8+ ERP</w:t>
-            </w:r>
-            <w:r>
-              <w:rPr>
-                <w:rFonts w:ascii="宋体" w:eastAsia="宋体" w:hAnsi="宋体" w:cs="宋体"/>
-                <w:sz w:val="21"/>
-              </w:rPr>
-              <w:t xml:space="preserve">（采购</w:t>
-            </w:r>
-            <w:r>
-              <w:rPr>
-                <w:rFonts w:eastAsia="等线"/>
-                <w:sz w:val="21"/>
-              </w:rPr>
-              <w:t xml:space="preserve">/</w:t>
-            </w:r>
-            <w:r>
-              <w:rPr>
-                <w:rFonts w:ascii="宋体" w:eastAsia="宋体" w:hAnsi="宋体" w:cs="宋体"/>
-                <w:sz w:val="21"/>
-              </w:rPr>
-              <w:t xml:space="preserve">销售</w:t>
-            </w:r>
-            <w:r>
-              <w:rPr>
-                <w:rFonts w:eastAsia="等线"/>
-                <w:sz w:val="21"/>
-              </w:rPr>
-              <w:t xml:space="preserve">/</w:t>
-            </w:r>
-            <w:r>
-              <w:rPr>
-                <w:rFonts w:ascii="宋体" w:eastAsia="宋体" w:hAnsi="宋体" w:cs="宋体"/>
-                <w:sz w:val="21"/>
-              </w:rPr>
-              <w:t xml:space="preserve">库存</w:t>
-            </w:r>
-            <w:r>
-              <w:rPr>
-                <w:rFonts w:eastAsia="等线"/>
-                <w:sz w:val="21"/>
-              </w:rPr>
-              <w:t xml:space="preserve">/</w:t>
-            </w:r>
-            <w:r>
-              <w:rPr>
-                <w:rFonts w:ascii="宋体" w:eastAsia="宋体" w:hAnsi="宋体" w:cs="宋体"/>
-                <w:sz w:val="21"/>
-              </w:rPr>
-              <w:t xml:space="preserve">存货核算全流程操作，熟悉单据流转与模块联动）</w:t>
-            </w:r>
-          </w:p>
-          <w:p>
-            <w:pPr>
-              <w:spacing w:line="315" w:lineRule="atLeast"/>
+                <w:sz w:val="21"/>
+              </w:rPr>
+              <w:t>R</w:t>
+            </w:r>
+            <w:r>
+              <w:rPr>
+                <w:rFonts w:ascii="Times New Roman" w:eastAsia="宋体" w:hAnsi="Times New Roman" w:cs="宋体"/>
+                <w:sz w:val="21"/>
+              </w:rPr>
+              <w:t>、</w:t>
+            </w:r>
+            <w:r>
               <w:rPr>
                 <w:rFonts w:ascii="Times New Roman" w:eastAsia="宋体" w:hAnsi="Times New Roman" w:cs="宋体" w:hint="default"/>
-                <w:b/>
-                <w:bCs/>
-                <w:sz w:val="21"/>
-              </w:rPr>
-            </w:pPr>
-            <w:r>
-              <w:rPr>
-                <w:rFonts w:ascii="宋体" w:eastAsia="宋体" w:hAnsi="宋体" w:cs="宋体"/>
-                <w:b/>
-                <w:bCs/>
-                <w:sz w:val="21"/>
-              </w:rPr>
-              <w:t xml:space="preserve">语言能力：</w:t>
-            </w:r>
-            <w:r>
-              <w:rPr>
-                <w:rFonts w:eastAsia="等线"/>
-                <w:sz w:val="21"/>
-              </w:rPr>
-              <w:t xml:space="preserve">CET-4</w:t>
-            </w:r>
-            <w:r>
-              <w:rPr>
-                <w:rFonts w:ascii="宋体" w:eastAsia="宋体" w:hAnsi="宋体" w:cs="宋体"/>
-                <w:sz w:val="21"/>
-              </w:rPr>
-              <w:t xml:space="preserve">，可阅读英文专业资料</w:t>
-            </w:r>
-          </w:p>
-          <w:p>
-            <w:pPr>
-              <w:spacing w:line="315" w:lineRule="atLeast"/>
+                <w:sz w:val="21"/>
+              </w:rPr>
+              <w:t>SPSS</w:t>
+            </w:r>
+            <w:r>
+              <w:rPr>
+                <w:rFonts w:ascii="Times New Roman" w:eastAsia="宋体" w:hAnsi="Times New Roman" w:cs="宋体"/>
+                <w:sz w:val="21"/>
+              </w:rPr>
+              <w:t>、</w:t>
+            </w:r>
+            <w:r>
               <w:rPr>
                 <w:rFonts w:ascii="Times New Roman" w:eastAsia="宋体" w:hAnsi="Times New Roman" w:cs="宋体" w:hint="default"/>
-                <w:b/>
-                <w:bCs/>
-                <w:sz w:val="21"/>
-              </w:rPr>
-            </w:pPr>
-            <w:r>
-              <w:rPr>
-                <w:rFonts w:ascii="宋体" w:eastAsia="宋体" w:hAnsi="宋体" w:cs="宋体"/>
-                <w:b/>
-                <w:bCs/>
-                <w:sz w:val="21"/>
-              </w:rPr>
-              <w:t xml:space="preserve">通用能力：</w:t>
-            </w:r>
-            <w:r>
-              <w:rPr>
-                <w:rFonts w:ascii="宋体" w:eastAsia="宋体" w:hAnsi="宋体" w:cs="宋体"/>
-                <w:sz w:val="21"/>
-              </w:rPr>
-              <w:t xml:space="preserve">执行力与细节把控、跨部门沟通协作、流程梳理与标准化、文档与台账管理、数据驱动的问题分析</w:t>
+                <w:sz w:val="21"/>
+              </w:rPr>
+              <w:t>Excel</w:t>
+            </w:r>
+            <w:r>
+              <w:rPr>
+                <w:rFonts w:ascii="Times New Roman" w:eastAsia="宋体" w:hAnsi="Times New Roman" w:cs="宋体"/>
+                <w:sz w:val="21"/>
+              </w:rPr>
+              <w:t>（透视表</w:t>
+            </w:r>
+            <w:r>
+              <w:rPr>
+                <w:rFonts w:ascii="Times New Roman" w:eastAsia="宋体" w:hAnsi="Times New Roman" w:cs="宋体" w:hint="default"/>
+                <w:sz w:val="21"/>
+              </w:rPr>
+              <w:t>/VLOOKUP/</w:t>
+            </w:r>
+            <w:r>
+              <w:rPr>
+                <w:rFonts w:ascii="Times New Roman" w:eastAsia="宋体" w:hAnsi="Times New Roman" w:cs="宋体"/>
+                <w:sz w:val="21"/>
+              </w:rPr>
+              <w:t>高级函数</w:t>
+            </w:r>
+            <w:r>
+              <w:rPr>
+                <w:rFonts w:ascii="Times New Roman" w:eastAsia="宋体" w:hAnsi="Times New Roman" w:cs="宋体" w:hint="default"/>
+                <w:sz w:val="21"/>
+              </w:rPr>
+              <w:t>/</w:t>
+            </w:r>
+            <w:r>
+              <w:rPr>
+                <w:rFonts w:ascii="Times New Roman" w:eastAsia="宋体" w:hAnsi="Times New Roman" w:cs="宋体"/>
+                <w:sz w:val="21"/>
+              </w:rPr>
+              <w:t>看板制作），掌握数据清洗、异常筛查、可视化与业务痛点分析；</w:t>
+            </w:r>
+            <w:r>
+              <w:rPr>
+                <w:rFonts w:ascii="Times New Roman" w:eastAsia="宋体" w:hAnsi="Times New Roman" w:cs="宋体" w:hint="default"/>
+                <w:sz w:val="21"/>
+              </w:rPr>
+              <w:t>SQL</w:t>
+            </w:r>
+            <w:r>
+              <w:rPr>
+                <w:rFonts w:ascii="Times New Roman" w:eastAsia="宋体" w:hAnsi="Times New Roman" w:cs="宋体"/>
+                <w:sz w:val="21"/>
+              </w:rPr>
+              <w:t>（课程使用，了解）</w:t>
             </w:r>
           </w:p>
         </w:tc>

--- a/docs/files/f22_文雪_山东大学_管培通用方向.docx
+++ b/docs/files/f22_文雪_山东大学_管培通用方向.docx
@@ -9,6 +9,7 @@
           <w:rFonts w:hint="default"/>
           <w:vanish/>
         </w:rPr>
+        <w:spacing w:line="290" w:lineRule="atLeast" w:before="0" w:after="0"/>
       </w:pPr>
     </w:p>
     <w:tbl>
@@ -51,7 +52,7 @@
           </w:tcPr>
           <w:p>
             <w:pPr>
-              <w:spacing w:line="505" w:lineRule="atLeast"/>
+              <w:spacing w:line="290" w:lineRule="atLeast" w:before="0" w:after="0"/>
               <w:rPr>
                 <w:rFonts w:ascii="宋体" w:eastAsia="宋体" w:hAnsi="宋体"/>
                 <w:b/>
@@ -92,6 +93,7 @@
               <w:rPr>
                 <w:rFonts w:hint="default"/>
               </w:rPr>
+              <w:spacing w:line="290" w:lineRule="atLeast" w:before="0" w:after="0"/>
             </w:pPr>
             <w:r>
               <w:rPr>
@@ -149,7 +151,7 @@
           </w:tcPr>
           <w:p>
             <w:pPr>
-              <w:spacing w:line="315" w:lineRule="atLeast"/>
+              <w:spacing w:line="290" w:lineRule="atLeast" w:before="0" w:after="0"/>
               <w:rPr>
                 <w:rFonts w:eastAsia="等线"/>
                 <w:sz w:val="21"/>
@@ -234,6 +236,7 @@
               <w:rPr>
                 <w:sz w:val="21"/>
               </w:rPr>
+              <w:spacing w:line="290" w:lineRule="atLeast" w:before="0" w:after="0"/>
             </w:pPr>
           </w:p>
         </w:tc>
@@ -262,7 +265,7 @@
           </w:tcPr>
           <w:p>
             <w:pPr>
-              <w:spacing w:line="315" w:lineRule="atLeast"/>
+              <w:spacing w:line="290" w:lineRule="atLeast" w:before="0" w:after="0"/>
               <w:rPr>
                 <w:b/>
                 <w:bCs/>
@@ -334,6 +337,7 @@
               <w:rPr>
                 <w:sz w:val="21"/>
               </w:rPr>
+              <w:spacing w:line="290" w:lineRule="atLeast" w:before="0" w:after="0"/>
             </w:pPr>
           </w:p>
         </w:tc>
@@ -362,7 +366,7 @@
           </w:tcPr>
           <w:p>
             <w:pPr>
-              <w:spacing w:line="315" w:lineRule="atLeast"/>
+              <w:spacing w:line="290" w:lineRule="atLeast" w:before="0" w:after="0"/>
               <w:rPr>
                 <w:b/>
                 <w:bCs/>
@@ -479,6 +483,7 @@
           <w:vanish/>
           <w:sz w:val="2"/>
         </w:rPr>
+        <w:spacing w:line="290" w:lineRule="atLeast" w:before="0" w:after="0"/>
       </w:pPr>
     </w:p>
     <w:tbl>
@@ -520,7 +525,7 @@
           </w:tcPr>
           <w:p>
             <w:pPr>
-              <w:spacing w:line="275" w:lineRule="atLeast"/>
+              <w:spacing w:line="290" w:lineRule="atLeast" w:before="0" w:after="0"/>
             </w:pPr>
             <w:r>
               <w:rPr>
@@ -591,7 +596,7 @@
                 </w:tcPr>
                 <w:p>
                   <w:pPr>
-                    <w:spacing w:line="315" w:lineRule="atLeast"/>
+                    <w:spacing w:line="290" w:lineRule="atLeast" w:before="0" w:after="0"/>
                     <w:jc w:val="center"/>
                     <w:rPr>
                       <w:sz w:val="21"/>
@@ -618,7 +623,7 @@
                 </w:tcPr>
                 <w:p>
                   <w:pPr>
-                    <w:spacing w:line="315" w:lineRule="atLeast"/>
+                    <w:spacing w:line="290" w:lineRule="atLeast" w:before="0" w:after="0"/>
                     <w:rPr>
                       <w:b/>
                       <w:bCs/>
@@ -655,7 +660,7 @@
                 </w:tcPr>
                 <w:p>
                   <w:pPr>
-                    <w:spacing w:line="315" w:lineRule="atLeast"/>
+                    <w:spacing w:line="290" w:lineRule="atLeast" w:before="0" w:after="0"/>
                     <w:rPr>
                       <w:b/>
                       <w:bCs/>
@@ -730,7 +735,7 @@
                 </w:tcPr>
                 <w:p>
                   <w:pPr>
-                    <w:spacing w:line="315" w:lineRule="atLeast"/>
+                    <w:spacing w:line="290" w:lineRule="atLeast" w:before="0" w:after="0"/>
                     <w:rPr>
                       <w:rFonts w:ascii="Times New Roman" w:eastAsia="等线" w:hAnsi="Times New Roman" w:hint="default"/>
                       <w:b/>
@@ -753,7 +758,7 @@
           </w:tbl>
           <w:p>
             <w:pPr>
-              <w:spacing w:line="275" w:lineRule="atLeast"/>
+              <w:spacing w:line="290" w:lineRule="atLeast" w:before="0" w:after="0"/>
               <w:rPr>
                 <w:b/>
                 <w:bCs/>
@@ -768,6 +773,7 @@
         <w:rPr>
           <w:vanish/>
         </w:rPr>
+        <w:spacing w:line="290" w:lineRule="atLeast" w:before="0" w:after="0"/>
       </w:pPr>
     </w:p>
     <w:p>
@@ -776,6 +782,7 @@
           <w:vanish/>
           <w:sz w:val="21"/>
         </w:rPr>
+        <w:spacing w:line="290" w:lineRule="atLeast" w:before="0" w:after="0"/>
       </w:pPr>
     </w:p>
     <w:tbl>
@@ -817,7 +824,7 @@
           </w:tcPr>
           <w:p>
             <w:pPr>
-              <w:spacing w:line="210" w:lineRule="atLeast"/>
+              <w:spacing w:line="290" w:lineRule="atLeast" w:before="0" w:after="0"/>
               <w:rPr>
                 <w:sz w:val="21"/>
               </w:rPr>
@@ -847,7 +854,7 @@
                 <w:ilvl w:val="0"/>
                 <w:numId w:val="2"/>
               </w:numPr>
-              <w:spacing w:line="315" w:lineRule="atLeast"/>
+              <w:spacing w:line="290" w:lineRule="atLeast" w:before="0" w:after="0"/>
               <w:ind w:left="442" w:hanging="442"/>
               <w:rPr>
                 <w:sz w:val="21"/>
@@ -923,7 +930,7 @@
           </w:tcPr>
           <w:p>
             <w:pPr>
-              <w:spacing w:line="210" w:lineRule="atLeast"/>
+              <w:spacing w:line="290" w:lineRule="atLeast" w:before="0" w:after="0"/>
               <w:rPr>
                 <w:sz w:val="21"/>
               </w:rPr>
@@ -953,7 +960,7 @@
                 <w:ilvl w:val="0"/>
                 <w:numId w:val="2"/>
               </w:numPr>
-              <w:spacing w:line="315" w:lineRule="atLeast"/>
+              <w:spacing w:line="290" w:lineRule="atLeast" w:before="0" w:after="0"/>
               <w:rPr>
                 <w:sz w:val="21"/>
               </w:rPr>
@@ -1012,6 +1019,7 @@
           <w:vanish/>
           <w:sz w:val="21"/>
         </w:rPr>
+        <w:spacing w:line="290" w:lineRule="atLeast" w:before="0" w:after="0"/>
       </w:pPr>
     </w:p>
     <w:p>
@@ -1020,6 +1028,7 @@
           <w:vanish/>
           <w:sz w:val="2"/>
         </w:rPr>
+        <w:spacing w:line="290" w:lineRule="atLeast" w:before="0" w:after="0"/>
       </w:pPr>
     </w:p>
     <w:p>
@@ -1027,6 +1036,7 @@
         <w:rPr>
           <w:vanish/>
         </w:rPr>
+        <w:spacing w:line="290" w:lineRule="atLeast" w:before="0" w:after="0"/>
       </w:pPr>
     </w:p>
     <w:p>
@@ -1035,6 +1045,7 @@
           <w:vanish/>
           <w:sz w:val="21"/>
         </w:rPr>
+        <w:spacing w:line="290" w:lineRule="atLeast" w:before="0" w:after="0"/>
       </w:pPr>
     </w:p>
     <w:p>
@@ -1043,6 +1054,7 @@
           <w:vanish/>
           <w:sz w:val="21"/>
         </w:rPr>
+        <w:spacing w:line="290" w:lineRule="atLeast" w:before="0" w:after="0"/>
       </w:pPr>
     </w:p>
     <w:p>
@@ -1051,6 +1063,7 @@
           <w:vanish/>
           <w:sz w:val="2"/>
         </w:rPr>
+        <w:spacing w:line="290" w:lineRule="atLeast" w:before="0" w:after="0"/>
       </w:pPr>
     </w:p>
     <w:tbl>
@@ -1104,7 +1117,7 @@
           </w:tcPr>
           <w:p>
             <w:pPr>
-              <w:spacing w:line="275" w:lineRule="atLeast"/>
+              <w:spacing w:line="290" w:lineRule="atLeast" w:before="0" w:after="0"/>
               <w:rPr>
                 <w:rFonts w:ascii="Times New Roman" w:hAnsi="Times New Roman"/>
                 <w:b/>
@@ -1155,7 +1168,7 @@
           </w:tcPr>
           <w:p>
             <w:pPr>
-              <w:spacing w:line="315" w:lineRule="atLeast"/>
+              <w:spacing w:line="290" w:lineRule="atLeast" w:before="0" w:after="0"/>
               <w:rPr>
                 <w:rFonts w:ascii="Times New Roman" w:hAnsi="Times New Roman"/>
                 <w:sz w:val="21"/>
@@ -1183,7 +1196,7 @@
           </w:tcPr>
           <w:p>
             <w:pPr>
-              <w:spacing w:line="315" w:lineRule="atLeast"/>
+              <w:spacing w:line="290" w:lineRule="atLeast" w:before="0" w:after="0"/>
               <w:rPr>
                 <w:rFonts w:ascii="Times New Roman" w:hAnsi="Times New Roman"/>
                 <w:sz w:val="21"/>
@@ -1214,7 +1227,7 @@
           </w:tcPr>
           <w:p>
             <w:pPr>
-              <w:spacing w:line="315" w:lineRule="atLeast"/>
+              <w:spacing w:line="290" w:lineRule="atLeast" w:before="0" w:after="0"/>
               <w:rPr>
                 <w:rFonts w:ascii="Times New Roman" w:eastAsia="等线" w:hAnsi="Times New Roman"/>
                 <w:b/>
@@ -1246,7 +1259,7 @@
           </w:tcPr>
           <w:p>
             <w:pPr>
-              <w:spacing w:line="315" w:lineRule="atLeast"/>
+              <w:spacing w:line="290" w:lineRule="atLeast" w:before="0" w:after="0"/>
               <w:rPr>
                 <w:rFonts w:ascii="Times New Roman" w:eastAsia="等线" w:hAnsi="Times New Roman" w:hint="default"/>
                 <w:b/>
@@ -1291,7 +1304,7 @@
           </w:tcPr>
           <w:p>
             <w:pPr>
-              <w:spacing w:line="315" w:lineRule="atLeast"/>
+              <w:spacing w:line="290" w:lineRule="atLeast" w:before="0" w:after="0"/>
               <w:rPr>
                 <w:rFonts w:ascii="Times New Roman" w:hAnsi="Times New Roman"/>
                 <w:sz w:val="21"/>
@@ -1323,7 +1336,7 @@
                 <w:ilvl w:val="0"/>
                 <w:numId w:val="9"/>
               </w:numPr>
-              <w:spacing w:line="315" w:lineRule="atLeast"/>
+              <w:spacing w:line="290" w:lineRule="atLeast" w:before="0" w:after="0"/>
               <w:rPr>
                 <w:rFonts w:ascii="Times New Roman" w:eastAsia="宋体" w:hAnsi="Times New Roman" w:cs="宋体" w:hint="default"/>
                 <w:sz w:val="21"/>
@@ -1334,63 +1347,138 @@
                 <w:rFonts w:ascii="Times New Roman" w:eastAsia="宋体" w:hAnsi="Times New Roman" w:cs="宋体"/>
                 <w:sz w:val="21"/>
               </w:rPr>
-              <w:t>针对老龄化小区自提点布局零散、老年覆盖不足痛点，调研</w:t>
-            </w:r>
-            <w:r>
+              <w:t xml:space="preserve">针对社区团购末端配送效率低、老年群体服务覆盖不足的问题，独立完成调研、建模、方案设计与验证全流程</w:t>
+            </w:r>
+          </w:p>
+          <w:p>
+            <w:pPr>
+              <w:numPr>
+                <w:ilvl w:val="0"/>
+                <w:numId w:val="9"/>
+              </w:numPr>
+              <w:spacing w:line="290" w:lineRule="atLeast" w:before="0" w:after="0"/>
               <w:rPr>
                 <w:rFonts w:ascii="Times New Roman" w:eastAsia="宋体" w:hAnsi="Times New Roman" w:cs="宋体" w:hint="default"/>
                 <w:sz w:val="21"/>
               </w:rPr>
-              <w:t>15</w:t>
-            </w:r>
-            <w:r>
-              <w:rPr>
-                <w:rFonts w:ascii="Times New Roman" w:eastAsia="宋体" w:hAnsi="Times New Roman" w:cs="宋体"/>
-                <w:sz w:val="21"/>
-              </w:rPr>
-              <w:t>个候选点、日均</w:t>
-            </w:r>
-            <w:r>
+            </w:pPr>
+            <w:r>
+              <w:rPr>
+                <w:rFonts w:ascii="Times New Roman" w:eastAsia="宋体" w:hAnsi="Times New Roman" w:cs="宋体"/>
+                <w:sz w:val="21"/>
+              </w:rPr>
+              <w:t xml:space="preserve">基于</w:t>
+            </w:r>
+            <w:r>
+              <w:rPr>
+                <w:rFonts w:eastAsia="宋体" w:ascii="Times New Roman" w:hAnsi="Times New Roman"/>
+                <w:sz w:val="21"/>
+              </w:rPr>
+              <w:t xml:space="preserve">15</w:t>
+            </w:r>
+            <w:r>
+              <w:rPr>
+                <w:rFonts w:ascii="Times New Roman" w:eastAsia="宋体" w:hAnsi="Times New Roman" w:cs="宋体"/>
+                <w:sz w:val="21"/>
+              </w:rPr>
+              <w:t xml:space="preserve">个候选点位、日均</w:t>
+            </w:r>
+            <w:r>
+              <w:rPr>
+                <w:rFonts w:eastAsia="宋体" w:ascii="Times New Roman" w:hAnsi="Times New Roman"/>
+                <w:sz w:val="21"/>
+              </w:rPr>
+              <w:t xml:space="preserve">345</w:t>
+            </w:r>
+            <w:r>
+              <w:rPr>
+                <w:rFonts w:ascii="Times New Roman" w:eastAsia="宋体" w:hAnsi="Times New Roman" w:cs="宋体"/>
+                <w:sz w:val="21"/>
+              </w:rPr>
+              <w:t xml:space="preserve">单真实数据，设计“</w:t>
+            </w:r>
+            <w:r>
+              <w:rPr>
+                <w:rFonts w:eastAsia="宋体" w:ascii="Times New Roman" w:hAnsi="Times New Roman"/>
+                <w:sz w:val="21"/>
+              </w:rPr>
+              <w:t xml:space="preserve">2</w:t>
+            </w:r>
+            <w:r>
+              <w:rPr>
+                <w:rFonts w:ascii="Times New Roman" w:eastAsia="宋体" w:hAnsi="Times New Roman" w:cs="宋体"/>
+                <w:sz w:val="21"/>
+              </w:rPr>
+              <w:t xml:space="preserve">核心点</w:t>
+            </w:r>
+            <w:r>
+              <w:rPr>
+                <w:rFonts w:eastAsia="宋体" w:ascii="Times New Roman" w:hAnsi="Times New Roman"/>
+                <w:sz w:val="21"/>
+              </w:rPr>
+              <w:t xml:space="preserve">+4</w:t>
+            </w:r>
+            <w:r>
+              <w:rPr>
+                <w:rFonts w:ascii="Times New Roman" w:eastAsia="宋体" w:hAnsi="Times New Roman" w:cs="宋体"/>
+                <w:sz w:val="21"/>
+              </w:rPr>
+              <w:t xml:space="preserve">动态临时点”弹性布局方案，模型测算可降低运营成本</w:t>
+            </w:r>
+            <w:r>
+              <w:rPr>
+                <w:rFonts w:eastAsia="宋体" w:ascii="Times New Roman" w:hAnsi="Times New Roman"/>
+                <w:sz w:val="21"/>
+              </w:rPr>
+              <w:t xml:space="preserve">18.7%</w:t>
+            </w:r>
+            <w:r>
+              <w:rPr>
+                <w:rFonts w:ascii="Times New Roman" w:eastAsia="宋体" w:hAnsi="Times New Roman" w:cs="宋体"/>
+                <w:sz w:val="21"/>
+              </w:rPr>
+              <w:t xml:space="preserve">、提升老年服务覆盖率至</w:t>
+            </w:r>
+            <w:r>
+              <w:rPr>
+                <w:rFonts w:eastAsia="宋体" w:ascii="Times New Roman" w:hAnsi="Times New Roman"/>
+                <w:sz w:val="21"/>
+              </w:rPr>
+              <w:t xml:space="preserve">87.3%</w:t>
+            </w:r>
+            <w:r>
+              <w:rPr>
+                <w:rFonts w:ascii="Times New Roman" w:eastAsia="宋体" w:hAnsi="Times New Roman" w:cs="宋体"/>
+                <w:sz w:val="21"/>
+              </w:rPr>
+              <w:t xml:space="preserve">、缩短配送时长</w:t>
+            </w:r>
+            <w:r>
+              <w:rPr>
+                <w:rFonts w:eastAsia="宋体" w:ascii="Times New Roman" w:hAnsi="Times New Roman"/>
+                <w:sz w:val="21"/>
+              </w:rPr>
+              <w:t xml:space="preserve">22.3%</w:t>
+            </w:r>
+          </w:p>
+          <w:p>
+            <w:pPr>
+              <w:numPr>
+                <w:ilvl w:val="0"/>
+                <w:numId w:val="9"/>
+              </w:numPr>
+              <w:spacing w:line="290" w:lineRule="atLeast" w:before="0" w:after="0"/>
               <w:rPr>
                 <w:rFonts w:ascii="Times New Roman" w:eastAsia="宋体" w:hAnsi="Times New Roman" w:cs="宋体" w:hint="default"/>
                 <w:sz w:val="21"/>
               </w:rPr>
-              <w:t>345</w:t>
-            </w:r>
-            <w:r>
-              <w:rPr>
-                <w:rFonts w:ascii="Times New Roman" w:eastAsia="宋体" w:hAnsi="Times New Roman" w:cs="宋体"/>
-                <w:sz w:val="21"/>
-              </w:rPr>
-              <w:t>单真实需求，将年龄分层服务半径、电梯等待时间纳入选址</w:t>
-            </w:r>
-            <w:r>
-              <w:rPr>
-                <w:rFonts w:ascii="Times New Roman" w:eastAsia="宋体" w:hAnsi="Times New Roman" w:cs="宋体" w:hint="default"/>
-                <w:sz w:val="21"/>
-              </w:rPr>
-              <w:t>-</w:t>
-            </w:r>
-            <w:r>
-              <w:rPr>
-                <w:rFonts w:ascii="Times New Roman" w:eastAsia="宋体" w:hAnsi="Times New Roman" w:cs="宋体"/>
-                <w:sz w:val="21"/>
-              </w:rPr>
-              <w:t>路径双层优化模型，用</w:t>
-            </w:r>
-            <w:r>
-              <w:rPr>
-                <w:rFonts w:ascii="Times New Roman" w:eastAsia="宋体" w:hAnsi="Times New Roman" w:cs="宋体" w:hint="default"/>
-                <w:sz w:val="21"/>
-              </w:rPr>
-              <w:t>Python</w:t>
-            </w:r>
-            <w:r>
-              <w:rPr>
-                <w:rFonts w:ascii="Times New Roman" w:eastAsia="宋体" w:hAnsi="Times New Roman" w:cs="宋体"/>
-                <w:sz w:val="21"/>
-              </w:rPr>
-              <w:t>完成求解</w:t>
+            </w:pPr>
+            <w:r>
+              <w:rPr>
+                <w:rFonts w:ascii="Times New Roman" w:eastAsia="宋体" w:hAnsi="Times New Roman" w:cs="宋体"/>
+                <w:sz w:val="21"/>
+              </w:rPr>
+              <w:t xml:space="preserve">输出完整研究报告，具备问题分析、方案设计与结果验证的闭环能力</w:t>
             </w:r>
           </w:p>
         </w:tc>
@@ -1420,7 +1508,7 @@
           </w:tcPr>
           <w:p>
             <w:pPr>
-              <w:spacing w:line="315" w:lineRule="atLeast"/>
+              <w:spacing w:line="290" w:lineRule="atLeast" w:before="0" w:after="0"/>
               <w:rPr>
                 <w:rFonts w:ascii="Times New Roman" w:hAnsi="Times New Roman"/>
                 <w:sz w:val="21"/>
@@ -1448,7 +1536,7 @@
           </w:tcPr>
           <w:p>
             <w:pPr>
-              <w:spacing w:line="315" w:lineRule="atLeast"/>
+              <w:spacing w:line="290" w:lineRule="atLeast" w:before="0" w:after="0"/>
               <w:rPr>
                 <w:rFonts w:ascii="Times New Roman" w:hAnsi="Times New Roman"/>
                 <w:sz w:val="21"/>
@@ -1479,7 +1567,7 @@
           </w:tcPr>
           <w:p>
             <w:pPr>
-              <w:spacing w:line="315" w:lineRule="atLeast"/>
+              <w:spacing w:line="290" w:lineRule="atLeast" w:before="0" w:after="0"/>
               <w:rPr>
                 <w:rFonts w:ascii="Times New Roman" w:eastAsia="等线" w:hAnsi="Times New Roman"/>
                 <w:b/>
@@ -1511,7 +1599,7 @@
           </w:tcPr>
           <w:p>
             <w:pPr>
-              <w:spacing w:line="315" w:lineRule="atLeast"/>
+              <w:spacing w:line="290" w:lineRule="atLeast" w:before="0" w:after="0"/>
               <w:rPr>
                 <w:rFonts w:ascii="Times New Roman" w:eastAsia="等线" w:hAnsi="Times New Roman" w:hint="default"/>
                 <w:b/>
@@ -1556,7 +1644,7 @@
           </w:tcPr>
           <w:p>
             <w:pPr>
-              <w:spacing w:line="315" w:lineRule="atLeast"/>
+              <w:spacing w:line="290" w:lineRule="atLeast" w:before="0" w:after="0"/>
               <w:rPr>
                 <w:rFonts w:ascii="Times New Roman" w:hAnsi="Times New Roman"/>
                 <w:sz w:val="21"/>
@@ -1588,7 +1676,7 @@
                 <w:ilvl w:val="0"/>
                 <w:numId w:val="9"/>
               </w:numPr>
-              <w:spacing w:line="315" w:lineRule="atLeast"/>
+              <w:spacing w:line="290" w:lineRule="atLeast" w:before="0" w:after="0"/>
               <w:rPr>
                 <w:rFonts w:ascii="Times New Roman" w:eastAsia="宋体" w:hAnsi="Times New Roman" w:cs="宋体" w:hint="default"/>
                 <w:sz w:val="21"/>
@@ -1599,63 +1687,83 @@
                 <w:rFonts w:ascii="Times New Roman" w:eastAsia="宋体" w:hAnsi="Times New Roman" w:cs="宋体"/>
                 <w:sz w:val="21"/>
               </w:rPr>
-              <w:t>针对老龄化小区自提点布局零散、老年覆盖不足痛点，调研</w:t>
-            </w:r>
-            <w:r>
+              <w:t xml:space="preserve">设计</w:t>
+            </w:r>
+            <w:r>
+              <w:rPr>
+                <w:rFonts w:eastAsia="宋体" w:ascii="Times New Roman" w:hAnsi="Times New Roman"/>
+                <w:sz w:val="21"/>
+              </w:rPr>
+              <w:t xml:space="preserve">7</w:t>
+            </w:r>
+            <w:r>
+              <w:rPr>
+                <w:rFonts w:ascii="Times New Roman" w:eastAsia="宋体" w:hAnsi="Times New Roman" w:cs="宋体"/>
+                <w:sz w:val="21"/>
+              </w:rPr>
+              <w:t xml:space="preserve">点李克特量表问卷并发放，回收</w:t>
+            </w:r>
+            <w:r>
+              <w:rPr>
+                <w:rFonts w:eastAsia="宋体" w:ascii="Times New Roman" w:hAnsi="Times New Roman"/>
+                <w:sz w:val="21"/>
+              </w:rPr>
+              <w:t xml:space="preserve">328</w:t>
+            </w:r>
+            <w:r>
+              <w:rPr>
+                <w:rFonts w:ascii="Times New Roman" w:eastAsia="宋体" w:hAnsi="Times New Roman" w:cs="宋体"/>
+                <w:sz w:val="21"/>
+              </w:rPr>
+              <w:t xml:space="preserve">份有效样本，用</w:t>
+            </w:r>
+            <w:r>
+              <w:rPr>
+                <w:rFonts w:eastAsia="宋体" w:ascii="Times New Roman" w:hAnsi="Times New Roman"/>
+                <w:sz w:val="21"/>
+              </w:rPr>
+              <w:t xml:space="preserve">SPSS</w:t>
+            </w:r>
+            <w:r>
+              <w:rPr>
+                <w:rFonts w:ascii="Times New Roman" w:eastAsia="宋体" w:hAnsi="Times New Roman" w:cs="宋体"/>
+                <w:sz w:val="21"/>
+              </w:rPr>
+              <w:t xml:space="preserve">和</w:t>
+            </w:r>
+            <w:r>
+              <w:rPr>
+                <w:rFonts w:eastAsia="宋体" w:ascii="Times New Roman" w:hAnsi="Times New Roman"/>
+                <w:sz w:val="21"/>
+              </w:rPr>
+              <w:t xml:space="preserve">Python</w:t>
+            </w:r>
+            <w:r>
+              <w:rPr>
+                <w:rFonts w:ascii="Times New Roman" w:eastAsia="宋体" w:hAnsi="Times New Roman" w:cs="宋体"/>
+                <w:sz w:val="21"/>
+              </w:rPr>
+              <w:t xml:space="preserve">完成数据清洗与统计分析</w:t>
+            </w:r>
+          </w:p>
+          <w:p>
+            <w:pPr>
+              <w:numPr>
+                <w:ilvl w:val="0"/>
+                <w:numId w:val="9"/>
+              </w:numPr>
+              <w:spacing w:line="290" w:lineRule="atLeast" w:before="0" w:after="0"/>
               <w:rPr>
                 <w:rFonts w:ascii="Times New Roman" w:eastAsia="宋体" w:hAnsi="Times New Roman" w:cs="宋体" w:hint="default"/>
                 <w:sz w:val="21"/>
               </w:rPr>
-              <w:t>15</w:t>
-            </w:r>
-            <w:r>
-              <w:rPr>
-                <w:rFonts w:ascii="Times New Roman" w:eastAsia="宋体" w:hAnsi="Times New Roman" w:cs="宋体"/>
-                <w:sz w:val="21"/>
-              </w:rPr>
-              <w:t>个候选点、日均</w:t>
-            </w:r>
-            <w:r>
-              <w:rPr>
-                <w:rFonts w:ascii="Times New Roman" w:eastAsia="宋体" w:hAnsi="Times New Roman" w:cs="宋体" w:hint="default"/>
-                <w:sz w:val="21"/>
-              </w:rPr>
-              <w:t>345</w:t>
-            </w:r>
-            <w:r>
-              <w:rPr>
-                <w:rFonts w:ascii="Times New Roman" w:eastAsia="宋体" w:hAnsi="Times New Roman" w:cs="宋体"/>
-                <w:sz w:val="21"/>
-              </w:rPr>
-              <w:t>单真实需求，将年龄分层服务半径、电梯等待时间纳入选址</w:t>
-            </w:r>
-            <w:r>
-              <w:rPr>
-                <w:rFonts w:ascii="Times New Roman" w:eastAsia="宋体" w:hAnsi="Times New Roman" w:cs="宋体" w:hint="default"/>
-                <w:sz w:val="21"/>
-              </w:rPr>
-              <w:t>-</w:t>
-            </w:r>
-            <w:r>
-              <w:rPr>
-                <w:rFonts w:ascii="Times New Roman" w:eastAsia="宋体" w:hAnsi="Times New Roman" w:cs="宋体"/>
-                <w:sz w:val="21"/>
-              </w:rPr>
-              <w:t>路径双层优化模型，用</w:t>
-            </w:r>
-            <w:r>
-              <w:rPr>
-                <w:rFonts w:ascii="Times New Roman" w:eastAsia="宋体" w:hAnsi="Times New Roman" w:cs="宋体" w:hint="default"/>
-                <w:sz w:val="21"/>
-              </w:rPr>
-              <w:t>Python</w:t>
-            </w:r>
-            <w:r>
-              <w:rPr>
-                <w:rFonts w:ascii="Times New Roman" w:eastAsia="宋体" w:hAnsi="Times New Roman" w:cs="宋体"/>
-                <w:sz w:val="21"/>
-              </w:rPr>
-              <w:t>完成求解</w:t>
+            </w:pPr>
+            <w:r>
+              <w:rPr>
+                <w:rFonts w:ascii="Times New Roman" w:eastAsia="宋体" w:hAnsi="Times New Roman" w:cs="宋体"/>
+                <w:sz w:val="21"/>
+              </w:rPr>
+              <w:t xml:space="preserve">识别出交互性、个性化、自主性为影响用户体验的核心因素，验证用户智能体验的关键中介作用，输出研究结论与优化建议</w:t>
             </w:r>
           </w:p>
         </w:tc>
@@ -1685,7 +1793,7 @@
           </w:tcPr>
           <w:p>
             <w:pPr>
-              <w:spacing w:line="315" w:lineRule="atLeast"/>
+              <w:spacing w:line="290" w:lineRule="atLeast" w:before="0" w:after="0"/>
               <w:rPr>
                 <w:rFonts w:ascii="Times New Roman" w:hAnsi="Times New Roman"/>
                 <w:sz w:val="21"/>
@@ -1713,7 +1821,7 @@
           </w:tcPr>
           <w:p>
             <w:pPr>
-              <w:spacing w:line="315" w:lineRule="atLeast"/>
+              <w:spacing w:line="290" w:lineRule="atLeast" w:before="0" w:after="0"/>
               <w:rPr>
                 <w:rFonts w:ascii="Times New Roman" w:hAnsi="Times New Roman"/>
                 <w:sz w:val="21"/>
@@ -1744,7 +1852,7 @@
           </w:tcPr>
           <w:p>
             <w:pPr>
-              <w:spacing w:line="315" w:lineRule="atLeast"/>
+              <w:spacing w:line="290" w:lineRule="atLeast" w:before="0" w:after="0"/>
               <w:rPr>
                 <w:rFonts w:ascii="Times New Roman" w:eastAsia="等线" w:hAnsi="Times New Roman"/>
                 <w:b/>
@@ -1776,7 +1884,7 @@
           </w:tcPr>
           <w:p>
             <w:pPr>
-              <w:spacing w:line="315" w:lineRule="atLeast"/>
+              <w:spacing w:line="290" w:lineRule="atLeast" w:before="0" w:after="0"/>
               <w:rPr>
                 <w:rFonts w:ascii="Times New Roman" w:eastAsia="等线" w:hAnsi="Times New Roman" w:hint="default"/>
                 <w:b/>
@@ -1821,7 +1929,7 @@
           </w:tcPr>
           <w:p>
             <w:pPr>
-              <w:spacing w:line="315" w:lineRule="atLeast"/>
+              <w:spacing w:line="290" w:lineRule="atLeast" w:before="0" w:after="0"/>
               <w:rPr>
                 <w:rFonts w:ascii="Times New Roman" w:hAnsi="Times New Roman"/>
                 <w:sz w:val="21"/>
@@ -1853,7 +1961,7 @@
                 <w:ilvl w:val="0"/>
                 <w:numId w:val="9"/>
               </w:numPr>
-              <w:spacing w:line="315" w:lineRule="atLeast"/>
+              <w:spacing w:line="290" w:lineRule="atLeast" w:before="0" w:after="0"/>
               <w:rPr>
                 <w:rFonts w:ascii="Times New Roman" w:eastAsia="宋体" w:hAnsi="Times New Roman" w:cs="宋体" w:hint="default"/>
                 <w:sz w:val="21"/>
@@ -1864,63 +1972,55 @@
                 <w:rFonts w:ascii="Times New Roman" w:eastAsia="宋体" w:hAnsi="Times New Roman" w:cs="宋体"/>
                 <w:sz w:val="21"/>
               </w:rPr>
-              <w:t>针对老龄化小区自提点布局零散、老年覆盖不足痛点，调研</w:t>
-            </w:r>
-            <w:r>
+              <w:t xml:space="preserve">基于</w:t>
+            </w:r>
+            <w:r>
+              <w:rPr>
+                <w:rFonts w:eastAsia="宋体" w:ascii="Times New Roman" w:hAnsi="Times New Roman"/>
+                <w:sz w:val="21"/>
+              </w:rPr>
+              <w:t xml:space="preserve">45211</w:t>
+            </w:r>
+            <w:r>
+              <w:rPr>
+                <w:rFonts w:ascii="Times New Roman" w:eastAsia="宋体" w:hAnsi="Times New Roman" w:cs="宋体"/>
+                <w:sz w:val="21"/>
+              </w:rPr>
+              <w:t xml:space="preserve">条真实营销数据，用</w:t>
+            </w:r>
+            <w:r>
+              <w:rPr>
+                <w:rFonts w:eastAsia="宋体" w:ascii="Times New Roman" w:hAnsi="Times New Roman"/>
+                <w:sz w:val="21"/>
+              </w:rPr>
+              <w:t xml:space="preserve">R</w:t>
+            </w:r>
+            <w:r>
+              <w:rPr>
+                <w:rFonts w:ascii="Times New Roman" w:eastAsia="宋体" w:hAnsi="Times New Roman" w:cs="宋体"/>
+                <w:sz w:val="21"/>
+              </w:rPr>
+              <w:t xml:space="preserve">完成数据清洗与多维度分层统计，绘制帕累托图、相关性热力图、转化瀑布图</w:t>
+            </w:r>
+          </w:p>
+          <w:p>
+            <w:pPr>
+              <w:numPr>
+                <w:ilvl w:val="0"/>
+                <w:numId w:val="9"/>
+              </w:numPr>
+              <w:spacing w:line="290" w:lineRule="atLeast" w:before="0" w:after="0"/>
               <w:rPr>
                 <w:rFonts w:ascii="Times New Roman" w:eastAsia="宋体" w:hAnsi="Times New Roman" w:cs="宋体" w:hint="default"/>
                 <w:sz w:val="21"/>
               </w:rPr>
-              <w:t>15</w:t>
-            </w:r>
-            <w:r>
-              <w:rPr>
-                <w:rFonts w:ascii="Times New Roman" w:eastAsia="宋体" w:hAnsi="Times New Roman" w:cs="宋体"/>
-                <w:sz w:val="21"/>
-              </w:rPr>
-              <w:t>个候选点、日均</w:t>
-            </w:r>
-            <w:r>
-              <w:rPr>
-                <w:rFonts w:ascii="Times New Roman" w:eastAsia="宋体" w:hAnsi="Times New Roman" w:cs="宋体" w:hint="default"/>
-                <w:sz w:val="21"/>
-              </w:rPr>
-              <w:t>345</w:t>
-            </w:r>
-            <w:r>
-              <w:rPr>
-                <w:rFonts w:ascii="Times New Roman" w:eastAsia="宋体" w:hAnsi="Times New Roman" w:cs="宋体"/>
-                <w:sz w:val="21"/>
-              </w:rPr>
-              <w:t>单真实需求，将年龄分层服务半径、电梯等待时间纳入选址</w:t>
-            </w:r>
-            <w:r>
-              <w:rPr>
-                <w:rFonts w:ascii="Times New Roman" w:eastAsia="宋体" w:hAnsi="Times New Roman" w:cs="宋体" w:hint="default"/>
-                <w:sz w:val="21"/>
-              </w:rPr>
-              <w:t>-</w:t>
-            </w:r>
-            <w:r>
-              <w:rPr>
-                <w:rFonts w:ascii="Times New Roman" w:eastAsia="宋体" w:hAnsi="Times New Roman" w:cs="宋体"/>
-                <w:sz w:val="21"/>
-              </w:rPr>
-              <w:t>路径双层优化模型，用</w:t>
-            </w:r>
-            <w:r>
-              <w:rPr>
-                <w:rFonts w:ascii="Times New Roman" w:eastAsia="宋体" w:hAnsi="Times New Roman" w:cs="宋体" w:hint="default"/>
-                <w:sz w:val="21"/>
-              </w:rPr>
-              <w:t>Python</w:t>
-            </w:r>
-            <w:r>
-              <w:rPr>
-                <w:rFonts w:ascii="Times New Roman" w:eastAsia="宋体" w:hAnsi="Times New Roman" w:cs="宋体"/>
-                <w:sz w:val="21"/>
-              </w:rPr>
-              <w:t>完成求解</w:t>
+            </w:pPr>
+            <w:r>
+              <w:rPr>
+                <w:rFonts w:ascii="Times New Roman" w:eastAsia="宋体" w:hAnsi="Times New Roman" w:cs="宋体"/>
+                <w:sz w:val="21"/>
+              </w:rPr>
+              <w:t xml:space="preserve">通过多维度统计呈现客户群体响应差异，定位营销流失关键环节，独立交付分析报告，具备数据处理与问题洞察能力</w:t>
             </w:r>
           </w:p>
         </w:tc>
@@ -1950,7 +2050,7 @@
           </w:tcPr>
           <w:p>
             <w:pPr>
-              <w:spacing w:line="315" w:lineRule="atLeast"/>
+              <w:spacing w:line="290" w:lineRule="atLeast" w:before="0" w:after="0"/>
               <w:rPr>
                 <w:rFonts w:ascii="Times New Roman" w:hAnsi="Times New Roman"/>
                 <w:sz w:val="21"/>
@@ -1978,7 +2078,7 @@
           </w:tcPr>
           <w:p>
             <w:pPr>
-              <w:spacing w:line="315" w:lineRule="atLeast"/>
+              <w:spacing w:line="290" w:lineRule="atLeast" w:before="0" w:after="0"/>
               <w:rPr>
                 <w:rFonts w:ascii="Times New Roman" w:hAnsi="Times New Roman"/>
                 <w:sz w:val="21"/>
@@ -2018,7 +2118,7 @@
           </w:tcPr>
           <w:p>
             <w:pPr>
-              <w:spacing w:line="315" w:lineRule="atLeast"/>
+              <w:spacing w:line="290" w:lineRule="atLeast" w:before="0" w:after="0"/>
               <w:rPr>
                 <w:rFonts w:ascii="Times New Roman" w:eastAsia="等线" w:hAnsi="Times New Roman"/>
                 <w:b/>
@@ -2050,7 +2150,7 @@
           </w:tcPr>
           <w:p>
             <w:pPr>
-              <w:spacing w:line="315" w:lineRule="atLeast"/>
+              <w:spacing w:line="290" w:lineRule="atLeast" w:before="0" w:after="0"/>
               <w:rPr>
                 <w:rFonts w:ascii="Times New Roman" w:eastAsia="等线" w:hAnsi="Times New Roman" w:hint="default"/>
                 <w:b/>
@@ -2095,7 +2195,7 @@
           </w:tcPr>
           <w:p>
             <w:pPr>
-              <w:spacing w:line="315" w:lineRule="atLeast"/>
+              <w:spacing w:line="290" w:lineRule="atLeast" w:before="0" w:after="0"/>
               <w:rPr>
                 <w:rFonts w:ascii="Times New Roman" w:hAnsi="Times New Roman"/>
                 <w:sz w:val="21"/>
@@ -2127,7 +2227,7 @@
                 <w:ilvl w:val="0"/>
                 <w:numId w:val="9"/>
               </w:numPr>
-              <w:spacing w:line="315" w:lineRule="atLeast"/>
+              <w:spacing w:line="290" w:lineRule="atLeast" w:before="0" w:after="0"/>
               <w:rPr>
                 <w:rFonts w:ascii="Times New Roman" w:eastAsia="宋体" w:hAnsi="Times New Roman" w:cs="宋体" w:hint="default"/>
                 <w:sz w:val="21"/>
@@ -2138,63 +2238,21 @@
                 <w:rFonts w:ascii="Times New Roman" w:eastAsia="宋体" w:hAnsi="Times New Roman" w:cs="宋体"/>
                 <w:sz w:val="21"/>
               </w:rPr>
-              <w:t>针对老龄化小区自提点布局零散、老年覆盖不足痛点，调研</w:t>
-            </w:r>
-            <w:r>
-              <w:rPr>
-                <w:rFonts w:ascii="Times New Roman" w:eastAsia="宋体" w:hAnsi="Times New Roman" w:cs="宋体" w:hint="default"/>
-                <w:sz w:val="21"/>
-              </w:rPr>
-              <w:t>15</w:t>
-            </w:r>
-            <w:r>
-              <w:rPr>
-                <w:rFonts w:ascii="Times New Roman" w:eastAsia="宋体" w:hAnsi="Times New Roman" w:cs="宋体"/>
-                <w:sz w:val="21"/>
-              </w:rPr>
-              <w:t>个候选点、日均</w:t>
-            </w:r>
-            <w:r>
-              <w:rPr>
-                <w:rFonts w:ascii="Times New Roman" w:eastAsia="宋体" w:hAnsi="Times New Roman" w:cs="宋体" w:hint="default"/>
-                <w:sz w:val="21"/>
-              </w:rPr>
-              <w:t>345</w:t>
-            </w:r>
-            <w:r>
-              <w:rPr>
-                <w:rFonts w:ascii="Times New Roman" w:eastAsia="宋体" w:hAnsi="Times New Roman" w:cs="宋体"/>
-                <w:sz w:val="21"/>
-              </w:rPr>
-              <w:t>单真实需求，将年龄分层服务半径、电梯等待时间纳入选址</w:t>
-            </w:r>
-            <w:r>
-              <w:rPr>
-                <w:rFonts w:ascii="Times New Roman" w:eastAsia="宋体" w:hAnsi="Times New Roman" w:cs="宋体" w:hint="default"/>
-                <w:sz w:val="21"/>
-              </w:rPr>
-              <w:t>-</w:t>
-            </w:r>
-            <w:r>
-              <w:rPr>
-                <w:rFonts w:ascii="Times New Roman" w:eastAsia="宋体" w:hAnsi="Times New Roman" w:cs="宋体"/>
-                <w:sz w:val="21"/>
-              </w:rPr>
-              <w:t>路径双层优化模型，用</w:t>
-            </w:r>
-            <w:r>
-              <w:rPr>
-                <w:rFonts w:ascii="Times New Roman" w:eastAsia="宋体" w:hAnsi="Times New Roman" w:cs="宋体" w:hint="default"/>
-                <w:sz w:val="21"/>
-              </w:rPr>
-              <w:t>Python</w:t>
-            </w:r>
-            <w:r>
-              <w:rPr>
-                <w:rFonts w:ascii="Times New Roman" w:eastAsia="宋体" w:hAnsi="Times New Roman" w:cs="宋体"/>
-                <w:sz w:val="21"/>
-              </w:rPr>
-              <w:t>完成求解</w:t>
+              <w:t xml:space="preserve">以账套主管角色使用用友</w:t>
+            </w:r>
+            <w:r>
+              <w:rPr>
+                <w:rFonts w:eastAsia="宋体" w:ascii="Times New Roman" w:hAnsi="Times New Roman"/>
+                <w:sz w:val="21"/>
+              </w:rPr>
+              <w:t xml:space="preserve">U8+</w:t>
+            </w:r>
+            <w:r>
+              <w:rPr>
+                <w:rFonts w:ascii="Times New Roman" w:eastAsia="宋体" w:hAnsi="Times New Roman" w:cs="宋体"/>
+                <w:sz w:val="21"/>
+              </w:rPr>
+              <w:t xml:space="preserve">，以模拟贸易企业为对象，独立完成采购→入库→销售→出库→调拨→盘点→核算→凭证全流程操作，理解企业核心业务模块的运转逻辑与单据联动</w:t>
             </w:r>
           </w:p>
         </w:tc>
@@ -2226,7 +2284,7 @@
           </w:tcPr>
           <w:p>
             <w:pPr>
-              <w:spacing w:line="275" w:lineRule="atLeast"/>
+              <w:spacing w:line="290" w:lineRule="atLeast" w:before="0" w:after="0"/>
             </w:pPr>
             <w:r>
               <w:rPr>
@@ -2243,6 +2301,7 @@
         <w:rPr>
           <w:vanish/>
         </w:rPr>
+        <w:spacing w:line="290" w:lineRule="atLeast" w:before="0" w:after="0"/>
       </w:pPr>
     </w:p>
     <w:p>
@@ -2251,6 +2310,7 @@
           <w:vanish/>
           <w:sz w:val="21"/>
         </w:rPr>
+        <w:spacing w:line="290" w:lineRule="atLeast" w:before="0" w:after="0"/>
       </w:pPr>
     </w:p>
     <w:tbl>
@@ -2294,7 +2354,7 @@
           </w:tcPr>
           <w:p>
             <w:pPr>
-              <w:spacing w:line="315" w:lineRule="atLeast"/>
+              <w:spacing w:line="290" w:lineRule="atLeast" w:before="0" w:after="0"/>
               <w:rPr>
                 <w:sz w:val="21"/>
               </w:rPr>
@@ -2320,7 +2380,7 @@
           </w:tcPr>
           <w:p>
             <w:pPr>
-              <w:spacing w:line="315" w:lineRule="atLeast"/>
+              <w:spacing w:line="290" w:lineRule="atLeast" w:before="0" w:after="0"/>
               <w:rPr>
                 <w:b/>
                 <w:bCs/>
@@ -2351,7 +2411,7 @@
           </w:tcPr>
           <w:p>
             <w:pPr>
-              <w:spacing w:line="315" w:lineRule="atLeast"/>
+              <w:spacing w:line="290" w:lineRule="atLeast" w:before="0" w:after="0"/>
               <w:rPr>
                 <w:b/>
                 <w:bCs/>
@@ -2382,7 +2442,7 @@
           </w:tcPr>
           <w:p>
             <w:pPr>
-              <w:spacing w:line="315" w:lineRule="atLeast"/>
+              <w:spacing w:line="290" w:lineRule="atLeast" w:before="0" w:after="0"/>
               <w:rPr>
                 <w:rFonts w:ascii="Times New Roman" w:eastAsia="等线" w:hAnsi="Times New Roman" w:hint="default"/>
                 <w:b/>
@@ -2425,7 +2485,7 @@
           </w:tcPr>
           <w:p>
             <w:pPr>
-              <w:spacing w:line="315" w:lineRule="atLeast"/>
+              <w:spacing w:line="290" w:lineRule="atLeast" w:before="0" w:after="0"/>
               <w:rPr>
                 <w:rFonts w:ascii="Times New Roman" w:hAnsi="Times New Roman"/>
                 <w:sz w:val="21"/>
@@ -2457,7 +2517,7 @@
                 <w:ilvl w:val="0"/>
                 <w:numId w:val="6"/>
               </w:numPr>
-              <w:spacing w:line="315" w:lineRule="atLeast"/>
+              <w:spacing w:line="290" w:lineRule="atLeast" w:before="0" w:after="0"/>
               <w:rPr>
                 <w:rFonts w:ascii="Times New Roman" w:eastAsia="宋体" w:hAnsi="Times New Roman" w:cs="宋体" w:hint="default"/>
                 <w:sz w:val="21"/>
@@ -2468,77 +2528,103 @@
                 <w:rFonts w:ascii="Times New Roman" w:eastAsia="宋体" w:hAnsi="Times New Roman" w:cs="宋体"/>
                 <w:sz w:val="21"/>
               </w:rPr>
-              <w:t>统筹</w:t>
-            </w:r>
-            <w:r>
+              <w:t xml:space="preserve">统筹</w:t>
+            </w:r>
+            <w:r>
+              <w:rPr>
+                <w:rFonts w:eastAsia="宋体" w:ascii="Times New Roman" w:hAnsi="Times New Roman"/>
+                <w:sz w:val="21"/>
+              </w:rPr>
+              <w:t xml:space="preserve">200+</w:t>
+            </w:r>
+            <w:r>
+              <w:rPr>
+                <w:rFonts w:ascii="Times New Roman" w:eastAsia="宋体" w:hAnsi="Times New Roman" w:cs="宋体"/>
+                <w:sz w:val="21"/>
+              </w:rPr>
+              <w:t xml:space="preserve">份学员申报材料的收集、核对与提交全流程，用</w:t>
+            </w:r>
+            <w:r>
+              <w:rPr>
+                <w:rFonts w:eastAsia="宋体" w:ascii="Times New Roman" w:hAnsi="Times New Roman"/>
+                <w:sz w:val="21"/>
+              </w:rPr>
+              <w:t xml:space="preserve">Excel</w:t>
+            </w:r>
+            <w:r>
+              <w:rPr>
+                <w:rFonts w:ascii="Times New Roman" w:eastAsia="宋体" w:hAnsi="Times New Roman" w:cs="宋体"/>
+                <w:sz w:val="21"/>
+              </w:rPr>
+              <w:t xml:space="preserve">搭建分类电子台账，建立“录入</w:t>
+            </w:r>
+            <w:r>
+              <w:rPr>
+                <w:rFonts w:eastAsia="宋体" w:ascii="Times New Roman" w:hAnsi="Times New Roman"/>
+                <w:sz w:val="21"/>
+              </w:rPr>
+              <w:t xml:space="preserve">-</w:t>
+            </w:r>
+            <w:r>
+              <w:rPr>
+                <w:rFonts w:ascii="Times New Roman" w:eastAsia="宋体" w:hAnsi="Times New Roman" w:cs="宋体"/>
+                <w:sz w:val="21"/>
+              </w:rPr>
+              <w:t xml:space="preserve">核对</w:t>
+            </w:r>
+            <w:r>
+              <w:rPr>
+                <w:rFonts w:eastAsia="宋体" w:ascii="Times New Roman" w:hAnsi="Times New Roman"/>
+                <w:sz w:val="21"/>
+              </w:rPr>
+              <w:t xml:space="preserve">-</w:t>
+            </w:r>
+            <w:r>
+              <w:rPr>
+                <w:rFonts w:ascii="Times New Roman" w:eastAsia="宋体" w:hAnsi="Times New Roman" w:cs="宋体"/>
+                <w:sz w:val="21"/>
+              </w:rPr>
+              <w:t xml:space="preserve">提交”三级校验机制，实现零差错交付</w:t>
+            </w:r>
+          </w:p>
+          <w:p>
+            <w:pPr>
+              <w:numPr>
+                <w:ilvl w:val="0"/>
+                <w:numId w:val="6"/>
+              </w:numPr>
+              <w:spacing w:line="290" w:lineRule="atLeast" w:before="0" w:after="0"/>
               <w:rPr>
                 <w:rFonts w:ascii="Times New Roman" w:eastAsia="宋体" w:hAnsi="Times New Roman" w:cs="宋体" w:hint="default"/>
                 <w:sz w:val="21"/>
               </w:rPr>
-              <w:t>200+</w:t>
-            </w:r>
-            <w:r>
-              <w:rPr>
-                <w:rFonts w:ascii="Times New Roman" w:eastAsia="宋体" w:hAnsi="Times New Roman" w:cs="宋体"/>
-                <w:sz w:val="21"/>
-              </w:rPr>
-              <w:t>份学生申报材料全流程管理，搭建分类电子台账，建立</w:t>
-            </w:r>
-            <w:r>
-              <w:rPr>
-                <w:rFonts w:ascii="Times New Roman" w:eastAsia="宋体" w:hAnsi="Times New Roman" w:cs="宋体"/>
-                <w:sz w:val="21"/>
-              </w:rPr>
-              <w:t>“</w:t>
-            </w:r>
-            <w:r>
-              <w:rPr>
-                <w:rFonts w:ascii="Times New Roman" w:eastAsia="宋体" w:hAnsi="Times New Roman" w:cs="宋体"/>
-                <w:sz w:val="21"/>
-              </w:rPr>
-              <w:t>录入</w:t>
-            </w:r>
-            <w:r>
+            </w:pPr>
+            <w:r>
+              <w:rPr>
+                <w:rFonts w:ascii="Times New Roman" w:eastAsia="宋体" w:hAnsi="Times New Roman" w:cs="宋体"/>
+                <w:sz w:val="21"/>
+              </w:rPr>
+              <w:t xml:space="preserve">对接各部门同步项目推进进度，按月汇总执行数据形成工作小结，梳理并标准化资料审核与报批流程</w:t>
+            </w:r>
+          </w:p>
+          <w:p>
+            <w:pPr>
+              <w:numPr>
+                <w:ilvl w:val="0"/>
+                <w:numId w:val="6"/>
+              </w:numPr>
+              <w:spacing w:line="290" w:lineRule="atLeast" w:before="0" w:after="0"/>
               <w:rPr>
                 <w:rFonts w:ascii="Times New Roman" w:eastAsia="宋体" w:hAnsi="Times New Roman" w:cs="宋体" w:hint="default"/>
                 <w:sz w:val="21"/>
               </w:rPr>
-              <w:t>-</w:t>
-            </w:r>
-            <w:r>
-              <w:rPr>
-                <w:rFonts w:ascii="Times New Roman" w:eastAsia="宋体" w:hAnsi="Times New Roman" w:cs="宋体"/>
-                <w:sz w:val="21"/>
-              </w:rPr>
-              <w:t>核对</w:t>
-            </w:r>
-            <w:r>
-              <w:rPr>
-                <w:rFonts w:ascii="Times New Roman" w:eastAsia="宋体" w:hAnsi="Times New Roman" w:cs="宋体" w:hint="default"/>
-                <w:sz w:val="21"/>
-              </w:rPr>
-              <w:t>-</w:t>
-            </w:r>
-            <w:r>
-              <w:rPr>
-                <w:rFonts w:ascii="Times New Roman" w:eastAsia="宋体" w:hAnsi="Times New Roman" w:cs="宋体"/>
-                <w:sz w:val="21"/>
-              </w:rPr>
-              <w:t>提交</w:t>
-            </w:r>
-            <w:r>
-              <w:rPr>
-                <w:rFonts w:ascii="Times New Roman" w:eastAsia="宋体" w:hAnsi="Times New Roman" w:cs="宋体"/>
-                <w:sz w:val="21"/>
-              </w:rPr>
-              <w:t>”</w:t>
-            </w:r>
-            <w:r>
-              <w:rPr>
-                <w:rFonts w:ascii="Times New Roman" w:eastAsia="宋体" w:hAnsi="Times New Roman" w:cs="宋体"/>
-                <w:sz w:val="21"/>
-              </w:rPr>
-              <w:t>三级校验机制，实现零差错交付</w:t>
+            </w:pPr>
+            <w:r>
+              <w:rPr>
+                <w:rFonts w:ascii="Times New Roman" w:eastAsia="宋体" w:hAnsi="Times New Roman" w:cs="宋体"/>
+                <w:sz w:val="21"/>
+              </w:rPr>
+              <w:t xml:space="preserve">建立可检索的文档归档体系，统一收纳各类申报单据并分类存档，提升团队协作与材料调取效率</w:t>
             </w:r>
           </w:p>
         </w:tc>
@@ -2566,7 +2652,7 @@
           </w:tcPr>
           <w:p>
             <w:pPr>
-              <w:spacing w:line="315" w:lineRule="atLeast"/>
+              <w:spacing w:line="290" w:lineRule="atLeast" w:before="0" w:after="0"/>
               <w:rPr>
                 <w:sz w:val="21"/>
               </w:rPr>
@@ -2592,7 +2678,7 @@
           </w:tcPr>
           <w:p>
             <w:pPr>
-              <w:spacing w:line="315" w:lineRule="atLeast"/>
+              <w:spacing w:line="290" w:lineRule="atLeast" w:before="0" w:after="0"/>
               <w:rPr>
                 <w:b/>
                 <w:bCs/>
@@ -2623,7 +2709,7 @@
           </w:tcPr>
           <w:p>
             <w:pPr>
-              <w:spacing w:line="315" w:lineRule="atLeast"/>
+              <w:spacing w:line="290" w:lineRule="atLeast" w:before="0" w:after="0"/>
               <w:rPr>
                 <w:b/>
                 <w:bCs/>
@@ -2654,7 +2740,7 @@
           </w:tcPr>
           <w:p>
             <w:pPr>
-              <w:spacing w:line="315" w:lineRule="atLeast"/>
+              <w:spacing w:line="290" w:lineRule="atLeast" w:before="0" w:after="0"/>
               <w:rPr>
                 <w:rFonts w:ascii="Times New Roman" w:eastAsia="等线" w:hAnsi="Times New Roman" w:hint="default"/>
                 <w:b/>
@@ -2697,7 +2783,7 @@
           </w:tcPr>
           <w:p>
             <w:pPr>
-              <w:spacing w:line="315" w:lineRule="atLeast"/>
+              <w:spacing w:line="290" w:lineRule="atLeast" w:before="0" w:after="0"/>
               <w:rPr>
                 <w:rFonts w:ascii="Times New Roman" w:hAnsi="Times New Roman"/>
                 <w:sz w:val="21"/>
@@ -2729,7 +2815,7 @@
                 <w:ilvl w:val="0"/>
                 <w:numId w:val="6"/>
               </w:numPr>
-              <w:spacing w:line="315" w:lineRule="atLeast"/>
+              <w:spacing w:line="290" w:lineRule="atLeast" w:before="0" w:after="0"/>
               <w:rPr>
                 <w:rFonts w:ascii="Times New Roman" w:eastAsia="宋体" w:hAnsi="Times New Roman" w:cs="宋体" w:hint="default"/>
                 <w:sz w:val="21"/>
@@ -2740,77 +2826,27 @@
                 <w:rFonts w:ascii="Times New Roman" w:eastAsia="宋体" w:hAnsi="Times New Roman" w:cs="宋体"/>
                 <w:sz w:val="21"/>
               </w:rPr>
-              <w:t>统筹</w:t>
-            </w:r>
-            <w:r>
+              <w:t xml:space="preserve">负责门店数十种原辅料的日常盘点与效期管理，核对交接班出入库单据，保持库存账实一致</w:t>
+            </w:r>
+          </w:p>
+          <w:p>
+            <w:pPr>
+              <w:numPr>
+                <w:ilvl w:val="0"/>
+                <w:numId w:val="6"/>
+              </w:numPr>
+              <w:spacing w:line="290" w:lineRule="atLeast" w:before="0" w:after="0"/>
               <w:rPr>
                 <w:rFonts w:ascii="Times New Roman" w:eastAsia="宋体" w:hAnsi="Times New Roman" w:cs="宋体" w:hint="default"/>
                 <w:sz w:val="21"/>
               </w:rPr>
-              <w:t>200+</w:t>
-            </w:r>
-            <w:r>
-              <w:rPr>
-                <w:rFonts w:ascii="Times New Roman" w:eastAsia="宋体" w:hAnsi="Times New Roman" w:cs="宋体"/>
-                <w:sz w:val="21"/>
-              </w:rPr>
-              <w:t>份学生申报材料全流程管理，搭建分类电子台账，建立</w:t>
-            </w:r>
-            <w:r>
-              <w:rPr>
-                <w:rFonts w:ascii="Times New Roman" w:eastAsia="宋体" w:hAnsi="Times New Roman" w:cs="宋体"/>
-                <w:sz w:val="21"/>
-              </w:rPr>
-              <w:t>“</w:t>
-            </w:r>
-            <w:r>
-              <w:rPr>
-                <w:rFonts w:ascii="Times New Roman" w:eastAsia="宋体" w:hAnsi="Times New Roman" w:cs="宋体"/>
-                <w:sz w:val="21"/>
-              </w:rPr>
-              <w:t>录入</w:t>
-            </w:r>
-            <w:r>
-              <w:rPr>
-                <w:rFonts w:ascii="Times New Roman" w:eastAsia="宋体" w:hAnsi="Times New Roman" w:cs="宋体" w:hint="default"/>
-                <w:sz w:val="21"/>
-              </w:rPr>
-              <w:t>-</w:t>
-            </w:r>
-            <w:r>
-              <w:rPr>
-                <w:rFonts w:ascii="Times New Roman" w:eastAsia="宋体" w:hAnsi="Times New Roman" w:cs="宋体"/>
-                <w:sz w:val="21"/>
-              </w:rPr>
-              <w:t>核对</w:t>
-            </w:r>
-            <w:r>
-              <w:rPr>
-                <w:rFonts w:ascii="Times New Roman" w:eastAsia="宋体" w:hAnsi="Times New Roman" w:cs="宋体" w:hint="default"/>
-                <w:sz w:val="21"/>
-              </w:rPr>
-              <w:t>-</w:t>
-            </w:r>
-            <w:r>
-              <w:rPr>
-                <w:rFonts w:ascii="Times New Roman" w:eastAsia="宋体" w:hAnsi="Times New Roman" w:cs="宋体"/>
-                <w:sz w:val="21"/>
-              </w:rPr>
-              <w:t>提交</w:t>
-            </w:r>
-            <w:r>
-              <w:rPr>
-                <w:rFonts w:ascii="Times New Roman" w:eastAsia="宋体" w:hAnsi="Times New Roman" w:cs="宋体"/>
-                <w:sz w:val="21"/>
-              </w:rPr>
-              <w:t>”</w:t>
-            </w:r>
-            <w:r>
-              <w:rPr>
-                <w:rFonts w:ascii="Times New Roman" w:eastAsia="宋体" w:hAnsi="Times New Roman" w:cs="宋体"/>
-                <w:sz w:val="21"/>
-              </w:rPr>
-              <w:t>三级校验机制，实现零差错交付</w:t>
+            </w:pPr>
+            <w:r>
+              <w:rPr>
+                <w:rFonts w:ascii="Times New Roman" w:eastAsia="宋体" w:hAnsi="Times New Roman" w:cs="宋体"/>
+                <w:sz w:val="21"/>
+              </w:rPr>
+              <w:t xml:space="preserve">根据销售消耗规律提醒仓库解冻备货，降低物料损耗与缺货风险；按运营标准完成日常出品与客诉处理，具备一线执行与团队协作经验</w:t>
             </w:r>
           </w:p>
         </w:tc>
@@ -2823,6 +2859,7 @@
           <w:vanish/>
           <w:sz w:val="21"/>
         </w:rPr>
+        <w:spacing w:line="290" w:lineRule="atLeast" w:before="0" w:after="0"/>
       </w:pPr>
     </w:p>
     <w:p>
@@ -2832,6 +2869,7 @@
           <w:vanish/>
           <w:sz w:val="21"/>
         </w:rPr>
+        <w:spacing w:line="290" w:lineRule="atLeast" w:before="0" w:after="0"/>
       </w:pPr>
     </w:p>
     <w:p>
@@ -2841,6 +2879,7 @@
           <w:vanish/>
           <w:sz w:val="21"/>
         </w:rPr>
+        <w:spacing w:line="290" w:lineRule="atLeast" w:before="0" w:after="0"/>
       </w:pPr>
     </w:p>
     <w:p>
@@ -2850,6 +2889,7 @@
           <w:vanish/>
           <w:sz w:val="2"/>
         </w:rPr>
+        <w:spacing w:line="290" w:lineRule="atLeast" w:before="0" w:after="0"/>
       </w:pPr>
     </w:p>
     <w:p>
@@ -2858,6 +2898,7 @@
           <w:rFonts w:ascii="Times New Roman" w:hAnsi="Times New Roman"/>
           <w:vanish/>
         </w:rPr>
+        <w:spacing w:line="290" w:lineRule="atLeast" w:before="0" w:after="0"/>
       </w:pPr>
     </w:p>
     <w:p>
@@ -2867,6 +2908,7 @@
           <w:vanish/>
           <w:sz w:val="21"/>
         </w:rPr>
+        <w:spacing w:line="290" w:lineRule="atLeast" w:before="0" w:after="0"/>
       </w:pPr>
     </w:p>
     <w:tbl>
@@ -2908,7 +2950,7 @@
           </w:tcPr>
           <w:p>
             <w:pPr>
-              <w:spacing w:before="63" w:after="42" w:line="275" w:lineRule="atLeast"/>
+              <w:spacing w:before="0" w:after="0" w:line="290" w:lineRule="atLeast"/>
               <w:rPr>
                 <w:rFonts w:ascii="Times New Roman" w:hAnsi="Times New Roman"/>
               </w:rPr>
@@ -2931,6 +2973,7 @@
           <w:rFonts w:ascii="Times New Roman" w:hAnsi="Times New Roman"/>
           <w:vanish/>
         </w:rPr>
+        <w:spacing w:line="290" w:lineRule="atLeast" w:before="0" w:after="0"/>
       </w:pPr>
     </w:p>
     <w:tbl>
@@ -2973,7 +3016,7 @@
           </w:tcPr>
           <w:p>
             <w:pPr>
-              <w:spacing w:before="63" w:after="21" w:line="210" w:lineRule="atLeast"/>
+              <w:spacing w:before="0" w:after="0" w:line="290" w:lineRule="atLeast"/>
               <w:rPr>
                 <w:rFonts w:ascii="Times New Roman" w:hAnsi="Times New Roman"/>
                 <w:sz w:val="21"/>
@@ -3000,7 +3043,7 @@
           </w:tcPr>
           <w:p>
             <w:pPr>
-              <w:spacing w:line="315" w:lineRule="atLeast"/>
+              <w:spacing w:line="290" w:lineRule="atLeast" w:before="0" w:after="0"/>
               <w:rPr>
                 <w:rFonts w:ascii="Times New Roman" w:eastAsia="宋体" w:hAnsi="Times New Roman" w:cs="宋体" w:hint="default"/>
                 <w:b/>
@@ -3015,105 +3058,304 @@
                 <w:bCs/>
                 <w:sz w:val="21"/>
               </w:rPr>
-              <w:t>数据分析与编程：</w:t>
-            </w:r>
-            <w:r>
+              <w:t xml:space="preserve">办公软件：</w:t>
+            </w:r>
+            <w:r>
+              <w:rPr>
+                <w:rFonts w:eastAsia="宋体" w:ascii="Times New Roman" w:hAnsi="Times New Roman"/>
+                <w:sz w:val="21"/>
+              </w:rPr>
+              <w:t xml:space="preserve">Excel</w:t>
+            </w:r>
+            <w:r>
+              <w:rPr>
+                <w:rFonts w:ascii="Times New Roman" w:eastAsia="宋体" w:hAnsi="Times New Roman" w:cs="宋体"/>
+                <w:sz w:val="21"/>
+              </w:rPr>
+              <w:t xml:space="preserve">（数据透视表、</w:t>
+            </w:r>
+            <w:r>
+              <w:rPr>
+                <w:rFonts w:eastAsia="宋体" w:ascii="Times New Roman" w:hAnsi="Times New Roman"/>
+                <w:sz w:val="21"/>
+              </w:rPr>
+              <w:t xml:space="preserve">VLOOKUP</w:t>
+            </w:r>
+            <w:r>
+              <w:rPr>
+                <w:rFonts w:ascii="Times New Roman" w:eastAsia="宋体" w:hAnsi="Times New Roman" w:cs="宋体"/>
+                <w:sz w:val="21"/>
+              </w:rPr>
+              <w:t xml:space="preserve">、函数公式、电子台账搭建、图表可视化）、</w:t>
+            </w:r>
+            <w:r>
+              <w:rPr>
+                <w:rFonts w:eastAsia="宋体" w:ascii="Times New Roman" w:hAnsi="Times New Roman"/>
+                <w:sz w:val="21"/>
+              </w:rPr>
+              <w:t xml:space="preserve">Word</w:t>
+            </w:r>
+            <w:r>
+              <w:rPr>
+                <w:rFonts w:ascii="Times New Roman" w:eastAsia="宋体" w:hAnsi="Times New Roman" w:cs="宋体"/>
+                <w:sz w:val="21"/>
+              </w:rPr>
+              <w:t xml:space="preserve">、</w:t>
+            </w:r>
+            <w:r>
+              <w:rPr>
+                <w:rFonts w:eastAsia="宋体" w:ascii="Times New Roman" w:hAnsi="Times New Roman"/>
+                <w:sz w:val="21"/>
+              </w:rPr>
+              <w:t xml:space="preserve">PPT</w:t>
+            </w:r>
+          </w:p>
+          <w:p>
+            <w:pPr>
+              <w:spacing w:line="290" w:lineRule="atLeast" w:before="0" w:after="0"/>
               <w:rPr>
                 <w:rFonts w:ascii="Times New Roman" w:eastAsia="宋体" w:hAnsi="Times New Roman" w:cs="宋体" w:hint="default"/>
-                <w:sz w:val="21"/>
-              </w:rPr>
-              <w:t>Python</w:t>
-            </w:r>
-            <w:r>
-              <w:rPr>
-                <w:rFonts w:ascii="Times New Roman" w:eastAsia="宋体" w:hAnsi="Times New Roman" w:cs="宋体"/>
-                <w:sz w:val="21"/>
-              </w:rPr>
-              <w:t>、</w:t>
-            </w:r>
-            <w:r>
+                <w:b/>
+                <w:bCs/>
+                <w:sz w:val="21"/>
+              </w:rPr>
+            </w:pPr>
+            <w:r>
+              <w:rPr>
+                <w:rFonts w:ascii="Times New Roman" w:eastAsia="宋体" w:hAnsi="Times New Roman" w:cs="宋体"/>
+                <w:b/>
+                <w:bCs/>
+                <w:sz w:val="21"/>
+              </w:rPr>
+              <w:t xml:space="preserve">数据工具：</w:t>
+            </w:r>
+            <w:r>
+              <w:rPr>
+                <w:rFonts w:eastAsia="宋体" w:ascii="Times New Roman" w:hAnsi="Times New Roman"/>
+                <w:sz w:val="21"/>
+              </w:rPr>
+              <w:t xml:space="preserve">Python</w:t>
+            </w:r>
+            <w:r>
+              <w:rPr>
+                <w:rFonts w:ascii="Times New Roman" w:eastAsia="宋体" w:hAnsi="Times New Roman" w:cs="宋体"/>
+                <w:sz w:val="21"/>
+              </w:rPr>
+              <w:t xml:space="preserve">（</w:t>
+            </w:r>
+            <w:r>
+              <w:rPr>
+                <w:rFonts w:eastAsia="宋体" w:ascii="Times New Roman" w:hAnsi="Times New Roman"/>
+                <w:sz w:val="21"/>
+              </w:rPr>
+              <w:t xml:space="preserve">pandas</w:t>
+            </w:r>
+            <w:r>
+              <w:rPr>
+                <w:rFonts w:ascii="Times New Roman" w:eastAsia="宋体" w:hAnsi="Times New Roman" w:cs="宋体"/>
+                <w:sz w:val="21"/>
+              </w:rPr>
+              <w:t xml:space="preserve">数据处理）、</w:t>
+            </w:r>
+            <w:r>
+              <w:rPr>
+                <w:rFonts w:eastAsia="宋体" w:ascii="Times New Roman" w:hAnsi="Times New Roman"/>
+                <w:sz w:val="21"/>
+              </w:rPr>
+              <w:t xml:space="preserve">R</w:t>
+            </w:r>
+            <w:r>
+              <w:rPr>
+                <w:rFonts w:ascii="Times New Roman" w:eastAsia="宋体" w:hAnsi="Times New Roman" w:cs="宋体"/>
+                <w:sz w:val="21"/>
+              </w:rPr>
+              <w:t xml:space="preserve">（统计分析）、</w:t>
+            </w:r>
+            <w:r>
+              <w:rPr>
+                <w:rFonts w:eastAsia="宋体" w:ascii="Times New Roman" w:hAnsi="Times New Roman"/>
+                <w:sz w:val="21"/>
+              </w:rPr>
+              <w:t xml:space="preserve">SPSS</w:t>
+            </w:r>
+            <w:r>
+              <w:rPr>
+                <w:rFonts w:ascii="Times New Roman" w:eastAsia="宋体" w:hAnsi="Times New Roman" w:cs="宋体"/>
+                <w:sz w:val="21"/>
+              </w:rPr>
+              <w:t xml:space="preserve">（问卷分析），累计处理</w:t>
+            </w:r>
+            <w:r>
+              <w:rPr>
+                <w:rFonts w:eastAsia="宋体" w:ascii="Times New Roman" w:hAnsi="Times New Roman"/>
+                <w:sz w:val="21"/>
+              </w:rPr>
+              <w:t xml:space="preserve">4.5</w:t>
+            </w:r>
+            <w:r>
+              <w:rPr>
+                <w:rFonts w:ascii="Times New Roman" w:eastAsia="宋体" w:hAnsi="Times New Roman" w:cs="宋体"/>
+                <w:sz w:val="21"/>
+              </w:rPr>
+              <w:t xml:space="preserve">万</w:t>
+            </w:r>
+            <w:r>
+              <w:rPr>
+                <w:rFonts w:eastAsia="宋体" w:ascii="Times New Roman" w:hAnsi="Times New Roman"/>
+                <w:sz w:val="21"/>
+              </w:rPr>
+              <w:t xml:space="preserve">+</w:t>
+            </w:r>
+            <w:r>
+              <w:rPr>
+                <w:rFonts w:ascii="Times New Roman" w:eastAsia="宋体" w:hAnsi="Times New Roman" w:cs="宋体"/>
+                <w:sz w:val="21"/>
+              </w:rPr>
+              <w:t xml:space="preserve">条业务数据</w:t>
+            </w:r>
+          </w:p>
+          <w:p>
+            <w:pPr>
+              <w:spacing w:line="290" w:lineRule="atLeast" w:before="0" w:after="0"/>
               <w:rPr>
                 <w:rFonts w:ascii="Times New Roman" w:eastAsia="宋体" w:hAnsi="Times New Roman" w:cs="宋体" w:hint="default"/>
-                <w:sz w:val="21"/>
-              </w:rPr>
-              <w:t>R</w:t>
-            </w:r>
-            <w:r>
-              <w:rPr>
-                <w:rFonts w:ascii="Times New Roman" w:eastAsia="宋体" w:hAnsi="Times New Roman" w:cs="宋体"/>
-                <w:sz w:val="21"/>
-              </w:rPr>
-              <w:t>、</w:t>
-            </w:r>
-            <w:r>
+                <w:b/>
+                <w:bCs/>
+                <w:sz w:val="21"/>
+              </w:rPr>
+            </w:pPr>
+            <w:r>
+              <w:rPr>
+                <w:rFonts w:ascii="Times New Roman" w:eastAsia="宋体" w:hAnsi="Times New Roman" w:cs="宋体"/>
+                <w:b/>
+                <w:bCs/>
+                <w:sz w:val="21"/>
+              </w:rPr>
+              <w:t xml:space="preserve">业务系统：</w:t>
+            </w:r>
+            <w:r>
+              <w:rPr>
+                <w:rFonts w:ascii="Times New Roman" w:eastAsia="宋体" w:hAnsi="Times New Roman" w:cs="宋体"/>
+                <w:sz w:val="21"/>
+              </w:rPr>
+              <w:t xml:space="preserve">用友</w:t>
+            </w:r>
+            <w:r>
+              <w:rPr>
+                <w:rFonts w:eastAsia="宋体" w:ascii="Times New Roman" w:hAnsi="Times New Roman"/>
+                <w:sz w:val="21"/>
+              </w:rPr>
+              <w:t xml:space="preserve">U8+ ERP</w:t>
+            </w:r>
+            <w:r>
+              <w:rPr>
+                <w:rFonts w:ascii="Times New Roman" w:eastAsia="宋体" w:hAnsi="Times New Roman" w:cs="宋体"/>
+                <w:sz w:val="21"/>
+              </w:rPr>
+              <w:t xml:space="preserve">（采购</w:t>
+            </w:r>
+            <w:r>
+              <w:rPr>
+                <w:rFonts w:eastAsia="宋体" w:ascii="Times New Roman" w:hAnsi="Times New Roman"/>
+                <w:sz w:val="21"/>
+              </w:rPr>
+              <w:t xml:space="preserve">/</w:t>
+            </w:r>
+            <w:r>
+              <w:rPr>
+                <w:rFonts w:ascii="Times New Roman" w:eastAsia="宋体" w:hAnsi="Times New Roman" w:cs="宋体"/>
+                <w:sz w:val="21"/>
+              </w:rPr>
+              <w:t xml:space="preserve">销售</w:t>
+            </w:r>
+            <w:r>
+              <w:rPr>
+                <w:rFonts w:eastAsia="宋体" w:ascii="Times New Roman" w:hAnsi="Times New Roman"/>
+                <w:sz w:val="21"/>
+              </w:rPr>
+              <w:t xml:space="preserve">/</w:t>
+            </w:r>
+            <w:r>
+              <w:rPr>
+                <w:rFonts w:ascii="Times New Roman" w:eastAsia="宋体" w:hAnsi="Times New Roman" w:cs="宋体"/>
+                <w:sz w:val="21"/>
+              </w:rPr>
+              <w:t xml:space="preserve">库存</w:t>
+            </w:r>
+            <w:r>
+              <w:rPr>
+                <w:rFonts w:eastAsia="宋体" w:ascii="Times New Roman" w:hAnsi="Times New Roman"/>
+                <w:sz w:val="21"/>
+              </w:rPr>
+              <w:t xml:space="preserve">/</w:t>
+            </w:r>
+            <w:r>
+              <w:rPr>
+                <w:rFonts w:ascii="Times New Roman" w:eastAsia="宋体" w:hAnsi="Times New Roman" w:cs="宋体"/>
+                <w:sz w:val="21"/>
+              </w:rPr>
+              <w:t xml:space="preserve">存货核算全流程操作，熟悉单据流转与模块联动）</w:t>
+            </w:r>
+          </w:p>
+          <w:p>
+            <w:pPr>
+              <w:spacing w:line="290" w:lineRule="atLeast" w:before="0" w:after="0"/>
               <w:rPr>
                 <w:rFonts w:ascii="Times New Roman" w:eastAsia="宋体" w:hAnsi="Times New Roman" w:cs="宋体" w:hint="default"/>
-                <w:sz w:val="21"/>
-              </w:rPr>
-              <w:t>SPSS</w:t>
-            </w:r>
-            <w:r>
-              <w:rPr>
-                <w:rFonts w:ascii="Times New Roman" w:eastAsia="宋体" w:hAnsi="Times New Roman" w:cs="宋体"/>
-                <w:sz w:val="21"/>
-              </w:rPr>
-              <w:t>、</w:t>
-            </w:r>
-            <w:r>
+                <w:b/>
+                <w:bCs/>
+                <w:sz w:val="21"/>
+              </w:rPr>
+            </w:pPr>
+            <w:r>
+              <w:rPr>
+                <w:rFonts w:ascii="Times New Roman" w:eastAsia="宋体" w:hAnsi="Times New Roman" w:cs="宋体"/>
+                <w:b/>
+                <w:bCs/>
+                <w:sz w:val="21"/>
+              </w:rPr>
+              <w:t xml:space="preserve">语言能力：</w:t>
+            </w:r>
+            <w:r>
+              <w:rPr>
+                <w:rFonts w:eastAsia="宋体" w:ascii="Times New Roman" w:hAnsi="Times New Roman"/>
+                <w:sz w:val="21"/>
+              </w:rPr>
+              <w:t xml:space="preserve">CET-4</w:t>
+            </w:r>
+            <w:r>
+              <w:rPr>
+                <w:rFonts w:ascii="Times New Roman" w:eastAsia="宋体" w:hAnsi="Times New Roman" w:cs="宋体"/>
+                <w:sz w:val="21"/>
+              </w:rPr>
+              <w:t xml:space="preserve">，可阅读英文专业资料</w:t>
+            </w:r>
+          </w:p>
+          <w:p>
+            <w:pPr>
+              <w:spacing w:line="290" w:lineRule="atLeast" w:before="0" w:after="0"/>
               <w:rPr>
                 <w:rFonts w:ascii="Times New Roman" w:eastAsia="宋体" w:hAnsi="Times New Roman" w:cs="宋体" w:hint="default"/>
-                <w:sz w:val="21"/>
-              </w:rPr>
-              <w:t>Excel</w:t>
-            </w:r>
-            <w:r>
-              <w:rPr>
-                <w:rFonts w:ascii="Times New Roman" w:eastAsia="宋体" w:hAnsi="Times New Roman" w:cs="宋体"/>
-                <w:sz w:val="21"/>
-              </w:rPr>
-              <w:t>（透视表</w:t>
-            </w:r>
-            <w:r>
-              <w:rPr>
-                <w:rFonts w:ascii="Times New Roman" w:eastAsia="宋体" w:hAnsi="Times New Roman" w:cs="宋体" w:hint="default"/>
-                <w:sz w:val="21"/>
-              </w:rPr>
-              <w:t>/VLOOKUP/</w:t>
-            </w:r>
-            <w:r>
-              <w:rPr>
-                <w:rFonts w:ascii="Times New Roman" w:eastAsia="宋体" w:hAnsi="Times New Roman" w:cs="宋体"/>
-                <w:sz w:val="21"/>
-              </w:rPr>
-              <w:t>高级函数</w:t>
-            </w:r>
-            <w:r>
-              <w:rPr>
-                <w:rFonts w:ascii="Times New Roman" w:eastAsia="宋体" w:hAnsi="Times New Roman" w:cs="宋体" w:hint="default"/>
-                <w:sz w:val="21"/>
-              </w:rPr>
-              <w:t>/</w:t>
-            </w:r>
-            <w:r>
-              <w:rPr>
-                <w:rFonts w:ascii="Times New Roman" w:eastAsia="宋体" w:hAnsi="Times New Roman" w:cs="宋体"/>
-                <w:sz w:val="21"/>
-              </w:rPr>
-              <w:t>看板制作），掌握数据清洗、异常筛查、可视化与业务痛点分析；</w:t>
-            </w:r>
-            <w:r>
-              <w:rPr>
-                <w:rFonts w:ascii="Times New Roman" w:eastAsia="宋体" w:hAnsi="Times New Roman" w:cs="宋体" w:hint="default"/>
-                <w:sz w:val="21"/>
-              </w:rPr>
-              <w:t>SQL</w:t>
-            </w:r>
-            <w:r>
-              <w:rPr>
-                <w:rFonts w:ascii="Times New Roman" w:eastAsia="宋体" w:hAnsi="Times New Roman" w:cs="宋体"/>
-                <w:sz w:val="21"/>
-              </w:rPr>
-              <w:t>（课程使用，了解）</w:t>
+                <w:b/>
+                <w:bCs/>
+                <w:sz w:val="21"/>
+              </w:rPr>
+            </w:pPr>
+            <w:r>
+              <w:rPr>
+                <w:rFonts w:ascii="Times New Roman" w:eastAsia="宋体" w:hAnsi="Times New Roman" w:cs="宋体"/>
+                <w:b/>
+                <w:bCs/>
+                <w:sz w:val="21"/>
+              </w:rPr>
+              <w:t xml:space="preserve">通用能力：</w:t>
+            </w:r>
+            <w:r>
+              <w:rPr>
+                <w:rFonts w:ascii="Times New Roman" w:eastAsia="宋体" w:hAnsi="Times New Roman" w:cs="宋体"/>
+                <w:sz w:val="21"/>
+              </w:rPr>
+              <w:t xml:space="preserve">执行力与细节把控、跨部门沟通协作、流程梳理与标准化、文档与台账管理、数据驱动的问题分析</w:t>
             </w:r>
           </w:p>
         </w:tc>
@@ -3125,6 +3367,7 @@
           <w:vanish/>
           <w:sz w:val="21"/>
         </w:rPr>
+        <w:spacing w:line="290" w:lineRule="atLeast" w:before="0" w:after="0"/>
       </w:pPr>
     </w:p>
     <w:sectPr>

--- a/docs/files/f22_文雪_山东大学_管培通用方向.docx
+++ b/docs/files/f22_文雪_山东大学_管培通用方向.docx
@@ -5,18 +5,17 @@
   <w:body>
     <w:p>
       <w:pPr>
+        <w:spacing w:line="290" w:lineRule="atLeast"/>
         <w:rPr>
           <w:rFonts w:hint="default"/>
           <w:vanish/>
         </w:rPr>
-        <w:spacing w:line="290" w:lineRule="atLeast" w:before="0" w:after="0"/>
       </w:pPr>
     </w:p>
     <w:tbl>
       <w:tblPr>
         <w:tblW w:w="0" w:type="auto"/>
         <w:jc w:val="center"/>
-        <w:tblInd w:w="0" w:type="dxa"/>
         <w:tblLayout w:type="fixed"/>
         <w:tblCellMar>
           <w:left w:w="0" w:type="dxa"/>
@@ -52,7 +51,7 @@
           </w:tcPr>
           <w:p>
             <w:pPr>
-              <w:spacing w:line="290" w:lineRule="atLeast" w:before="0" w:after="0"/>
+              <w:spacing w:line="290" w:lineRule="atLeast"/>
               <w:rPr>
                 <w:rFonts w:ascii="宋体" w:eastAsia="宋体" w:hAnsi="宋体"/>
                 <w:b/>
@@ -89,14 +88,15 @@
           </w:tcPr>
           <w:p>
             <w:pPr>
+              <w:spacing w:line="290" w:lineRule="atLeast"/>
               <w:jc w:val="center"/>
               <w:rPr>
                 <w:rFonts w:hint="default"/>
               </w:rPr>
-              <w:spacing w:line="290" w:lineRule="atLeast" w:before="0" w:after="0"/>
-            </w:pPr>
-            <w:r>
-              <w:rPr>
+            </w:pPr>
+            <w:r>
+              <w:rPr>
+                <w:rFonts w:hint="default"/>
                 <w:noProof/>
               </w:rPr>
               <w:pict w14:anchorId="7207AFA7">
@@ -119,7 +119,7 @@
                   <v:path o:extrusionok="f" gradientshapeok="t" o:connecttype="rect"/>
                   <o:lock v:ext="edit" aspectratio="t"/>
                 </v:shapetype>
-                <v:shape id="_x0000_s2052" type="#_x0000_t75" style="position:absolute;left:0;text-align:left;margin-left:-3.1pt;margin-top:-3.1pt;width:58.05pt;height:81.95pt;z-index:251657728;mso-position-horizontal-relative:text;mso-position-vertical-relative:text">
+                <v:shape id="_x0000_s2052" type="#_x0000_t75" style="position:absolute;left:0;text-align:left;margin-left:-3.1pt;margin-top:-3.1pt;width:58.05pt;height:81.95pt;z-index:1;mso-position-horizontal-relative:text;mso-position-vertical-relative:text">
                   <v:imagedata r:id="rId7" o:title="微信图片_20260311210753_173_4"/>
                 </v:shape>
               </w:pict>
@@ -151,9 +151,9 @@
           </w:tcPr>
           <w:p>
             <w:pPr>
-              <w:spacing w:line="290" w:lineRule="atLeast" w:before="0" w:after="0"/>
-              <w:rPr>
-                <w:rFonts w:eastAsia="等线"/>
+              <w:spacing w:line="290" w:lineRule="atLeast"/>
+              <w:rPr>
+                <w:rFonts w:eastAsia="等线" w:hint="default"/>
                 <w:sz w:val="21"/>
               </w:rPr>
             </w:pPr>
@@ -233,10 +233,11 @@
           </w:tcPr>
           <w:p>
             <w:pPr>
-              <w:rPr>
-                <w:sz w:val="21"/>
-              </w:rPr>
-              <w:spacing w:line="290" w:lineRule="atLeast" w:before="0" w:after="0"/>
+              <w:spacing w:line="290" w:lineRule="atLeast"/>
+              <w:rPr>
+                <w:rFonts w:hint="default"/>
+                <w:sz w:val="21"/>
+              </w:rPr>
             </w:pPr>
           </w:p>
         </w:tc>
@@ -265,21 +266,22 @@
           </w:tcPr>
           <w:p>
             <w:pPr>
-              <w:spacing w:line="290" w:lineRule="atLeast" w:before="0" w:after="0"/>
-              <w:rPr>
-                <w:b/>
-                <w:bCs/>
-                <w:sz w:val="21"/>
-              </w:rPr>
-            </w:pPr>
-            <w:r>
-              <w:rPr>
-                <w:rFonts w:ascii="Times New Roman" w:eastAsia="宋体" w:hAnsi="Times New Roman" w:cs="宋体"/>
-                <w:b/>
-                <w:bCs/>
-                <w:sz w:val="21"/>
-              </w:rPr>
-              <w:t xml:space="preserve">求职意向：</w:t>
+              <w:spacing w:line="290" w:lineRule="atLeast"/>
+              <w:rPr>
+                <w:rFonts w:hint="default"/>
+                <w:b/>
+                <w:bCs/>
+                <w:sz w:val="21"/>
+              </w:rPr>
+            </w:pPr>
+            <w:r>
+              <w:rPr>
+                <w:rFonts w:ascii="Times New Roman" w:eastAsia="宋体" w:hAnsi="Times New Roman" w:cs="宋体"/>
+                <w:b/>
+                <w:bCs/>
+                <w:sz w:val="21"/>
+              </w:rPr>
+              <w:t>求职意向：</w:t>
             </w:r>
             <w:r>
               <w:rPr>
@@ -295,35 +297,35 @@
                 <w:rFonts w:ascii="Times New Roman" w:eastAsia="宋体" w:hAnsi="Times New Roman" w:cs="宋体"/>
                 <w:sz w:val="21"/>
               </w:rPr>
-              <w:t xml:space="preserve">管理培训生</w:t>
-            </w:r>
-            <w:r>
-              <w:rPr>
-                <w:rFonts w:eastAsia="宋体" w:ascii="Times New Roman" w:hAnsi="Times New Roman"/>
-                <w:sz w:val="21"/>
-              </w:rPr>
-              <w:t xml:space="preserve">/</w:t>
-            </w:r>
-            <w:r>
-              <w:rPr>
-                <w:rFonts w:ascii="Times New Roman" w:eastAsia="宋体" w:hAnsi="Times New Roman" w:cs="宋体"/>
-                <w:sz w:val="21"/>
-              </w:rPr>
-              <w:t xml:space="preserve">运营管培</w:t>
-            </w:r>
-            <w:r>
-              <w:rPr>
-                <w:rFonts w:eastAsia="宋体" w:ascii="Times New Roman" w:hAnsi="Times New Roman"/>
-                <w:sz w:val="21"/>
-              </w:rPr>
-              <w:t xml:space="preserve">/</w:t>
-            </w:r>
-            <w:r>
-              <w:rPr>
-                <w:rFonts w:ascii="Times New Roman" w:eastAsia="宋体" w:hAnsi="Times New Roman" w:cs="宋体"/>
-                <w:sz w:val="21"/>
-              </w:rPr>
-              <w:t xml:space="preserve">供应链管培</w:t>
+              <w:t>管理培训生</w:t>
+            </w:r>
+            <w:r>
+              <w:rPr>
+                <w:rFonts w:ascii="Times New Roman" w:eastAsia="宋体" w:hAnsi="Times New Roman"/>
+                <w:sz w:val="21"/>
+              </w:rPr>
+              <w:t>/</w:t>
+            </w:r>
+            <w:r>
+              <w:rPr>
+                <w:rFonts w:ascii="Times New Roman" w:eastAsia="宋体" w:hAnsi="Times New Roman" w:cs="宋体"/>
+                <w:sz w:val="21"/>
+              </w:rPr>
+              <w:t>运营管培</w:t>
+            </w:r>
+            <w:r>
+              <w:rPr>
+                <w:rFonts w:ascii="Times New Roman" w:eastAsia="宋体" w:hAnsi="Times New Roman"/>
+                <w:sz w:val="21"/>
+              </w:rPr>
+              <w:t>/</w:t>
+            </w:r>
+            <w:r>
+              <w:rPr>
+                <w:rFonts w:ascii="Times New Roman" w:eastAsia="宋体" w:hAnsi="Times New Roman" w:cs="宋体"/>
+                <w:sz w:val="21"/>
+              </w:rPr>
+              <w:t>供应链管培</w:t>
             </w:r>
           </w:p>
         </w:tc>
@@ -334,10 +336,11 @@
           </w:tcPr>
           <w:p>
             <w:pPr>
-              <w:rPr>
-                <w:sz w:val="21"/>
-              </w:rPr>
-              <w:spacing w:line="290" w:lineRule="atLeast" w:before="0" w:after="0"/>
+              <w:spacing w:line="290" w:lineRule="atLeast"/>
+              <w:rPr>
+                <w:rFonts w:hint="default"/>
+                <w:sz w:val="21"/>
+              </w:rPr>
             </w:pPr>
           </w:p>
         </w:tc>
@@ -366,112 +369,113 @@
           </w:tcPr>
           <w:p>
             <w:pPr>
-              <w:spacing w:line="290" w:lineRule="atLeast" w:before="0" w:after="0"/>
-              <w:rPr>
-                <w:b/>
-                <w:bCs/>
-                <w:sz w:val="21"/>
-              </w:rPr>
-            </w:pPr>
-            <w:r>
-              <w:rPr>
-                <w:rFonts w:ascii="Times New Roman" w:eastAsia="宋体" w:hAnsi="Times New Roman" w:cs="宋体"/>
-                <w:b/>
-                <w:bCs/>
-                <w:sz w:val="21"/>
-              </w:rPr>
-              <w:t xml:space="preserve">个人优势：</w:t>
-            </w:r>
-            <w:r>
-              <w:rPr>
-                <w:rFonts w:ascii="Times New Roman" w:eastAsia="宋体" w:hAnsi="Times New Roman" w:cs="宋体"/>
-                <w:sz w:val="21"/>
-              </w:rPr>
-              <w:t xml:space="preserve">快速学习：供应链管理专业背景，能快速掌握新业务与新工具，独立完成</w:t>
-            </w:r>
-            <w:r>
-              <w:rPr>
-                <w:rFonts w:eastAsia="宋体" w:ascii="Times New Roman" w:hAnsi="Times New Roman"/>
-                <w:sz w:val="21"/>
-              </w:rPr>
-              <w:t xml:space="preserve">3</w:t>
-            </w:r>
-            <w:r>
-              <w:rPr>
-                <w:rFonts w:ascii="Times New Roman" w:eastAsia="宋体" w:hAnsi="Times New Roman" w:cs="宋体"/>
-                <w:sz w:val="21"/>
-              </w:rPr>
-              <w:t xml:space="preserve">个从问题定义到成果交付的研究项目；执行落地：</w:t>
-            </w:r>
-            <w:r>
-              <w:rPr>
-                <w:rFonts w:eastAsia="宋体" w:ascii="Times New Roman" w:hAnsi="Times New Roman"/>
-                <w:sz w:val="21"/>
-              </w:rPr>
-              <w:t xml:space="preserve">3</w:t>
-            </w:r>
-            <w:r>
-              <w:rPr>
-                <w:rFonts w:ascii="Times New Roman" w:eastAsia="宋体" w:hAnsi="Times New Roman" w:cs="宋体"/>
-                <w:sz w:val="21"/>
-              </w:rPr>
-              <w:t xml:space="preserve">个月项目助理经验，统筹</w:t>
-            </w:r>
-            <w:r>
-              <w:rPr>
-                <w:rFonts w:eastAsia="宋体" w:ascii="Times New Roman" w:hAnsi="Times New Roman"/>
-                <w:sz w:val="21"/>
-              </w:rPr>
-              <w:t xml:space="preserve">200+</w:t>
-            </w:r>
-            <w:r>
-              <w:rPr>
-                <w:rFonts w:ascii="Times New Roman" w:eastAsia="宋体" w:hAnsi="Times New Roman" w:cs="宋体"/>
-                <w:sz w:val="21"/>
-              </w:rPr>
-              <w:t xml:space="preserve">份申报材料并建立三级校验机制，实现零差错提交，细节把控能力强；数据思维：掌握</w:t>
-            </w:r>
-            <w:r>
-              <w:rPr>
-                <w:rFonts w:eastAsia="宋体" w:ascii="Times New Roman" w:hAnsi="Times New Roman"/>
-                <w:sz w:val="21"/>
-              </w:rPr>
-              <w:t xml:space="preserve">Excel/Python/R/SPSS</w:t>
-            </w:r>
-            <w:r>
-              <w:rPr>
-                <w:rFonts w:ascii="Times New Roman" w:eastAsia="宋体" w:hAnsi="Times New Roman" w:cs="宋体"/>
-                <w:sz w:val="21"/>
-              </w:rPr>
-              <w:t xml:space="preserve">，习惯用数据发现问题、支撑决策，处理过</w:t>
-            </w:r>
-            <w:r>
-              <w:rPr>
-                <w:rFonts w:eastAsia="宋体" w:ascii="Times New Roman" w:hAnsi="Times New Roman"/>
-                <w:sz w:val="21"/>
-              </w:rPr>
-              <w:t xml:space="preserve">4.5</w:t>
-            </w:r>
-            <w:r>
-              <w:rPr>
-                <w:rFonts w:ascii="Times New Roman" w:eastAsia="宋体" w:hAnsi="Times New Roman" w:cs="宋体"/>
-                <w:sz w:val="21"/>
-              </w:rPr>
-              <w:t xml:space="preserve">万</w:t>
-            </w:r>
-            <w:r>
-              <w:rPr>
-                <w:rFonts w:eastAsia="宋体" w:ascii="Times New Roman" w:hAnsi="Times New Roman"/>
-                <w:sz w:val="21"/>
-              </w:rPr>
-              <w:t xml:space="preserve">+</w:t>
-            </w:r>
-            <w:r>
-              <w:rPr>
-                <w:rFonts w:ascii="Times New Roman" w:eastAsia="宋体" w:hAnsi="Times New Roman" w:cs="宋体"/>
-                <w:sz w:val="21"/>
-              </w:rPr>
-              <w:t xml:space="preserve">条业务数据；沟通协作：有跨部门对接、门店团队协作经验，性格专注较真，愿意为不擅长的事投入时间</w:t>
+              <w:spacing w:line="290" w:lineRule="atLeast"/>
+              <w:rPr>
+                <w:rFonts w:hint="default"/>
+                <w:b/>
+                <w:bCs/>
+                <w:sz w:val="21"/>
+              </w:rPr>
+            </w:pPr>
+            <w:r>
+              <w:rPr>
+                <w:rFonts w:ascii="Times New Roman" w:eastAsia="宋体" w:hAnsi="Times New Roman" w:cs="宋体"/>
+                <w:b/>
+                <w:bCs/>
+                <w:sz w:val="21"/>
+              </w:rPr>
+              <w:t>个人优势：</w:t>
+            </w:r>
+            <w:r>
+              <w:rPr>
+                <w:rFonts w:ascii="Times New Roman" w:eastAsia="宋体" w:hAnsi="Times New Roman" w:cs="宋体"/>
+                <w:sz w:val="21"/>
+              </w:rPr>
+              <w:t>快速学习：供应链管理专业背景，能快速掌握新业务与新工具，独立完成</w:t>
+            </w:r>
+            <w:r>
+              <w:rPr>
+                <w:rFonts w:ascii="Times New Roman" w:eastAsia="宋体" w:hAnsi="Times New Roman"/>
+                <w:sz w:val="21"/>
+              </w:rPr>
+              <w:t>3</w:t>
+            </w:r>
+            <w:r>
+              <w:rPr>
+                <w:rFonts w:ascii="Times New Roman" w:eastAsia="宋体" w:hAnsi="Times New Roman" w:cs="宋体"/>
+                <w:sz w:val="21"/>
+              </w:rPr>
+              <w:t>个从问题定义到成果交付的研究项目；执行落地：</w:t>
+            </w:r>
+            <w:r>
+              <w:rPr>
+                <w:rFonts w:ascii="Times New Roman" w:eastAsia="宋体" w:hAnsi="Times New Roman"/>
+                <w:sz w:val="21"/>
+              </w:rPr>
+              <w:t>3</w:t>
+            </w:r>
+            <w:r>
+              <w:rPr>
+                <w:rFonts w:ascii="Times New Roman" w:eastAsia="宋体" w:hAnsi="Times New Roman" w:cs="宋体"/>
+                <w:sz w:val="21"/>
+              </w:rPr>
+              <w:t>个月项目助理经验，统筹</w:t>
+            </w:r>
+            <w:r>
+              <w:rPr>
+                <w:rFonts w:ascii="Times New Roman" w:eastAsia="宋体" w:hAnsi="Times New Roman"/>
+                <w:sz w:val="21"/>
+              </w:rPr>
+              <w:t>200+</w:t>
+            </w:r>
+            <w:r>
+              <w:rPr>
+                <w:rFonts w:ascii="Times New Roman" w:eastAsia="宋体" w:hAnsi="Times New Roman" w:cs="宋体"/>
+                <w:sz w:val="21"/>
+              </w:rPr>
+              <w:t>份申报材料并建立三级校验机制，实现零差错提交，细节把控能力强；数据思维：掌握</w:t>
+            </w:r>
+            <w:r>
+              <w:rPr>
+                <w:rFonts w:ascii="Times New Roman" w:eastAsia="宋体" w:hAnsi="Times New Roman"/>
+                <w:sz w:val="21"/>
+              </w:rPr>
+              <w:t>Excel/Python/R/SPSS</w:t>
+            </w:r>
+            <w:r>
+              <w:rPr>
+                <w:rFonts w:ascii="Times New Roman" w:eastAsia="宋体" w:hAnsi="Times New Roman" w:cs="宋体"/>
+                <w:sz w:val="21"/>
+              </w:rPr>
+              <w:t>，习惯用数据发现问题、支撑决策，处理过</w:t>
+            </w:r>
+            <w:r>
+              <w:rPr>
+                <w:rFonts w:ascii="Times New Roman" w:eastAsia="宋体" w:hAnsi="Times New Roman"/>
+                <w:sz w:val="21"/>
+              </w:rPr>
+              <w:t>4.5</w:t>
+            </w:r>
+            <w:r>
+              <w:rPr>
+                <w:rFonts w:ascii="Times New Roman" w:eastAsia="宋体" w:hAnsi="Times New Roman" w:cs="宋体"/>
+                <w:sz w:val="21"/>
+              </w:rPr>
+              <w:t>万</w:t>
+            </w:r>
+            <w:r>
+              <w:rPr>
+                <w:rFonts w:ascii="Times New Roman" w:eastAsia="宋体" w:hAnsi="Times New Roman"/>
+                <w:sz w:val="21"/>
+              </w:rPr>
+              <w:t>+</w:t>
+            </w:r>
+            <w:r>
+              <w:rPr>
+                <w:rFonts w:ascii="Times New Roman" w:eastAsia="宋体" w:hAnsi="Times New Roman" w:cs="宋体"/>
+                <w:sz w:val="21"/>
+              </w:rPr>
+              <w:t>条业务数据；沟通协作：有跨部门对接、门店团队协作经验，性格专注较真，愿意为不擅长的事投入时间</w:t>
             </w:r>
           </w:p>
         </w:tc>
@@ -479,18 +483,18 @@
     </w:tbl>
     <w:p>
       <w:pPr>
+        <w:spacing w:line="290" w:lineRule="atLeast"/>
         <w:rPr>
+          <w:rFonts w:hint="default"/>
           <w:vanish/>
           <w:sz w:val="2"/>
         </w:rPr>
-        <w:spacing w:line="290" w:lineRule="atLeast" w:before="0" w:after="0"/>
       </w:pPr>
     </w:p>
     <w:tbl>
       <w:tblPr>
         <w:tblW w:w="0" w:type="auto"/>
         <w:jc w:val="center"/>
-        <w:tblInd w:w="0" w:type="dxa"/>
         <w:tblLayout w:type="fixed"/>
         <w:tblCellMar>
           <w:left w:w="0" w:type="dxa"/>
@@ -525,7 +529,10 @@
           </w:tcPr>
           <w:p>
             <w:pPr>
-              <w:spacing w:line="290" w:lineRule="atLeast" w:before="0" w:after="0"/>
+              <w:spacing w:line="290" w:lineRule="atLeast"/>
+              <w:rPr>
+                <w:rFonts w:hint="default"/>
+              </w:rPr>
             </w:pPr>
             <w:r>
               <w:rPr>
@@ -562,7 +569,6 @@
             <w:tblPr>
               <w:tblpPr w:leftFromText="180" w:rightFromText="180" w:vertAnchor="page" w:horzAnchor="margin" w:tblpY="1"/>
               <w:tblW w:w="10915" w:type="dxa"/>
-              <w:tblInd w:w="0" w:type="dxa"/>
               <w:tblLayout w:type="fixed"/>
               <w:tblCellMar>
                 <w:left w:w="0" w:type="dxa"/>
@@ -596,9 +602,10 @@
                 </w:tcPr>
                 <w:p>
                   <w:pPr>
-                    <w:spacing w:line="290" w:lineRule="atLeast" w:before="0" w:after="0"/>
+                    <w:spacing w:line="290" w:lineRule="atLeast"/>
                     <w:jc w:val="center"/>
                     <w:rPr>
+                      <w:rFonts w:hint="default"/>
                       <w:sz w:val="21"/>
                     </w:rPr>
                   </w:pPr>
@@ -623,8 +630,9 @@
                 </w:tcPr>
                 <w:p>
                   <w:pPr>
-                    <w:spacing w:line="290" w:lineRule="atLeast" w:before="0" w:after="0"/>
+                    <w:spacing w:line="290" w:lineRule="atLeast"/>
                     <w:rPr>
+                      <w:rFonts w:hint="default"/>
                       <w:b/>
                       <w:bCs/>
                       <w:sz w:val="21"/>
@@ -660,8 +668,9 @@
                 </w:tcPr>
                 <w:p>
                   <w:pPr>
-                    <w:spacing w:line="290" w:lineRule="atLeast" w:before="0" w:after="0"/>
+                    <w:spacing w:line="290" w:lineRule="atLeast"/>
                     <w:rPr>
+                      <w:rFonts w:hint="default"/>
                       <w:b/>
                       <w:bCs/>
                       <w:sz w:val="21"/>
@@ -735,7 +744,7 @@
                 </w:tcPr>
                 <w:p>
                   <w:pPr>
-                    <w:spacing w:line="290" w:lineRule="atLeast" w:before="0" w:after="0"/>
+                    <w:spacing w:line="290" w:lineRule="atLeast"/>
                     <w:rPr>
                       <w:rFonts w:ascii="Times New Roman" w:eastAsia="等线" w:hAnsi="Times New Roman" w:hint="default"/>
                       <w:b/>
@@ -758,8 +767,9 @@
           </w:tbl>
           <w:p>
             <w:pPr>
-              <w:spacing w:line="290" w:lineRule="atLeast" w:before="0" w:after="0"/>
-              <w:rPr>
+              <w:spacing w:line="290" w:lineRule="atLeast"/>
+              <w:rPr>
+                <w:rFonts w:hint="default"/>
                 <w:b/>
                 <w:bCs/>
               </w:rPr>
@@ -770,26 +780,27 @@
     </w:tbl>
     <w:p>
       <w:pPr>
+        <w:spacing w:line="290" w:lineRule="atLeast"/>
         <w:rPr>
+          <w:rFonts w:hint="default"/>
           <w:vanish/>
         </w:rPr>
-        <w:spacing w:line="290" w:lineRule="atLeast" w:before="0" w:after="0"/>
       </w:pPr>
     </w:p>
     <w:p>
       <w:pPr>
+        <w:spacing w:line="290" w:lineRule="atLeast"/>
         <w:rPr>
+          <w:rFonts w:hint="default"/>
           <w:vanish/>
           <w:sz w:val="21"/>
         </w:rPr>
-        <w:spacing w:line="290" w:lineRule="atLeast" w:before="0" w:after="0"/>
       </w:pPr>
     </w:p>
     <w:tbl>
       <w:tblPr>
         <w:tblW w:w="0" w:type="auto"/>
         <w:jc w:val="center"/>
-        <w:tblInd w:w="0" w:type="dxa"/>
         <w:tblLayout w:type="fixed"/>
         <w:tblCellMar>
           <w:left w:w="0" w:type="dxa"/>
@@ -824,8 +835,9 @@
           </w:tcPr>
           <w:p>
             <w:pPr>
-              <w:spacing w:line="290" w:lineRule="atLeast" w:before="0" w:after="0"/>
-              <w:rPr>
+              <w:spacing w:line="290" w:lineRule="atLeast"/>
+              <w:rPr>
+                <w:rFonts w:hint="default"/>
                 <w:sz w:val="21"/>
               </w:rPr>
             </w:pPr>
@@ -854,55 +866,56 @@
                 <w:ilvl w:val="0"/>
                 <w:numId w:val="2"/>
               </w:numPr>
-              <w:spacing w:line="290" w:lineRule="atLeast" w:before="0" w:after="0"/>
+              <w:spacing w:line="290" w:lineRule="atLeast"/>
               <w:ind w:left="442" w:hanging="442"/>
               <w:rPr>
-                <w:sz w:val="21"/>
-              </w:rPr>
-            </w:pPr>
-            <w:r>
-              <w:rPr>
-                <w:rFonts w:ascii="Times New Roman" w:eastAsia="宋体" w:hAnsi="Times New Roman" w:cs="宋体"/>
-                <w:b/>
-                <w:bCs/>
-                <w:sz w:val="21"/>
-              </w:rPr>
-              <w:t xml:space="preserve">核心课程：</w:t>
-            </w:r>
-            <w:r>
-              <w:rPr>
-                <w:rFonts w:ascii="Times New Roman" w:eastAsia="宋体" w:hAnsi="Times New Roman" w:cs="宋体"/>
-                <w:sz w:val="21"/>
-              </w:rPr>
-              <w:t xml:space="preserve">供应链管理、采购管理、物流管理、统计学、</w:t>
-            </w:r>
-            <w:r>
-              <w:rPr>
-                <w:rFonts w:eastAsia="宋体" w:ascii="Times New Roman" w:hAnsi="Times New Roman"/>
-                <w:sz w:val="21"/>
-              </w:rPr>
-              <w:t xml:space="preserve">Python</w:t>
-            </w:r>
-            <w:r>
-              <w:rPr>
-                <w:rFonts w:ascii="Times New Roman" w:eastAsia="宋体" w:hAnsi="Times New Roman" w:cs="宋体"/>
-                <w:sz w:val="21"/>
-              </w:rPr>
-              <w:t xml:space="preserve">程序设计、</w:t>
-            </w:r>
-            <w:r>
-              <w:rPr>
-                <w:rFonts w:eastAsia="宋体" w:ascii="Times New Roman" w:hAnsi="Times New Roman"/>
-                <w:sz w:val="21"/>
-              </w:rPr>
-              <w:t xml:space="preserve">ERP</w:t>
-            </w:r>
-            <w:r>
-              <w:rPr>
-                <w:rFonts w:ascii="Times New Roman" w:eastAsia="宋体" w:hAnsi="Times New Roman" w:cs="宋体"/>
-                <w:sz w:val="21"/>
-              </w:rPr>
-              <w:t xml:space="preserve">供应链管理综合实验</w:t>
+                <w:rFonts w:hint="default"/>
+                <w:sz w:val="21"/>
+              </w:rPr>
+            </w:pPr>
+            <w:r>
+              <w:rPr>
+                <w:rFonts w:ascii="Times New Roman" w:eastAsia="宋体" w:hAnsi="Times New Roman" w:cs="宋体"/>
+                <w:b/>
+                <w:bCs/>
+                <w:sz w:val="21"/>
+              </w:rPr>
+              <w:t>核心课程：</w:t>
+            </w:r>
+            <w:r>
+              <w:rPr>
+                <w:rFonts w:ascii="Times New Roman" w:eastAsia="宋体" w:hAnsi="Times New Roman" w:cs="宋体"/>
+                <w:sz w:val="21"/>
+              </w:rPr>
+              <w:t>供应链管理、采购管理、物流管理、统计学、</w:t>
+            </w:r>
+            <w:r>
+              <w:rPr>
+                <w:rFonts w:ascii="Times New Roman" w:eastAsia="宋体" w:hAnsi="Times New Roman"/>
+                <w:sz w:val="21"/>
+              </w:rPr>
+              <w:t>Python</w:t>
+            </w:r>
+            <w:r>
+              <w:rPr>
+                <w:rFonts w:ascii="Times New Roman" w:eastAsia="宋体" w:hAnsi="Times New Roman" w:cs="宋体"/>
+                <w:sz w:val="21"/>
+              </w:rPr>
+              <w:t>程序设计、</w:t>
+            </w:r>
+            <w:r>
+              <w:rPr>
+                <w:rFonts w:ascii="Times New Roman" w:eastAsia="宋体" w:hAnsi="Times New Roman"/>
+                <w:sz w:val="21"/>
+              </w:rPr>
+              <w:t>ERP</w:t>
+            </w:r>
+            <w:r>
+              <w:rPr>
+                <w:rFonts w:ascii="Times New Roman" w:eastAsia="宋体" w:hAnsi="Times New Roman" w:cs="宋体"/>
+                <w:sz w:val="21"/>
+              </w:rPr>
+              <w:t>供应链管理综合实验</w:t>
             </w:r>
           </w:p>
         </w:tc>
@@ -930,8 +943,9 @@
           </w:tcPr>
           <w:p>
             <w:pPr>
-              <w:spacing w:line="290" w:lineRule="atLeast" w:before="0" w:after="0"/>
-              <w:rPr>
+              <w:spacing w:line="290" w:lineRule="atLeast"/>
+              <w:rPr>
+                <w:rFonts w:hint="default"/>
                 <w:sz w:val="21"/>
               </w:rPr>
             </w:pPr>
@@ -960,54 +974,55 @@
                 <w:ilvl w:val="0"/>
                 <w:numId w:val="2"/>
               </w:numPr>
-              <w:spacing w:line="290" w:lineRule="atLeast" w:before="0" w:after="0"/>
-              <w:rPr>
-                <w:sz w:val="21"/>
-              </w:rPr>
-            </w:pPr>
-            <w:r>
-              <w:rPr>
-                <w:rFonts w:ascii="Times New Roman" w:eastAsia="宋体" w:hAnsi="Times New Roman" w:cs="宋体"/>
-                <w:b/>
-                <w:bCs/>
-                <w:sz w:val="21"/>
-              </w:rPr>
-              <w:t xml:space="preserve">荣誉奖励：</w:t>
-            </w:r>
-            <w:r>
-              <w:rPr>
-                <w:rFonts w:ascii="Times New Roman" w:eastAsia="宋体" w:hAnsi="Times New Roman" w:cs="宋体"/>
-                <w:sz w:val="21"/>
-              </w:rPr>
-              <w:t xml:space="preserve">山东大学</w:t>
-            </w:r>
-            <w:r>
-              <w:rPr>
-                <w:rFonts w:eastAsia="宋体" w:ascii="Times New Roman" w:hAnsi="Times New Roman"/>
-                <w:sz w:val="21"/>
-              </w:rPr>
-              <w:t xml:space="preserve">2024</w:t>
-            </w:r>
-            <w:r>
-              <w:rPr>
-                <w:rFonts w:ascii="Times New Roman" w:eastAsia="宋体" w:hAnsi="Times New Roman" w:cs="宋体"/>
-                <w:sz w:val="21"/>
-              </w:rPr>
-              <w:t xml:space="preserve">—</w:t>
-            </w:r>
-            <w:r>
-              <w:rPr>
-                <w:rFonts w:eastAsia="宋体" w:ascii="Times New Roman" w:hAnsi="Times New Roman"/>
-                <w:sz w:val="21"/>
-              </w:rPr>
-              <w:t xml:space="preserve">2025</w:t>
-            </w:r>
-            <w:r>
-              <w:rPr>
-                <w:rFonts w:ascii="Times New Roman" w:eastAsia="宋体" w:hAnsi="Times New Roman" w:cs="宋体"/>
-                <w:sz w:val="21"/>
-              </w:rPr>
-              <w:t xml:space="preserve">年暑期社会实践专项优秀等级</w:t>
+              <w:spacing w:line="290" w:lineRule="atLeast"/>
+              <w:rPr>
+                <w:rFonts w:hint="default"/>
+                <w:sz w:val="21"/>
+              </w:rPr>
+            </w:pPr>
+            <w:r>
+              <w:rPr>
+                <w:rFonts w:ascii="Times New Roman" w:eastAsia="宋体" w:hAnsi="Times New Roman" w:cs="宋体"/>
+                <w:b/>
+                <w:bCs/>
+                <w:sz w:val="21"/>
+              </w:rPr>
+              <w:t>荣誉奖励：</w:t>
+            </w:r>
+            <w:r>
+              <w:rPr>
+                <w:rFonts w:ascii="Times New Roman" w:eastAsia="宋体" w:hAnsi="Times New Roman" w:cs="宋体"/>
+                <w:sz w:val="21"/>
+              </w:rPr>
+              <w:t>山东大学</w:t>
+            </w:r>
+            <w:r>
+              <w:rPr>
+                <w:rFonts w:ascii="Times New Roman" w:eastAsia="宋体" w:hAnsi="Times New Roman"/>
+                <w:sz w:val="21"/>
+              </w:rPr>
+              <w:t>2024</w:t>
+            </w:r>
+            <w:r>
+              <w:rPr>
+                <w:rFonts w:ascii="Times New Roman" w:eastAsia="宋体" w:hAnsi="Times New Roman" w:cs="宋体"/>
+                <w:sz w:val="21"/>
+              </w:rPr>
+              <w:t>—</w:t>
+            </w:r>
+            <w:r>
+              <w:rPr>
+                <w:rFonts w:ascii="Times New Roman" w:eastAsia="宋体" w:hAnsi="Times New Roman"/>
+                <w:sz w:val="21"/>
+              </w:rPr>
+              <w:t>2025</w:t>
+            </w:r>
+            <w:r>
+              <w:rPr>
+                <w:rFonts w:ascii="Times New Roman" w:eastAsia="宋体" w:hAnsi="Times New Roman" w:cs="宋体"/>
+                <w:sz w:val="21"/>
+              </w:rPr>
+              <w:t>年暑期社会实践专项优秀等级</w:t>
             </w:r>
           </w:p>
         </w:tc>
@@ -1015,62 +1030,67 @@
     </w:tbl>
     <w:p>
       <w:pPr>
+        <w:spacing w:line="290" w:lineRule="atLeast"/>
         <w:rPr>
+          <w:rFonts w:hint="default"/>
           <w:vanish/>
           <w:sz w:val="21"/>
         </w:rPr>
-        <w:spacing w:line="290" w:lineRule="atLeast" w:before="0" w:after="0"/>
       </w:pPr>
     </w:p>
     <w:p>
       <w:pPr>
+        <w:spacing w:line="290" w:lineRule="atLeast"/>
         <w:rPr>
+          <w:rFonts w:hint="default"/>
           <w:vanish/>
           <w:sz w:val="2"/>
         </w:rPr>
-        <w:spacing w:line="290" w:lineRule="atLeast" w:before="0" w:after="0"/>
       </w:pPr>
     </w:p>
     <w:p>
       <w:pPr>
+        <w:spacing w:line="290" w:lineRule="atLeast"/>
         <w:rPr>
+          <w:rFonts w:hint="default"/>
           <w:vanish/>
         </w:rPr>
-        <w:spacing w:line="290" w:lineRule="atLeast" w:before="0" w:after="0"/>
       </w:pPr>
     </w:p>
     <w:p>
       <w:pPr>
+        <w:spacing w:line="290" w:lineRule="atLeast"/>
         <w:rPr>
+          <w:rFonts w:hint="default"/>
           <w:vanish/>
           <w:sz w:val="21"/>
         </w:rPr>
-        <w:spacing w:line="290" w:lineRule="atLeast" w:before="0" w:after="0"/>
       </w:pPr>
     </w:p>
     <w:p>
       <w:pPr>
+        <w:spacing w:line="290" w:lineRule="atLeast"/>
         <w:rPr>
+          <w:rFonts w:hint="default"/>
           <w:vanish/>
           <w:sz w:val="21"/>
         </w:rPr>
-        <w:spacing w:line="290" w:lineRule="atLeast" w:before="0" w:after="0"/>
       </w:pPr>
     </w:p>
     <w:p>
       <w:pPr>
+        <w:spacing w:line="290" w:lineRule="atLeast"/>
         <w:rPr>
+          <w:rFonts w:hint="default"/>
           <w:vanish/>
           <w:sz w:val="2"/>
         </w:rPr>
-        <w:spacing w:line="290" w:lineRule="atLeast" w:before="0" w:after="0"/>
       </w:pPr>
     </w:p>
     <w:tbl>
       <w:tblPr>
         <w:tblW w:w="0" w:type="auto"/>
         <w:jc w:val="center"/>
-        <w:tblInd w:w="0" w:type="dxa"/>
         <w:tblLayout w:type="fixed"/>
         <w:tblCellMar>
           <w:left w:w="0" w:type="dxa"/>
@@ -1080,26 +1100,22 @@
       </w:tblPr>
       <w:tblGrid>
         <w:gridCol w:w="695"/>
-        <w:gridCol w:w="156"/>
-        <w:gridCol w:w="28"/>
-        <w:gridCol w:w="667"/>
-        <w:gridCol w:w="2835"/>
-        <w:gridCol w:w="2189"/>
-        <w:gridCol w:w="504"/>
-        <w:gridCol w:w="3669"/>
-        <w:gridCol w:w="851"/>
-        <w:gridCol w:w="29"/>
+        <w:gridCol w:w="184"/>
+        <w:gridCol w:w="4416"/>
+        <w:gridCol w:w="2693"/>
+        <w:gridCol w:w="2755"/>
+        <w:gridCol w:w="880"/>
       </w:tblGrid>
       <w:tr>
         <w:trPr>
-          <w:gridBefore w:val="3"/>
+          <w:gridBefore w:val="2"/>
           <w:wBefore w:w="879" w:type="dxa"/>
           <w:jc w:val="center"/>
         </w:trPr>
         <w:tc>
           <w:tcPr>
             <w:tcW w:w="10744" w:type="dxa"/>
-            <w:gridSpan w:val="7"/>
+            <w:gridSpan w:val="4"/>
             <w:tcBorders>
               <w:top w:val="nil"/>
               <w:left w:val="nil"/>
@@ -1117,9 +1133,9 @@
           </w:tcPr>
           <w:p>
             <w:pPr>
-              <w:spacing w:line="290" w:lineRule="atLeast" w:before="0" w:after="0"/>
-              <w:rPr>
-                <w:rFonts w:ascii="Times New Roman" w:hAnsi="Times New Roman"/>
+              <w:spacing w:line="290" w:lineRule="atLeast"/>
+              <w:rPr>
+                <w:rFonts w:ascii="Times New Roman" w:hAnsi="Times New Roman" w:hint="default"/>
                 <w:b/>
                 <w:bCs/>
               </w:rPr>
@@ -1145,7 +1161,7 @@
       </w:tr>
       <w:tr>
         <w:trPr>
-          <w:gridAfter w:val="2"/>
+          <w:gridAfter w:val="1"/>
           <w:wAfter w:w="880" w:type="dxa"/>
           <w:jc w:val="center"/>
         </w:trPr>
@@ -1168,9 +1184,9 @@
           </w:tcPr>
           <w:p>
             <w:pPr>
-              <w:spacing w:line="290" w:lineRule="atLeast" w:before="0" w:after="0"/>
-              <w:rPr>
-                <w:rFonts w:ascii="Times New Roman" w:hAnsi="Times New Roman"/>
+              <w:spacing w:line="290" w:lineRule="atLeast"/>
+              <w:rPr>
+                <w:rFonts w:ascii="Times New Roman" w:hAnsi="Times New Roman" w:hint="default"/>
                 <w:sz w:val="21"/>
               </w:rPr>
             </w:pPr>
@@ -1179,7 +1195,7 @@
         <w:tc>
           <w:tcPr>
             <w:tcW w:w="4600" w:type="dxa"/>
-            <w:gridSpan w:val="4"/>
+            <w:gridSpan w:val="2"/>
             <w:tcBorders>
               <w:top w:val="nil"/>
               <w:left w:val="nil"/>
@@ -1196,27 +1212,26 @@
           </w:tcPr>
           <w:p>
             <w:pPr>
-              <w:spacing w:line="290" w:lineRule="atLeast" w:before="0" w:after="0"/>
-              <w:rPr>
-                <w:rFonts w:ascii="Times New Roman" w:hAnsi="Times New Roman"/>
-                <w:sz w:val="21"/>
-              </w:rPr>
-            </w:pPr>
-            <w:r>
-              <w:rPr>
-                <w:rFonts w:ascii="Times New Roman" w:eastAsia="宋体" w:hAnsi="Times New Roman" w:cs="宋体"/>
-                <w:b/>
-                <w:bCs/>
-                <w:sz w:val="21"/>
-              </w:rPr>
-              <w:t xml:space="preserve">社区团购运营优化研究</w:t>
+              <w:spacing w:line="290" w:lineRule="atLeast"/>
+              <w:rPr>
+                <w:rFonts w:ascii="Times New Roman" w:hAnsi="Times New Roman" w:hint="default"/>
+                <w:sz w:val="21"/>
+              </w:rPr>
+            </w:pPr>
+            <w:r>
+              <w:rPr>
+                <w:rFonts w:ascii="Times New Roman" w:eastAsia="宋体" w:hAnsi="Times New Roman" w:cs="宋体"/>
+                <w:b/>
+                <w:bCs/>
+                <w:sz w:val="21"/>
+              </w:rPr>
+              <w:t>社区团购运营优化研究</w:t>
             </w:r>
           </w:p>
         </w:tc>
         <w:tc>
           <w:tcPr>
             <w:tcW w:w="2693" w:type="dxa"/>
-            <w:gridSpan w:val="2"/>
             <w:tcBorders>
               <w:top w:val="nil"/>
               <w:left w:val="nil"/>
@@ -1227,22 +1242,22 @@
           </w:tcPr>
           <w:p>
             <w:pPr>
-              <w:spacing w:line="290" w:lineRule="atLeast" w:before="0" w:after="0"/>
-              <w:rPr>
-                <w:rFonts w:ascii="Times New Roman" w:eastAsia="等线" w:hAnsi="Times New Roman"/>
-                <w:b/>
-                <w:bCs/>
-                <w:sz w:val="21"/>
-              </w:rPr>
-            </w:pPr>
-            <w:r>
-              <w:rPr>
-                <w:rFonts w:ascii="Times New Roman" w:eastAsia="宋体" w:hAnsi="Times New Roman" w:cs="宋体"/>
-                <w:b/>
-                <w:bCs/>
-                <w:sz w:val="21"/>
-              </w:rPr>
-              <w:t xml:space="preserve">项目负责人</w:t>
+              <w:spacing w:line="290" w:lineRule="atLeast"/>
+              <w:rPr>
+                <w:rFonts w:ascii="Times New Roman" w:eastAsia="等线" w:hAnsi="Times New Roman" w:hint="default"/>
+                <w:b/>
+                <w:bCs/>
+                <w:sz w:val="21"/>
+              </w:rPr>
+            </w:pPr>
+            <w:r>
+              <w:rPr>
+                <w:rFonts w:ascii="Times New Roman" w:eastAsia="宋体" w:hAnsi="Times New Roman" w:cs="宋体"/>
+                <w:b/>
+                <w:bCs/>
+                <w:sz w:val="21"/>
+              </w:rPr>
+              <w:t>项目负责人</w:t>
             </w:r>
           </w:p>
         </w:tc>
@@ -1259,7 +1274,7 @@
           </w:tcPr>
           <w:p>
             <w:pPr>
-              <w:spacing w:line="290" w:lineRule="atLeast" w:before="0" w:after="0"/>
+              <w:spacing w:line="290" w:lineRule="atLeast"/>
               <w:rPr>
                 <w:rFonts w:ascii="Times New Roman" w:eastAsia="等线" w:hAnsi="Times New Roman" w:hint="default"/>
                 <w:b/>
@@ -1274,14 +1289,14 @@
                 <w:bCs/>
                 <w:sz w:val="21"/>
               </w:rPr>
-              <w:t xml:space="preserve">2026.03-2026.06</w:t>
+              <w:t>2026.03-2026.06</w:t>
             </w:r>
           </w:p>
         </w:tc>
       </w:tr>
       <w:tr>
         <w:trPr>
-          <w:gridAfter w:val="2"/>
+          <w:gridAfter w:val="1"/>
           <w:wAfter w:w="880" w:type="dxa"/>
           <w:jc w:val="center"/>
         </w:trPr>
@@ -1304,9 +1319,9 @@
           </w:tcPr>
           <w:p>
             <w:pPr>
-              <w:spacing w:line="290" w:lineRule="atLeast" w:before="0" w:after="0"/>
-              <w:rPr>
-                <w:rFonts w:ascii="Times New Roman" w:hAnsi="Times New Roman"/>
+              <w:spacing w:line="290" w:lineRule="atLeast"/>
+              <w:rPr>
+                <w:rFonts w:ascii="Times New Roman" w:hAnsi="Times New Roman" w:hint="default"/>
                 <w:sz w:val="21"/>
               </w:rPr>
             </w:pPr>
@@ -1315,7 +1330,7 @@
         <w:tc>
           <w:tcPr>
             <w:tcW w:w="10048" w:type="dxa"/>
-            <w:gridSpan w:val="7"/>
+            <w:gridSpan w:val="4"/>
             <w:tcBorders>
               <w:top w:val="nil"/>
               <w:left w:val="nil"/>
@@ -1336,7 +1351,7 @@
                 <w:ilvl w:val="0"/>
                 <w:numId w:val="9"/>
               </w:numPr>
-              <w:spacing w:line="290" w:lineRule="atLeast" w:before="0" w:after="0"/>
+              <w:spacing w:line="290" w:lineRule="atLeast"/>
               <w:rPr>
                 <w:rFonts w:ascii="Times New Roman" w:eastAsia="宋体" w:hAnsi="Times New Roman" w:cs="宋体" w:hint="default"/>
                 <w:sz w:val="21"/>
@@ -1347,7 +1362,7 @@
                 <w:rFonts w:ascii="Times New Roman" w:eastAsia="宋体" w:hAnsi="Times New Roman" w:cs="宋体"/>
                 <w:sz w:val="21"/>
               </w:rPr>
-              <w:t xml:space="preserve">针对社区团购末端配送效率低、老年群体服务覆盖不足的问题，独立完成调研、建模、方案设计与验证全流程</w:t>
+              <w:t>针对社区团购末端配送效率低、老年群体服务覆盖不足的问题，独立完成调研、建模、方案设计与验证全流程</w:t>
             </w:r>
           </w:p>
           <w:p>
@@ -1356,7 +1371,7 @@
                 <w:ilvl w:val="0"/>
                 <w:numId w:val="9"/>
               </w:numPr>
-              <w:spacing w:line="290" w:lineRule="atLeast" w:before="0" w:after="0"/>
+              <w:spacing w:line="290" w:lineRule="atLeast"/>
               <w:rPr>
                 <w:rFonts w:ascii="Times New Roman" w:eastAsia="宋体" w:hAnsi="Times New Roman" w:cs="宋体" w:hint="default"/>
                 <w:sz w:val="21"/>
@@ -1367,98 +1382,98 @@
                 <w:rFonts w:ascii="Times New Roman" w:eastAsia="宋体" w:hAnsi="Times New Roman" w:cs="宋体"/>
                 <w:sz w:val="21"/>
               </w:rPr>
-              <w:t xml:space="preserve">基于</w:t>
-            </w:r>
-            <w:r>
-              <w:rPr>
-                <w:rFonts w:eastAsia="宋体" w:ascii="Times New Roman" w:hAnsi="Times New Roman"/>
-                <w:sz w:val="21"/>
-              </w:rPr>
-              <w:t xml:space="preserve">15</w:t>
-            </w:r>
-            <w:r>
-              <w:rPr>
-                <w:rFonts w:ascii="Times New Roman" w:eastAsia="宋体" w:hAnsi="Times New Roman" w:cs="宋体"/>
-                <w:sz w:val="21"/>
-              </w:rPr>
-              <w:t xml:space="preserve">个候选点位、日均</w:t>
-            </w:r>
-            <w:r>
-              <w:rPr>
-                <w:rFonts w:eastAsia="宋体" w:ascii="Times New Roman" w:hAnsi="Times New Roman"/>
-                <w:sz w:val="21"/>
-              </w:rPr>
-              <w:t xml:space="preserve">345</w:t>
-            </w:r>
-            <w:r>
-              <w:rPr>
-                <w:rFonts w:ascii="Times New Roman" w:eastAsia="宋体" w:hAnsi="Times New Roman" w:cs="宋体"/>
-                <w:sz w:val="21"/>
-              </w:rPr>
-              <w:t xml:space="preserve">单真实数据，设计“</w:t>
-            </w:r>
-            <w:r>
-              <w:rPr>
-                <w:rFonts w:eastAsia="宋体" w:ascii="Times New Roman" w:hAnsi="Times New Roman"/>
-                <w:sz w:val="21"/>
-              </w:rPr>
-              <w:t xml:space="preserve">2</w:t>
-            </w:r>
-            <w:r>
-              <w:rPr>
-                <w:rFonts w:ascii="Times New Roman" w:eastAsia="宋体" w:hAnsi="Times New Roman" w:cs="宋体"/>
-                <w:sz w:val="21"/>
-              </w:rPr>
-              <w:t xml:space="preserve">核心点</w:t>
-            </w:r>
-            <w:r>
-              <w:rPr>
-                <w:rFonts w:eastAsia="宋体" w:ascii="Times New Roman" w:hAnsi="Times New Roman"/>
-                <w:sz w:val="21"/>
-              </w:rPr>
-              <w:t xml:space="preserve">+4</w:t>
-            </w:r>
-            <w:r>
-              <w:rPr>
-                <w:rFonts w:ascii="Times New Roman" w:eastAsia="宋体" w:hAnsi="Times New Roman" w:cs="宋体"/>
-                <w:sz w:val="21"/>
-              </w:rPr>
-              <w:t xml:space="preserve">动态临时点”弹性布局方案，模型测算可降低运营成本</w:t>
-            </w:r>
-            <w:r>
-              <w:rPr>
-                <w:rFonts w:eastAsia="宋体" w:ascii="Times New Roman" w:hAnsi="Times New Roman"/>
-                <w:sz w:val="21"/>
-              </w:rPr>
-              <w:t xml:space="preserve">18.7%</w:t>
-            </w:r>
-            <w:r>
-              <w:rPr>
-                <w:rFonts w:ascii="Times New Roman" w:eastAsia="宋体" w:hAnsi="Times New Roman" w:cs="宋体"/>
-                <w:sz w:val="21"/>
-              </w:rPr>
-              <w:t xml:space="preserve">、提升老年服务覆盖率至</w:t>
-            </w:r>
-            <w:r>
-              <w:rPr>
-                <w:rFonts w:eastAsia="宋体" w:ascii="Times New Roman" w:hAnsi="Times New Roman"/>
-                <w:sz w:val="21"/>
-              </w:rPr>
-              <w:t xml:space="preserve">87.3%</w:t>
-            </w:r>
-            <w:r>
-              <w:rPr>
-                <w:rFonts w:ascii="Times New Roman" w:eastAsia="宋体" w:hAnsi="Times New Roman" w:cs="宋体"/>
-                <w:sz w:val="21"/>
-              </w:rPr>
-              <w:t xml:space="preserve">、缩短配送时长</w:t>
-            </w:r>
-            <w:r>
-              <w:rPr>
-                <w:rFonts w:eastAsia="宋体" w:ascii="Times New Roman" w:hAnsi="Times New Roman"/>
-                <w:sz w:val="21"/>
-              </w:rPr>
-              <w:t xml:space="preserve">22.3%</w:t>
+              <w:t>基于</w:t>
+            </w:r>
+            <w:r>
+              <w:rPr>
+                <w:rFonts w:ascii="Times New Roman" w:eastAsia="宋体" w:hAnsi="Times New Roman"/>
+                <w:sz w:val="21"/>
+              </w:rPr>
+              <w:t>15</w:t>
+            </w:r>
+            <w:r>
+              <w:rPr>
+                <w:rFonts w:ascii="Times New Roman" w:eastAsia="宋体" w:hAnsi="Times New Roman" w:cs="宋体"/>
+                <w:sz w:val="21"/>
+              </w:rPr>
+              <w:t>个候选点位、日均</w:t>
+            </w:r>
+            <w:r>
+              <w:rPr>
+                <w:rFonts w:ascii="Times New Roman" w:eastAsia="宋体" w:hAnsi="Times New Roman"/>
+                <w:sz w:val="21"/>
+              </w:rPr>
+              <w:t>345</w:t>
+            </w:r>
+            <w:r>
+              <w:rPr>
+                <w:rFonts w:ascii="Times New Roman" w:eastAsia="宋体" w:hAnsi="Times New Roman" w:cs="宋体"/>
+                <w:sz w:val="21"/>
+              </w:rPr>
+              <w:t>单真实数据，设计“</w:t>
+            </w:r>
+            <w:r>
+              <w:rPr>
+                <w:rFonts w:ascii="Times New Roman" w:eastAsia="宋体" w:hAnsi="Times New Roman"/>
+                <w:sz w:val="21"/>
+              </w:rPr>
+              <w:t>2</w:t>
+            </w:r>
+            <w:r>
+              <w:rPr>
+                <w:rFonts w:ascii="Times New Roman" w:eastAsia="宋体" w:hAnsi="Times New Roman" w:cs="宋体"/>
+                <w:sz w:val="21"/>
+              </w:rPr>
+              <w:t>核心点</w:t>
+            </w:r>
+            <w:r>
+              <w:rPr>
+                <w:rFonts w:ascii="Times New Roman" w:eastAsia="宋体" w:hAnsi="Times New Roman"/>
+                <w:sz w:val="21"/>
+              </w:rPr>
+              <w:t>+4</w:t>
+            </w:r>
+            <w:r>
+              <w:rPr>
+                <w:rFonts w:ascii="Times New Roman" w:eastAsia="宋体" w:hAnsi="Times New Roman" w:cs="宋体"/>
+                <w:sz w:val="21"/>
+              </w:rPr>
+              <w:t>动态临时点”弹性布局方案，模型测算可降低运营成本</w:t>
+            </w:r>
+            <w:r>
+              <w:rPr>
+                <w:rFonts w:ascii="Times New Roman" w:eastAsia="宋体" w:hAnsi="Times New Roman"/>
+                <w:sz w:val="21"/>
+              </w:rPr>
+              <w:t>18.7%</w:t>
+            </w:r>
+            <w:r>
+              <w:rPr>
+                <w:rFonts w:ascii="Times New Roman" w:eastAsia="宋体" w:hAnsi="Times New Roman" w:cs="宋体"/>
+                <w:sz w:val="21"/>
+              </w:rPr>
+              <w:t>、提升老年服务覆盖率至</w:t>
+            </w:r>
+            <w:r>
+              <w:rPr>
+                <w:rFonts w:ascii="Times New Roman" w:eastAsia="宋体" w:hAnsi="Times New Roman"/>
+                <w:sz w:val="21"/>
+              </w:rPr>
+              <w:t>87.3%</w:t>
+            </w:r>
+            <w:r>
+              <w:rPr>
+                <w:rFonts w:ascii="Times New Roman" w:eastAsia="宋体" w:hAnsi="Times New Roman" w:cs="宋体"/>
+                <w:sz w:val="21"/>
+              </w:rPr>
+              <w:t>、缩短配送时长</w:t>
+            </w:r>
+            <w:r>
+              <w:rPr>
+                <w:rFonts w:ascii="Times New Roman" w:eastAsia="宋体" w:hAnsi="Times New Roman"/>
+                <w:sz w:val="21"/>
+              </w:rPr>
+              <w:t>22.3%</w:t>
             </w:r>
           </w:p>
           <w:p>
@@ -1467,7 +1482,7 @@
                 <w:ilvl w:val="0"/>
                 <w:numId w:val="9"/>
               </w:numPr>
-              <w:spacing w:line="290" w:lineRule="atLeast" w:before="0" w:after="0"/>
+              <w:spacing w:line="290" w:lineRule="atLeast"/>
               <w:rPr>
                 <w:rFonts w:ascii="Times New Roman" w:eastAsia="宋体" w:hAnsi="Times New Roman" w:cs="宋体" w:hint="default"/>
                 <w:sz w:val="21"/>
@@ -1478,14 +1493,14 @@
                 <w:rFonts w:ascii="Times New Roman" w:eastAsia="宋体" w:hAnsi="Times New Roman" w:cs="宋体"/>
                 <w:sz w:val="21"/>
               </w:rPr>
-              <w:t xml:space="preserve">输出完整研究报告，具备问题分析、方案设计与结果验证的闭环能力</w:t>
+              <w:t>输出完整研究报告，具备问题分析、方案设计与结果验证的闭环能力</w:t>
             </w:r>
           </w:p>
         </w:tc>
       </w:tr>
       <w:tr>
         <w:trPr>
-          <w:gridAfter w:val="2"/>
+          <w:gridAfter w:val="1"/>
           <w:wAfter w:w="880" w:type="dxa"/>
           <w:jc w:val="center"/>
         </w:trPr>
@@ -1508,9 +1523,9 @@
           </w:tcPr>
           <w:p>
             <w:pPr>
-              <w:spacing w:line="290" w:lineRule="atLeast" w:before="0" w:after="0"/>
-              <w:rPr>
-                <w:rFonts w:ascii="Times New Roman" w:hAnsi="Times New Roman"/>
+              <w:spacing w:line="290" w:lineRule="atLeast"/>
+              <w:rPr>
+                <w:rFonts w:ascii="Times New Roman" w:hAnsi="Times New Roman" w:hint="default"/>
                 <w:sz w:val="21"/>
               </w:rPr>
             </w:pPr>
@@ -1519,7 +1534,7 @@
         <w:tc>
           <w:tcPr>
             <w:tcW w:w="4600" w:type="dxa"/>
-            <w:gridSpan w:val="4"/>
+            <w:gridSpan w:val="2"/>
             <w:tcBorders>
               <w:top w:val="nil"/>
               <w:left w:val="nil"/>
@@ -1536,27 +1551,26 @@
           </w:tcPr>
           <w:p>
             <w:pPr>
-              <w:spacing w:line="290" w:lineRule="atLeast" w:before="0" w:after="0"/>
-              <w:rPr>
-                <w:rFonts w:ascii="Times New Roman" w:hAnsi="Times New Roman"/>
-                <w:sz w:val="21"/>
-              </w:rPr>
-            </w:pPr>
-            <w:r>
-              <w:rPr>
-                <w:rFonts w:ascii="Times New Roman" w:eastAsia="宋体" w:hAnsi="Times New Roman" w:cs="宋体"/>
-                <w:b/>
-                <w:bCs/>
-                <w:sz w:val="21"/>
-              </w:rPr>
-              <w:t xml:space="preserve">电商用户调研与分析项目</w:t>
+              <w:spacing w:line="290" w:lineRule="atLeast"/>
+              <w:rPr>
+                <w:rFonts w:ascii="Times New Roman" w:hAnsi="Times New Roman" w:hint="default"/>
+                <w:sz w:val="21"/>
+              </w:rPr>
+            </w:pPr>
+            <w:r>
+              <w:rPr>
+                <w:rFonts w:ascii="Times New Roman" w:eastAsia="宋体" w:hAnsi="Times New Roman" w:cs="宋体"/>
+                <w:b/>
+                <w:bCs/>
+                <w:sz w:val="21"/>
+              </w:rPr>
+              <w:t>电商用户调研与分析项目</w:t>
             </w:r>
           </w:p>
         </w:tc>
         <w:tc>
           <w:tcPr>
             <w:tcW w:w="2693" w:type="dxa"/>
-            <w:gridSpan w:val="2"/>
             <w:tcBorders>
               <w:top w:val="nil"/>
               <w:left w:val="nil"/>
@@ -1567,22 +1581,22 @@
           </w:tcPr>
           <w:p>
             <w:pPr>
-              <w:spacing w:line="290" w:lineRule="atLeast" w:before="0" w:after="0"/>
-              <w:rPr>
-                <w:rFonts w:ascii="Times New Roman" w:eastAsia="等线" w:hAnsi="Times New Roman"/>
-                <w:b/>
-                <w:bCs/>
-                <w:sz w:val="21"/>
-              </w:rPr>
-            </w:pPr>
-            <w:r>
-              <w:rPr>
-                <w:rFonts w:ascii="Times New Roman" w:eastAsia="宋体" w:hAnsi="Times New Roman" w:cs="宋体"/>
-                <w:b/>
-                <w:bCs/>
-                <w:sz w:val="21"/>
-              </w:rPr>
-              <w:t xml:space="preserve">项目负责人</w:t>
+              <w:spacing w:line="290" w:lineRule="atLeast"/>
+              <w:rPr>
+                <w:rFonts w:ascii="Times New Roman" w:eastAsia="等线" w:hAnsi="Times New Roman" w:hint="default"/>
+                <w:b/>
+                <w:bCs/>
+                <w:sz w:val="21"/>
+              </w:rPr>
+            </w:pPr>
+            <w:r>
+              <w:rPr>
+                <w:rFonts w:ascii="Times New Roman" w:eastAsia="宋体" w:hAnsi="Times New Roman" w:cs="宋体"/>
+                <w:b/>
+                <w:bCs/>
+                <w:sz w:val="21"/>
+              </w:rPr>
+              <w:t>项目负责人</w:t>
             </w:r>
           </w:p>
         </w:tc>
@@ -1599,7 +1613,7 @@
           </w:tcPr>
           <w:p>
             <w:pPr>
-              <w:spacing w:line="290" w:lineRule="atLeast" w:before="0" w:after="0"/>
+              <w:spacing w:line="290" w:lineRule="atLeast"/>
               <w:rPr>
                 <w:rFonts w:ascii="Times New Roman" w:eastAsia="等线" w:hAnsi="Times New Roman" w:hint="default"/>
                 <w:b/>
@@ -1614,14 +1628,14 @@
                 <w:bCs/>
                 <w:sz w:val="21"/>
               </w:rPr>
-              <w:t xml:space="preserve">2025.10-2025.12</w:t>
+              <w:t>2025.10-2025.12</w:t>
             </w:r>
           </w:p>
         </w:tc>
       </w:tr>
       <w:tr>
         <w:trPr>
-          <w:gridAfter w:val="2"/>
+          <w:gridAfter w:val="1"/>
           <w:wAfter w:w="880" w:type="dxa"/>
           <w:jc w:val="center"/>
         </w:trPr>
@@ -1644,9 +1658,9 @@
           </w:tcPr>
           <w:p>
             <w:pPr>
-              <w:spacing w:line="290" w:lineRule="atLeast" w:before="0" w:after="0"/>
-              <w:rPr>
-                <w:rFonts w:ascii="Times New Roman" w:hAnsi="Times New Roman"/>
+              <w:spacing w:line="290" w:lineRule="atLeast"/>
+              <w:rPr>
+                <w:rFonts w:ascii="Times New Roman" w:hAnsi="Times New Roman" w:hint="default"/>
                 <w:sz w:val="21"/>
               </w:rPr>
             </w:pPr>
@@ -1655,7 +1669,7 @@
         <w:tc>
           <w:tcPr>
             <w:tcW w:w="10048" w:type="dxa"/>
-            <w:gridSpan w:val="7"/>
+            <w:gridSpan w:val="4"/>
             <w:tcBorders>
               <w:top w:val="nil"/>
               <w:left w:val="nil"/>
@@ -1676,7 +1690,7 @@
                 <w:ilvl w:val="0"/>
                 <w:numId w:val="9"/>
               </w:numPr>
-              <w:spacing w:line="290" w:lineRule="atLeast" w:before="0" w:after="0"/>
+              <w:spacing w:line="290" w:lineRule="atLeast"/>
               <w:rPr>
                 <w:rFonts w:ascii="Times New Roman" w:eastAsia="宋体" w:hAnsi="Times New Roman" w:cs="宋体" w:hint="default"/>
                 <w:sz w:val="21"/>
@@ -1687,63 +1701,63 @@
                 <w:rFonts w:ascii="Times New Roman" w:eastAsia="宋体" w:hAnsi="Times New Roman" w:cs="宋体"/>
                 <w:sz w:val="21"/>
               </w:rPr>
-              <w:t xml:space="preserve">设计</w:t>
-            </w:r>
-            <w:r>
-              <w:rPr>
-                <w:rFonts w:eastAsia="宋体" w:ascii="Times New Roman" w:hAnsi="Times New Roman"/>
-                <w:sz w:val="21"/>
-              </w:rPr>
-              <w:t xml:space="preserve">7</w:t>
-            </w:r>
-            <w:r>
-              <w:rPr>
-                <w:rFonts w:ascii="Times New Roman" w:eastAsia="宋体" w:hAnsi="Times New Roman" w:cs="宋体"/>
-                <w:sz w:val="21"/>
-              </w:rPr>
-              <w:t xml:space="preserve">点李克特量表问卷并发放，回收</w:t>
-            </w:r>
-            <w:r>
-              <w:rPr>
-                <w:rFonts w:eastAsia="宋体" w:ascii="Times New Roman" w:hAnsi="Times New Roman"/>
-                <w:sz w:val="21"/>
-              </w:rPr>
-              <w:t xml:space="preserve">328</w:t>
-            </w:r>
-            <w:r>
-              <w:rPr>
-                <w:rFonts w:ascii="Times New Roman" w:eastAsia="宋体" w:hAnsi="Times New Roman" w:cs="宋体"/>
-                <w:sz w:val="21"/>
-              </w:rPr>
-              <w:t xml:space="preserve">份有效样本，用</w:t>
-            </w:r>
-            <w:r>
-              <w:rPr>
-                <w:rFonts w:eastAsia="宋体" w:ascii="Times New Roman" w:hAnsi="Times New Roman"/>
-                <w:sz w:val="21"/>
-              </w:rPr>
-              <w:t xml:space="preserve">SPSS</w:t>
-            </w:r>
-            <w:r>
-              <w:rPr>
-                <w:rFonts w:ascii="Times New Roman" w:eastAsia="宋体" w:hAnsi="Times New Roman" w:cs="宋体"/>
-                <w:sz w:val="21"/>
-              </w:rPr>
-              <w:t xml:space="preserve">和</w:t>
-            </w:r>
-            <w:r>
-              <w:rPr>
-                <w:rFonts w:eastAsia="宋体" w:ascii="Times New Roman" w:hAnsi="Times New Roman"/>
-                <w:sz w:val="21"/>
-              </w:rPr>
-              <w:t xml:space="preserve">Python</w:t>
-            </w:r>
-            <w:r>
-              <w:rPr>
-                <w:rFonts w:ascii="Times New Roman" w:eastAsia="宋体" w:hAnsi="Times New Roman" w:cs="宋体"/>
-                <w:sz w:val="21"/>
-              </w:rPr>
-              <w:t xml:space="preserve">完成数据清洗与统计分析</w:t>
+              <w:t>设计</w:t>
+            </w:r>
+            <w:r>
+              <w:rPr>
+                <w:rFonts w:ascii="Times New Roman" w:eastAsia="宋体" w:hAnsi="Times New Roman"/>
+                <w:sz w:val="21"/>
+              </w:rPr>
+              <w:t>7</w:t>
+            </w:r>
+            <w:r>
+              <w:rPr>
+                <w:rFonts w:ascii="Times New Roman" w:eastAsia="宋体" w:hAnsi="Times New Roman" w:cs="宋体"/>
+                <w:sz w:val="21"/>
+              </w:rPr>
+              <w:t>点李克特量表问卷并发放，回收</w:t>
+            </w:r>
+            <w:r>
+              <w:rPr>
+                <w:rFonts w:ascii="Times New Roman" w:eastAsia="宋体" w:hAnsi="Times New Roman"/>
+                <w:sz w:val="21"/>
+              </w:rPr>
+              <w:t>328</w:t>
+            </w:r>
+            <w:r>
+              <w:rPr>
+                <w:rFonts w:ascii="Times New Roman" w:eastAsia="宋体" w:hAnsi="Times New Roman" w:cs="宋体"/>
+                <w:sz w:val="21"/>
+              </w:rPr>
+              <w:t>份有效样本，用</w:t>
+            </w:r>
+            <w:r>
+              <w:rPr>
+                <w:rFonts w:ascii="Times New Roman" w:eastAsia="宋体" w:hAnsi="Times New Roman"/>
+                <w:sz w:val="21"/>
+              </w:rPr>
+              <w:t>SPSS</w:t>
+            </w:r>
+            <w:r>
+              <w:rPr>
+                <w:rFonts w:ascii="Times New Roman" w:eastAsia="宋体" w:hAnsi="Times New Roman" w:cs="宋体"/>
+                <w:sz w:val="21"/>
+              </w:rPr>
+              <w:t>和</w:t>
+            </w:r>
+            <w:r>
+              <w:rPr>
+                <w:rFonts w:ascii="Times New Roman" w:eastAsia="宋体" w:hAnsi="Times New Roman"/>
+                <w:sz w:val="21"/>
+              </w:rPr>
+              <w:t>Python</w:t>
+            </w:r>
+            <w:r>
+              <w:rPr>
+                <w:rFonts w:ascii="Times New Roman" w:eastAsia="宋体" w:hAnsi="Times New Roman" w:cs="宋体"/>
+                <w:sz w:val="21"/>
+              </w:rPr>
+              <w:t>完成数据清洗与统计分析</w:t>
             </w:r>
           </w:p>
           <w:p>
@@ -1752,7 +1766,7 @@
                 <w:ilvl w:val="0"/>
                 <w:numId w:val="9"/>
               </w:numPr>
-              <w:spacing w:line="290" w:lineRule="atLeast" w:before="0" w:after="0"/>
+              <w:spacing w:line="290" w:lineRule="atLeast"/>
               <w:rPr>
                 <w:rFonts w:ascii="Times New Roman" w:eastAsia="宋体" w:hAnsi="Times New Roman" w:cs="宋体" w:hint="default"/>
                 <w:sz w:val="21"/>
@@ -1763,14 +1777,14 @@
                 <w:rFonts w:ascii="Times New Roman" w:eastAsia="宋体" w:hAnsi="Times New Roman" w:cs="宋体"/>
                 <w:sz w:val="21"/>
               </w:rPr>
-              <w:t xml:space="preserve">识别出交互性、个性化、自主性为影响用户体验的核心因素，验证用户智能体验的关键中介作用，输出研究结论与优化建议</w:t>
+              <w:t>识别出交互性、个性化、自主性为影响用户体验的核心因素，验证用户智能体验的关键中介作用，输出研究结论与优化建议</w:t>
             </w:r>
           </w:p>
         </w:tc>
       </w:tr>
       <w:tr>
         <w:trPr>
-          <w:gridAfter w:val="2"/>
+          <w:gridAfter w:val="1"/>
           <w:wAfter w:w="880" w:type="dxa"/>
           <w:jc w:val="center"/>
         </w:trPr>
@@ -1793,9 +1807,9 @@
           </w:tcPr>
           <w:p>
             <w:pPr>
-              <w:spacing w:line="290" w:lineRule="atLeast" w:before="0" w:after="0"/>
-              <w:rPr>
-                <w:rFonts w:ascii="Times New Roman" w:hAnsi="Times New Roman"/>
+              <w:spacing w:line="290" w:lineRule="atLeast"/>
+              <w:rPr>
+                <w:rFonts w:ascii="Times New Roman" w:hAnsi="Times New Roman" w:hint="default"/>
                 <w:sz w:val="21"/>
               </w:rPr>
             </w:pPr>
@@ -1804,7 +1818,7 @@
         <w:tc>
           <w:tcPr>
             <w:tcW w:w="4600" w:type="dxa"/>
-            <w:gridSpan w:val="4"/>
+            <w:gridSpan w:val="2"/>
             <w:tcBorders>
               <w:top w:val="nil"/>
               <w:left w:val="nil"/>
@@ -1821,27 +1835,26 @@
           </w:tcPr>
           <w:p>
             <w:pPr>
-              <w:spacing w:line="290" w:lineRule="atLeast" w:before="0" w:after="0"/>
-              <w:rPr>
-                <w:rFonts w:ascii="Times New Roman" w:hAnsi="Times New Roman"/>
-                <w:sz w:val="21"/>
-              </w:rPr>
-            </w:pPr>
-            <w:r>
-              <w:rPr>
-                <w:rFonts w:ascii="Times New Roman" w:eastAsia="宋体" w:hAnsi="Times New Roman" w:cs="宋体"/>
-                <w:b/>
-                <w:bCs/>
-                <w:sz w:val="21"/>
-              </w:rPr>
-              <w:t xml:space="preserve">银行营销数据分析项目</w:t>
+              <w:spacing w:line="290" w:lineRule="atLeast"/>
+              <w:rPr>
+                <w:rFonts w:ascii="Times New Roman" w:hAnsi="Times New Roman" w:hint="default"/>
+                <w:sz w:val="21"/>
+              </w:rPr>
+            </w:pPr>
+            <w:r>
+              <w:rPr>
+                <w:rFonts w:ascii="Times New Roman" w:eastAsia="宋体" w:hAnsi="Times New Roman" w:cs="宋体"/>
+                <w:b/>
+                <w:bCs/>
+                <w:sz w:val="21"/>
+              </w:rPr>
+              <w:t>银行营销数据分析项目</w:t>
             </w:r>
           </w:p>
         </w:tc>
         <w:tc>
           <w:tcPr>
             <w:tcW w:w="2693" w:type="dxa"/>
-            <w:gridSpan w:val="2"/>
             <w:tcBorders>
               <w:top w:val="nil"/>
               <w:left w:val="nil"/>
@@ -1852,22 +1865,22 @@
           </w:tcPr>
           <w:p>
             <w:pPr>
-              <w:spacing w:line="290" w:lineRule="atLeast" w:before="0" w:after="0"/>
-              <w:rPr>
-                <w:rFonts w:ascii="Times New Roman" w:eastAsia="等线" w:hAnsi="Times New Roman"/>
-                <w:b/>
-                <w:bCs/>
-                <w:sz w:val="21"/>
-              </w:rPr>
-            </w:pPr>
-            <w:r>
-              <w:rPr>
-                <w:rFonts w:ascii="Times New Roman" w:eastAsia="宋体" w:hAnsi="Times New Roman" w:cs="宋体"/>
-                <w:b/>
-                <w:bCs/>
-                <w:sz w:val="21"/>
-              </w:rPr>
-              <w:t xml:space="preserve">项目负责人</w:t>
+              <w:spacing w:line="290" w:lineRule="atLeast"/>
+              <w:rPr>
+                <w:rFonts w:ascii="Times New Roman" w:eastAsia="等线" w:hAnsi="Times New Roman" w:hint="default"/>
+                <w:b/>
+                <w:bCs/>
+                <w:sz w:val="21"/>
+              </w:rPr>
+            </w:pPr>
+            <w:r>
+              <w:rPr>
+                <w:rFonts w:ascii="Times New Roman" w:eastAsia="宋体" w:hAnsi="Times New Roman" w:cs="宋体"/>
+                <w:b/>
+                <w:bCs/>
+                <w:sz w:val="21"/>
+              </w:rPr>
+              <w:t>项目负责人</w:t>
             </w:r>
           </w:p>
         </w:tc>
@@ -1884,7 +1897,7 @@
           </w:tcPr>
           <w:p>
             <w:pPr>
-              <w:spacing w:line="290" w:lineRule="atLeast" w:before="0" w:after="0"/>
+              <w:spacing w:line="290" w:lineRule="atLeast"/>
               <w:rPr>
                 <w:rFonts w:ascii="Times New Roman" w:eastAsia="等线" w:hAnsi="Times New Roman" w:hint="default"/>
                 <w:b/>
@@ -1899,14 +1912,14 @@
                 <w:bCs/>
                 <w:sz w:val="21"/>
               </w:rPr>
-              <w:t xml:space="preserve">2026.04-2026.06</w:t>
+              <w:t>2026.04-2026.06</w:t>
             </w:r>
           </w:p>
         </w:tc>
       </w:tr>
       <w:tr>
         <w:trPr>
-          <w:gridAfter w:val="2"/>
+          <w:gridAfter w:val="1"/>
           <w:wAfter w:w="880" w:type="dxa"/>
           <w:jc w:val="center"/>
         </w:trPr>
@@ -1929,9 +1942,9 @@
           </w:tcPr>
           <w:p>
             <w:pPr>
-              <w:spacing w:line="290" w:lineRule="atLeast" w:before="0" w:after="0"/>
-              <w:rPr>
-                <w:rFonts w:ascii="Times New Roman" w:hAnsi="Times New Roman"/>
+              <w:spacing w:line="290" w:lineRule="atLeast"/>
+              <w:rPr>
+                <w:rFonts w:ascii="Times New Roman" w:hAnsi="Times New Roman" w:hint="default"/>
                 <w:sz w:val="21"/>
               </w:rPr>
             </w:pPr>
@@ -1940,7 +1953,7 @@
         <w:tc>
           <w:tcPr>
             <w:tcW w:w="10048" w:type="dxa"/>
-            <w:gridSpan w:val="7"/>
+            <w:gridSpan w:val="4"/>
             <w:tcBorders>
               <w:top w:val="nil"/>
               <w:left w:val="nil"/>
@@ -1961,7 +1974,7 @@
                 <w:ilvl w:val="0"/>
                 <w:numId w:val="9"/>
               </w:numPr>
-              <w:spacing w:line="290" w:lineRule="atLeast" w:before="0" w:after="0"/>
+              <w:spacing w:line="290" w:lineRule="atLeast"/>
               <w:rPr>
                 <w:rFonts w:ascii="Times New Roman" w:eastAsia="宋体" w:hAnsi="Times New Roman" w:cs="宋体" w:hint="default"/>
                 <w:sz w:val="21"/>
@@ -1972,35 +1985,35 @@
                 <w:rFonts w:ascii="Times New Roman" w:eastAsia="宋体" w:hAnsi="Times New Roman" w:cs="宋体"/>
                 <w:sz w:val="21"/>
               </w:rPr>
-              <w:t xml:space="preserve">基于</w:t>
-            </w:r>
-            <w:r>
-              <w:rPr>
-                <w:rFonts w:eastAsia="宋体" w:ascii="Times New Roman" w:hAnsi="Times New Roman"/>
-                <w:sz w:val="21"/>
-              </w:rPr>
-              <w:t xml:space="preserve">45211</w:t>
-            </w:r>
-            <w:r>
-              <w:rPr>
-                <w:rFonts w:ascii="Times New Roman" w:eastAsia="宋体" w:hAnsi="Times New Roman" w:cs="宋体"/>
-                <w:sz w:val="21"/>
-              </w:rPr>
-              <w:t xml:space="preserve">条真实营销数据，用</w:t>
-            </w:r>
-            <w:r>
-              <w:rPr>
-                <w:rFonts w:eastAsia="宋体" w:ascii="Times New Roman" w:hAnsi="Times New Roman"/>
-                <w:sz w:val="21"/>
-              </w:rPr>
-              <w:t xml:space="preserve">R</w:t>
-            </w:r>
-            <w:r>
-              <w:rPr>
-                <w:rFonts w:ascii="Times New Roman" w:eastAsia="宋体" w:hAnsi="Times New Roman" w:cs="宋体"/>
-                <w:sz w:val="21"/>
-              </w:rPr>
-              <w:t xml:space="preserve">完成数据清洗与多维度分层统计，绘制帕累托图、相关性热力图、转化瀑布图</w:t>
+              <w:t>基于</w:t>
+            </w:r>
+            <w:r>
+              <w:rPr>
+                <w:rFonts w:ascii="Times New Roman" w:eastAsia="宋体" w:hAnsi="Times New Roman"/>
+                <w:sz w:val="21"/>
+              </w:rPr>
+              <w:t>45211</w:t>
+            </w:r>
+            <w:r>
+              <w:rPr>
+                <w:rFonts w:ascii="Times New Roman" w:eastAsia="宋体" w:hAnsi="Times New Roman" w:cs="宋体"/>
+                <w:sz w:val="21"/>
+              </w:rPr>
+              <w:t>条真实营销数据，用</w:t>
+            </w:r>
+            <w:r>
+              <w:rPr>
+                <w:rFonts w:ascii="Times New Roman" w:eastAsia="宋体" w:hAnsi="Times New Roman"/>
+                <w:sz w:val="21"/>
+              </w:rPr>
+              <w:t>R</w:t>
+            </w:r>
+            <w:r>
+              <w:rPr>
+                <w:rFonts w:ascii="Times New Roman" w:eastAsia="宋体" w:hAnsi="Times New Roman" w:cs="宋体"/>
+                <w:sz w:val="21"/>
+              </w:rPr>
+              <w:t>完成数据清洗与多维度分层统计，绘制帕累托图、相关性热力图、转化瀑布图</w:t>
             </w:r>
           </w:p>
           <w:p>
@@ -2009,7 +2022,7 @@
                 <w:ilvl w:val="0"/>
                 <w:numId w:val="9"/>
               </w:numPr>
-              <w:spacing w:line="290" w:lineRule="atLeast" w:before="0" w:after="0"/>
+              <w:spacing w:line="290" w:lineRule="atLeast"/>
               <w:rPr>
                 <w:rFonts w:ascii="Times New Roman" w:eastAsia="宋体" w:hAnsi="Times New Roman" w:cs="宋体" w:hint="default"/>
                 <w:sz w:val="21"/>
@@ -2020,14 +2033,14 @@
                 <w:rFonts w:ascii="Times New Roman" w:eastAsia="宋体" w:hAnsi="Times New Roman" w:cs="宋体"/>
                 <w:sz w:val="21"/>
               </w:rPr>
-              <w:t xml:space="preserve">通过多维度统计呈现客户群体响应差异，定位营销流失关键环节，独立交付分析报告，具备数据处理与问题洞察能力</w:t>
+              <w:t>通过多维度统计呈现客户群体响应差异，定位营销流失关键环节，独立交付分析报告，具备数据处理与问题洞察能力</w:t>
             </w:r>
           </w:p>
         </w:tc>
       </w:tr>
       <w:tr>
         <w:trPr>
-          <w:gridAfter w:val="2"/>
+          <w:gridAfter w:val="1"/>
           <w:wAfter w:w="880" w:type="dxa"/>
           <w:jc w:val="center"/>
         </w:trPr>
@@ -2050,9 +2063,9 @@
           </w:tcPr>
           <w:p>
             <w:pPr>
-              <w:spacing w:line="290" w:lineRule="atLeast" w:before="0" w:after="0"/>
-              <w:rPr>
-                <w:rFonts w:ascii="Times New Roman" w:hAnsi="Times New Roman"/>
+              <w:spacing w:line="290" w:lineRule="atLeast"/>
+              <w:rPr>
+                <w:rFonts w:ascii="Times New Roman" w:hAnsi="Times New Roman" w:hint="default"/>
                 <w:sz w:val="21"/>
               </w:rPr>
             </w:pPr>
@@ -2061,7 +2074,7 @@
         <w:tc>
           <w:tcPr>
             <w:tcW w:w="4600" w:type="dxa"/>
-            <w:gridSpan w:val="4"/>
+            <w:gridSpan w:val="2"/>
             <w:tcBorders>
               <w:top w:val="nil"/>
               <w:left w:val="nil"/>
@@ -2078,36 +2091,35 @@
           </w:tcPr>
           <w:p>
             <w:pPr>
-              <w:spacing w:line="290" w:lineRule="atLeast" w:before="0" w:after="0"/>
-              <w:rPr>
-                <w:rFonts w:ascii="Times New Roman" w:hAnsi="Times New Roman"/>
-                <w:sz w:val="21"/>
-              </w:rPr>
-            </w:pPr>
-            <w:r>
-              <w:rPr>
-                <w:rFonts w:ascii="Times New Roman" w:eastAsia="宋体" w:hAnsi="Times New Roman" w:cs="宋体"/>
-                <w:b/>
-                <w:bCs/>
-                <w:sz w:val="21"/>
-              </w:rPr>
-              <w:t xml:space="preserve">ERP</w:t>
-            </w:r>
-            <w:r>
-              <w:rPr>
-                <w:rFonts w:ascii="Times New Roman" w:eastAsia="宋体" w:hAnsi="Times New Roman" w:cs="宋体"/>
-                <w:b/>
-                <w:bCs/>
-                <w:sz w:val="21"/>
-              </w:rPr>
-              <w:t xml:space="preserve">采购与库存全流程模拟操作</w:t>
+              <w:spacing w:line="290" w:lineRule="atLeast"/>
+              <w:rPr>
+                <w:rFonts w:ascii="Times New Roman" w:hAnsi="Times New Roman" w:hint="default"/>
+                <w:sz w:val="21"/>
+              </w:rPr>
+            </w:pPr>
+            <w:r>
+              <w:rPr>
+                <w:rFonts w:ascii="Times New Roman" w:eastAsia="宋体" w:hAnsi="Times New Roman" w:cs="宋体"/>
+                <w:b/>
+                <w:bCs/>
+                <w:sz w:val="21"/>
+              </w:rPr>
+              <w:t>ERP</w:t>
+            </w:r>
+            <w:r>
+              <w:rPr>
+                <w:rFonts w:ascii="Times New Roman" w:eastAsia="宋体" w:hAnsi="Times New Roman" w:cs="宋体"/>
+                <w:b/>
+                <w:bCs/>
+                <w:sz w:val="21"/>
+              </w:rPr>
+              <w:t>采购与库存全流程模拟操作</w:t>
             </w:r>
           </w:p>
         </w:tc>
         <w:tc>
           <w:tcPr>
             <w:tcW w:w="2693" w:type="dxa"/>
-            <w:gridSpan w:val="2"/>
             <w:tcBorders>
               <w:top w:val="nil"/>
               <w:left w:val="nil"/>
@@ -2118,22 +2130,22 @@
           </w:tcPr>
           <w:p>
             <w:pPr>
-              <w:spacing w:line="290" w:lineRule="atLeast" w:before="0" w:after="0"/>
-              <w:rPr>
-                <w:rFonts w:ascii="Times New Roman" w:eastAsia="等线" w:hAnsi="Times New Roman"/>
-                <w:b/>
-                <w:bCs/>
-                <w:sz w:val="21"/>
-              </w:rPr>
-            </w:pPr>
-            <w:r>
-              <w:rPr>
-                <w:rFonts w:ascii="Times New Roman" w:eastAsia="宋体" w:hAnsi="Times New Roman" w:cs="宋体"/>
-                <w:b/>
-                <w:bCs/>
-                <w:sz w:val="21"/>
-              </w:rPr>
-              <w:t xml:space="preserve">课程实验・账套主管</w:t>
+              <w:spacing w:line="290" w:lineRule="atLeast"/>
+              <w:rPr>
+                <w:rFonts w:ascii="Times New Roman" w:eastAsia="等线" w:hAnsi="Times New Roman" w:hint="default"/>
+                <w:b/>
+                <w:bCs/>
+                <w:sz w:val="21"/>
+              </w:rPr>
+            </w:pPr>
+            <w:r>
+              <w:rPr>
+                <w:rFonts w:ascii="Times New Roman" w:eastAsia="宋体" w:hAnsi="Times New Roman" w:cs="宋体"/>
+                <w:b/>
+                <w:bCs/>
+                <w:sz w:val="21"/>
+              </w:rPr>
+              <w:t>课程实验・账套主管</w:t>
             </w:r>
           </w:p>
         </w:tc>
@@ -2150,7 +2162,7 @@
           </w:tcPr>
           <w:p>
             <w:pPr>
-              <w:spacing w:line="290" w:lineRule="atLeast" w:before="0" w:after="0"/>
+              <w:spacing w:line="290" w:lineRule="atLeast"/>
               <w:rPr>
                 <w:rFonts w:ascii="Times New Roman" w:eastAsia="等线" w:hAnsi="Times New Roman" w:hint="default"/>
                 <w:b/>
@@ -2165,14 +2177,14 @@
                 <w:bCs/>
                 <w:sz w:val="21"/>
               </w:rPr>
-              <w:t xml:space="preserve">2025.03-2025.07</w:t>
+              <w:t>2025.03-2025.07</w:t>
             </w:r>
           </w:p>
         </w:tc>
       </w:tr>
       <w:tr>
         <w:trPr>
-          <w:gridAfter w:val="2"/>
+          <w:gridAfter w:val="1"/>
           <w:wAfter w:w="880" w:type="dxa"/>
           <w:jc w:val="center"/>
         </w:trPr>
@@ -2195,9 +2207,9 @@
           </w:tcPr>
           <w:p>
             <w:pPr>
-              <w:spacing w:line="290" w:lineRule="atLeast" w:before="0" w:after="0"/>
-              <w:rPr>
-                <w:rFonts w:ascii="Times New Roman" w:hAnsi="Times New Roman"/>
+              <w:spacing w:line="290" w:lineRule="atLeast"/>
+              <w:rPr>
+                <w:rFonts w:ascii="Times New Roman" w:hAnsi="Times New Roman" w:hint="default"/>
                 <w:sz w:val="21"/>
               </w:rPr>
             </w:pPr>
@@ -2206,7 +2218,7 @@
         <w:tc>
           <w:tcPr>
             <w:tcW w:w="10048" w:type="dxa"/>
-            <w:gridSpan w:val="7"/>
+            <w:gridSpan w:val="4"/>
             <w:tcBorders>
               <w:top w:val="nil"/>
               <w:left w:val="nil"/>
@@ -2227,7 +2239,7 @@
                 <w:ilvl w:val="0"/>
                 <w:numId w:val="9"/>
               </w:numPr>
-              <w:spacing w:line="290" w:lineRule="atLeast" w:before="0" w:after="0"/>
+              <w:spacing w:line="290" w:lineRule="atLeast"/>
               <w:rPr>
                 <w:rFonts w:ascii="Times New Roman" w:eastAsia="宋体" w:hAnsi="Times New Roman" w:cs="宋体" w:hint="default"/>
                 <w:sz w:val="21"/>
@@ -2238,35 +2250,35 @@
                 <w:rFonts w:ascii="Times New Roman" w:eastAsia="宋体" w:hAnsi="Times New Roman" w:cs="宋体"/>
                 <w:sz w:val="21"/>
               </w:rPr>
-              <w:t xml:space="preserve">以账套主管角色使用用友</w:t>
-            </w:r>
-            <w:r>
-              <w:rPr>
-                <w:rFonts w:eastAsia="宋体" w:ascii="Times New Roman" w:hAnsi="Times New Roman"/>
-                <w:sz w:val="21"/>
-              </w:rPr>
-              <w:t xml:space="preserve">U8+</w:t>
-            </w:r>
-            <w:r>
-              <w:rPr>
-                <w:rFonts w:ascii="Times New Roman" w:eastAsia="宋体" w:hAnsi="Times New Roman" w:cs="宋体"/>
-                <w:sz w:val="21"/>
-              </w:rPr>
-              <w:t xml:space="preserve">，以模拟贸易企业为对象，独立完成采购→入库→销售→出库→调拨→盘点→核算→凭证全流程操作，理解企业核心业务模块的运转逻辑与单据联动</w:t>
+              <w:t>以账套主管角色使用用友</w:t>
+            </w:r>
+            <w:r>
+              <w:rPr>
+                <w:rFonts w:ascii="Times New Roman" w:eastAsia="宋体" w:hAnsi="Times New Roman"/>
+                <w:sz w:val="21"/>
+              </w:rPr>
+              <w:t>U8+</w:t>
+            </w:r>
+            <w:r>
+              <w:rPr>
+                <w:rFonts w:ascii="Times New Roman" w:eastAsia="宋体" w:hAnsi="Times New Roman" w:cs="宋体"/>
+                <w:sz w:val="21"/>
+              </w:rPr>
+              <w:t>，以模拟贸易企业为对象，独立完成采购→入库→销售→出库→调拨→盘点→核算→凭证全流程操作，理解企业核心业务模块的运转逻辑与单据联动</w:t>
             </w:r>
           </w:p>
         </w:tc>
       </w:tr>
       <w:tr>
         <w:trPr>
-          <w:gridBefore w:val="3"/>
+          <w:gridBefore w:val="2"/>
           <w:wBefore w:w="879" w:type="dxa"/>
           <w:jc w:val="center"/>
         </w:trPr>
         <w:tc>
           <w:tcPr>
             <w:tcW w:w="10744" w:type="dxa"/>
-            <w:gridSpan w:val="7"/>
+            <w:gridSpan w:val="4"/>
             <w:tcBorders>
               <w:top w:val="nil"/>
               <w:left w:val="nil"/>
@@ -2284,7 +2296,10 @@
           </w:tcPr>
           <w:p>
             <w:pPr>
-              <w:spacing w:line="290" w:lineRule="atLeast" w:before="0" w:after="0"/>
+              <w:spacing w:line="290" w:lineRule="atLeast"/>
+              <w:rPr>
+                <w:rFonts w:hint="default"/>
+              </w:rPr>
             </w:pPr>
             <w:r>
               <w:rPr>
@@ -2298,26 +2313,27 @@
     </w:tbl>
     <w:p>
       <w:pPr>
+        <w:spacing w:line="290" w:lineRule="atLeast"/>
         <w:rPr>
+          <w:rFonts w:hint="default"/>
           <w:vanish/>
         </w:rPr>
-        <w:spacing w:line="290" w:lineRule="atLeast" w:before="0" w:after="0"/>
       </w:pPr>
     </w:p>
     <w:p>
       <w:pPr>
+        <w:spacing w:line="290" w:lineRule="atLeast"/>
         <w:rPr>
+          <w:rFonts w:hint="default"/>
           <w:vanish/>
           <w:sz w:val="21"/>
         </w:rPr>
-        <w:spacing w:line="290" w:lineRule="atLeast" w:before="0" w:after="0"/>
       </w:pPr>
     </w:p>
     <w:tbl>
       <w:tblPr>
         <w:tblW w:w="0" w:type="auto"/>
         <w:jc w:val="center"/>
-        <w:tblInd w:w="0" w:type="dxa"/>
         <w:tblLayout w:type="fixed"/>
         <w:tblCellMar>
           <w:left w:w="0" w:type="dxa"/>
@@ -2327,9 +2343,9 @@
       </w:tblPr>
       <w:tblGrid>
         <w:gridCol w:w="695"/>
-        <w:gridCol w:w="3686"/>
+        <w:gridCol w:w="4600"/>
         <w:gridCol w:w="2693"/>
-        <w:gridCol w:w="3669"/>
+        <w:gridCol w:w="2755"/>
       </w:tblGrid>
       <w:tr>
         <w:trPr>
@@ -2354,8 +2370,9 @@
           </w:tcPr>
           <w:p>
             <w:pPr>
-              <w:spacing w:line="290" w:lineRule="atLeast" w:before="0" w:after="0"/>
-              <w:rPr>
+              <w:spacing w:line="290" w:lineRule="atLeast"/>
+              <w:rPr>
+                <w:rFonts w:hint="default"/>
                 <w:sz w:val="21"/>
               </w:rPr>
             </w:pPr>
@@ -2380,21 +2397,22 @@
           </w:tcPr>
           <w:p>
             <w:pPr>
-              <w:spacing w:line="290" w:lineRule="atLeast" w:before="0" w:after="0"/>
-              <w:rPr>
-                <w:b/>
-                <w:bCs/>
-                <w:sz w:val="21"/>
-              </w:rPr>
-            </w:pPr>
-            <w:r>
-              <w:rPr>
-                <w:rFonts w:ascii="Times New Roman" w:eastAsia="宋体" w:hAnsi="Times New Roman" w:cs="宋体"/>
-                <w:b/>
-                <w:bCs/>
-                <w:sz w:val="21"/>
-              </w:rPr>
-              <w:t xml:space="preserve">山东鱼跃尚成教育有限责任公司</w:t>
+              <w:spacing w:line="290" w:lineRule="atLeast"/>
+              <w:rPr>
+                <w:rFonts w:hint="default"/>
+                <w:b/>
+                <w:bCs/>
+                <w:sz w:val="21"/>
+              </w:rPr>
+            </w:pPr>
+            <w:r>
+              <w:rPr>
+                <w:rFonts w:ascii="Times New Roman" w:eastAsia="宋体" w:hAnsi="Times New Roman" w:cs="宋体"/>
+                <w:b/>
+                <w:bCs/>
+                <w:sz w:val="21"/>
+              </w:rPr>
+              <w:t>山东鱼跃尚成教育有限责任公司</w:t>
             </w:r>
           </w:p>
         </w:tc>
@@ -2411,21 +2429,22 @@
           </w:tcPr>
           <w:p>
             <w:pPr>
-              <w:spacing w:line="290" w:lineRule="atLeast" w:before="0" w:after="0"/>
-              <w:rPr>
-                <w:b/>
-                <w:bCs/>
-                <w:sz w:val="21"/>
-              </w:rPr>
-            </w:pPr>
-            <w:r>
-              <w:rPr>
-                <w:rFonts w:ascii="Times New Roman" w:eastAsia="宋体" w:hAnsi="Times New Roman" w:cs="宋体"/>
-                <w:b/>
-                <w:bCs/>
-                <w:sz w:val="21"/>
-              </w:rPr>
-              <w:t xml:space="preserve">项目助理（兼职）</w:t>
+              <w:spacing w:line="290" w:lineRule="atLeast"/>
+              <w:rPr>
+                <w:rFonts w:hint="default"/>
+                <w:b/>
+                <w:bCs/>
+                <w:sz w:val="21"/>
+              </w:rPr>
+            </w:pPr>
+            <w:r>
+              <w:rPr>
+                <w:rFonts w:ascii="Times New Roman" w:eastAsia="宋体" w:hAnsi="Times New Roman" w:cs="宋体"/>
+                <w:b/>
+                <w:bCs/>
+                <w:sz w:val="21"/>
+              </w:rPr>
+              <w:t>项目助理（兼职）</w:t>
             </w:r>
           </w:p>
         </w:tc>
@@ -2442,7 +2461,7 @@
           </w:tcPr>
           <w:p>
             <w:pPr>
-              <w:spacing w:line="290" w:lineRule="atLeast" w:before="0" w:after="0"/>
+              <w:spacing w:line="290" w:lineRule="atLeast"/>
               <w:rPr>
                 <w:rFonts w:ascii="Times New Roman" w:eastAsia="等线" w:hAnsi="Times New Roman" w:hint="default"/>
                 <w:b/>
@@ -2457,7 +2476,7 @@
                 <w:bCs/>
                 <w:sz w:val="21"/>
               </w:rPr>
-              <w:t xml:space="preserve">2026.04 - 2026.07</w:t>
+              <w:t>2026.04 - 2026.07</w:t>
             </w:r>
           </w:p>
         </w:tc>
@@ -2485,9 +2504,9 @@
           </w:tcPr>
           <w:p>
             <w:pPr>
-              <w:spacing w:line="290" w:lineRule="atLeast" w:before="0" w:after="0"/>
-              <w:rPr>
-                <w:rFonts w:ascii="Times New Roman" w:hAnsi="Times New Roman"/>
+              <w:spacing w:line="290" w:lineRule="atLeast"/>
+              <w:rPr>
+                <w:rFonts w:ascii="Times New Roman" w:hAnsi="Times New Roman" w:hint="default"/>
                 <w:sz w:val="21"/>
               </w:rPr>
             </w:pPr>
@@ -2517,7 +2536,7 @@
                 <w:ilvl w:val="0"/>
                 <w:numId w:val="6"/>
               </w:numPr>
-              <w:spacing w:line="290" w:lineRule="atLeast" w:before="0" w:after="0"/>
+              <w:spacing w:line="290" w:lineRule="atLeast"/>
               <w:rPr>
                 <w:rFonts w:ascii="Times New Roman" w:eastAsia="宋体" w:hAnsi="Times New Roman" w:cs="宋体" w:hint="default"/>
                 <w:sz w:val="21"/>
@@ -2528,63 +2547,63 @@
                 <w:rFonts w:ascii="Times New Roman" w:eastAsia="宋体" w:hAnsi="Times New Roman" w:cs="宋体"/>
                 <w:sz w:val="21"/>
               </w:rPr>
-              <w:t xml:space="preserve">统筹</w:t>
-            </w:r>
-            <w:r>
-              <w:rPr>
-                <w:rFonts w:eastAsia="宋体" w:ascii="Times New Roman" w:hAnsi="Times New Roman"/>
-                <w:sz w:val="21"/>
-              </w:rPr>
-              <w:t xml:space="preserve">200+</w:t>
-            </w:r>
-            <w:r>
-              <w:rPr>
-                <w:rFonts w:ascii="Times New Roman" w:eastAsia="宋体" w:hAnsi="Times New Roman" w:cs="宋体"/>
-                <w:sz w:val="21"/>
-              </w:rPr>
-              <w:t xml:space="preserve">份学员申报材料的收集、核对与提交全流程，用</w:t>
-            </w:r>
-            <w:r>
-              <w:rPr>
-                <w:rFonts w:eastAsia="宋体" w:ascii="Times New Roman" w:hAnsi="Times New Roman"/>
-                <w:sz w:val="21"/>
-              </w:rPr>
-              <w:t xml:space="preserve">Excel</w:t>
-            </w:r>
-            <w:r>
-              <w:rPr>
-                <w:rFonts w:ascii="Times New Roman" w:eastAsia="宋体" w:hAnsi="Times New Roman" w:cs="宋体"/>
-                <w:sz w:val="21"/>
-              </w:rPr>
-              <w:t xml:space="preserve">搭建分类电子台账，建立“录入</w:t>
-            </w:r>
-            <w:r>
-              <w:rPr>
-                <w:rFonts w:eastAsia="宋体" w:ascii="Times New Roman" w:hAnsi="Times New Roman"/>
-                <w:sz w:val="21"/>
-              </w:rPr>
-              <w:t xml:space="preserve">-</w:t>
-            </w:r>
-            <w:r>
-              <w:rPr>
-                <w:rFonts w:ascii="Times New Roman" w:eastAsia="宋体" w:hAnsi="Times New Roman" w:cs="宋体"/>
-                <w:sz w:val="21"/>
-              </w:rPr>
-              <w:t xml:space="preserve">核对</w:t>
-            </w:r>
-            <w:r>
-              <w:rPr>
-                <w:rFonts w:eastAsia="宋体" w:ascii="Times New Roman" w:hAnsi="Times New Roman"/>
-                <w:sz w:val="21"/>
-              </w:rPr>
-              <w:t xml:space="preserve">-</w:t>
-            </w:r>
-            <w:r>
-              <w:rPr>
-                <w:rFonts w:ascii="Times New Roman" w:eastAsia="宋体" w:hAnsi="Times New Roman" w:cs="宋体"/>
-                <w:sz w:val="21"/>
-              </w:rPr>
-              <w:t xml:space="preserve">提交”三级校验机制，实现零差错交付</w:t>
+              <w:t>统筹</w:t>
+            </w:r>
+            <w:r>
+              <w:rPr>
+                <w:rFonts w:ascii="Times New Roman" w:eastAsia="宋体" w:hAnsi="Times New Roman"/>
+                <w:sz w:val="21"/>
+              </w:rPr>
+              <w:t>200+</w:t>
+            </w:r>
+            <w:r>
+              <w:rPr>
+                <w:rFonts w:ascii="Times New Roman" w:eastAsia="宋体" w:hAnsi="Times New Roman" w:cs="宋体"/>
+                <w:sz w:val="21"/>
+              </w:rPr>
+              <w:t>份学员申报材料的收集、核对与提交全流程，用</w:t>
+            </w:r>
+            <w:r>
+              <w:rPr>
+                <w:rFonts w:ascii="Times New Roman" w:eastAsia="宋体" w:hAnsi="Times New Roman"/>
+                <w:sz w:val="21"/>
+              </w:rPr>
+              <w:t>Excel</w:t>
+            </w:r>
+            <w:r>
+              <w:rPr>
+                <w:rFonts w:ascii="Times New Roman" w:eastAsia="宋体" w:hAnsi="Times New Roman" w:cs="宋体"/>
+                <w:sz w:val="21"/>
+              </w:rPr>
+              <w:t>搭建分类电子台账，建立“录入</w:t>
+            </w:r>
+            <w:r>
+              <w:rPr>
+                <w:rFonts w:ascii="Times New Roman" w:eastAsia="宋体" w:hAnsi="Times New Roman"/>
+                <w:sz w:val="21"/>
+              </w:rPr>
+              <w:t>-</w:t>
+            </w:r>
+            <w:r>
+              <w:rPr>
+                <w:rFonts w:ascii="Times New Roman" w:eastAsia="宋体" w:hAnsi="Times New Roman" w:cs="宋体"/>
+                <w:sz w:val="21"/>
+              </w:rPr>
+              <w:t>核对</w:t>
+            </w:r>
+            <w:r>
+              <w:rPr>
+                <w:rFonts w:ascii="Times New Roman" w:eastAsia="宋体" w:hAnsi="Times New Roman"/>
+                <w:sz w:val="21"/>
+              </w:rPr>
+              <w:t>-</w:t>
+            </w:r>
+            <w:r>
+              <w:rPr>
+                <w:rFonts w:ascii="Times New Roman" w:eastAsia="宋体" w:hAnsi="Times New Roman" w:cs="宋体"/>
+                <w:sz w:val="21"/>
+              </w:rPr>
+              <w:t>提交”三级校验机制，实现零差错交付</w:t>
             </w:r>
           </w:p>
           <w:p>
@@ -2593,7 +2612,7 @@
                 <w:ilvl w:val="0"/>
                 <w:numId w:val="6"/>
               </w:numPr>
-              <w:spacing w:line="290" w:lineRule="atLeast" w:before="0" w:after="0"/>
+              <w:spacing w:line="290" w:lineRule="atLeast"/>
               <w:rPr>
                 <w:rFonts w:ascii="Times New Roman" w:eastAsia="宋体" w:hAnsi="Times New Roman" w:cs="宋体" w:hint="default"/>
                 <w:sz w:val="21"/>
@@ -2604,7 +2623,7 @@
                 <w:rFonts w:ascii="Times New Roman" w:eastAsia="宋体" w:hAnsi="Times New Roman" w:cs="宋体"/>
                 <w:sz w:val="21"/>
               </w:rPr>
-              <w:t xml:space="preserve">对接各部门同步项目推进进度，按月汇总执行数据形成工作小结，梳理并标准化资料审核与报批流程</w:t>
+              <w:t>对接各部门同步项目推进进度，按月汇总执行数据形成工作小结，梳理并标准化资料审核与报批流程</w:t>
             </w:r>
           </w:p>
           <w:p>
@@ -2613,7 +2632,7 @@
                 <w:ilvl w:val="0"/>
                 <w:numId w:val="6"/>
               </w:numPr>
-              <w:spacing w:line="290" w:lineRule="atLeast" w:before="0" w:after="0"/>
+              <w:spacing w:line="290" w:lineRule="atLeast"/>
               <w:rPr>
                 <w:rFonts w:ascii="Times New Roman" w:eastAsia="宋体" w:hAnsi="Times New Roman" w:cs="宋体" w:hint="default"/>
                 <w:sz w:val="21"/>
@@ -2624,7 +2643,7 @@
                 <w:rFonts w:ascii="Times New Roman" w:eastAsia="宋体" w:hAnsi="Times New Roman" w:cs="宋体"/>
                 <w:sz w:val="21"/>
               </w:rPr>
-              <w:t xml:space="preserve">建立可检索的文档归档体系，统一收纳各类申报单据并分类存档，提升团队协作与材料调取效率</w:t>
+              <w:t>建立可检索的文档归档体系，统一收纳各类申报单据并分类存档，提升团队协作与材料调取效率</w:t>
             </w:r>
           </w:p>
         </w:tc>
@@ -2652,8 +2671,9 @@
           </w:tcPr>
           <w:p>
             <w:pPr>
-              <w:spacing w:line="290" w:lineRule="atLeast" w:before="0" w:after="0"/>
-              <w:rPr>
+              <w:spacing w:line="290" w:lineRule="atLeast"/>
+              <w:rPr>
+                <w:rFonts w:hint="default"/>
                 <w:sz w:val="21"/>
               </w:rPr>
             </w:pPr>
@@ -2678,21 +2698,22 @@
           </w:tcPr>
           <w:p>
             <w:pPr>
-              <w:spacing w:line="290" w:lineRule="atLeast" w:before="0" w:after="0"/>
-              <w:rPr>
-                <w:b/>
-                <w:bCs/>
-                <w:sz w:val="21"/>
-              </w:rPr>
-            </w:pPr>
-            <w:r>
-              <w:rPr>
-                <w:rFonts w:ascii="Times New Roman" w:eastAsia="宋体" w:hAnsi="Times New Roman" w:cs="宋体"/>
-                <w:b/>
-                <w:bCs/>
-                <w:sz w:val="21"/>
-              </w:rPr>
-              <w:t xml:space="preserve">瑞幸咖啡</w:t>
+              <w:spacing w:line="290" w:lineRule="atLeast"/>
+              <w:rPr>
+                <w:rFonts w:hint="default"/>
+                <w:b/>
+                <w:bCs/>
+                <w:sz w:val="21"/>
+              </w:rPr>
+            </w:pPr>
+            <w:r>
+              <w:rPr>
+                <w:rFonts w:ascii="Times New Roman" w:eastAsia="宋体" w:hAnsi="Times New Roman" w:cs="宋体"/>
+                <w:b/>
+                <w:bCs/>
+                <w:sz w:val="21"/>
+              </w:rPr>
+              <w:t>瑞幸咖啡</w:t>
             </w:r>
           </w:p>
         </w:tc>
@@ -2709,21 +2730,22 @@
           </w:tcPr>
           <w:p>
             <w:pPr>
-              <w:spacing w:line="290" w:lineRule="atLeast" w:before="0" w:after="0"/>
-              <w:rPr>
-                <w:b/>
-                <w:bCs/>
-                <w:sz w:val="21"/>
-              </w:rPr>
-            </w:pPr>
-            <w:r>
-              <w:rPr>
-                <w:rFonts w:ascii="Times New Roman" w:eastAsia="宋体" w:hAnsi="Times New Roman" w:cs="宋体"/>
-                <w:b/>
-                <w:bCs/>
-                <w:sz w:val="21"/>
-              </w:rPr>
-              <w:t xml:space="preserve">咖啡师（兼职）</w:t>
+              <w:spacing w:line="290" w:lineRule="atLeast"/>
+              <w:rPr>
+                <w:rFonts w:hint="default"/>
+                <w:b/>
+                <w:bCs/>
+                <w:sz w:val="21"/>
+              </w:rPr>
+            </w:pPr>
+            <w:r>
+              <w:rPr>
+                <w:rFonts w:ascii="Times New Roman" w:eastAsia="宋体" w:hAnsi="Times New Roman" w:cs="宋体"/>
+                <w:b/>
+                <w:bCs/>
+                <w:sz w:val="21"/>
+              </w:rPr>
+              <w:t>咖啡师（兼职）</w:t>
             </w:r>
           </w:p>
         </w:tc>
@@ -2740,7 +2762,7 @@
           </w:tcPr>
           <w:p>
             <w:pPr>
-              <w:spacing w:line="290" w:lineRule="atLeast" w:before="0" w:after="0"/>
+              <w:spacing w:line="290" w:lineRule="atLeast"/>
               <w:rPr>
                 <w:rFonts w:ascii="Times New Roman" w:eastAsia="等线" w:hAnsi="Times New Roman" w:hint="default"/>
                 <w:b/>
@@ -2755,7 +2777,7 @@
                 <w:bCs/>
                 <w:sz w:val="21"/>
               </w:rPr>
-              <w:t xml:space="preserve">2023.07 - 2023.09</w:t>
+              <w:t>2023.07 - 2023.09</w:t>
             </w:r>
           </w:p>
         </w:tc>
@@ -2783,9 +2805,9 @@
           </w:tcPr>
           <w:p>
             <w:pPr>
-              <w:spacing w:line="290" w:lineRule="atLeast" w:before="0" w:after="0"/>
-              <w:rPr>
-                <w:rFonts w:ascii="Times New Roman" w:hAnsi="Times New Roman"/>
+              <w:spacing w:line="290" w:lineRule="atLeast"/>
+              <w:rPr>
+                <w:rFonts w:ascii="Times New Roman" w:hAnsi="Times New Roman" w:hint="default"/>
                 <w:sz w:val="21"/>
               </w:rPr>
             </w:pPr>
@@ -2815,7 +2837,7 @@
                 <w:ilvl w:val="0"/>
                 <w:numId w:val="6"/>
               </w:numPr>
-              <w:spacing w:line="290" w:lineRule="atLeast" w:before="0" w:after="0"/>
+              <w:spacing w:line="290" w:lineRule="atLeast"/>
               <w:rPr>
                 <w:rFonts w:ascii="Times New Roman" w:eastAsia="宋体" w:hAnsi="Times New Roman" w:cs="宋体" w:hint="default"/>
                 <w:sz w:val="21"/>
@@ -2826,7 +2848,7 @@
                 <w:rFonts w:ascii="Times New Roman" w:eastAsia="宋体" w:hAnsi="Times New Roman" w:cs="宋体"/>
                 <w:sz w:val="21"/>
               </w:rPr>
-              <w:t xml:space="preserve">负责门店数十种原辅料的日常盘点与效期管理，核对交接班出入库单据，保持库存账实一致</w:t>
+              <w:t>负责门店数十种原辅料的日常盘点与效期管理，核对交接班出入库单据，保持库存账实一致</w:t>
             </w:r>
           </w:p>
           <w:p>
@@ -2835,7 +2857,7 @@
                 <w:ilvl w:val="0"/>
                 <w:numId w:val="6"/>
               </w:numPr>
-              <w:spacing w:line="290" w:lineRule="atLeast" w:before="0" w:after="0"/>
+              <w:spacing w:line="290" w:lineRule="atLeast"/>
               <w:rPr>
                 <w:rFonts w:ascii="Times New Roman" w:eastAsia="宋体" w:hAnsi="Times New Roman" w:cs="宋体" w:hint="default"/>
                 <w:sz w:val="21"/>
@@ -2846,7 +2868,7 @@
                 <w:rFonts w:ascii="Times New Roman" w:eastAsia="宋体" w:hAnsi="Times New Roman" w:cs="宋体"/>
                 <w:sz w:val="21"/>
               </w:rPr>
-              <w:t xml:space="preserve">根据销售消耗规律提醒仓库解冻备货，降低物料损耗与缺货风险；按运营标准完成日常出品与客诉处理，具备一线执行与团队协作经验</w:t>
+              <w:t>根据销售消耗规律提醒仓库解冻备货，降低物料损耗与缺货风险；按运营标准完成日常出品与客诉处理，具备一线执行与团队协作经验</w:t>
             </w:r>
           </w:p>
         </w:tc>
@@ -2854,68 +2876,67 @@
     </w:tbl>
     <w:p>
       <w:pPr>
+        <w:spacing w:line="290" w:lineRule="atLeast"/>
         <w:rPr>
-          <w:rFonts w:ascii="Times New Roman" w:hAnsi="Times New Roman"/>
+          <w:rFonts w:ascii="Times New Roman" w:hAnsi="Times New Roman" w:hint="default"/>
           <w:vanish/>
           <w:sz w:val="21"/>
         </w:rPr>
-        <w:spacing w:line="290" w:lineRule="atLeast" w:before="0" w:after="0"/>
       </w:pPr>
     </w:p>
     <w:p>
       <w:pPr>
+        <w:spacing w:line="290" w:lineRule="atLeast"/>
         <w:rPr>
-          <w:rFonts w:ascii="Times New Roman" w:hAnsi="Times New Roman"/>
+          <w:rFonts w:ascii="Times New Roman" w:hAnsi="Times New Roman" w:hint="default"/>
           <w:vanish/>
           <w:sz w:val="21"/>
         </w:rPr>
-        <w:spacing w:line="290" w:lineRule="atLeast" w:before="0" w:after="0"/>
       </w:pPr>
     </w:p>
     <w:p>
       <w:pPr>
+        <w:spacing w:line="290" w:lineRule="atLeast"/>
         <w:rPr>
-          <w:rFonts w:ascii="Times New Roman" w:hAnsi="Times New Roman"/>
+          <w:rFonts w:ascii="Times New Roman" w:hAnsi="Times New Roman" w:hint="default"/>
           <w:vanish/>
           <w:sz w:val="21"/>
         </w:rPr>
-        <w:spacing w:line="290" w:lineRule="atLeast" w:before="0" w:after="0"/>
       </w:pPr>
     </w:p>
     <w:p>
       <w:pPr>
+        <w:spacing w:line="290" w:lineRule="atLeast"/>
         <w:rPr>
-          <w:rFonts w:ascii="Times New Roman" w:hAnsi="Times New Roman"/>
+          <w:rFonts w:ascii="Times New Roman" w:hAnsi="Times New Roman" w:hint="default"/>
           <w:vanish/>
           <w:sz w:val="2"/>
         </w:rPr>
-        <w:spacing w:line="290" w:lineRule="atLeast" w:before="0" w:after="0"/>
       </w:pPr>
     </w:p>
     <w:p>
       <w:pPr>
+        <w:spacing w:line="290" w:lineRule="atLeast"/>
         <w:rPr>
-          <w:rFonts w:ascii="Times New Roman" w:hAnsi="Times New Roman"/>
+          <w:rFonts w:ascii="Times New Roman" w:hAnsi="Times New Roman" w:hint="default"/>
           <w:vanish/>
         </w:rPr>
-        <w:spacing w:line="290" w:lineRule="atLeast" w:before="0" w:after="0"/>
       </w:pPr>
     </w:p>
     <w:p>
       <w:pPr>
+        <w:spacing w:line="290" w:lineRule="atLeast"/>
         <w:rPr>
-          <w:rFonts w:ascii="Times New Roman" w:hAnsi="Times New Roman"/>
+          <w:rFonts w:ascii="Times New Roman" w:hAnsi="Times New Roman" w:hint="default"/>
           <w:vanish/>
           <w:sz w:val="21"/>
         </w:rPr>
-        <w:spacing w:line="290" w:lineRule="atLeast" w:before="0" w:after="0"/>
       </w:pPr>
     </w:p>
     <w:tbl>
       <w:tblPr>
         <w:tblW w:w="0" w:type="auto"/>
         <w:jc w:val="center"/>
-        <w:tblInd w:w="0" w:type="dxa"/>
         <w:tblLayout w:type="fixed"/>
         <w:tblCellMar>
           <w:left w:w="0" w:type="dxa"/>
@@ -2950,18 +2971,18 @@
           </w:tcPr>
           <w:p>
             <w:pPr>
-              <w:spacing w:before="0" w:after="0" w:line="290" w:lineRule="atLeast"/>
-              <w:rPr>
-                <w:rFonts w:ascii="Times New Roman" w:hAnsi="Times New Roman"/>
-              </w:rPr>
-            </w:pPr>
-            <w:r>
-              <w:rPr>
-                <w:rFonts w:ascii="Times New Roman" w:eastAsia="宋体" w:hAnsi="Times New Roman" w:cs="宋体"/>
-                <w:b/>
-                <w:bCs/>
-              </w:rPr>
-              <w:t xml:space="preserve">综合技能</w:t>
+              <w:spacing w:line="290" w:lineRule="atLeast"/>
+              <w:rPr>
+                <w:rFonts w:ascii="Times New Roman" w:hAnsi="Times New Roman" w:hint="default"/>
+              </w:rPr>
+            </w:pPr>
+            <w:r>
+              <w:rPr>
+                <w:rFonts w:ascii="Times New Roman" w:eastAsia="宋体" w:hAnsi="Times New Roman" w:cs="宋体"/>
+                <w:b/>
+                <w:bCs/>
+              </w:rPr>
+              <w:t>综合技能</w:t>
             </w:r>
           </w:p>
         </w:tc>
@@ -2969,18 +2990,17 @@
     </w:tbl>
     <w:p>
       <w:pPr>
+        <w:spacing w:line="290" w:lineRule="atLeast"/>
         <w:rPr>
-          <w:rFonts w:ascii="Times New Roman" w:hAnsi="Times New Roman"/>
+          <w:rFonts w:ascii="Times New Roman" w:hAnsi="Times New Roman" w:hint="default"/>
           <w:vanish/>
         </w:rPr>
-        <w:spacing w:line="290" w:lineRule="atLeast" w:before="0" w:after="0"/>
       </w:pPr>
     </w:p>
     <w:tbl>
       <w:tblPr>
         <w:tblW w:w="0" w:type="auto"/>
         <w:jc w:val="center"/>
-        <w:tblInd w:w="0" w:type="dxa"/>
         <w:tblLayout w:type="fixed"/>
         <w:tblCellMar>
           <w:left w:w="0" w:type="dxa"/>
@@ -2994,7 +3014,7 @@
       </w:tblGrid>
       <w:tr>
         <w:trPr>
-          <w:trHeight w:val="1843"/>
+          <w:trHeight w:val="2006"/>
           <w:jc w:val="center"/>
         </w:trPr>
         <w:tc>
@@ -3016,9 +3036,9 @@
           </w:tcPr>
           <w:p>
             <w:pPr>
-              <w:spacing w:before="0" w:after="0" w:line="290" w:lineRule="atLeast"/>
-              <w:rPr>
-                <w:rFonts w:ascii="Times New Roman" w:hAnsi="Times New Roman"/>
+              <w:spacing w:line="290" w:lineRule="atLeast"/>
+              <w:rPr>
+                <w:rFonts w:ascii="Times New Roman" w:hAnsi="Times New Roman" w:hint="default"/>
                 <w:sz w:val="21"/>
               </w:rPr>
             </w:pPr>
@@ -3043,7 +3063,7 @@
           </w:tcPr>
           <w:p>
             <w:pPr>
-              <w:spacing w:line="290" w:lineRule="atLeast" w:before="0" w:after="0"/>
+              <w:spacing w:line="290" w:lineRule="atLeast"/>
               <w:rPr>
                 <w:rFonts w:ascii="Times New Roman" w:eastAsia="宋体" w:hAnsi="Times New Roman" w:cs="宋体" w:hint="default"/>
                 <w:b/>
@@ -3058,61 +3078,61 @@
                 <w:bCs/>
                 <w:sz w:val="21"/>
               </w:rPr>
-              <w:t xml:space="preserve">办公软件：</w:t>
-            </w:r>
-            <w:r>
-              <w:rPr>
-                <w:rFonts w:eastAsia="宋体" w:ascii="Times New Roman" w:hAnsi="Times New Roman"/>
-                <w:sz w:val="21"/>
-              </w:rPr>
-              <w:t xml:space="preserve">Excel</w:t>
-            </w:r>
-            <w:r>
-              <w:rPr>
-                <w:rFonts w:ascii="Times New Roman" w:eastAsia="宋体" w:hAnsi="Times New Roman" w:cs="宋体"/>
-                <w:sz w:val="21"/>
-              </w:rPr>
-              <w:t xml:space="preserve">（数据透视表、</w:t>
-            </w:r>
-            <w:r>
-              <w:rPr>
-                <w:rFonts w:eastAsia="宋体" w:ascii="Times New Roman" w:hAnsi="Times New Roman"/>
-                <w:sz w:val="21"/>
-              </w:rPr>
-              <w:t xml:space="preserve">VLOOKUP</w:t>
-            </w:r>
-            <w:r>
-              <w:rPr>
-                <w:rFonts w:ascii="Times New Roman" w:eastAsia="宋体" w:hAnsi="Times New Roman" w:cs="宋体"/>
-                <w:sz w:val="21"/>
-              </w:rPr>
-              <w:t xml:space="preserve">、函数公式、电子台账搭建、图表可视化）、</w:t>
-            </w:r>
-            <w:r>
-              <w:rPr>
-                <w:rFonts w:eastAsia="宋体" w:ascii="Times New Roman" w:hAnsi="Times New Roman"/>
-                <w:sz w:val="21"/>
-              </w:rPr>
-              <w:t xml:space="preserve">Word</w:t>
-            </w:r>
-            <w:r>
-              <w:rPr>
-                <w:rFonts w:ascii="Times New Roman" w:eastAsia="宋体" w:hAnsi="Times New Roman" w:cs="宋体"/>
-                <w:sz w:val="21"/>
-              </w:rPr>
-              <w:t xml:space="preserve">、</w:t>
-            </w:r>
-            <w:r>
-              <w:rPr>
-                <w:rFonts w:eastAsia="宋体" w:ascii="Times New Roman" w:hAnsi="Times New Roman"/>
-                <w:sz w:val="21"/>
-              </w:rPr>
-              <w:t xml:space="preserve">PPT</w:t>
-            </w:r>
-          </w:p>
-          <w:p>
-            <w:pPr>
-              <w:spacing w:line="290" w:lineRule="atLeast" w:before="0" w:after="0"/>
+              <w:t>办公软件：</w:t>
+            </w:r>
+            <w:r>
+              <w:rPr>
+                <w:rFonts w:ascii="Times New Roman" w:eastAsia="宋体" w:hAnsi="Times New Roman"/>
+                <w:sz w:val="21"/>
+              </w:rPr>
+              <w:t>Excel</w:t>
+            </w:r>
+            <w:r>
+              <w:rPr>
+                <w:rFonts w:ascii="Times New Roman" w:eastAsia="宋体" w:hAnsi="Times New Roman" w:cs="宋体"/>
+                <w:sz w:val="21"/>
+              </w:rPr>
+              <w:t>（数据透视表、</w:t>
+            </w:r>
+            <w:r>
+              <w:rPr>
+                <w:rFonts w:ascii="Times New Roman" w:eastAsia="宋体" w:hAnsi="Times New Roman"/>
+                <w:sz w:val="21"/>
+              </w:rPr>
+              <w:t>VLOOKUP</w:t>
+            </w:r>
+            <w:r>
+              <w:rPr>
+                <w:rFonts w:ascii="Times New Roman" w:eastAsia="宋体" w:hAnsi="Times New Roman" w:cs="宋体"/>
+                <w:sz w:val="21"/>
+              </w:rPr>
+              <w:t>、函数公式、电子台账搭建、图表可视化）、</w:t>
+            </w:r>
+            <w:r>
+              <w:rPr>
+                <w:rFonts w:ascii="Times New Roman" w:eastAsia="宋体" w:hAnsi="Times New Roman"/>
+                <w:sz w:val="21"/>
+              </w:rPr>
+              <w:t>Word</w:t>
+            </w:r>
+            <w:r>
+              <w:rPr>
+                <w:rFonts w:ascii="Times New Roman" w:eastAsia="宋体" w:hAnsi="Times New Roman" w:cs="宋体"/>
+                <w:sz w:val="21"/>
+              </w:rPr>
+              <w:t>、</w:t>
+            </w:r>
+            <w:r>
+              <w:rPr>
+                <w:rFonts w:ascii="Times New Roman" w:eastAsia="宋体" w:hAnsi="Times New Roman"/>
+                <w:sz w:val="21"/>
+              </w:rPr>
+              <w:t>PPT</w:t>
+            </w:r>
+          </w:p>
+          <w:p>
+            <w:pPr>
+              <w:spacing w:line="290" w:lineRule="atLeast"/>
               <w:rPr>
                 <w:rFonts w:ascii="Times New Roman" w:eastAsia="宋体" w:hAnsi="Times New Roman" w:cs="宋体" w:hint="default"/>
                 <w:b/>
@@ -3127,96 +3147,96 @@
                 <w:bCs/>
                 <w:sz w:val="21"/>
               </w:rPr>
-              <w:t xml:space="preserve">数据工具：</w:t>
-            </w:r>
-            <w:r>
-              <w:rPr>
-                <w:rFonts w:eastAsia="宋体" w:ascii="Times New Roman" w:hAnsi="Times New Roman"/>
-                <w:sz w:val="21"/>
-              </w:rPr>
-              <w:t xml:space="preserve">Python</w:t>
-            </w:r>
-            <w:r>
-              <w:rPr>
-                <w:rFonts w:ascii="Times New Roman" w:eastAsia="宋体" w:hAnsi="Times New Roman" w:cs="宋体"/>
-                <w:sz w:val="21"/>
-              </w:rPr>
-              <w:t xml:space="preserve">（</w:t>
-            </w:r>
-            <w:r>
-              <w:rPr>
-                <w:rFonts w:eastAsia="宋体" w:ascii="Times New Roman" w:hAnsi="Times New Roman"/>
-                <w:sz w:val="21"/>
-              </w:rPr>
-              <w:t xml:space="preserve">pandas</w:t>
-            </w:r>
-            <w:r>
-              <w:rPr>
-                <w:rFonts w:ascii="Times New Roman" w:eastAsia="宋体" w:hAnsi="Times New Roman" w:cs="宋体"/>
-                <w:sz w:val="21"/>
-              </w:rPr>
-              <w:t xml:space="preserve">数据处理）、</w:t>
-            </w:r>
-            <w:r>
-              <w:rPr>
-                <w:rFonts w:eastAsia="宋体" w:ascii="Times New Roman" w:hAnsi="Times New Roman"/>
-                <w:sz w:val="21"/>
-              </w:rPr>
-              <w:t xml:space="preserve">R</w:t>
-            </w:r>
-            <w:r>
-              <w:rPr>
-                <w:rFonts w:ascii="Times New Roman" w:eastAsia="宋体" w:hAnsi="Times New Roman" w:cs="宋体"/>
-                <w:sz w:val="21"/>
-              </w:rPr>
-              <w:t xml:space="preserve">（统计分析）、</w:t>
-            </w:r>
-            <w:r>
-              <w:rPr>
-                <w:rFonts w:eastAsia="宋体" w:ascii="Times New Roman" w:hAnsi="Times New Roman"/>
-                <w:sz w:val="21"/>
-              </w:rPr>
-              <w:t xml:space="preserve">SPSS</w:t>
-            </w:r>
-            <w:r>
-              <w:rPr>
-                <w:rFonts w:ascii="Times New Roman" w:eastAsia="宋体" w:hAnsi="Times New Roman" w:cs="宋体"/>
-                <w:sz w:val="21"/>
-              </w:rPr>
-              <w:t xml:space="preserve">（问卷分析），累计处理</w:t>
-            </w:r>
-            <w:r>
-              <w:rPr>
-                <w:rFonts w:eastAsia="宋体" w:ascii="Times New Roman" w:hAnsi="Times New Roman"/>
-                <w:sz w:val="21"/>
-              </w:rPr>
-              <w:t xml:space="preserve">4.5</w:t>
-            </w:r>
-            <w:r>
-              <w:rPr>
-                <w:rFonts w:ascii="Times New Roman" w:eastAsia="宋体" w:hAnsi="Times New Roman" w:cs="宋体"/>
-                <w:sz w:val="21"/>
-              </w:rPr>
-              <w:t xml:space="preserve">万</w:t>
-            </w:r>
-            <w:r>
-              <w:rPr>
-                <w:rFonts w:eastAsia="宋体" w:ascii="Times New Roman" w:hAnsi="Times New Roman"/>
-                <w:sz w:val="21"/>
-              </w:rPr>
-              <w:t xml:space="preserve">+</w:t>
-            </w:r>
-            <w:r>
-              <w:rPr>
-                <w:rFonts w:ascii="Times New Roman" w:eastAsia="宋体" w:hAnsi="Times New Roman" w:cs="宋体"/>
-                <w:sz w:val="21"/>
-              </w:rPr>
-              <w:t xml:space="preserve">条业务数据</w:t>
-            </w:r>
-          </w:p>
-          <w:p>
-            <w:pPr>
-              <w:spacing w:line="290" w:lineRule="atLeast" w:before="0" w:after="0"/>
+              <w:t>数据工具：</w:t>
+            </w:r>
+            <w:r>
+              <w:rPr>
+                <w:rFonts w:ascii="Times New Roman" w:eastAsia="宋体" w:hAnsi="Times New Roman"/>
+                <w:sz w:val="21"/>
+              </w:rPr>
+              <w:t>Python</w:t>
+            </w:r>
+            <w:r>
+              <w:rPr>
+                <w:rFonts w:ascii="Times New Roman" w:eastAsia="宋体" w:hAnsi="Times New Roman" w:cs="宋体"/>
+                <w:sz w:val="21"/>
+              </w:rPr>
+              <w:t>（</w:t>
+            </w:r>
+            <w:r>
+              <w:rPr>
+                <w:rFonts w:ascii="Times New Roman" w:eastAsia="宋体" w:hAnsi="Times New Roman"/>
+                <w:sz w:val="21"/>
+              </w:rPr>
+              <w:t>pandas</w:t>
+            </w:r>
+            <w:r>
+              <w:rPr>
+                <w:rFonts w:ascii="Times New Roman" w:eastAsia="宋体" w:hAnsi="Times New Roman" w:cs="宋体"/>
+                <w:sz w:val="21"/>
+              </w:rPr>
+              <w:t>数据处理）、</w:t>
+            </w:r>
+            <w:r>
+              <w:rPr>
+                <w:rFonts w:ascii="Times New Roman" w:eastAsia="宋体" w:hAnsi="Times New Roman"/>
+                <w:sz w:val="21"/>
+              </w:rPr>
+              <w:t>R</w:t>
+            </w:r>
+            <w:r>
+              <w:rPr>
+                <w:rFonts w:ascii="Times New Roman" w:eastAsia="宋体" w:hAnsi="Times New Roman" w:cs="宋体"/>
+                <w:sz w:val="21"/>
+              </w:rPr>
+              <w:t>（统计分析）、</w:t>
+            </w:r>
+            <w:r>
+              <w:rPr>
+                <w:rFonts w:ascii="Times New Roman" w:eastAsia="宋体" w:hAnsi="Times New Roman"/>
+                <w:sz w:val="21"/>
+              </w:rPr>
+              <w:t>SPSS</w:t>
+            </w:r>
+            <w:r>
+              <w:rPr>
+                <w:rFonts w:ascii="Times New Roman" w:eastAsia="宋体" w:hAnsi="Times New Roman" w:cs="宋体"/>
+                <w:sz w:val="21"/>
+              </w:rPr>
+              <w:t>（问卷分析），累计处理</w:t>
+            </w:r>
+            <w:r>
+              <w:rPr>
+                <w:rFonts w:ascii="Times New Roman" w:eastAsia="宋体" w:hAnsi="Times New Roman"/>
+                <w:sz w:val="21"/>
+              </w:rPr>
+              <w:t>4.5</w:t>
+            </w:r>
+            <w:r>
+              <w:rPr>
+                <w:rFonts w:ascii="Times New Roman" w:eastAsia="宋体" w:hAnsi="Times New Roman" w:cs="宋体"/>
+                <w:sz w:val="21"/>
+              </w:rPr>
+              <w:t>万</w:t>
+            </w:r>
+            <w:r>
+              <w:rPr>
+                <w:rFonts w:ascii="Times New Roman" w:eastAsia="宋体" w:hAnsi="Times New Roman"/>
+                <w:sz w:val="21"/>
+              </w:rPr>
+              <w:t>+</w:t>
+            </w:r>
+            <w:r>
+              <w:rPr>
+                <w:rFonts w:ascii="Times New Roman" w:eastAsia="宋体" w:hAnsi="Times New Roman" w:cs="宋体"/>
+                <w:sz w:val="21"/>
+              </w:rPr>
+              <w:t>条业务数据</w:t>
+            </w:r>
+          </w:p>
+          <w:p>
+            <w:pPr>
+              <w:spacing w:line="290" w:lineRule="atLeast"/>
               <w:rPr>
                 <w:rFonts w:ascii="Times New Roman" w:eastAsia="宋体" w:hAnsi="Times New Roman" w:cs="宋体" w:hint="default"/>
                 <w:b/>
@@ -3231,75 +3251,75 @@
                 <w:bCs/>
                 <w:sz w:val="21"/>
               </w:rPr>
-              <w:t xml:space="preserve">业务系统：</w:t>
-            </w:r>
-            <w:r>
-              <w:rPr>
-                <w:rFonts w:ascii="Times New Roman" w:eastAsia="宋体" w:hAnsi="Times New Roman" w:cs="宋体"/>
-                <w:sz w:val="21"/>
-              </w:rPr>
-              <w:t xml:space="preserve">用友</w:t>
-            </w:r>
-            <w:r>
-              <w:rPr>
-                <w:rFonts w:eastAsia="宋体" w:ascii="Times New Roman" w:hAnsi="Times New Roman"/>
-                <w:sz w:val="21"/>
-              </w:rPr>
-              <w:t xml:space="preserve">U8+ ERP</w:t>
-            </w:r>
-            <w:r>
-              <w:rPr>
-                <w:rFonts w:ascii="Times New Roman" w:eastAsia="宋体" w:hAnsi="Times New Roman" w:cs="宋体"/>
-                <w:sz w:val="21"/>
-              </w:rPr>
-              <w:t xml:space="preserve">（采购</w:t>
-            </w:r>
-            <w:r>
-              <w:rPr>
-                <w:rFonts w:eastAsia="宋体" w:ascii="Times New Roman" w:hAnsi="Times New Roman"/>
-                <w:sz w:val="21"/>
-              </w:rPr>
-              <w:t xml:space="preserve">/</w:t>
-            </w:r>
-            <w:r>
-              <w:rPr>
-                <w:rFonts w:ascii="Times New Roman" w:eastAsia="宋体" w:hAnsi="Times New Roman" w:cs="宋体"/>
-                <w:sz w:val="21"/>
-              </w:rPr>
-              <w:t xml:space="preserve">销售</w:t>
-            </w:r>
-            <w:r>
-              <w:rPr>
-                <w:rFonts w:eastAsia="宋体" w:ascii="Times New Roman" w:hAnsi="Times New Roman"/>
-                <w:sz w:val="21"/>
-              </w:rPr>
-              <w:t xml:space="preserve">/</w:t>
-            </w:r>
-            <w:r>
-              <w:rPr>
-                <w:rFonts w:ascii="Times New Roman" w:eastAsia="宋体" w:hAnsi="Times New Roman" w:cs="宋体"/>
-                <w:sz w:val="21"/>
-              </w:rPr>
-              <w:t xml:space="preserve">库存</w:t>
-            </w:r>
-            <w:r>
-              <w:rPr>
-                <w:rFonts w:eastAsia="宋体" w:ascii="Times New Roman" w:hAnsi="Times New Roman"/>
-                <w:sz w:val="21"/>
-              </w:rPr>
-              <w:t xml:space="preserve">/</w:t>
-            </w:r>
-            <w:r>
-              <w:rPr>
-                <w:rFonts w:ascii="Times New Roman" w:eastAsia="宋体" w:hAnsi="Times New Roman" w:cs="宋体"/>
-                <w:sz w:val="21"/>
-              </w:rPr>
-              <w:t xml:space="preserve">存货核算全流程操作，熟悉单据流转与模块联动）</w:t>
-            </w:r>
-          </w:p>
-          <w:p>
-            <w:pPr>
-              <w:spacing w:line="290" w:lineRule="atLeast" w:before="0" w:after="0"/>
+              <w:t>业务系统：</w:t>
+            </w:r>
+            <w:r>
+              <w:rPr>
+                <w:rFonts w:ascii="Times New Roman" w:eastAsia="宋体" w:hAnsi="Times New Roman" w:cs="宋体"/>
+                <w:sz w:val="21"/>
+              </w:rPr>
+              <w:t>用友</w:t>
+            </w:r>
+            <w:r>
+              <w:rPr>
+                <w:rFonts w:ascii="Times New Roman" w:eastAsia="宋体" w:hAnsi="Times New Roman"/>
+                <w:sz w:val="21"/>
+              </w:rPr>
+              <w:t>U8+ ERP</w:t>
+            </w:r>
+            <w:r>
+              <w:rPr>
+                <w:rFonts w:ascii="Times New Roman" w:eastAsia="宋体" w:hAnsi="Times New Roman" w:cs="宋体"/>
+                <w:sz w:val="21"/>
+              </w:rPr>
+              <w:t>（采购</w:t>
+            </w:r>
+            <w:r>
+              <w:rPr>
+                <w:rFonts w:ascii="Times New Roman" w:eastAsia="宋体" w:hAnsi="Times New Roman"/>
+                <w:sz w:val="21"/>
+              </w:rPr>
+              <w:t>/</w:t>
+            </w:r>
+            <w:r>
+              <w:rPr>
+                <w:rFonts w:ascii="Times New Roman" w:eastAsia="宋体" w:hAnsi="Times New Roman" w:cs="宋体"/>
+                <w:sz w:val="21"/>
+              </w:rPr>
+              <w:t>销售</w:t>
+            </w:r>
+            <w:r>
+              <w:rPr>
+                <w:rFonts w:ascii="Times New Roman" w:eastAsia="宋体" w:hAnsi="Times New Roman"/>
+                <w:sz w:val="21"/>
+              </w:rPr>
+              <w:t>/</w:t>
+            </w:r>
+            <w:r>
+              <w:rPr>
+                <w:rFonts w:ascii="Times New Roman" w:eastAsia="宋体" w:hAnsi="Times New Roman" w:cs="宋体"/>
+                <w:sz w:val="21"/>
+              </w:rPr>
+              <w:t>库存</w:t>
+            </w:r>
+            <w:r>
+              <w:rPr>
+                <w:rFonts w:ascii="Times New Roman" w:eastAsia="宋体" w:hAnsi="Times New Roman"/>
+                <w:sz w:val="21"/>
+              </w:rPr>
+              <w:t>/</w:t>
+            </w:r>
+            <w:r>
+              <w:rPr>
+                <w:rFonts w:ascii="Times New Roman" w:eastAsia="宋体" w:hAnsi="Times New Roman" w:cs="宋体"/>
+                <w:sz w:val="21"/>
+              </w:rPr>
+              <w:t>存货核算全流程操作，熟悉单据流转与模块联动）</w:t>
+            </w:r>
+          </w:p>
+          <w:p>
+            <w:pPr>
+              <w:spacing w:line="290" w:lineRule="atLeast"/>
               <w:rPr>
                 <w:rFonts w:ascii="Times New Roman" w:eastAsia="宋体" w:hAnsi="Times New Roman" w:cs="宋体" w:hint="default"/>
                 <w:b/>
@@ -3314,26 +3334,26 @@
                 <w:bCs/>
                 <w:sz w:val="21"/>
               </w:rPr>
-              <w:t xml:space="preserve">语言能力：</w:t>
-            </w:r>
-            <w:r>
-              <w:rPr>
-                <w:rFonts w:eastAsia="宋体" w:ascii="Times New Roman" w:hAnsi="Times New Roman"/>
-                <w:sz w:val="21"/>
-              </w:rPr>
-              <w:t xml:space="preserve">CET-4</w:t>
-            </w:r>
-            <w:r>
-              <w:rPr>
-                <w:rFonts w:ascii="Times New Roman" w:eastAsia="宋体" w:hAnsi="Times New Roman" w:cs="宋体"/>
-                <w:sz w:val="21"/>
-              </w:rPr>
-              <w:t xml:space="preserve">，可阅读英文专业资料</w:t>
-            </w:r>
-          </w:p>
-          <w:p>
-            <w:pPr>
-              <w:spacing w:line="290" w:lineRule="atLeast" w:before="0" w:after="0"/>
+              <w:t>语言能力：</w:t>
+            </w:r>
+            <w:r>
+              <w:rPr>
+                <w:rFonts w:ascii="Times New Roman" w:eastAsia="宋体" w:hAnsi="Times New Roman"/>
+                <w:sz w:val="21"/>
+              </w:rPr>
+              <w:t>CET-4</w:t>
+            </w:r>
+            <w:r>
+              <w:rPr>
+                <w:rFonts w:ascii="Times New Roman" w:eastAsia="宋体" w:hAnsi="Times New Roman" w:cs="宋体"/>
+                <w:sz w:val="21"/>
+              </w:rPr>
+              <w:t>，可阅读英文专业资料</w:t>
+            </w:r>
+          </w:p>
+          <w:p>
+            <w:pPr>
+              <w:spacing w:line="290" w:lineRule="atLeast"/>
               <w:rPr>
                 <w:rFonts w:ascii="Times New Roman" w:eastAsia="宋体" w:hAnsi="Times New Roman" w:cs="宋体" w:hint="default"/>
                 <w:b/>
@@ -3348,14 +3368,14 @@
                 <w:bCs/>
                 <w:sz w:val="21"/>
               </w:rPr>
-              <w:t xml:space="preserve">通用能力：</w:t>
-            </w:r>
-            <w:r>
-              <w:rPr>
-                <w:rFonts w:ascii="Times New Roman" w:eastAsia="宋体" w:hAnsi="Times New Roman" w:cs="宋体"/>
-                <w:sz w:val="21"/>
-              </w:rPr>
-              <w:t xml:space="preserve">执行力与细节把控、跨部门沟通协作、流程梳理与标准化、文档与台账管理、数据驱动的问题分析</w:t>
+              <w:t>通用能力：</w:t>
+            </w:r>
+            <w:r>
+              <w:rPr>
+                <w:rFonts w:ascii="Times New Roman" w:eastAsia="宋体" w:hAnsi="Times New Roman" w:cs="宋体"/>
+                <w:sz w:val="21"/>
+              </w:rPr>
+              <w:t>执行力与细节把控、跨部门沟通协作、流程梳理与标准化、文档与台账管理、数据驱动的问题分析</w:t>
             </w:r>
           </w:p>
         </w:tc>
@@ -3363,11 +3383,12 @@
     </w:tbl>
     <w:p>
       <w:pPr>
+        <w:spacing w:line="290" w:lineRule="atLeast"/>
         <w:rPr>
+          <w:rFonts w:hint="default"/>
           <w:vanish/>
           <w:sz w:val="21"/>
         </w:rPr>
-        <w:spacing w:line="290" w:lineRule="atLeast" w:before="0" w:after="0"/>
       </w:pPr>
     </w:p>
     <w:sectPr>
@@ -4977,15 +4998,6 @@
   </w:num>
   <w:num w:numId="13" w16cid:durableId="1101874244">
     <w:abstractNumId w:val="5"/>
-    <w:lvlOverride w:ilvl="0"/>
-    <w:lvlOverride w:ilvl="1"/>
-    <w:lvlOverride w:ilvl="2"/>
-    <w:lvlOverride w:ilvl="3"/>
-    <w:lvlOverride w:ilvl="4"/>
-    <w:lvlOverride w:ilvl="5"/>
-    <w:lvlOverride w:ilvl="6"/>
-    <w:lvlOverride w:ilvl="7"/>
-    <w:lvlOverride w:ilvl="8"/>
   </w:num>
 </w:numbering>
 </file>
@@ -5156,7 +5168,6 @@
     <w:lsdException w:name="Table Web 2" w:semiHidden="1" w:unhideWhenUsed="1"/>
     <w:lsdException w:name="Table Web 3" w:semiHidden="1" w:unhideWhenUsed="1"/>
     <w:lsdException w:name="Balloon Text" w:semiHidden="1" w:unhideWhenUsed="1"/>
-    <w:lsdException w:name="Table Grid" w:semiHidden="1" w:unhideWhenUsed="1"/>
     <w:lsdException w:name="Table Theme" w:semiHidden="1" w:unhideWhenUsed="1"/>
     <w:lsdException w:name="Placeholder Text" w:semiHidden="1" w:uiPriority="99" w:unhideWhenUsed="1"/>
     <w:lsdException w:name="No Spacing" w:uiPriority="99" w:qFormat="1"/>
@@ -5448,14 +5459,17 @@
   </w:style>
   <w:style w:type="character" w:default="1" w:styleId="a0">
     <w:name w:val="Default Paragraph Font"/>
-    <w:uiPriority w:val="99"/>
+    <w:uiPriority w:val="1"/>
+    <w:semiHidden/>
     <w:unhideWhenUsed/>
   </w:style>
   <w:style w:type="table" w:default="1" w:styleId="a1">
     <w:name w:val="Normal Table"/>
     <w:uiPriority w:val="99"/>
+    <w:semiHidden/>
     <w:unhideWhenUsed/>
     <w:tblPr>
+      <w:tblInd w:w="0" w:type="dxa"/>
       <w:tblCellMar>
         <w:top w:w="0" w:type="dxa"/>
         <w:left w:w="108" w:type="dxa"/>
